--- a/Szakdolgozat_v4.docx
+++ b/Szakdolgozat_v4.docx
@@ -26,12 +26,12 @@
           <wp:inline distB="0" distT="0" distL="0" distR="0">
             <wp:extent cx="1079500" cy="1079500"/>
             <wp:effectExtent b="0" l="0" r="0" t="0"/>
-            <wp:docPr descr="KK logo 4" id="3" name="image8.png"/>
+            <wp:docPr descr="KK logo 4" id="4" name="image1.png"/>
             <a:graphic>
               <a:graphicData uri="http://schemas.openxmlformats.org/drawingml/2006/picture">
                 <pic:pic>
                   <pic:nvPicPr>
-                    <pic:cNvPr descr="KK logo 4" id="0" name="image8.png"/>
+                    <pic:cNvPr descr="KK logo 4" id="0" name="image1.png"/>
                     <pic:cNvPicPr preferRelativeResize="0"/>
                   </pic:nvPicPr>
                   <pic:blipFill>
@@ -78,12 +78,12 @@
           <wp:inline distB="0" distT="0" distL="0" distR="0">
             <wp:extent cx="1676400" cy="717550"/>
             <wp:effectExtent b="0" l="0" r="0" t="0"/>
-            <wp:docPr descr="MSZC logo" id="4" name="image6.jpg"/>
+            <wp:docPr descr="MSZC logo" id="5" name="image2.jpg"/>
             <a:graphic>
               <a:graphicData uri="http://schemas.openxmlformats.org/drawingml/2006/picture">
                 <pic:pic>
                   <pic:nvPicPr>
-                    <pic:cNvPr descr="MSZC logo" id="0" name="image6.jpg"/>
+                    <pic:cNvPr descr="MSZC logo" id="0" name="image2.jpg"/>
                     <pic:cNvPicPr preferRelativeResize="0"/>
                   </pic:nvPicPr>
                   <pic:blipFill>
@@ -1524,12 +1524,12 @@
           <wp:inline distB="114300" distT="114300" distL="114300" distR="114300">
             <wp:extent cx="5760410" cy="3238500"/>
             <wp:effectExtent b="0" l="0" r="0" t="0"/>
-            <wp:docPr id="5" name="image4.png"/>
+            <wp:docPr id="6" name="image6.png"/>
             <a:graphic>
               <a:graphicData uri="http://schemas.openxmlformats.org/drawingml/2006/picture">
                 <pic:pic>
                   <pic:nvPicPr>
-                    <pic:cNvPr id="0" name="image4.png"/>
+                    <pic:cNvPr id="0" name="image6.png"/>
                     <pic:cNvPicPr preferRelativeResize="0"/>
                   </pic:nvPicPr>
                   <pic:blipFill>
@@ -1626,12 +1626,12 @@
           <wp:inline distB="114300" distT="114300" distL="114300" distR="114300">
             <wp:extent cx="4000500" cy="3448050"/>
             <wp:effectExtent b="0" l="0" r="0" t="0"/>
-            <wp:docPr id="9" name="image2.png"/>
+            <wp:docPr id="11" name="image12.png"/>
             <a:graphic>
               <a:graphicData uri="http://schemas.openxmlformats.org/drawingml/2006/picture">
                 <pic:pic>
                   <pic:nvPicPr>
-                    <pic:cNvPr id="0" name="image2.png"/>
+                    <pic:cNvPr id="0" name="image12.png"/>
                     <pic:cNvPicPr preferRelativeResize="0"/>
                   </pic:nvPicPr>
                   <pic:blipFill>
@@ -1713,12 +1713,12 @@
           <wp:inline distB="114300" distT="114300" distL="114300" distR="114300">
             <wp:extent cx="4000500" cy="4772025"/>
             <wp:effectExtent b="0" l="0" r="0" t="0"/>
-            <wp:docPr id="10" name="image7.png"/>
+            <wp:docPr id="12" name="image9.png"/>
             <a:graphic>
               <a:graphicData uri="http://schemas.openxmlformats.org/drawingml/2006/picture">
                 <pic:pic>
                   <pic:nvPicPr>
-                    <pic:cNvPr id="0" name="image7.png"/>
+                    <pic:cNvPr id="0" name="image9.png"/>
                     <pic:cNvPicPr preferRelativeResize="0"/>
                   </pic:nvPicPr>
                   <pic:blipFill>
@@ -1816,12 +1816,12 @@
           <wp:inline distB="114300" distT="114300" distL="114300" distR="114300">
             <wp:extent cx="5760410" cy="3251200"/>
             <wp:effectExtent b="0" l="0" r="0" t="0"/>
-            <wp:docPr id="6" name="image3.png"/>
+            <wp:docPr id="8" name="image8.png"/>
             <a:graphic>
               <a:graphicData uri="http://schemas.openxmlformats.org/drawingml/2006/picture">
                 <pic:pic>
                   <pic:nvPicPr>
-                    <pic:cNvPr id="0" name="image3.png"/>
+                    <pic:cNvPr id="0" name="image8.png"/>
                     <pic:cNvPicPr preferRelativeResize="0"/>
                   </pic:nvPicPr>
                   <pic:blipFill>
@@ -1885,12 +1885,12 @@
           <wp:inline distB="114300" distT="114300" distL="114300" distR="114300">
             <wp:extent cx="3962400" cy="4781550"/>
             <wp:effectExtent b="0" l="0" r="0" t="0"/>
-            <wp:docPr id="1" name="image5.png"/>
+            <wp:docPr id="1" name="image7.png"/>
             <a:graphic>
               <a:graphicData uri="http://schemas.openxmlformats.org/drawingml/2006/picture">
                 <pic:pic>
                   <pic:nvPicPr>
-                    <pic:cNvPr id="0" name="image5.png"/>
+                    <pic:cNvPr id="0" name="image7.png"/>
                     <pic:cNvPicPr preferRelativeResize="0"/>
                   </pic:nvPicPr>
                   <pic:blipFill>
@@ -1954,12 +1954,12 @@
           <wp:inline distB="114300" distT="114300" distL="114300" distR="114300">
             <wp:extent cx="4572000" cy="5257800"/>
             <wp:effectExtent b="0" l="0" r="0" t="0"/>
-            <wp:docPr id="7" name="image10.png"/>
+            <wp:docPr id="9" name="image11.png"/>
             <a:graphic>
               <a:graphicData uri="http://schemas.openxmlformats.org/drawingml/2006/picture">
                 <pic:pic>
                   <pic:nvPicPr>
-                    <pic:cNvPr id="0" name="image10.png"/>
+                    <pic:cNvPr id="0" name="image11.png"/>
                     <pic:cNvPicPr preferRelativeResize="0"/>
                   </pic:nvPicPr>
                   <pic:blipFill>
@@ -2041,12 +2041,12 @@
           <wp:inline distB="114300" distT="114300" distL="114300" distR="114300">
             <wp:extent cx="3390900" cy="1647825"/>
             <wp:effectExtent b="0" l="0" r="0" t="0"/>
-            <wp:docPr id="8" name="image9.png"/>
+            <wp:docPr id="10" name="image10.png"/>
             <a:graphic>
               <a:graphicData uri="http://schemas.openxmlformats.org/drawingml/2006/picture">
                 <pic:pic>
                   <pic:nvPicPr>
-                    <pic:cNvPr id="0" name="image9.png"/>
+                    <pic:cNvPr id="0" name="image10.png"/>
                     <pic:cNvPicPr preferRelativeResize="0"/>
                   </pic:nvPicPr>
                   <pic:blipFill>
@@ -6340,12 +6340,12 @@
           <wp:inline distB="114300" distT="114300" distL="114300" distR="114300">
             <wp:extent cx="5760410" cy="1016000"/>
             <wp:effectExtent b="0" l="0" r="0" t="0"/>
-            <wp:docPr id="2" name="image1.png"/>
+            <wp:docPr id="2" name="image3.png"/>
             <a:graphic>
               <a:graphicData uri="http://schemas.openxmlformats.org/drawingml/2006/picture">
                 <pic:pic>
                   <pic:nvPicPr>
-                    <pic:cNvPr id="0" name="image1.png"/>
+                    <pic:cNvPr id="0" name="image3.png"/>
                     <pic:cNvPicPr preferRelativeResize="0"/>
                   </pic:nvPicPr>
                   <pic:blipFill>
@@ -6883,6 +6883,59 @@
     </w:p>
     <w:p>
       <w:pPr>
+        <w:spacing w:after="240" w:before="240" w:line="240" w:lineRule="auto"/>
+        <w:ind w:left="0" w:firstLine="0"/>
+        <w:rPr>
+          <w:sz w:val="24"/>
+          <w:szCs w:val="24"/>
+        </w:rPr>
+      </w:pPr>
+      <w:r>
+        <w:rPr>
+          <w:sz w:val="24"/>
+          <w:szCs w:val="24"/>
+        </w:rPr>
+        <w:drawing>
+          <wp:inline distB="114300" distT="114300" distL="114300" distR="114300">
+            <wp:extent cx="5760410" cy="3721100"/>
+            <wp:effectExtent b="0" l="0" r="0" t="0"/>
+            <wp:docPr id="3" name="image4.png"/>
+            <a:graphic>
+              <a:graphicData uri="http://schemas.openxmlformats.org/drawingml/2006/picture">
+                <pic:pic>
+                  <pic:nvPicPr>
+                    <pic:cNvPr id="0" name="image4.png"/>
+                    <pic:cNvPicPr preferRelativeResize="0"/>
+                  </pic:nvPicPr>
+                  <pic:blipFill>
+                    <a:blip r:embed="rId18"/>
+                    <a:srcRect b="0" l="0" r="0" t="0"/>
+                    <a:stretch>
+                      <a:fillRect/>
+                    </a:stretch>
+                  </pic:blipFill>
+                  <pic:spPr>
+                    <a:xfrm>
+                      <a:off x="0" y="0"/>
+                      <a:ext cx="5760410" cy="3721100"/>
+                    </a:xfrm>
+                    <a:prstGeom prst="rect"/>
+                    <a:ln/>
+                  </pic:spPr>
+                </pic:pic>
+              </a:graphicData>
+            </a:graphic>
+          </wp:inline>
+        </w:drawing>
+      </w:r>
+      <w:r>
+        <w:rPr>
+          <w:rtl w:val="0"/>
+        </w:rPr>
+      </w:r>
+    </w:p>
+    <w:p>
+      <w:pPr>
         <w:pStyle w:val="Heading3"/>
         <w:keepNext w:val="0"/>
         <w:keepLines w:val="0"/>
@@ -7148,6 +7201,44 @@
       </w:pPr>
       <w:r>
         <w:rPr>
+          <w:sz w:val="28"/>
+          <w:szCs w:val="28"/>
+        </w:rPr>
+        <w:drawing>
+          <wp:inline distB="114300" distT="114300" distL="114300" distR="114300">
+            <wp:extent cx="5760410" cy="2679700"/>
+            <wp:effectExtent b="0" l="0" r="0" t="0"/>
+            <wp:docPr id="7" name="image5.png"/>
+            <a:graphic>
+              <a:graphicData uri="http://schemas.openxmlformats.org/drawingml/2006/picture">
+                <pic:pic>
+                  <pic:nvPicPr>
+                    <pic:cNvPr id="0" name="image5.png"/>
+                    <pic:cNvPicPr preferRelativeResize="0"/>
+                  </pic:nvPicPr>
+                  <pic:blipFill>
+                    <a:blip r:embed="rId19"/>
+                    <a:srcRect b="0" l="0" r="0" t="0"/>
+                    <a:stretch>
+                      <a:fillRect/>
+                    </a:stretch>
+                  </pic:blipFill>
+                  <pic:spPr>
+                    <a:xfrm>
+                      <a:off x="0" y="0"/>
+                      <a:ext cx="5760410" cy="2679700"/>
+                    </a:xfrm>
+                    <a:prstGeom prst="rect"/>
+                    <a:ln/>
+                  </pic:spPr>
+                </pic:pic>
+              </a:graphicData>
+            </a:graphic>
+          </wp:inline>
+        </w:drawing>
+      </w:r>
+      <w:r>
+        <w:rPr>
           <w:rtl w:val="0"/>
         </w:rPr>
       </w:r>
@@ -7167,7 +7258,7 @@
       </w:r>
     </w:p>
     <w:sectPr>
-      <w:footerReference r:id="rId18" w:type="default"/>
+      <w:footerReference r:id="rId20" w:type="default"/>
       <w:type w:val="nextPage"/>
       <w:pgSz w:h="16838" w:w="11906" w:orient="portrait"/>
       <w:pgMar w:bottom="1417" w:top="1417" w:left="1417" w:right="1417" w:header="708" w:footer="708"/>

--- a/Szakdolgozat_v4.docx
+++ b/Szakdolgozat_v4.docx
@@ -26,12 +26,12 @@
           <wp:inline distB="0" distT="0" distL="0" distR="0">
             <wp:extent cx="1079500" cy="1079500"/>
             <wp:effectExtent b="0" l="0" r="0" t="0"/>
-            <wp:docPr descr="KK logo 4" id="1" name="image4.png"/>
+            <wp:docPr descr="KK logo 4" id="1" name="image8.png"/>
             <a:graphic>
               <a:graphicData uri="http://schemas.openxmlformats.org/drawingml/2006/picture">
                 <pic:pic>
                   <pic:nvPicPr>
-                    <pic:cNvPr descr="KK logo 4" id="0" name="image4.png"/>
+                    <pic:cNvPr descr="KK logo 4" id="0" name="image8.png"/>
                     <pic:cNvPicPr preferRelativeResize="0"/>
                   </pic:nvPicPr>
                   <pic:blipFill>
@@ -78,12 +78,12 @@
           <wp:inline distB="0" distT="0" distL="0" distR="0">
             <wp:extent cx="1676400" cy="717550"/>
             <wp:effectExtent b="0" l="0" r="0" t="0"/>
-            <wp:docPr descr="MSZC logo" id="3" name="image5.jpg"/>
+            <wp:docPr descr="MSZC logo" id="3" name="image13.jpg"/>
             <a:graphic>
               <a:graphicData uri="http://schemas.openxmlformats.org/drawingml/2006/picture">
                 <pic:pic>
                   <pic:nvPicPr>
-                    <pic:cNvPr descr="MSZC logo" id="0" name="image5.jpg"/>
+                    <pic:cNvPr descr="MSZC logo" id="0" name="image13.jpg"/>
                     <pic:cNvPicPr preferRelativeResize="0"/>
                   </pic:nvPicPr>
                   <pic:blipFill>
@@ -813,6 +813,599 @@
         <w:spacing w:after="0" w:line="360" w:lineRule="auto"/>
         <w:jc w:val="center"/>
         <w:rPr/>
+      </w:pPr>
+      <w:r>
+        <w:rPr>
+          <w:rtl w:val="0"/>
+        </w:rPr>
+        <w:t xml:space="preserve">Tartalomjegyzék</w:t>
+      </w:r>
+    </w:p>
+    <w:sdt>
+      <w:sdtPr>
+        <w:docPartObj>
+          <w:docPartGallery w:val="Table of Contents"/>
+          <w:docPartUnique w:val="1"/>
+        </w:docPartObj>
+      </w:sdtPr>
+      <w:sdtContent>
+        <w:p>
+          <w:pPr>
+            <w:widowControl w:val="0"/>
+            <w:tabs>
+              <w:tab w:val="right" w:leader="dot" w:pos="12000"/>
+            </w:tabs>
+            <w:spacing w:after="0" w:before="60" w:line="240" w:lineRule="auto"/>
+            <w:rPr>
+              <w:b w:val="1"/>
+              <w:color w:val="000000"/>
+              <w:u w:val="none"/>
+            </w:rPr>
+          </w:pPr>
+          <w:r>
+            <w:fldChar w:fldCharType="begin"/>
+            <w:instrText xml:space="preserve"> TOC \h \u \z \t "Heading 1,1,Heading 2,2,Heading 3,3,Heading 4,4,Heading 5,5,Heading 6,6,"</w:instrText>
+            <w:fldChar w:fldCharType="separate"/>
+          </w:r>
+          <w:hyperlink w:anchor="_tv5oqy3gd2h8">
+            <w:r>
+              <w:rPr>
+                <w:b w:val="1"/>
+                <w:color w:val="000000"/>
+                <w:u w:val="none"/>
+                <w:rtl w:val="0"/>
+              </w:rPr>
+              <w:t xml:space="preserve">Bevezetés</w:t>
+              <w:tab/>
+            </w:r>
+          </w:hyperlink>
+          <w:r>
+            <w:fldChar w:fldCharType="begin"/>
+            <w:instrText xml:space="preserve"> PAGEREF _tv5oqy3gd2h8 \h </w:instrText>
+            <w:fldChar w:fldCharType="separate"/>
+          </w:r>
+          <w:r>
+            <w:rPr>
+              <w:b w:val="1"/>
+              <w:rtl w:val="0"/>
+            </w:rPr>
+            <w:t xml:space="preserve">1</w:t>
+          </w:r>
+          <w:r>
+            <w:fldChar w:fldCharType="end"/>
+          </w:r>
+          <w:r>
+            <w:rPr>
+              <w:rtl w:val="0"/>
+            </w:rPr>
+          </w:r>
+        </w:p>
+        <w:p>
+          <w:pPr>
+            <w:widowControl w:val="0"/>
+            <w:tabs>
+              <w:tab w:val="right" w:leader="dot" w:pos="12000"/>
+            </w:tabs>
+            <w:spacing w:after="0" w:before="60" w:line="240" w:lineRule="auto"/>
+            <w:rPr>
+              <w:b w:val="1"/>
+              <w:color w:val="000000"/>
+              <w:u w:val="none"/>
+            </w:rPr>
+          </w:pPr>
+          <w:hyperlink w:anchor="_huolbb6nsnw0">
+            <w:r>
+              <w:rPr>
+                <w:b w:val="1"/>
+                <w:color w:val="000000"/>
+                <w:u w:val="none"/>
+                <w:rtl w:val="0"/>
+              </w:rPr>
+              <w:t xml:space="preserve">A weboldal működése</w:t>
+              <w:tab/>
+            </w:r>
+          </w:hyperlink>
+          <w:r>
+            <w:fldChar w:fldCharType="begin"/>
+            <w:instrText xml:space="preserve"> PAGEREF _huolbb6nsnw0 \h </w:instrText>
+            <w:fldChar w:fldCharType="separate"/>
+          </w:r>
+          <w:r>
+            <w:rPr>
+              <w:b w:val="1"/>
+              <w:rtl w:val="0"/>
+            </w:rPr>
+            <w:t xml:space="preserve">1</w:t>
+          </w:r>
+          <w:r>
+            <w:fldChar w:fldCharType="end"/>
+          </w:r>
+          <w:r>
+            <w:rPr>
+              <w:rtl w:val="0"/>
+            </w:rPr>
+          </w:r>
+        </w:p>
+        <w:p>
+          <w:pPr>
+            <w:widowControl w:val="0"/>
+            <w:tabs>
+              <w:tab w:val="right" w:leader="dot" w:pos="12000"/>
+            </w:tabs>
+            <w:spacing w:after="0" w:before="60" w:line="240" w:lineRule="auto"/>
+            <w:rPr>
+              <w:b w:val="1"/>
+              <w:color w:val="000000"/>
+              <w:u w:val="none"/>
+            </w:rPr>
+          </w:pPr>
+          <w:hyperlink w:anchor="_xxybpm6q8a92">
+            <w:r>
+              <w:rPr>
+                <w:b w:val="1"/>
+                <w:color w:val="000000"/>
+                <w:u w:val="none"/>
+                <w:rtl w:val="0"/>
+              </w:rPr>
+              <w:t xml:space="preserve">A weboldal használata</w:t>
+              <w:tab/>
+            </w:r>
+          </w:hyperlink>
+          <w:r>
+            <w:fldChar w:fldCharType="begin"/>
+            <w:instrText xml:space="preserve"> PAGEREF _xxybpm6q8a92 \h </w:instrText>
+            <w:fldChar w:fldCharType="separate"/>
+          </w:r>
+          <w:r>
+            <w:rPr>
+              <w:b w:val="1"/>
+              <w:rtl w:val="0"/>
+            </w:rPr>
+            <w:t xml:space="preserve">13</w:t>
+          </w:r>
+          <w:r>
+            <w:fldChar w:fldCharType="end"/>
+          </w:r>
+          <w:r>
+            <w:rPr>
+              <w:rtl w:val="0"/>
+            </w:rPr>
+          </w:r>
+        </w:p>
+        <w:p>
+          <w:pPr>
+            <w:widowControl w:val="0"/>
+            <w:tabs>
+              <w:tab w:val="right" w:leader="dot" w:pos="12000"/>
+            </w:tabs>
+            <w:spacing w:after="0" w:before="60" w:line="240" w:lineRule="auto"/>
+            <w:rPr>
+              <w:b w:val="1"/>
+              <w:color w:val="000000"/>
+              <w:u w:val="none"/>
+            </w:rPr>
+          </w:pPr>
+          <w:hyperlink w:anchor="_8b87a3ns04b7">
+            <w:r>
+              <w:rPr>
+                <w:b w:val="1"/>
+                <w:color w:val="000000"/>
+                <w:u w:val="none"/>
+                <w:rtl w:val="0"/>
+              </w:rPr>
+              <w:t xml:space="preserve">WPF Alkalmazás</w:t>
+              <w:tab/>
+            </w:r>
+          </w:hyperlink>
+          <w:r>
+            <w:fldChar w:fldCharType="begin"/>
+            <w:instrText xml:space="preserve"> PAGEREF _8b87a3ns04b7 \h </w:instrText>
+            <w:fldChar w:fldCharType="separate"/>
+          </w:r>
+          <w:r>
+            <w:rPr>
+              <w:b w:val="1"/>
+              <w:rtl w:val="0"/>
+            </w:rPr>
+            <w:t xml:space="preserve">14</w:t>
+          </w:r>
+          <w:r>
+            <w:fldChar w:fldCharType="end"/>
+          </w:r>
+          <w:r>
+            <w:rPr>
+              <w:rtl w:val="0"/>
+            </w:rPr>
+          </w:r>
+        </w:p>
+        <w:p>
+          <w:pPr>
+            <w:widowControl w:val="0"/>
+            <w:tabs>
+              <w:tab w:val="right" w:leader="dot" w:pos="12000"/>
+            </w:tabs>
+            <w:spacing w:after="0" w:before="60" w:line="240" w:lineRule="auto"/>
+            <w:rPr>
+              <w:b w:val="1"/>
+              <w:color w:val="000000"/>
+              <w:u w:val="none"/>
+            </w:rPr>
+          </w:pPr>
+          <w:hyperlink w:anchor="_so27acoi6wab">
+            <w:r>
+              <w:rPr>
+                <w:b w:val="1"/>
+                <w:color w:val="000000"/>
+                <w:u w:val="none"/>
+                <w:rtl w:val="0"/>
+              </w:rPr>
+              <w:t xml:space="preserve">Programozási nyelvek és Technológiák</w:t>
+              <w:tab/>
+            </w:r>
+          </w:hyperlink>
+          <w:r>
+            <w:fldChar w:fldCharType="begin"/>
+            <w:instrText xml:space="preserve"> PAGEREF _so27acoi6wab \h </w:instrText>
+            <w:fldChar w:fldCharType="separate"/>
+          </w:r>
+          <w:r>
+            <w:rPr>
+              <w:b w:val="1"/>
+              <w:rtl w:val="0"/>
+            </w:rPr>
+            <w:t xml:space="preserve">19</w:t>
+          </w:r>
+          <w:r>
+            <w:fldChar w:fldCharType="end"/>
+          </w:r>
+          <w:r>
+            <w:rPr>
+              <w:rtl w:val="0"/>
+            </w:rPr>
+          </w:r>
+        </w:p>
+        <w:p>
+          <w:pPr>
+            <w:widowControl w:val="0"/>
+            <w:tabs>
+              <w:tab w:val="right" w:leader="dot" w:pos="12000"/>
+            </w:tabs>
+            <w:spacing w:after="0" w:before="60" w:line="240" w:lineRule="auto"/>
+            <w:ind w:left="720" w:firstLine="0"/>
+            <w:rPr>
+              <w:color w:val="000000"/>
+              <w:u w:val="none"/>
+            </w:rPr>
+          </w:pPr>
+          <w:hyperlink w:anchor="_mavers27goar">
+            <w:r>
+              <w:rPr>
+                <w:color w:val="000000"/>
+                <w:u w:val="none"/>
+                <w:rtl w:val="0"/>
+              </w:rPr>
+              <w:t xml:space="preserve">Főbb jellemzők:</w:t>
+              <w:tab/>
+            </w:r>
+          </w:hyperlink>
+          <w:r>
+            <w:fldChar w:fldCharType="begin"/>
+            <w:instrText xml:space="preserve"> PAGEREF _mavers27goar \h </w:instrText>
+            <w:fldChar w:fldCharType="separate"/>
+          </w:r>
+          <w:r>
+            <w:rPr>
+              <w:rtl w:val="0"/>
+            </w:rPr>
+            <w:t xml:space="preserve">21</w:t>
+          </w:r>
+          <w:r>
+            <w:fldChar w:fldCharType="end"/>
+          </w:r>
+          <w:r>
+            <w:rPr>
+              <w:rtl w:val="0"/>
+            </w:rPr>
+          </w:r>
+        </w:p>
+        <w:p>
+          <w:pPr>
+            <w:widowControl w:val="0"/>
+            <w:tabs>
+              <w:tab w:val="right" w:leader="dot" w:pos="12000"/>
+            </w:tabs>
+            <w:spacing w:after="0" w:before="60" w:line="240" w:lineRule="auto"/>
+            <w:ind w:left="720" w:firstLine="0"/>
+            <w:rPr>
+              <w:color w:val="000000"/>
+              <w:u w:val="none"/>
+            </w:rPr>
+          </w:pPr>
+          <w:hyperlink w:anchor="_1ry3tglbqx">
+            <w:r>
+              <w:rPr>
+                <w:color w:val="000000"/>
+                <w:u w:val="none"/>
+                <w:rtl w:val="0"/>
+              </w:rPr>
+              <w:t xml:space="preserve">Példa egy egyszerű adatbázisra (táblázatos formában):</w:t>
+              <w:tab/>
+            </w:r>
+          </w:hyperlink>
+          <w:r>
+            <w:fldChar w:fldCharType="begin"/>
+            <w:instrText xml:space="preserve"> PAGEREF _1ry3tglbqx \h </w:instrText>
+            <w:fldChar w:fldCharType="separate"/>
+          </w:r>
+          <w:r>
+            <w:rPr>
+              <w:rtl w:val="0"/>
+            </w:rPr>
+            <w:t xml:space="preserve">22</w:t>
+          </w:r>
+          <w:r>
+            <w:fldChar w:fldCharType="end"/>
+          </w:r>
+          <w:r>
+            <w:rPr>
+              <w:rtl w:val="0"/>
+            </w:rPr>
+          </w:r>
+        </w:p>
+        <w:p>
+          <w:pPr>
+            <w:widowControl w:val="0"/>
+            <w:tabs>
+              <w:tab w:val="right" w:leader="dot" w:pos="12000"/>
+            </w:tabs>
+            <w:spacing w:after="0" w:before="60" w:line="240" w:lineRule="auto"/>
+            <w:ind w:left="720" w:firstLine="0"/>
+            <w:rPr>
+              <w:color w:val="000000"/>
+              <w:u w:val="none"/>
+            </w:rPr>
+          </w:pPr>
+          <w:hyperlink w:anchor="_tshlfl23znde">
+            <w:r>
+              <w:rPr>
+                <w:color w:val="000000"/>
+                <w:u w:val="none"/>
+                <w:rtl w:val="0"/>
+              </w:rPr>
+              <w:t xml:space="preserve">Adatbázis típusai:</w:t>
+              <w:tab/>
+            </w:r>
+          </w:hyperlink>
+          <w:r>
+            <w:fldChar w:fldCharType="begin"/>
+            <w:instrText xml:space="preserve"> PAGEREF _tshlfl23znde \h </w:instrText>
+            <w:fldChar w:fldCharType="separate"/>
+          </w:r>
+          <w:r>
+            <w:rPr>
+              <w:rtl w:val="0"/>
+            </w:rPr>
+            <w:t xml:space="preserve">22</w:t>
+          </w:r>
+          <w:r>
+            <w:fldChar w:fldCharType="end"/>
+          </w:r>
+          <w:r>
+            <w:rPr>
+              <w:rtl w:val="0"/>
+            </w:rPr>
+          </w:r>
+        </w:p>
+        <w:p>
+          <w:pPr>
+            <w:widowControl w:val="0"/>
+            <w:tabs>
+              <w:tab w:val="right" w:leader="dot" w:pos="12000"/>
+            </w:tabs>
+            <w:spacing w:after="0" w:before="60" w:line="240" w:lineRule="auto"/>
+            <w:ind w:left="720" w:firstLine="0"/>
+            <w:rPr>
+              <w:color w:val="000000"/>
+              <w:u w:val="none"/>
+            </w:rPr>
+          </w:pPr>
+          <w:hyperlink w:anchor="_kmzy8secp4n5">
+            <w:r>
+              <w:rPr>
+                <w:color w:val="000000"/>
+                <w:u w:val="none"/>
+                <w:rtl w:val="0"/>
+              </w:rPr>
+              <w:t xml:space="preserve">Főbb jellemzők:</w:t>
+              <w:tab/>
+            </w:r>
+          </w:hyperlink>
+          <w:r>
+            <w:fldChar w:fldCharType="begin"/>
+            <w:instrText xml:space="preserve"> PAGEREF _kmzy8secp4n5 \h </w:instrText>
+            <w:fldChar w:fldCharType="separate"/>
+          </w:r>
+          <w:r>
+            <w:rPr>
+              <w:rtl w:val="0"/>
+            </w:rPr>
+            <w:t xml:space="preserve">22</w:t>
+          </w:r>
+          <w:r>
+            <w:fldChar w:fldCharType="end"/>
+          </w:r>
+          <w:r>
+            <w:rPr>
+              <w:rtl w:val="0"/>
+            </w:rPr>
+          </w:r>
+        </w:p>
+        <w:p>
+          <w:pPr>
+            <w:widowControl w:val="0"/>
+            <w:tabs>
+              <w:tab w:val="right" w:leader="dot" w:pos="12000"/>
+            </w:tabs>
+            <w:spacing w:after="0" w:before="60" w:line="240" w:lineRule="auto"/>
+            <w:ind w:left="720" w:firstLine="0"/>
+            <w:rPr>
+              <w:color w:val="000000"/>
+              <w:u w:val="none"/>
+            </w:rPr>
+          </w:pPr>
+          <w:hyperlink w:anchor="_vsy9y0in1260">
+            <w:r>
+              <w:rPr>
+                <w:color w:val="000000"/>
+                <w:u w:val="none"/>
+                <w:rtl w:val="0"/>
+              </w:rPr>
+              <w:t xml:space="preserve">Használati példák:</w:t>
+              <w:tab/>
+            </w:r>
+          </w:hyperlink>
+          <w:r>
+            <w:fldChar w:fldCharType="begin"/>
+            <w:instrText xml:space="preserve"> PAGEREF _vsy9y0in1260 \h </w:instrText>
+            <w:fldChar w:fldCharType="separate"/>
+          </w:r>
+          <w:r>
+            <w:rPr>
+              <w:rtl w:val="0"/>
+            </w:rPr>
+            <w:t xml:space="preserve">22</w:t>
+          </w:r>
+          <w:r>
+            <w:fldChar w:fldCharType="end"/>
+          </w:r>
+          <w:r>
+            <w:rPr>
+              <w:rtl w:val="0"/>
+            </w:rPr>
+          </w:r>
+        </w:p>
+        <w:p>
+          <w:pPr>
+            <w:widowControl w:val="0"/>
+            <w:tabs>
+              <w:tab w:val="right" w:leader="dot" w:pos="12000"/>
+            </w:tabs>
+            <w:spacing w:after="0" w:before="60" w:line="240" w:lineRule="auto"/>
+            <w:ind w:left="720" w:firstLine="0"/>
+            <w:rPr>
+              <w:color w:val="000000"/>
+              <w:u w:val="none"/>
+            </w:rPr>
+          </w:pPr>
+          <w:hyperlink w:anchor="_xcwze5574v84">
+            <w:r>
+              <w:rPr>
+                <w:color w:val="000000"/>
+                <w:u w:val="none"/>
+                <w:rtl w:val="0"/>
+              </w:rPr>
+              <w:t xml:space="preserve">Mire jó a XAMPP?</w:t>
+              <w:tab/>
+            </w:r>
+          </w:hyperlink>
+          <w:r>
+            <w:fldChar w:fldCharType="begin"/>
+            <w:instrText xml:space="preserve"> PAGEREF _xcwze5574v84 \h </w:instrText>
+            <w:fldChar w:fldCharType="separate"/>
+          </w:r>
+          <w:r>
+            <w:rPr>
+              <w:rtl w:val="0"/>
+            </w:rPr>
+            <w:t xml:space="preserve">23</w:t>
+          </w:r>
+          <w:r>
+            <w:fldChar w:fldCharType="end"/>
+          </w:r>
+          <w:r>
+            <w:rPr>
+              <w:rtl w:val="0"/>
+            </w:rPr>
+          </w:r>
+        </w:p>
+        <w:p>
+          <w:pPr>
+            <w:widowControl w:val="0"/>
+            <w:tabs>
+              <w:tab w:val="right" w:leader="dot" w:pos="12000"/>
+            </w:tabs>
+            <w:spacing w:after="0" w:before="60" w:line="240" w:lineRule="auto"/>
+            <w:ind w:left="720" w:firstLine="0"/>
+            <w:rPr>
+              <w:color w:val="000000"/>
+              <w:u w:val="none"/>
+            </w:rPr>
+          </w:pPr>
+          <w:hyperlink w:anchor="_tfr6w4c9h6ls">
+            <w:r>
+              <w:rPr>
+                <w:color w:val="000000"/>
+                <w:u w:val="none"/>
+                <w:rtl w:val="0"/>
+              </w:rPr>
+              <w:t xml:space="preserve">Hogyan működik?</w:t>
+              <w:tab/>
+            </w:r>
+          </w:hyperlink>
+          <w:r>
+            <w:fldChar w:fldCharType="begin"/>
+            <w:instrText xml:space="preserve"> PAGEREF _tfr6w4c9h6ls \h </w:instrText>
+            <w:fldChar w:fldCharType="separate"/>
+          </w:r>
+          <w:r>
+            <w:rPr>
+              <w:rtl w:val="0"/>
+            </w:rPr>
+            <w:t xml:space="preserve">23</w:t>
+          </w:r>
+          <w:r>
+            <w:fldChar w:fldCharType="end"/>
+          </w:r>
+          <w:r>
+            <w:rPr>
+              <w:rtl w:val="0"/>
+            </w:rPr>
+          </w:r>
+          <w:r>
+            <w:fldChar w:fldCharType="end"/>
+          </w:r>
+        </w:p>
+      </w:sdtContent>
+    </w:sdt>
+    <w:p>
+      <w:pPr>
+        <w:spacing w:after="0" w:line="360" w:lineRule="auto"/>
+        <w:jc w:val="center"/>
+        <w:rPr/>
+      </w:pPr>
+      <w:r>
+        <w:rPr>
+          <w:rtl w:val="0"/>
+        </w:rPr>
+      </w:r>
+    </w:p>
+    <w:p>
+      <w:pPr>
+        <w:spacing w:after="0" w:line="360" w:lineRule="auto"/>
+        <w:jc w:val="left"/>
+        <w:rPr/>
+      </w:pPr>
+      <w:r>
+        <w:rPr>
+          <w:rtl w:val="0"/>
+        </w:rPr>
+      </w:r>
+    </w:p>
+    <w:p>
+      <w:pPr>
+        <w:spacing w:after="0" w:line="360" w:lineRule="auto"/>
+        <w:jc w:val="left"/>
+        <w:rPr/>
         <w:sectPr>
           <w:footerReference r:id="rId8" w:type="default"/>
           <w:footerReference r:id="rId9" w:type="even"/>
@@ -825,7 +1418,6 @@
         <w:rPr>
           <w:rtl w:val="0"/>
         </w:rPr>
-        <w:t xml:space="preserve">Tartalomjegyzék</w:t>
       </w:r>
     </w:p>
     <w:p>
@@ -837,7 +1429,7 @@
           <w:rFonts w:ascii="Calibri" w:cs="Calibri" w:eastAsia="Calibri" w:hAnsi="Calibri"/>
         </w:rPr>
       </w:pPr>
-      <w:bookmarkStart w:colFirst="0" w:colLast="0" w:name="_sb4x0uyf1xd5" w:id="0"/>
+      <w:bookmarkStart w:colFirst="0" w:colLast="0" w:name="_tv5oqy3gd2h8" w:id="0"/>
       <w:bookmarkEnd w:id="0"/>
       <w:r>
         <w:rPr>
@@ -906,13 +1498,13 @@
         <w:jc w:val="center"/>
         <w:rPr/>
       </w:pPr>
-      <w:bookmarkStart w:colFirst="0" w:colLast="0" w:name="_qwvf9gb39bpo" w:id="1"/>
+      <w:bookmarkStart w:colFirst="0" w:colLast="0" w:name="_huolbb6nsnw0" w:id="1"/>
       <w:bookmarkEnd w:id="1"/>
       <w:r>
         <w:rPr>
           <w:rtl w:val="0"/>
         </w:rPr>
-        <w:t xml:space="preserve">Az weboldal működése</w:t>
+        <w:t xml:space="preserve">A weboldal működése</w:t>
       </w:r>
     </w:p>
     <w:p>
@@ -18620,13 +19212,13 @@
         <w:jc w:val="center"/>
         <w:rPr/>
       </w:pPr>
-      <w:bookmarkStart w:colFirst="0" w:colLast="0" w:name="_t4okgsn7thcq" w:id="2"/>
+      <w:bookmarkStart w:colFirst="0" w:colLast="0" w:name="_xxybpm6q8a92" w:id="2"/>
       <w:bookmarkEnd w:id="2"/>
       <w:r>
         <w:rPr>
           <w:rtl w:val="0"/>
         </w:rPr>
-        <w:t xml:space="preserve">Az weboldal használata</w:t>
+        <w:t xml:space="preserve">A weboldal használata</w:t>
       </w:r>
     </w:p>
     <w:p>
@@ -18925,7 +19517,7 @@
         <w:jc w:val="center"/>
         <w:rPr/>
       </w:pPr>
-      <w:bookmarkStart w:colFirst="0" w:colLast="0" w:name="_gnv6s4sfsg6m" w:id="3"/>
+      <w:bookmarkStart w:colFirst="0" w:colLast="0" w:name="_8b87a3ns04b7" w:id="3"/>
       <w:bookmarkEnd w:id="3"/>
       <w:r>
         <w:rPr>
@@ -19036,12 +19628,12 @@
           <wp:inline distB="114300" distT="114300" distL="114300" distR="114300">
             <wp:extent cx="5760410" cy="3238500"/>
             <wp:effectExtent b="0" l="0" r="0" t="0"/>
-            <wp:docPr id="2" name="image9.png"/>
+            <wp:docPr id="2" name="image12.png"/>
             <a:graphic>
               <a:graphicData uri="http://schemas.openxmlformats.org/drawingml/2006/picture">
                 <pic:pic>
                   <pic:nvPicPr>
-                    <pic:cNvPr id="0" name="image9.png"/>
+                    <pic:cNvPr id="0" name="image12.png"/>
                     <pic:cNvPicPr preferRelativeResize="0"/>
                   </pic:nvPicPr>
                   <pic:blipFill>
@@ -19138,12 +19730,12 @@
           <wp:inline distB="114300" distT="114300" distL="114300" distR="114300">
             <wp:extent cx="4000500" cy="3448050"/>
             <wp:effectExtent b="0" l="0" r="0" t="0"/>
-            <wp:docPr id="5" name="image6.png"/>
+            <wp:docPr id="5" name="image7.png"/>
             <a:graphic>
               <a:graphicData uri="http://schemas.openxmlformats.org/drawingml/2006/picture">
                 <pic:pic>
                   <pic:nvPicPr>
-                    <pic:cNvPr id="0" name="image6.png"/>
+                    <pic:cNvPr id="0" name="image7.png"/>
                     <pic:cNvPicPr preferRelativeResize="0"/>
                   </pic:nvPicPr>
                   <pic:blipFill>
@@ -19225,12 +19817,12 @@
           <wp:inline distB="114300" distT="114300" distL="114300" distR="114300">
             <wp:extent cx="4000500" cy="4772025"/>
             <wp:effectExtent b="0" l="0" r="0" t="0"/>
-            <wp:docPr id="4" name="image11.png"/>
+            <wp:docPr id="4" name="image10.png"/>
             <a:graphic>
               <a:graphicData uri="http://schemas.openxmlformats.org/drawingml/2006/picture">
                 <pic:pic>
                   <pic:nvPicPr>
-                    <pic:cNvPr id="0" name="image11.png"/>
+                    <pic:cNvPr id="0" name="image10.png"/>
                     <pic:cNvPicPr preferRelativeResize="0"/>
                   </pic:nvPicPr>
                   <pic:blipFill>
@@ -19328,12 +19920,12 @@
           <wp:inline distB="114300" distT="114300" distL="114300" distR="114300">
             <wp:extent cx="5760410" cy="3251200"/>
             <wp:effectExtent b="0" l="0" r="0" t="0"/>
-            <wp:docPr id="7" name="image12.png"/>
+            <wp:docPr id="7" name="image3.png"/>
             <a:graphic>
               <a:graphicData uri="http://schemas.openxmlformats.org/drawingml/2006/picture">
                 <pic:pic>
                   <pic:nvPicPr>
-                    <pic:cNvPr id="0" name="image12.png"/>
+                    <pic:cNvPr id="0" name="image3.png"/>
                     <pic:cNvPicPr preferRelativeResize="0"/>
                   </pic:nvPicPr>
                   <pic:blipFill>
@@ -19397,12 +19989,12 @@
           <wp:inline distB="114300" distT="114300" distL="114300" distR="114300">
             <wp:extent cx="3962400" cy="4781550"/>
             <wp:effectExtent b="0" l="0" r="0" t="0"/>
-            <wp:docPr id="6" name="image10.png"/>
+            <wp:docPr id="6" name="image9.png"/>
             <a:graphic>
               <a:graphicData uri="http://schemas.openxmlformats.org/drawingml/2006/picture">
                 <pic:pic>
                   <pic:nvPicPr>
-                    <pic:cNvPr id="0" name="image10.png"/>
+                    <pic:cNvPr id="0" name="image9.png"/>
                     <pic:cNvPicPr preferRelativeResize="0"/>
                   </pic:nvPicPr>
                   <pic:blipFill>
@@ -19466,12 +20058,12 @@
           <wp:inline distB="114300" distT="114300" distL="114300" distR="114300">
             <wp:extent cx="4572000" cy="5257800"/>
             <wp:effectExtent b="0" l="0" r="0" t="0"/>
-            <wp:docPr id="9" name="image2.png"/>
+            <wp:docPr id="9" name="image1.png"/>
             <a:graphic>
               <a:graphicData uri="http://schemas.openxmlformats.org/drawingml/2006/picture">
                 <pic:pic>
                   <pic:nvPicPr>
-                    <pic:cNvPr id="0" name="image2.png"/>
+                    <pic:cNvPr id="0" name="image1.png"/>
                     <pic:cNvPicPr preferRelativeResize="0"/>
                   </pic:nvPicPr>
                   <pic:blipFill>
@@ -19553,12 +20145,12 @@
           <wp:inline distB="114300" distT="114300" distL="114300" distR="114300">
             <wp:extent cx="3390900" cy="1647825"/>
             <wp:effectExtent b="0" l="0" r="0" t="0"/>
-            <wp:docPr id="8" name="image13.png"/>
+            <wp:docPr id="8" name="image4.png"/>
             <a:graphic>
               <a:graphicData uri="http://schemas.openxmlformats.org/drawingml/2006/picture">
                 <pic:pic>
                   <pic:nvPicPr>
-                    <pic:cNvPr id="0" name="image13.png"/>
+                    <pic:cNvPr id="0" name="image4.png"/>
                     <pic:cNvPicPr preferRelativeResize="0"/>
                   </pic:nvPicPr>
                   <pic:blipFill>
@@ -19618,21 +20210,15 @@
     </w:p>
     <w:p>
       <w:pPr>
+        <w:pStyle w:val="Heading1"/>
         <w:spacing w:after="200" w:line="240" w:lineRule="auto"/>
         <w:jc w:val="center"/>
-        <w:rPr>
-          <w:b w:val="1"/>
-          <w:color w:val="2e75b5"/>
-          <w:sz w:val="32"/>
-          <w:szCs w:val="32"/>
-        </w:rPr>
-      </w:pPr>
-      <w:r>
-        <w:rPr>
-          <w:b w:val="1"/>
-          <w:color w:val="2e75b5"/>
-          <w:sz w:val="32"/>
-          <w:szCs w:val="32"/>
+        <w:rPr/>
+      </w:pPr>
+      <w:bookmarkStart w:colFirst="0" w:colLast="0" w:name="_so27acoi6wab" w:id="4"/>
+      <w:bookmarkEnd w:id="4"/>
+      <w:r>
+        <w:rPr>
           <w:rtl w:val="0"/>
         </w:rPr>
         <w:t xml:space="preserve">Programozási nyelvek és Technológiák</w:t>
@@ -23704,12 +24290,12 @@
           <wp:inline distB="114300" distT="114300" distL="114300" distR="114300">
             <wp:extent cx="5760410" cy="4000500"/>
             <wp:effectExtent b="0" l="0" r="0" t="0"/>
-            <wp:docPr id="13" name="image8.png"/>
+            <wp:docPr id="12" name="image6.png"/>
             <a:graphic>
               <a:graphicData uri="http://schemas.openxmlformats.org/drawingml/2006/picture">
                 <pic:pic>
                   <pic:nvPicPr>
-                    <pic:cNvPr id="0" name="image8.png"/>
+                    <pic:cNvPr id="0" name="image6.png"/>
                     <pic:cNvPicPr preferRelativeResize="0"/>
                   </pic:nvPicPr>
                   <pic:blipFill>
@@ -23787,8 +24373,8 @@
           <w:szCs w:val="24"/>
         </w:rPr>
       </w:pPr>
-      <w:bookmarkStart w:colFirst="0" w:colLast="0" w:name="_einw792tto3x" w:id="4"/>
-      <w:bookmarkEnd w:id="4"/>
+      <w:bookmarkStart w:colFirst="0" w:colLast="0" w:name="_mavers27goar" w:id="5"/>
+      <w:bookmarkEnd w:id="5"/>
       <w:r>
         <w:rPr>
           <w:b w:val="0"/>
@@ -23899,8 +24485,8 @@
           <w:szCs w:val="24"/>
         </w:rPr>
       </w:pPr>
-      <w:bookmarkStart w:colFirst="0" w:colLast="0" w:name="_lbc7ge3ci8ih" w:id="5"/>
-      <w:bookmarkEnd w:id="5"/>
+      <w:bookmarkStart w:colFirst="0" w:colLast="0" w:name="_1ry3tglbqx" w:id="6"/>
+      <w:bookmarkEnd w:id="6"/>
       <w:r>
         <w:rPr>
           <w:b w:val="0"/>
@@ -23921,12 +24507,12 @@
           <wp:inline distB="114300" distT="114300" distL="114300" distR="114300">
             <wp:extent cx="5760410" cy="1016000"/>
             <wp:effectExtent b="0" l="0" r="0" t="0"/>
-            <wp:docPr id="12" name="image1.png"/>
+            <wp:docPr id="10" name="image2.png"/>
             <a:graphic>
               <a:graphicData uri="http://schemas.openxmlformats.org/drawingml/2006/picture">
                 <pic:pic>
                   <pic:nvPicPr>
-                    <pic:cNvPr id="0" name="image1.png"/>
+                    <pic:cNvPr id="0" name="image2.png"/>
                     <pic:cNvPicPr preferRelativeResize="0"/>
                   </pic:nvPicPr>
                   <pic:blipFill>
@@ -23977,8 +24563,8 @@
           <w:szCs w:val="24"/>
         </w:rPr>
       </w:pPr>
-      <w:bookmarkStart w:colFirst="0" w:colLast="0" w:name="_i641ei13jbd" w:id="6"/>
-      <w:bookmarkEnd w:id="6"/>
+      <w:bookmarkStart w:colFirst="0" w:colLast="0" w:name="_tshlfl23znde" w:id="7"/>
+      <w:bookmarkEnd w:id="7"/>
       <w:r>
         <w:rPr>
           <w:b w:val="0"/>
@@ -24098,8 +24684,8 @@
           <w:szCs w:val="24"/>
         </w:rPr>
       </w:pPr>
-      <w:bookmarkStart w:colFirst="0" w:colLast="0" w:name="_wnvxi1kh26x3" w:id="7"/>
-      <w:bookmarkEnd w:id="7"/>
+      <w:bookmarkStart w:colFirst="0" w:colLast="0" w:name="_kmzy8secp4n5" w:id="8"/>
+      <w:bookmarkEnd w:id="8"/>
       <w:r>
         <w:rPr>
           <w:b w:val="0"/>
@@ -24232,8 +24818,8 @@
           <w:szCs w:val="24"/>
         </w:rPr>
       </w:pPr>
-      <w:bookmarkStart w:colFirst="0" w:colLast="0" w:name="_c3nmifhwnj7n" w:id="8"/>
-      <w:bookmarkEnd w:id="8"/>
+      <w:bookmarkStart w:colFirst="0" w:colLast="0" w:name="_vsy9y0in1260" w:id="9"/>
+      <w:bookmarkEnd w:id="9"/>
       <w:r>
         <w:rPr>
           <w:b w:val="0"/>
@@ -24475,12 +25061,12 @@
           <wp:inline distB="114300" distT="114300" distL="114300" distR="114300">
             <wp:extent cx="5760410" cy="3721100"/>
             <wp:effectExtent b="0" l="0" r="0" t="0"/>
-            <wp:docPr id="10" name="image3.png"/>
+            <wp:docPr id="11" name="image11.png"/>
             <a:graphic>
               <a:graphicData uri="http://schemas.openxmlformats.org/drawingml/2006/picture">
                 <pic:pic>
                   <pic:nvPicPr>
-                    <pic:cNvPr id="0" name="image3.png"/>
+                    <pic:cNvPr id="0" name="image11.png"/>
                     <pic:cNvPicPr preferRelativeResize="0"/>
                   </pic:nvPicPr>
                   <pic:blipFill>
@@ -24522,8 +25108,8 @@
           <w:szCs w:val="24"/>
         </w:rPr>
       </w:pPr>
-      <w:bookmarkStart w:colFirst="0" w:colLast="0" w:name="_z63n6nkt80eu" w:id="9"/>
-      <w:bookmarkEnd w:id="9"/>
+      <w:bookmarkStart w:colFirst="0" w:colLast="0" w:name="_xcwze5574v84" w:id="10"/>
+      <w:bookmarkEnd w:id="10"/>
       <w:r>
         <w:rPr>
           <w:b w:val="0"/>
@@ -24612,8 +25198,8 @@
           <w:szCs w:val="24"/>
         </w:rPr>
       </w:pPr>
-      <w:bookmarkStart w:colFirst="0" w:colLast="0" w:name="_ri08bw4vvc6s" w:id="10"/>
-      <w:bookmarkEnd w:id="10"/>
+      <w:bookmarkStart w:colFirst="0" w:colLast="0" w:name="_tfr6w4c9h6ls" w:id="11"/>
+      <w:bookmarkEnd w:id="11"/>
       <w:r>
         <w:rPr>
           <w:b w:val="0"/>
@@ -24820,12 +25406,12 @@
           <wp:inline distB="114300" distT="114300" distL="114300" distR="114300">
             <wp:extent cx="5760410" cy="2679700"/>
             <wp:effectExtent b="0" l="0" r="0" t="0"/>
-            <wp:docPr id="11" name="image7.png"/>
+            <wp:docPr id="13" name="image5.png"/>
             <a:graphic>
               <a:graphicData uri="http://schemas.openxmlformats.org/drawingml/2006/picture">
                 <pic:pic>
                   <pic:nvPicPr>
-                    <pic:cNvPr id="0" name="image7.png"/>
+                    <pic:cNvPr id="0" name="image5.png"/>
                     <pic:cNvPicPr preferRelativeResize="0"/>
                   </pic:nvPicPr>
                   <pic:blipFill>

--- a/Szakdolgozat_v4.docx
+++ b/Szakdolgozat_v4.docx
@@ -26,7 +26,7 @@
           <wp:inline distB="0" distT="0" distL="0" distR="0">
             <wp:extent cx="1079500" cy="1079500"/>
             <wp:effectExtent b="0" l="0" r="0" t="0"/>
-            <wp:docPr descr="KK logo 4" id="1" name="image8.png"/>
+            <wp:docPr descr="KK logo 4" id="2" name="image8.png"/>
             <a:graphic>
               <a:graphicData uri="http://schemas.openxmlformats.org/drawingml/2006/picture">
                 <pic:pic>
@@ -78,12 +78,12 @@
           <wp:inline distB="0" distT="0" distL="0" distR="0">
             <wp:extent cx="1676400" cy="717550"/>
             <wp:effectExtent b="0" l="0" r="0" t="0"/>
-            <wp:docPr descr="MSZC logo" id="3" name="image13.jpg"/>
+            <wp:docPr descr="MSZC logo" id="4" name="image15.jpg"/>
             <a:graphic>
               <a:graphicData uri="http://schemas.openxmlformats.org/drawingml/2006/picture">
                 <pic:pic>
                   <pic:nvPicPr>
-                    <pic:cNvPr descr="MSZC logo" id="0" name="image13.jpg"/>
+                    <pic:cNvPr descr="MSZC logo" id="0" name="image15.jpg"/>
                     <pic:cNvPicPr preferRelativeResize="0"/>
                   </pic:nvPicPr>
                   <pic:blipFill>
@@ -833,7 +833,7 @@
           <w:pPr>
             <w:widowControl w:val="0"/>
             <w:tabs>
-              <w:tab w:val="right" w:leader="dot" w:pos="12000"/>
+              <w:tab w:val="right" w:leader="none" w:pos="12000"/>
             </w:tabs>
             <w:spacing w:after="0" w:before="60" w:line="240" w:lineRule="auto"/>
             <w:rPr>
@@ -847,7 +847,7 @@
             <w:instrText xml:space="preserve"> TOC \h \u \z \t "Heading 1,1,Heading 2,2,Heading 3,3,Heading 4,4,Heading 5,5,Heading 6,6,"</w:instrText>
             <w:fldChar w:fldCharType="separate"/>
           </w:r>
-          <w:hyperlink w:anchor="_tv5oqy3gd2h8">
+          <w:hyperlink w:anchor="_veh6cuofaigo">
             <w:r>
               <w:rPr>
                 <w:b w:val="1"/>
@@ -861,7 +861,7 @@
           </w:hyperlink>
           <w:r>
             <w:fldChar w:fldCharType="begin"/>
-            <w:instrText xml:space="preserve"> PAGEREF _tv5oqy3gd2h8 \h </w:instrText>
+            <w:instrText xml:space="preserve"> PAGEREF _veh6cuofaigo \h </w:instrText>
             <w:fldChar w:fldCharType="separate"/>
           </w:r>
           <w:r>
@@ -884,7 +884,7 @@
           <w:pPr>
             <w:widowControl w:val="0"/>
             <w:tabs>
-              <w:tab w:val="right" w:leader="dot" w:pos="12000"/>
+              <w:tab w:val="right" w:leader="none" w:pos="12000"/>
             </w:tabs>
             <w:spacing w:after="0" w:before="60" w:line="240" w:lineRule="auto"/>
             <w:rPr>
@@ -893,7 +893,7 @@
               <w:u w:val="none"/>
             </w:rPr>
           </w:pPr>
-          <w:hyperlink w:anchor="_huolbb6nsnw0">
+          <w:hyperlink w:anchor="_q3i6f6hgnre3">
             <w:r>
               <w:rPr>
                 <w:b w:val="1"/>
@@ -907,7 +907,7 @@
           </w:hyperlink>
           <w:r>
             <w:fldChar w:fldCharType="begin"/>
-            <w:instrText xml:space="preserve"> PAGEREF _huolbb6nsnw0 \h </w:instrText>
+            <w:instrText xml:space="preserve"> PAGEREF _q3i6f6hgnre3 \h </w:instrText>
             <w:fldChar w:fldCharType="separate"/>
           </w:r>
           <w:r>
@@ -930,7 +930,7 @@
           <w:pPr>
             <w:widowControl w:val="0"/>
             <w:tabs>
-              <w:tab w:val="right" w:leader="dot" w:pos="12000"/>
+              <w:tab w:val="right" w:leader="none" w:pos="12000"/>
             </w:tabs>
             <w:spacing w:after="0" w:before="60" w:line="240" w:lineRule="auto"/>
             <w:rPr>
@@ -939,7 +939,7 @@
               <w:u w:val="none"/>
             </w:rPr>
           </w:pPr>
-          <w:hyperlink w:anchor="_xxybpm6q8a92">
+          <w:hyperlink w:anchor="_2najbxoy25vy">
             <w:r>
               <w:rPr>
                 <w:b w:val="1"/>
@@ -953,7 +953,7 @@
           </w:hyperlink>
           <w:r>
             <w:fldChar w:fldCharType="begin"/>
-            <w:instrText xml:space="preserve"> PAGEREF _xxybpm6q8a92 \h </w:instrText>
+            <w:instrText xml:space="preserve"> PAGEREF _2najbxoy25vy \h </w:instrText>
             <w:fldChar w:fldCharType="separate"/>
           </w:r>
           <w:r>
@@ -976,7 +976,7 @@
           <w:pPr>
             <w:widowControl w:val="0"/>
             <w:tabs>
-              <w:tab w:val="right" w:leader="dot" w:pos="12000"/>
+              <w:tab w:val="right" w:leader="none" w:pos="12000"/>
             </w:tabs>
             <w:spacing w:after="0" w:before="60" w:line="240" w:lineRule="auto"/>
             <w:rPr>
@@ -985,7 +985,7 @@
               <w:u w:val="none"/>
             </w:rPr>
           </w:pPr>
-          <w:hyperlink w:anchor="_8b87a3ns04b7">
+          <w:hyperlink w:anchor="_7tru8w44vaav">
             <w:r>
               <w:rPr>
                 <w:b w:val="1"/>
@@ -999,7 +999,7 @@
           </w:hyperlink>
           <w:r>
             <w:fldChar w:fldCharType="begin"/>
-            <w:instrText xml:space="preserve"> PAGEREF _8b87a3ns04b7 \h </w:instrText>
+            <w:instrText xml:space="preserve"> PAGEREF _7tru8w44vaav \h </w:instrText>
             <w:fldChar w:fldCharType="separate"/>
           </w:r>
           <w:r>
@@ -1022,7 +1022,7 @@
           <w:pPr>
             <w:widowControl w:val="0"/>
             <w:tabs>
-              <w:tab w:val="right" w:leader="dot" w:pos="12000"/>
+              <w:tab w:val="right" w:leader="none" w:pos="12000"/>
             </w:tabs>
             <w:spacing w:after="0" w:before="60" w:line="240" w:lineRule="auto"/>
             <w:rPr>
@@ -1031,7 +1031,7 @@
               <w:u w:val="none"/>
             </w:rPr>
           </w:pPr>
-          <w:hyperlink w:anchor="_so27acoi6wab">
+          <w:hyperlink w:anchor="_wmv4b170e14a">
             <w:r>
               <w:rPr>
                 <w:b w:val="1"/>
@@ -1045,7 +1045,7 @@
           </w:hyperlink>
           <w:r>
             <w:fldChar w:fldCharType="begin"/>
-            <w:instrText xml:space="preserve"> PAGEREF _so27acoi6wab \h </w:instrText>
+            <w:instrText xml:space="preserve"> PAGEREF _wmv4b170e14a \h </w:instrText>
             <w:fldChar w:fldCharType="separate"/>
           </w:r>
           <w:r>
@@ -1068,7 +1068,7 @@
           <w:pPr>
             <w:widowControl w:val="0"/>
             <w:tabs>
-              <w:tab w:val="right" w:leader="dot" w:pos="12000"/>
+              <w:tab w:val="right" w:leader="none" w:pos="12000"/>
             </w:tabs>
             <w:spacing w:after="0" w:before="60" w:line="240" w:lineRule="auto"/>
             <w:ind w:left="720" w:firstLine="0"/>
@@ -1077,7 +1077,7 @@
               <w:u w:val="none"/>
             </w:rPr>
           </w:pPr>
-          <w:hyperlink w:anchor="_mavers27goar">
+          <w:hyperlink w:anchor="_7xog60hdjy36">
             <w:r>
               <w:rPr>
                 <w:color w:val="000000"/>
@@ -1090,7 +1090,7 @@
           </w:hyperlink>
           <w:r>
             <w:fldChar w:fldCharType="begin"/>
-            <w:instrText xml:space="preserve"> PAGEREF _mavers27goar \h </w:instrText>
+            <w:instrText xml:space="preserve"> PAGEREF _7xog60hdjy36 \h </w:instrText>
             <w:fldChar w:fldCharType="separate"/>
           </w:r>
           <w:r>
@@ -1112,7 +1112,7 @@
           <w:pPr>
             <w:widowControl w:val="0"/>
             <w:tabs>
-              <w:tab w:val="right" w:leader="dot" w:pos="12000"/>
+              <w:tab w:val="right" w:leader="none" w:pos="12000"/>
             </w:tabs>
             <w:spacing w:after="0" w:before="60" w:line="240" w:lineRule="auto"/>
             <w:ind w:left="720" w:firstLine="0"/>
@@ -1121,7 +1121,7 @@
               <w:u w:val="none"/>
             </w:rPr>
           </w:pPr>
-          <w:hyperlink w:anchor="_1ry3tglbqx">
+          <w:hyperlink w:anchor="_k0nssbg41xm0">
             <w:r>
               <w:rPr>
                 <w:color w:val="000000"/>
@@ -1134,7 +1134,7 @@
           </w:hyperlink>
           <w:r>
             <w:fldChar w:fldCharType="begin"/>
-            <w:instrText xml:space="preserve"> PAGEREF _1ry3tglbqx \h </w:instrText>
+            <w:instrText xml:space="preserve"> PAGEREF _k0nssbg41xm0 \h </w:instrText>
             <w:fldChar w:fldCharType="separate"/>
           </w:r>
           <w:r>
@@ -1156,7 +1156,7 @@
           <w:pPr>
             <w:widowControl w:val="0"/>
             <w:tabs>
-              <w:tab w:val="right" w:leader="dot" w:pos="12000"/>
+              <w:tab w:val="right" w:leader="none" w:pos="12000"/>
             </w:tabs>
             <w:spacing w:after="0" w:before="60" w:line="240" w:lineRule="auto"/>
             <w:ind w:left="720" w:firstLine="0"/>
@@ -1165,7 +1165,7 @@
               <w:u w:val="none"/>
             </w:rPr>
           </w:pPr>
-          <w:hyperlink w:anchor="_tshlfl23znde">
+          <w:hyperlink w:anchor="_teol1e7e64di">
             <w:r>
               <w:rPr>
                 <w:color w:val="000000"/>
@@ -1178,7 +1178,7 @@
           </w:hyperlink>
           <w:r>
             <w:fldChar w:fldCharType="begin"/>
-            <w:instrText xml:space="preserve"> PAGEREF _tshlfl23znde \h </w:instrText>
+            <w:instrText xml:space="preserve"> PAGEREF _teol1e7e64di \h </w:instrText>
             <w:fldChar w:fldCharType="separate"/>
           </w:r>
           <w:r>
@@ -1200,7 +1200,7 @@
           <w:pPr>
             <w:widowControl w:val="0"/>
             <w:tabs>
-              <w:tab w:val="right" w:leader="dot" w:pos="12000"/>
+              <w:tab w:val="right" w:leader="none" w:pos="12000"/>
             </w:tabs>
             <w:spacing w:after="0" w:before="60" w:line="240" w:lineRule="auto"/>
             <w:ind w:left="720" w:firstLine="0"/>
@@ -1209,7 +1209,7 @@
               <w:u w:val="none"/>
             </w:rPr>
           </w:pPr>
-          <w:hyperlink w:anchor="_kmzy8secp4n5">
+          <w:hyperlink w:anchor="_d02oeyj94x2k">
             <w:r>
               <w:rPr>
                 <w:color w:val="000000"/>
@@ -1222,7 +1222,7 @@
           </w:hyperlink>
           <w:r>
             <w:fldChar w:fldCharType="begin"/>
-            <w:instrText xml:space="preserve"> PAGEREF _kmzy8secp4n5 \h </w:instrText>
+            <w:instrText xml:space="preserve"> PAGEREF _d02oeyj94x2k \h </w:instrText>
             <w:fldChar w:fldCharType="separate"/>
           </w:r>
           <w:r>
@@ -1244,7 +1244,7 @@
           <w:pPr>
             <w:widowControl w:val="0"/>
             <w:tabs>
-              <w:tab w:val="right" w:leader="dot" w:pos="12000"/>
+              <w:tab w:val="right" w:leader="none" w:pos="12000"/>
             </w:tabs>
             <w:spacing w:after="0" w:before="60" w:line="240" w:lineRule="auto"/>
             <w:ind w:left="720" w:firstLine="0"/>
@@ -1253,7 +1253,7 @@
               <w:u w:val="none"/>
             </w:rPr>
           </w:pPr>
-          <w:hyperlink w:anchor="_vsy9y0in1260">
+          <w:hyperlink w:anchor="_yjlr8zt0qai9">
             <w:r>
               <w:rPr>
                 <w:color w:val="000000"/>
@@ -1266,7 +1266,7 @@
           </w:hyperlink>
           <w:r>
             <w:fldChar w:fldCharType="begin"/>
-            <w:instrText xml:space="preserve"> PAGEREF _vsy9y0in1260 \h </w:instrText>
+            <w:instrText xml:space="preserve"> PAGEREF _yjlr8zt0qai9 \h </w:instrText>
             <w:fldChar w:fldCharType="separate"/>
           </w:r>
           <w:r>
@@ -1288,7 +1288,7 @@
           <w:pPr>
             <w:widowControl w:val="0"/>
             <w:tabs>
-              <w:tab w:val="right" w:leader="dot" w:pos="12000"/>
+              <w:tab w:val="right" w:leader="none" w:pos="12000"/>
             </w:tabs>
             <w:spacing w:after="0" w:before="60" w:line="240" w:lineRule="auto"/>
             <w:ind w:left="720" w:firstLine="0"/>
@@ -1297,7 +1297,7 @@
               <w:u w:val="none"/>
             </w:rPr>
           </w:pPr>
-          <w:hyperlink w:anchor="_xcwze5574v84">
+          <w:hyperlink w:anchor="_qqzoar78w8xr">
             <w:r>
               <w:rPr>
                 <w:color w:val="000000"/>
@@ -1310,7 +1310,7 @@
           </w:hyperlink>
           <w:r>
             <w:fldChar w:fldCharType="begin"/>
-            <w:instrText xml:space="preserve"> PAGEREF _xcwze5574v84 \h </w:instrText>
+            <w:instrText xml:space="preserve"> PAGEREF _qqzoar78w8xr \h </w:instrText>
             <w:fldChar w:fldCharType="separate"/>
           </w:r>
           <w:r>
@@ -1332,7 +1332,7 @@
           <w:pPr>
             <w:widowControl w:val="0"/>
             <w:tabs>
-              <w:tab w:val="right" w:leader="dot" w:pos="12000"/>
+              <w:tab w:val="right" w:leader="none" w:pos="12000"/>
             </w:tabs>
             <w:spacing w:after="0" w:before="60" w:line="240" w:lineRule="auto"/>
             <w:ind w:left="720" w:firstLine="0"/>
@@ -1341,7 +1341,7 @@
               <w:u w:val="none"/>
             </w:rPr>
           </w:pPr>
-          <w:hyperlink w:anchor="_tfr6w4c9h6ls">
+          <w:hyperlink w:anchor="_enhr6kfs4kc3">
             <w:r>
               <w:rPr>
                 <w:color w:val="000000"/>
@@ -1354,7 +1354,7 @@
           </w:hyperlink>
           <w:r>
             <w:fldChar w:fldCharType="begin"/>
-            <w:instrText xml:space="preserve"> PAGEREF _tfr6w4c9h6ls \h </w:instrText>
+            <w:instrText xml:space="preserve"> PAGEREF _enhr6kfs4kc3 \h </w:instrText>
             <w:fldChar w:fldCharType="separate"/>
           </w:r>
           <w:r>
@@ -1394,18 +1394,6 @@
         <w:spacing w:after="0" w:line="360" w:lineRule="auto"/>
         <w:jc w:val="left"/>
         <w:rPr/>
-      </w:pPr>
-      <w:r>
-        <w:rPr>
-          <w:rtl w:val="0"/>
-        </w:rPr>
-      </w:r>
-    </w:p>
-    <w:p>
-      <w:pPr>
-        <w:spacing w:after="0" w:line="360" w:lineRule="auto"/>
-        <w:jc w:val="left"/>
-        <w:rPr/>
         <w:sectPr>
           <w:footerReference r:id="rId8" w:type="default"/>
           <w:footerReference r:id="rId9" w:type="even"/>
@@ -1429,7 +1417,7 @@
           <w:rFonts w:ascii="Calibri" w:cs="Calibri" w:eastAsia="Calibri" w:hAnsi="Calibri"/>
         </w:rPr>
       </w:pPr>
-      <w:bookmarkStart w:colFirst="0" w:colLast="0" w:name="_tv5oqy3gd2h8" w:id="0"/>
+      <w:bookmarkStart w:colFirst="0" w:colLast="0" w:name="_veh6cuofaigo" w:id="0"/>
       <w:bookmarkEnd w:id="0"/>
       <w:r>
         <w:rPr>
@@ -1498,7 +1486,7 @@
         <w:jc w:val="center"/>
         <w:rPr/>
       </w:pPr>
-      <w:bookmarkStart w:colFirst="0" w:colLast="0" w:name="_huolbb6nsnw0" w:id="1"/>
+      <w:bookmarkStart w:colFirst="0" w:colLast="0" w:name="_q3i6f6hgnre3" w:id="1"/>
       <w:bookmarkEnd w:id="1"/>
       <w:r>
         <w:rPr>
@@ -19212,7 +19200,7 @@
         <w:jc w:val="center"/>
         <w:rPr/>
       </w:pPr>
-      <w:bookmarkStart w:colFirst="0" w:colLast="0" w:name="_xxybpm6q8a92" w:id="2"/>
+      <w:bookmarkStart w:colFirst="0" w:colLast="0" w:name="_2najbxoy25vy" w:id="2"/>
       <w:bookmarkEnd w:id="2"/>
       <w:r>
         <w:rPr>
@@ -19517,7 +19505,7 @@
         <w:jc w:val="center"/>
         <w:rPr/>
       </w:pPr>
-      <w:bookmarkStart w:colFirst="0" w:colLast="0" w:name="_8b87a3ns04b7" w:id="3"/>
+      <w:bookmarkStart w:colFirst="0" w:colLast="0" w:name="_7tru8w44vaav" w:id="3"/>
       <w:bookmarkEnd w:id="3"/>
       <w:r>
         <w:rPr>
@@ -19628,12 +19616,12 @@
           <wp:inline distB="114300" distT="114300" distL="114300" distR="114300">
             <wp:extent cx="5760410" cy="3238500"/>
             <wp:effectExtent b="0" l="0" r="0" t="0"/>
-            <wp:docPr id="2" name="image12.png"/>
+            <wp:docPr id="3" name="image3.png"/>
             <a:graphic>
               <a:graphicData uri="http://schemas.openxmlformats.org/drawingml/2006/picture">
                 <pic:pic>
                   <pic:nvPicPr>
-                    <pic:cNvPr id="0" name="image12.png"/>
+                    <pic:cNvPr id="0" name="image3.png"/>
                     <pic:cNvPicPr preferRelativeResize="0"/>
                   </pic:nvPicPr>
                   <pic:blipFill>
@@ -19730,12 +19718,12 @@
           <wp:inline distB="114300" distT="114300" distL="114300" distR="114300">
             <wp:extent cx="4000500" cy="3448050"/>
             <wp:effectExtent b="0" l="0" r="0" t="0"/>
-            <wp:docPr id="5" name="image7.png"/>
+            <wp:docPr id="6" name="image5.png"/>
             <a:graphic>
               <a:graphicData uri="http://schemas.openxmlformats.org/drawingml/2006/picture">
                 <pic:pic>
                   <pic:nvPicPr>
-                    <pic:cNvPr id="0" name="image7.png"/>
+                    <pic:cNvPr id="0" name="image5.png"/>
                     <pic:cNvPicPr preferRelativeResize="0"/>
                   </pic:nvPicPr>
                   <pic:blipFill>
@@ -19817,12 +19805,12 @@
           <wp:inline distB="114300" distT="114300" distL="114300" distR="114300">
             <wp:extent cx="4000500" cy="4772025"/>
             <wp:effectExtent b="0" l="0" r="0" t="0"/>
-            <wp:docPr id="4" name="image10.png"/>
+            <wp:docPr id="5" name="image13.png"/>
             <a:graphic>
               <a:graphicData uri="http://schemas.openxmlformats.org/drawingml/2006/picture">
                 <pic:pic>
                   <pic:nvPicPr>
-                    <pic:cNvPr id="0" name="image10.png"/>
+                    <pic:cNvPr id="0" name="image13.png"/>
                     <pic:cNvPicPr preferRelativeResize="0"/>
                   </pic:nvPicPr>
                   <pic:blipFill>
@@ -19920,12 +19908,12 @@
           <wp:inline distB="114300" distT="114300" distL="114300" distR="114300">
             <wp:extent cx="5760410" cy="3251200"/>
             <wp:effectExtent b="0" l="0" r="0" t="0"/>
-            <wp:docPr id="7" name="image3.png"/>
+            <wp:docPr id="8" name="image12.png"/>
             <a:graphic>
               <a:graphicData uri="http://schemas.openxmlformats.org/drawingml/2006/picture">
                 <pic:pic>
                   <pic:nvPicPr>
-                    <pic:cNvPr id="0" name="image3.png"/>
+                    <pic:cNvPr id="0" name="image12.png"/>
                     <pic:cNvPicPr preferRelativeResize="0"/>
                   </pic:nvPicPr>
                   <pic:blipFill>
@@ -19989,12 +19977,12 @@
           <wp:inline distB="114300" distT="114300" distL="114300" distR="114300">
             <wp:extent cx="3962400" cy="4781550"/>
             <wp:effectExtent b="0" l="0" r="0" t="0"/>
-            <wp:docPr id="6" name="image9.png"/>
+            <wp:docPr id="7" name="image1.png"/>
             <a:graphic>
               <a:graphicData uri="http://schemas.openxmlformats.org/drawingml/2006/picture">
                 <pic:pic>
                   <pic:nvPicPr>
-                    <pic:cNvPr id="0" name="image9.png"/>
+                    <pic:cNvPr id="0" name="image1.png"/>
                     <pic:cNvPicPr preferRelativeResize="0"/>
                   </pic:nvPicPr>
                   <pic:blipFill>
@@ -20058,12 +20046,12 @@
           <wp:inline distB="114300" distT="114300" distL="114300" distR="114300">
             <wp:extent cx="4572000" cy="5257800"/>
             <wp:effectExtent b="0" l="0" r="0" t="0"/>
-            <wp:docPr id="9" name="image1.png"/>
+            <wp:docPr id="10" name="image11.png"/>
             <a:graphic>
               <a:graphicData uri="http://schemas.openxmlformats.org/drawingml/2006/picture">
                 <pic:pic>
                   <pic:nvPicPr>
-                    <pic:cNvPr id="0" name="image1.png"/>
+                    <pic:cNvPr id="0" name="image11.png"/>
                     <pic:cNvPicPr preferRelativeResize="0"/>
                   </pic:nvPicPr>
                   <pic:blipFill>
@@ -20145,12 +20133,12 @@
           <wp:inline distB="114300" distT="114300" distL="114300" distR="114300">
             <wp:extent cx="3390900" cy="1647825"/>
             <wp:effectExtent b="0" l="0" r="0" t="0"/>
-            <wp:docPr id="8" name="image4.png"/>
+            <wp:docPr id="9" name="image7.png"/>
             <a:graphic>
               <a:graphicData uri="http://schemas.openxmlformats.org/drawingml/2006/picture">
                 <pic:pic>
                   <pic:nvPicPr>
-                    <pic:cNvPr id="0" name="image4.png"/>
+                    <pic:cNvPr id="0" name="image7.png"/>
                     <pic:cNvPicPr preferRelativeResize="0"/>
                   </pic:nvPicPr>
                   <pic:blipFill>
@@ -20215,7 +20203,7 @@
         <w:jc w:val="center"/>
         <w:rPr/>
       </w:pPr>
-      <w:bookmarkStart w:colFirst="0" w:colLast="0" w:name="_so27acoi6wab" w:id="4"/>
+      <w:bookmarkStart w:colFirst="0" w:colLast="0" w:name="_wmv4b170e14a" w:id="4"/>
       <w:bookmarkEnd w:id="4"/>
       <w:r>
         <w:rPr>
@@ -20320,7 +20308,7 @@
           <w:szCs w:val="24"/>
           <w:rtl w:val="0"/>
         </w:rPr>
-        <w:t xml:space="preserve">Visual Studio 2022-ben írt c# (csharp) nyelven. Megírtuk a szükséges ‘controller’-eket és “DTO”-kat valamint osztályokat. A backend az úgynevezett “Entity Framework” segítségével működik. Rengeteg végpontot írtunk a siker érdekében. Minden ‘controller’-ben van ‘GET’, ‘POST’, ’PUT’ és ‘DELETE’ kérés.</w:t>
+        <w:t xml:space="preserve">Visual Studio 2022-ben írt c# (csharp) nyelven. Megírtuk a szükséges ‘controller’-eket és “DTO”-kat valamint osztályokat. A backend az úgynevezett “Entity Framework” segítségével működik. Rengeteg végpontot írtunk a siker érdekében. Szinte minden ‘controller’-ben van ‘GET’, ‘POST’, ’PUT’ és ‘DELETE’ kérés.</w:t>
       </w:r>
     </w:p>
     <w:p>
@@ -20355,6 +20343,288 @@
           <w:rtl w:val="0"/>
         </w:rPr>
         <w:t xml:space="preserve">Visual Studio Code-ban írt React nyelven. Az App.jsx tartalmazza az aloldal kinézetét. A React css-t használ kinézet megjelenítéséhez. Van bejelentkezési lehetőség illetve kijelentkezési lehetőség.</w:t>
+      </w:r>
+    </w:p>
+    <w:p>
+      <w:pPr>
+        <w:spacing w:after="200" w:line="240" w:lineRule="auto"/>
+        <w:rPr>
+          <w:b w:val="1"/>
+          <w:sz w:val="24"/>
+          <w:szCs w:val="24"/>
+        </w:rPr>
+      </w:pPr>
+      <w:r>
+        <w:rPr>
+          <w:b w:val="1"/>
+          <w:sz w:val="24"/>
+          <w:szCs w:val="24"/>
+          <w:rtl w:val="0"/>
+        </w:rPr>
+        <w:t xml:space="preserve">Mi az a React?</w:t>
+      </w:r>
+    </w:p>
+    <w:p>
+      <w:pPr>
+        <w:spacing w:after="200" w:line="240" w:lineRule="auto"/>
+        <w:rPr>
+          <w:b w:val="1"/>
+          <w:sz w:val="24"/>
+          <w:szCs w:val="24"/>
+        </w:rPr>
+      </w:pPr>
+      <w:r>
+        <w:rPr>
+          <w:b w:val="1"/>
+          <w:sz w:val="24"/>
+          <w:szCs w:val="24"/>
+        </w:rPr>
+        <w:drawing>
+          <wp:inline distB="114300" distT="114300" distL="114300" distR="114300">
+            <wp:extent cx="5760410" cy="3238500"/>
+            <wp:effectExtent b="0" l="0" r="0" t="0"/>
+            <wp:docPr id="1" name="image9.png"/>
+            <a:graphic>
+              <a:graphicData uri="http://schemas.openxmlformats.org/drawingml/2006/picture">
+                <pic:pic>
+                  <pic:nvPicPr>
+                    <pic:cNvPr id="0" name="image9.png"/>
+                    <pic:cNvPicPr preferRelativeResize="0"/>
+                  </pic:nvPicPr>
+                  <pic:blipFill>
+                    <a:blip r:embed="rId17"/>
+                    <a:srcRect b="0" l="0" r="0" t="0"/>
+                    <a:stretch>
+                      <a:fillRect/>
+                    </a:stretch>
+                  </pic:blipFill>
+                  <pic:spPr>
+                    <a:xfrm>
+                      <a:off x="0" y="0"/>
+                      <a:ext cx="5760410" cy="3238500"/>
+                    </a:xfrm>
+                    <a:prstGeom prst="rect"/>
+                    <a:ln/>
+                  </pic:spPr>
+                </pic:pic>
+              </a:graphicData>
+            </a:graphic>
+          </wp:inline>
+        </w:drawing>
+      </w:r>
+      <w:r>
+        <w:rPr>
+          <w:rtl w:val="0"/>
+        </w:rPr>
+      </w:r>
+    </w:p>
+    <w:p>
+      <w:pPr>
+        <w:spacing w:after="240" w:before="240" w:line="240" w:lineRule="auto"/>
+        <w:rPr>
+          <w:sz w:val="24"/>
+          <w:szCs w:val="24"/>
+        </w:rPr>
+      </w:pPr>
+      <w:r>
+        <w:rPr>
+          <w:sz w:val="24"/>
+          <w:szCs w:val="24"/>
+          <w:rtl w:val="0"/>
+        </w:rPr>
+        <w:t xml:space="preserve">A React egy JavaScript-alapú frontend könyvtár, amelyet a Facebook (Meta) fejlesztett ki felhasználói felületek (UI) építésére.</w:t>
+      </w:r>
+    </w:p>
+    <w:p>
+      <w:pPr>
+        <w:pStyle w:val="Heading3"/>
+        <w:keepNext w:val="0"/>
+        <w:keepLines w:val="0"/>
+        <w:spacing w:line="240" w:lineRule="auto"/>
+        <w:rPr>
+          <w:b w:val="0"/>
+          <w:sz w:val="26"/>
+          <w:szCs w:val="26"/>
+        </w:rPr>
+      </w:pPr>
+      <w:bookmarkStart w:colFirst="0" w:colLast="0" w:name="_as2eiflavdtz" w:id="5"/>
+      <w:bookmarkEnd w:id="5"/>
+      <w:r>
+        <w:rPr>
+          <w:b w:val="0"/>
+          <w:sz w:val="26"/>
+          <w:szCs w:val="26"/>
+          <w:rtl w:val="0"/>
+        </w:rPr>
+        <w:t xml:space="preserve">Főbb jellemzői:</w:t>
+      </w:r>
+    </w:p>
+    <w:p>
+      <w:pPr>
+        <w:numPr>
+          <w:ilvl w:val="0"/>
+          <w:numId w:val="10"/>
+        </w:numPr>
+        <w:spacing w:after="0" w:afterAutospacing="0" w:before="240" w:line="240" w:lineRule="auto"/>
+        <w:ind w:left="720" w:hanging="360"/>
+        <w:rPr>
+          <w:sz w:val="24"/>
+          <w:szCs w:val="24"/>
+        </w:rPr>
+      </w:pPr>
+      <w:r>
+        <w:rPr>
+          <w:sz w:val="24"/>
+          <w:szCs w:val="24"/>
+          <w:rtl w:val="0"/>
+        </w:rPr>
+        <w:t xml:space="preserve">Komponensalapú felépítés → újrahasználható UI-elemek</w:t>
+        <w:br w:type="textWrapping"/>
+      </w:r>
+    </w:p>
+    <w:p>
+      <w:pPr>
+        <w:numPr>
+          <w:ilvl w:val="0"/>
+          <w:numId w:val="10"/>
+        </w:numPr>
+        <w:spacing w:after="0" w:afterAutospacing="0" w:before="0" w:beforeAutospacing="0" w:line="240" w:lineRule="auto"/>
+        <w:ind w:left="720" w:hanging="360"/>
+        <w:rPr>
+          <w:sz w:val="24"/>
+          <w:szCs w:val="24"/>
+        </w:rPr>
+      </w:pPr>
+      <w:r>
+        <w:rPr>
+          <w:sz w:val="24"/>
+          <w:szCs w:val="24"/>
+          <w:rtl w:val="0"/>
+        </w:rPr>
+        <w:t xml:space="preserve">Virtuális DOM → gyorsabb frissítések és teljesítmény</w:t>
+        <w:br w:type="textWrapping"/>
+      </w:r>
+    </w:p>
+    <w:p>
+      <w:pPr>
+        <w:numPr>
+          <w:ilvl w:val="0"/>
+          <w:numId w:val="10"/>
+        </w:numPr>
+        <w:spacing w:after="0" w:afterAutospacing="0" w:before="0" w:beforeAutospacing="0" w:line="240" w:lineRule="auto"/>
+        <w:ind w:left="720" w:hanging="360"/>
+        <w:rPr>
+          <w:sz w:val="24"/>
+          <w:szCs w:val="24"/>
+        </w:rPr>
+      </w:pPr>
+      <w:r>
+        <w:rPr>
+          <w:sz w:val="24"/>
+          <w:szCs w:val="24"/>
+          <w:rtl w:val="0"/>
+        </w:rPr>
+        <w:t xml:space="preserve">Egyirányú adatfolyam → könnyebb állapotkezelés</w:t>
+        <w:br w:type="textWrapping"/>
+      </w:r>
+    </w:p>
+    <w:p>
+      <w:pPr>
+        <w:numPr>
+          <w:ilvl w:val="0"/>
+          <w:numId w:val="10"/>
+        </w:numPr>
+        <w:spacing w:after="0" w:afterAutospacing="0" w:before="0" w:beforeAutospacing="0" w:line="240" w:lineRule="auto"/>
+        <w:ind w:left="720" w:hanging="360"/>
+        <w:rPr>
+          <w:sz w:val="24"/>
+          <w:szCs w:val="24"/>
+        </w:rPr>
+      </w:pPr>
+      <w:r>
+        <w:rPr>
+          <w:sz w:val="24"/>
+          <w:szCs w:val="24"/>
+          <w:rtl w:val="0"/>
+        </w:rPr>
+        <w:t xml:space="preserve">Hook-ok és állapotkezelés → rugalmas funkcionalitás</w:t>
+        <w:br w:type="textWrapping"/>
+      </w:r>
+    </w:p>
+    <w:p>
+      <w:pPr>
+        <w:numPr>
+          <w:ilvl w:val="0"/>
+          <w:numId w:val="10"/>
+        </w:numPr>
+        <w:spacing w:after="240" w:before="0" w:beforeAutospacing="0" w:line="240" w:lineRule="auto"/>
+        <w:ind w:left="720" w:hanging="360"/>
+        <w:rPr>
+          <w:sz w:val="24"/>
+          <w:szCs w:val="24"/>
+        </w:rPr>
+      </w:pPr>
+      <w:r>
+        <w:rPr>
+          <w:sz w:val="24"/>
+          <w:szCs w:val="24"/>
+          <w:rtl w:val="0"/>
+        </w:rPr>
+        <w:t xml:space="preserve">SPA (Single Page Application) támogatás</w:t>
+        <w:br w:type="textWrapping"/>
+      </w:r>
+    </w:p>
+    <w:p>
+      <w:pPr>
+        <w:spacing w:after="240" w:before="240" w:line="240" w:lineRule="auto"/>
+        <w:rPr>
+          <w:sz w:val="24"/>
+          <w:szCs w:val="24"/>
+        </w:rPr>
+      </w:pPr>
+      <w:r>
+        <w:rPr>
+          <w:sz w:val="24"/>
+          <w:szCs w:val="24"/>
+          <w:rtl w:val="0"/>
+        </w:rPr>
+        <w:t xml:space="preserve">Használatához a React könyvtárat kell importálni (</w:t>
+      </w:r>
+      <w:r>
+        <w:rPr>
+          <w:rFonts w:ascii="Roboto Mono" w:cs="Roboto Mono" w:eastAsia="Roboto Mono" w:hAnsi="Roboto Mono"/>
+          <w:color w:val="188038"/>
+          <w:sz w:val="24"/>
+          <w:szCs w:val="24"/>
+          <w:rtl w:val="0"/>
+        </w:rPr>
+        <w:t xml:space="preserve">react</w:t>
+      </w:r>
+      <w:r>
+        <w:rPr>
+          <w:sz w:val="24"/>
+          <w:szCs w:val="24"/>
+          <w:rtl w:val="0"/>
+        </w:rPr>
+        <w:t xml:space="preserve"> és </w:t>
+      </w:r>
+      <w:r>
+        <w:rPr>
+          <w:rFonts w:ascii="Roboto Mono" w:cs="Roboto Mono" w:eastAsia="Roboto Mono" w:hAnsi="Roboto Mono"/>
+          <w:color w:val="188038"/>
+          <w:sz w:val="24"/>
+          <w:szCs w:val="24"/>
+          <w:rtl w:val="0"/>
+        </w:rPr>
+        <w:t xml:space="preserve">react-dom</w:t>
+      </w:r>
+      <w:r>
+        <w:rPr>
+          <w:sz w:val="24"/>
+          <w:szCs w:val="24"/>
+          <w:rtl w:val="0"/>
+        </w:rPr>
+        <w:t xml:space="preserve"> csomagokkal), majd komponenseket létrehozva építhető fel a webalkalmazás.</w:t>
       </w:r>
     </w:p>
     <w:p>
@@ -24117,13 +24387,67 @@
           <w:szCs w:val="24"/>
           <w:rtl w:val="0"/>
         </w:rPr>
-        <w:t xml:space="preserve">CSS (Cascading Style Sheet):</w:t>
+        <w:t xml:space="preserve">Mi az a HTML?</w:t>
       </w:r>
     </w:p>
     <w:p>
       <w:pPr>
         <w:spacing w:after="200" w:line="240" w:lineRule="auto"/>
         <w:rPr>
+          <w:b w:val="1"/>
+          <w:sz w:val="24"/>
+          <w:szCs w:val="24"/>
+        </w:rPr>
+      </w:pPr>
+      <w:r>
+        <w:rPr>
+          <w:b w:val="1"/>
+          <w:sz w:val="24"/>
+          <w:szCs w:val="24"/>
+        </w:rPr>
+        <w:drawing>
+          <wp:inline distB="114300" distT="114300" distL="114300" distR="114300">
+            <wp:extent cx="5760410" cy="3454400"/>
+            <wp:effectExtent b="0" l="0" r="0" t="0"/>
+            <wp:docPr id="15" name="image14.png"/>
+            <a:graphic>
+              <a:graphicData uri="http://schemas.openxmlformats.org/drawingml/2006/picture">
+                <pic:pic>
+                  <pic:nvPicPr>
+                    <pic:cNvPr id="0" name="image14.png"/>
+                    <pic:cNvPicPr preferRelativeResize="0"/>
+                  </pic:nvPicPr>
+                  <pic:blipFill>
+                    <a:blip r:embed="rId18"/>
+                    <a:srcRect b="0" l="0" r="0" t="0"/>
+                    <a:stretch>
+                      <a:fillRect/>
+                    </a:stretch>
+                  </pic:blipFill>
+                  <pic:spPr>
+                    <a:xfrm>
+                      <a:off x="0" y="0"/>
+                      <a:ext cx="5760410" cy="3454400"/>
+                    </a:xfrm>
+                    <a:prstGeom prst="rect"/>
+                    <a:ln/>
+                  </pic:spPr>
+                </pic:pic>
+              </a:graphicData>
+            </a:graphic>
+          </wp:inline>
+        </w:drawing>
+      </w:r>
+      <w:r>
+        <w:rPr>
+          <w:rtl w:val="0"/>
+        </w:rPr>
+      </w:r>
+    </w:p>
+    <w:p>
+      <w:pPr>
+        <w:spacing w:after="240" w:before="240" w:line="240" w:lineRule="auto"/>
+        <w:rPr>
           <w:sz w:val="24"/>
           <w:szCs w:val="24"/>
         </w:rPr>
@@ -24143,6 +24467,561 @@
           <w:szCs w:val="24"/>
           <w:rtl w:val="0"/>
         </w:rPr>
+        <w:t xml:space="preserve">HTML (HyperText Markup Language)</w:t>
+      </w:r>
+      <w:r>
+        <w:rPr>
+          <w:sz w:val="24"/>
+          <w:szCs w:val="24"/>
+          <w:rtl w:val="0"/>
+        </w:rPr>
+        <w:t xml:space="preserve"> egy </w:t>
+      </w:r>
+      <w:r>
+        <w:rPr>
+          <w:b w:val="1"/>
+          <w:sz w:val="24"/>
+          <w:szCs w:val="24"/>
+          <w:rtl w:val="0"/>
+        </w:rPr>
+        <w:t xml:space="preserve">leíró nyelv</w:t>
+      </w:r>
+      <w:r>
+        <w:rPr>
+          <w:sz w:val="24"/>
+          <w:szCs w:val="24"/>
+          <w:rtl w:val="0"/>
+        </w:rPr>
+        <w:t xml:space="preserve">, amelyet weboldalak </w:t>
+      </w:r>
+      <w:r>
+        <w:rPr>
+          <w:b w:val="1"/>
+          <w:sz w:val="24"/>
+          <w:szCs w:val="24"/>
+          <w:rtl w:val="0"/>
+        </w:rPr>
+        <w:t xml:space="preserve">szerkezetének</w:t>
+      </w:r>
+      <w:r>
+        <w:rPr>
+          <w:sz w:val="24"/>
+          <w:szCs w:val="24"/>
+          <w:rtl w:val="0"/>
+        </w:rPr>
+        <w:t xml:space="preserve"> és </w:t>
+      </w:r>
+      <w:r>
+        <w:rPr>
+          <w:b w:val="1"/>
+          <w:sz w:val="24"/>
+          <w:szCs w:val="24"/>
+          <w:rtl w:val="0"/>
+        </w:rPr>
+        <w:t xml:space="preserve">tartalmának</w:t>
+      </w:r>
+      <w:r>
+        <w:rPr>
+          <w:sz w:val="24"/>
+          <w:szCs w:val="24"/>
+          <w:rtl w:val="0"/>
+        </w:rPr>
+        <w:t xml:space="preserve"> meghatározására használnak.</w:t>
+      </w:r>
+    </w:p>
+    <w:p>
+      <w:pPr>
+        <w:pStyle w:val="Heading3"/>
+        <w:keepNext w:val="0"/>
+        <w:keepLines w:val="0"/>
+        <w:spacing w:line="240" w:lineRule="auto"/>
+        <w:rPr>
+          <w:sz w:val="24"/>
+          <w:szCs w:val="24"/>
+        </w:rPr>
+      </w:pPr>
+      <w:bookmarkStart w:colFirst="0" w:colLast="0" w:name="_w73s4hfse5ak" w:id="6"/>
+      <w:bookmarkEnd w:id="6"/>
+      <w:r>
+        <w:rPr>
+          <w:sz w:val="24"/>
+          <w:szCs w:val="24"/>
+          <w:rtl w:val="0"/>
+        </w:rPr>
+        <w:t xml:space="preserve">Főbb jellemzői:</w:t>
+      </w:r>
+    </w:p>
+    <w:p>
+      <w:pPr>
+        <w:numPr>
+          <w:ilvl w:val="0"/>
+          <w:numId w:val="11"/>
+        </w:numPr>
+        <w:spacing w:after="0" w:afterAutospacing="0" w:before="240" w:line="240" w:lineRule="auto"/>
+        <w:ind w:left="720" w:hanging="360"/>
+        <w:rPr>
+          <w:sz w:val="24"/>
+          <w:szCs w:val="24"/>
+        </w:rPr>
+      </w:pPr>
+      <w:r>
+        <w:rPr>
+          <w:b w:val="1"/>
+          <w:sz w:val="24"/>
+          <w:szCs w:val="24"/>
+          <w:rtl w:val="0"/>
+        </w:rPr>
+        <w:t xml:space="preserve">Címkék (tagek) segítségével épül fel</w:t>
+      </w:r>
+      <w:r>
+        <w:rPr>
+          <w:sz w:val="24"/>
+          <w:szCs w:val="24"/>
+          <w:rtl w:val="0"/>
+        </w:rPr>
+        <w:t xml:space="preserve"> (pl. </w:t>
+      </w:r>
+      <w:r>
+        <w:rPr>
+          <w:rFonts w:ascii="Roboto Mono" w:cs="Roboto Mono" w:eastAsia="Roboto Mono" w:hAnsi="Roboto Mono"/>
+          <w:color w:val="188038"/>
+          <w:sz w:val="24"/>
+          <w:szCs w:val="24"/>
+          <w:rtl w:val="0"/>
+        </w:rPr>
+        <w:t xml:space="preserve">&lt;h1&gt;</w:t>
+      </w:r>
+      <w:r>
+        <w:rPr>
+          <w:sz w:val="24"/>
+          <w:szCs w:val="24"/>
+          <w:rtl w:val="0"/>
+        </w:rPr>
+        <w:t xml:space="preserve">, </w:t>
+      </w:r>
+      <w:r>
+        <w:rPr>
+          <w:rFonts w:ascii="Roboto Mono" w:cs="Roboto Mono" w:eastAsia="Roboto Mono" w:hAnsi="Roboto Mono"/>
+          <w:color w:val="188038"/>
+          <w:sz w:val="24"/>
+          <w:szCs w:val="24"/>
+          <w:rtl w:val="0"/>
+        </w:rPr>
+        <w:t xml:space="preserve">&lt;p&gt;</w:t>
+      </w:r>
+      <w:r>
+        <w:rPr>
+          <w:sz w:val="24"/>
+          <w:szCs w:val="24"/>
+          <w:rtl w:val="0"/>
+        </w:rPr>
+        <w:t xml:space="preserve">, </w:t>
+      </w:r>
+      <w:r>
+        <w:rPr>
+          <w:rFonts w:ascii="Roboto Mono" w:cs="Roboto Mono" w:eastAsia="Roboto Mono" w:hAnsi="Roboto Mono"/>
+          <w:color w:val="188038"/>
+          <w:sz w:val="24"/>
+          <w:szCs w:val="24"/>
+          <w:rtl w:val="0"/>
+        </w:rPr>
+        <w:t xml:space="preserve">&lt;div&gt;</w:t>
+      </w:r>
+      <w:r>
+        <w:rPr>
+          <w:sz w:val="24"/>
+          <w:szCs w:val="24"/>
+          <w:rtl w:val="0"/>
+        </w:rPr>
+        <w:t xml:space="preserve">)</w:t>
+        <w:br w:type="textWrapping"/>
+      </w:r>
+    </w:p>
+    <w:p>
+      <w:pPr>
+        <w:numPr>
+          <w:ilvl w:val="0"/>
+          <w:numId w:val="11"/>
+        </w:numPr>
+        <w:spacing w:after="0" w:afterAutospacing="0" w:before="0" w:beforeAutospacing="0" w:line="240" w:lineRule="auto"/>
+        <w:ind w:left="720" w:hanging="360"/>
+        <w:rPr>
+          <w:sz w:val="24"/>
+          <w:szCs w:val="24"/>
+        </w:rPr>
+      </w:pPr>
+      <w:r>
+        <w:rPr>
+          <w:b w:val="1"/>
+          <w:sz w:val="24"/>
+          <w:szCs w:val="24"/>
+          <w:rtl w:val="0"/>
+        </w:rPr>
+        <w:t xml:space="preserve">Strukturálja a weboldalt</w:t>
+      </w:r>
+      <w:r>
+        <w:rPr>
+          <w:sz w:val="24"/>
+          <w:szCs w:val="24"/>
+          <w:rtl w:val="0"/>
+        </w:rPr>
+        <w:t xml:space="preserve"> (fejléc, bekezdések, listák, táblázatok stb.)</w:t>
+        <w:br w:type="textWrapping"/>
+      </w:r>
+    </w:p>
+    <w:p>
+      <w:pPr>
+        <w:numPr>
+          <w:ilvl w:val="0"/>
+          <w:numId w:val="11"/>
+        </w:numPr>
+        <w:spacing w:after="0" w:afterAutospacing="0" w:before="0" w:beforeAutospacing="0" w:line="240" w:lineRule="auto"/>
+        <w:ind w:left="720" w:hanging="360"/>
+        <w:rPr>
+          <w:sz w:val="24"/>
+          <w:szCs w:val="24"/>
+        </w:rPr>
+      </w:pPr>
+      <w:r>
+        <w:rPr>
+          <w:b w:val="1"/>
+          <w:sz w:val="24"/>
+          <w:szCs w:val="24"/>
+          <w:rtl w:val="0"/>
+        </w:rPr>
+        <w:t xml:space="preserve">Nem programozási nyelv</w:t>
+      </w:r>
+      <w:r>
+        <w:rPr>
+          <w:sz w:val="24"/>
+          <w:szCs w:val="24"/>
+          <w:rtl w:val="0"/>
+        </w:rPr>
+        <w:t xml:space="preserve">, hanem egy jelölőnyelv</w:t>
+        <w:br w:type="textWrapping"/>
+      </w:r>
+    </w:p>
+    <w:p>
+      <w:pPr>
+        <w:numPr>
+          <w:ilvl w:val="0"/>
+          <w:numId w:val="11"/>
+        </w:numPr>
+        <w:spacing w:after="240" w:before="0" w:beforeAutospacing="0" w:line="240" w:lineRule="auto"/>
+        <w:ind w:left="720" w:hanging="360"/>
+        <w:rPr>
+          <w:sz w:val="24"/>
+          <w:szCs w:val="24"/>
+        </w:rPr>
+      </w:pPr>
+      <w:r>
+        <w:rPr>
+          <w:b w:val="1"/>
+          <w:sz w:val="24"/>
+          <w:szCs w:val="24"/>
+          <w:rtl w:val="0"/>
+        </w:rPr>
+        <w:t xml:space="preserve">Böngészők értelmezik és jelenítik meg</w:t>
+        <w:br w:type="textWrapping"/>
+      </w:r>
+    </w:p>
+    <w:p>
+      <w:pPr>
+        <w:spacing w:after="240" w:before="240" w:line="240" w:lineRule="auto"/>
+        <w:rPr>
+          <w:sz w:val="24"/>
+          <w:szCs w:val="24"/>
+        </w:rPr>
+      </w:pPr>
+      <w:r>
+        <w:rPr>
+          <w:sz w:val="24"/>
+          <w:szCs w:val="24"/>
+          <w:rtl w:val="0"/>
+        </w:rPr>
+        <w:t xml:space="preserve">Példa egy egyszerű HTML kódra:</w:t>
+      </w:r>
+    </w:p>
+    <w:p>
+      <w:pPr>
+        <w:spacing w:after="240" w:before="240" w:line="240" w:lineRule="auto"/>
+        <w:rPr>
+          <w:sz w:val="24"/>
+          <w:szCs w:val="24"/>
+        </w:rPr>
+      </w:pPr>
+      <w:r>
+        <w:rPr>
+          <w:sz w:val="24"/>
+          <w:szCs w:val="24"/>
+          <w:rtl w:val="0"/>
+        </w:rPr>
+        <w:t xml:space="preserve">&lt;!DOCTYPE html&gt;</w:t>
+      </w:r>
+    </w:p>
+    <w:p>
+      <w:pPr>
+        <w:spacing w:after="240" w:before="240" w:line="240" w:lineRule="auto"/>
+        <w:rPr>
+          <w:sz w:val="24"/>
+          <w:szCs w:val="24"/>
+        </w:rPr>
+      </w:pPr>
+      <w:r>
+        <w:rPr>
+          <w:sz w:val="24"/>
+          <w:szCs w:val="24"/>
+          <w:rtl w:val="0"/>
+        </w:rPr>
+        <w:t xml:space="preserve">&lt;html&gt;</w:t>
+      </w:r>
+    </w:p>
+    <w:p>
+      <w:pPr>
+        <w:spacing w:after="240" w:before="240" w:line="240" w:lineRule="auto"/>
+        <w:rPr>
+          <w:sz w:val="24"/>
+          <w:szCs w:val="24"/>
+        </w:rPr>
+      </w:pPr>
+      <w:r>
+        <w:rPr>
+          <w:sz w:val="24"/>
+          <w:szCs w:val="24"/>
+          <w:rtl w:val="0"/>
+        </w:rPr>
+        <w:t xml:space="preserve">  &lt;head&gt;</w:t>
+      </w:r>
+    </w:p>
+    <w:p>
+      <w:pPr>
+        <w:spacing w:after="240" w:before="240" w:line="240" w:lineRule="auto"/>
+        <w:rPr>
+          <w:sz w:val="24"/>
+          <w:szCs w:val="24"/>
+        </w:rPr>
+      </w:pPr>
+      <w:r>
+        <w:rPr>
+          <w:sz w:val="24"/>
+          <w:szCs w:val="24"/>
+          <w:rtl w:val="0"/>
+        </w:rPr>
+        <w:t xml:space="preserve">    &lt;title&gt;Helló, Világ!&lt;/title&gt;</w:t>
+      </w:r>
+    </w:p>
+    <w:p>
+      <w:pPr>
+        <w:spacing w:after="240" w:before="240" w:line="240" w:lineRule="auto"/>
+        <w:rPr>
+          <w:sz w:val="24"/>
+          <w:szCs w:val="24"/>
+        </w:rPr>
+      </w:pPr>
+      <w:r>
+        <w:rPr>
+          <w:sz w:val="24"/>
+          <w:szCs w:val="24"/>
+          <w:rtl w:val="0"/>
+        </w:rPr>
+        <w:t xml:space="preserve">  &lt;/head&gt;</w:t>
+      </w:r>
+    </w:p>
+    <w:p>
+      <w:pPr>
+        <w:spacing w:after="240" w:before="240" w:line="240" w:lineRule="auto"/>
+        <w:rPr>
+          <w:sz w:val="24"/>
+          <w:szCs w:val="24"/>
+        </w:rPr>
+      </w:pPr>
+      <w:r>
+        <w:rPr>
+          <w:sz w:val="24"/>
+          <w:szCs w:val="24"/>
+          <w:rtl w:val="0"/>
+        </w:rPr>
+        <w:t xml:space="preserve">  &lt;body&gt;</w:t>
+      </w:r>
+    </w:p>
+    <w:p>
+      <w:pPr>
+        <w:spacing w:after="240" w:before="240" w:line="240" w:lineRule="auto"/>
+        <w:rPr>
+          <w:sz w:val="24"/>
+          <w:szCs w:val="24"/>
+        </w:rPr>
+      </w:pPr>
+      <w:r>
+        <w:rPr>
+          <w:sz w:val="24"/>
+          <w:szCs w:val="24"/>
+          <w:rtl w:val="0"/>
+        </w:rPr>
+        <w:t xml:space="preserve">    &lt;h1&gt;Üdvözöllek!&lt;/h1&gt;</w:t>
+      </w:r>
+    </w:p>
+    <w:p>
+      <w:pPr>
+        <w:spacing w:after="240" w:before="240" w:line="240" w:lineRule="auto"/>
+        <w:rPr>
+          <w:sz w:val="24"/>
+          <w:szCs w:val="24"/>
+        </w:rPr>
+      </w:pPr>
+      <w:r>
+        <w:rPr>
+          <w:sz w:val="24"/>
+          <w:szCs w:val="24"/>
+          <w:rtl w:val="0"/>
+        </w:rPr>
+        <w:t xml:space="preserve">    &lt;p&gt;Ez egy HTML oldal.&lt;/p&gt;</w:t>
+      </w:r>
+    </w:p>
+    <w:p>
+      <w:pPr>
+        <w:spacing w:after="240" w:before="240" w:line="240" w:lineRule="auto"/>
+        <w:rPr>
+          <w:sz w:val="24"/>
+          <w:szCs w:val="24"/>
+        </w:rPr>
+      </w:pPr>
+      <w:r>
+        <w:rPr>
+          <w:sz w:val="24"/>
+          <w:szCs w:val="24"/>
+          <w:rtl w:val="0"/>
+        </w:rPr>
+        <w:t xml:space="preserve">  &lt;/body&gt;</w:t>
+      </w:r>
+    </w:p>
+    <w:p>
+      <w:pPr>
+        <w:spacing w:after="240" w:before="240" w:line="240" w:lineRule="auto"/>
+        <w:rPr>
+          <w:sz w:val="24"/>
+          <w:szCs w:val="24"/>
+        </w:rPr>
+      </w:pPr>
+      <w:r>
+        <w:rPr>
+          <w:sz w:val="24"/>
+          <w:szCs w:val="24"/>
+          <w:rtl w:val="0"/>
+        </w:rPr>
+        <w:t xml:space="preserve">&lt;/html&gt;</w:t>
+      </w:r>
+    </w:p>
+    <w:p>
+      <w:pPr>
+        <w:spacing w:after="240" w:before="240" w:line="240" w:lineRule="auto"/>
+        <w:rPr>
+          <w:sz w:val="24"/>
+          <w:szCs w:val="24"/>
+        </w:rPr>
+      </w:pPr>
+      <w:r>
+        <w:rPr>
+          <w:sz w:val="24"/>
+          <w:szCs w:val="24"/>
+          <w:rtl w:val="0"/>
+        </w:rPr>
+        <w:t xml:space="preserve">A </w:t>
+      </w:r>
+      <w:r>
+        <w:rPr>
+          <w:b w:val="1"/>
+          <w:sz w:val="24"/>
+          <w:szCs w:val="24"/>
+          <w:rtl w:val="0"/>
+        </w:rPr>
+        <w:t xml:space="preserve">HTML önmagában nem interaktív</w:t>
+      </w:r>
+      <w:r>
+        <w:rPr>
+          <w:sz w:val="24"/>
+          <w:szCs w:val="24"/>
+          <w:rtl w:val="0"/>
+        </w:rPr>
+        <w:t xml:space="preserve">, de </w:t>
+      </w:r>
+      <w:r>
+        <w:rPr>
+          <w:b w:val="1"/>
+          <w:sz w:val="24"/>
+          <w:szCs w:val="24"/>
+          <w:rtl w:val="0"/>
+        </w:rPr>
+        <w:t xml:space="preserve">CSS</w:t>
+      </w:r>
+      <w:r>
+        <w:rPr>
+          <w:sz w:val="24"/>
+          <w:szCs w:val="24"/>
+          <w:rtl w:val="0"/>
+        </w:rPr>
+        <w:t xml:space="preserve">-sel és </w:t>
+      </w:r>
+      <w:r>
+        <w:rPr>
+          <w:b w:val="1"/>
+          <w:sz w:val="24"/>
+          <w:szCs w:val="24"/>
+          <w:rtl w:val="0"/>
+        </w:rPr>
+        <w:t xml:space="preserve">JavaScript</w:t>
+      </w:r>
+      <w:r>
+        <w:rPr>
+          <w:sz w:val="24"/>
+          <w:szCs w:val="24"/>
+          <w:rtl w:val="0"/>
+        </w:rPr>
+        <w:t xml:space="preserve">-tel kombinálva dinamikus weboldalak készíthetők.</w:t>
+      </w:r>
+    </w:p>
+    <w:p>
+      <w:pPr>
+        <w:spacing w:after="200" w:line="240" w:lineRule="auto"/>
+        <w:rPr>
+          <w:b w:val="1"/>
+          <w:sz w:val="24"/>
+          <w:szCs w:val="24"/>
+        </w:rPr>
+      </w:pPr>
+      <w:r>
+        <w:rPr>
+          <w:b w:val="1"/>
+          <w:sz w:val="24"/>
+          <w:szCs w:val="24"/>
+          <w:rtl w:val="0"/>
+        </w:rPr>
+        <w:t xml:space="preserve">Mi az a CSS (Cascading Style Sheet):?</w:t>
+      </w:r>
+    </w:p>
+    <w:p>
+      <w:pPr>
+        <w:spacing w:after="200" w:line="240" w:lineRule="auto"/>
+        <w:rPr>
+          <w:sz w:val="24"/>
+          <w:szCs w:val="24"/>
+        </w:rPr>
+      </w:pPr>
+      <w:r>
+        <w:rPr>
+          <w:sz w:val="24"/>
+          <w:szCs w:val="24"/>
+          <w:rtl w:val="0"/>
+        </w:rPr>
+        <w:t xml:space="preserve">A </w:t>
+      </w:r>
+      <w:r>
+        <w:rPr>
+          <w:b w:val="1"/>
+          <w:sz w:val="24"/>
+          <w:szCs w:val="24"/>
+          <w:rtl w:val="0"/>
+        </w:rPr>
         <w:t xml:space="preserve">CSS (Cascading Style Sheets)</w:t>
       </w:r>
       <w:r>
@@ -24237,6 +25116,427 @@
           <w:rtl w:val="0"/>
         </w:rPr>
         <w:t xml:space="preserve">}</w:t>
+      </w:r>
+    </w:p>
+    <w:p>
+      <w:pPr>
+        <w:spacing w:after="200" w:line="240" w:lineRule="auto"/>
+        <w:rPr>
+          <w:b w:val="1"/>
+          <w:sz w:val="24"/>
+          <w:szCs w:val="24"/>
+        </w:rPr>
+      </w:pPr>
+      <w:r>
+        <w:rPr>
+          <w:b w:val="1"/>
+          <w:sz w:val="24"/>
+          <w:szCs w:val="24"/>
+          <w:rtl w:val="0"/>
+        </w:rPr>
+        <w:t xml:space="preserve">Mi az a Bootstrap?</w:t>
+      </w:r>
+    </w:p>
+    <w:p>
+      <w:pPr>
+        <w:spacing w:after="200" w:line="240" w:lineRule="auto"/>
+        <w:rPr>
+          <w:b w:val="1"/>
+          <w:sz w:val="24"/>
+          <w:szCs w:val="24"/>
+        </w:rPr>
+      </w:pPr>
+      <w:r>
+        <w:rPr>
+          <w:b w:val="1"/>
+          <w:sz w:val="24"/>
+          <w:szCs w:val="24"/>
+        </w:rPr>
+        <w:drawing>
+          <wp:inline distB="114300" distT="114300" distL="114300" distR="114300">
+            <wp:extent cx="5760410" cy="2514600"/>
+            <wp:effectExtent b="0" l="0" r="0" t="0"/>
+            <wp:docPr id="16" name="image16.png"/>
+            <a:graphic>
+              <a:graphicData uri="http://schemas.openxmlformats.org/drawingml/2006/picture">
+                <pic:pic>
+                  <pic:nvPicPr>
+                    <pic:cNvPr id="0" name="image16.png"/>
+                    <pic:cNvPicPr preferRelativeResize="0"/>
+                  </pic:nvPicPr>
+                  <pic:blipFill>
+                    <a:blip r:embed="rId19"/>
+                    <a:srcRect b="0" l="0" r="0" t="0"/>
+                    <a:stretch>
+                      <a:fillRect/>
+                    </a:stretch>
+                  </pic:blipFill>
+                  <pic:spPr>
+                    <a:xfrm>
+                      <a:off x="0" y="0"/>
+                      <a:ext cx="5760410" cy="2514600"/>
+                    </a:xfrm>
+                    <a:prstGeom prst="rect"/>
+                    <a:ln/>
+                  </pic:spPr>
+                </pic:pic>
+              </a:graphicData>
+            </a:graphic>
+          </wp:inline>
+        </w:drawing>
+      </w:r>
+      <w:r>
+        <w:rPr>
+          <w:rtl w:val="0"/>
+        </w:rPr>
+      </w:r>
+    </w:p>
+    <w:p>
+      <w:pPr>
+        <w:spacing w:after="240" w:before="240" w:line="240" w:lineRule="auto"/>
+        <w:rPr>
+          <w:sz w:val="24"/>
+          <w:szCs w:val="24"/>
+        </w:rPr>
+      </w:pPr>
+      <w:r>
+        <w:rPr>
+          <w:sz w:val="24"/>
+          <w:szCs w:val="24"/>
+          <w:rtl w:val="0"/>
+        </w:rPr>
+        <w:t xml:space="preserve">A Bootstrap egy népszerű, nyílt forráskódú CSS és JavaScript keretrendszer, amelyet reszponzív és modern weboldalak gyors fejlesztésére használnak. Tartalmaz előre megírt stílusokat, komponenseket és JavaScript modulokat, például rácsrendszert, gombokat, űrlapokat, navigációs menüket és modális ablakokat.</w:t>
+      </w:r>
+    </w:p>
+    <w:p>
+      <w:pPr>
+        <w:spacing w:after="240" w:before="240" w:line="240" w:lineRule="auto"/>
+        <w:rPr>
+          <w:sz w:val="24"/>
+          <w:szCs w:val="24"/>
+        </w:rPr>
+      </w:pPr>
+      <w:r>
+        <w:rPr>
+          <w:sz w:val="24"/>
+          <w:szCs w:val="24"/>
+          <w:rtl w:val="0"/>
+        </w:rPr>
+        <w:t xml:space="preserve">Főbb jellemzői:</w:t>
+      </w:r>
+    </w:p>
+    <w:p>
+      <w:pPr>
+        <w:numPr>
+          <w:ilvl w:val="0"/>
+          <w:numId w:val="2"/>
+        </w:numPr>
+        <w:spacing w:after="0" w:afterAutospacing="0" w:before="240" w:line="240" w:lineRule="auto"/>
+        <w:ind w:left="720" w:hanging="360"/>
+        <w:rPr>
+          <w:sz w:val="24"/>
+          <w:szCs w:val="24"/>
+        </w:rPr>
+      </w:pPr>
+      <w:r>
+        <w:rPr>
+          <w:sz w:val="24"/>
+          <w:szCs w:val="24"/>
+          <w:rtl w:val="0"/>
+        </w:rPr>
+        <w:t xml:space="preserve">Reszponzív design (mobilbarát kialakítás)</w:t>
+        <w:br w:type="textWrapping"/>
+      </w:r>
+    </w:p>
+    <w:p>
+      <w:pPr>
+        <w:numPr>
+          <w:ilvl w:val="0"/>
+          <w:numId w:val="2"/>
+        </w:numPr>
+        <w:spacing w:after="0" w:afterAutospacing="0" w:before="0" w:beforeAutospacing="0" w:line="240" w:lineRule="auto"/>
+        <w:ind w:left="720" w:hanging="360"/>
+        <w:rPr>
+          <w:sz w:val="24"/>
+          <w:szCs w:val="24"/>
+        </w:rPr>
+      </w:pPr>
+      <w:r>
+        <w:rPr>
+          <w:sz w:val="24"/>
+          <w:szCs w:val="24"/>
+          <w:rtl w:val="0"/>
+        </w:rPr>
+        <w:t xml:space="preserve">Előre definiált CSS és UI-elemek</w:t>
+        <w:br w:type="textWrapping"/>
+      </w:r>
+    </w:p>
+    <w:p>
+      <w:pPr>
+        <w:numPr>
+          <w:ilvl w:val="0"/>
+          <w:numId w:val="2"/>
+        </w:numPr>
+        <w:spacing w:after="0" w:afterAutospacing="0" w:before="0" w:beforeAutospacing="0" w:line="240" w:lineRule="auto"/>
+        <w:ind w:left="720" w:hanging="360"/>
+        <w:rPr>
+          <w:sz w:val="24"/>
+          <w:szCs w:val="24"/>
+        </w:rPr>
+      </w:pPr>
+      <w:r>
+        <w:rPr>
+          <w:sz w:val="24"/>
+          <w:szCs w:val="24"/>
+          <w:rtl w:val="0"/>
+        </w:rPr>
+        <w:t xml:space="preserve">Kompatibilitás a legtöbb böngészővel</w:t>
+        <w:br w:type="textWrapping"/>
+      </w:r>
+    </w:p>
+    <w:p>
+      <w:pPr>
+        <w:numPr>
+          <w:ilvl w:val="0"/>
+          <w:numId w:val="2"/>
+        </w:numPr>
+        <w:spacing w:after="240" w:before="0" w:beforeAutospacing="0" w:line="240" w:lineRule="auto"/>
+        <w:ind w:left="720" w:hanging="360"/>
+        <w:rPr>
+          <w:sz w:val="24"/>
+          <w:szCs w:val="24"/>
+        </w:rPr>
+      </w:pPr>
+      <w:r>
+        <w:rPr>
+          <w:sz w:val="24"/>
+          <w:szCs w:val="24"/>
+          <w:rtl w:val="0"/>
+        </w:rPr>
+        <w:t xml:space="preserve">Egyszerű testreszabhatóság</w:t>
+        <w:br w:type="textWrapping"/>
+      </w:r>
+    </w:p>
+    <w:p>
+      <w:pPr>
+        <w:spacing w:after="240" w:before="240" w:line="240" w:lineRule="auto"/>
+        <w:rPr>
+          <w:sz w:val="24"/>
+          <w:szCs w:val="24"/>
+        </w:rPr>
+      </w:pPr>
+      <w:r>
+        <w:rPr>
+          <w:sz w:val="24"/>
+          <w:szCs w:val="24"/>
+          <w:rtl w:val="0"/>
+        </w:rPr>
+        <w:t xml:space="preserve">Használatához elegendő a Bootstrap CSS és JS fájlokat hozzáadni a projektedhez, vagy a CDN-linkeket beilleszteni az oldaladba.</w:t>
+      </w:r>
+    </w:p>
+    <w:p>
+      <w:pPr>
+        <w:spacing w:after="240" w:before="240" w:line="240" w:lineRule="auto"/>
+        <w:rPr>
+          <w:b w:val="1"/>
+          <w:sz w:val="24"/>
+          <w:szCs w:val="24"/>
+        </w:rPr>
+      </w:pPr>
+      <w:r>
+        <w:rPr>
+          <w:b w:val="1"/>
+          <w:sz w:val="24"/>
+          <w:szCs w:val="24"/>
+          <w:rtl w:val="0"/>
+        </w:rPr>
+        <w:t xml:space="preserve">Mi az a JavaScript?</w:t>
+      </w:r>
+    </w:p>
+    <w:p>
+      <w:pPr>
+        <w:spacing w:after="240" w:before="240" w:line="240" w:lineRule="auto"/>
+        <w:rPr>
+          <w:sz w:val="24"/>
+          <w:szCs w:val="24"/>
+        </w:rPr>
+      </w:pPr>
+      <w:r>
+        <w:rPr>
+          <w:sz w:val="24"/>
+          <w:szCs w:val="24"/>
+          <w:rtl w:val="0"/>
+        </w:rPr>
+        <w:t xml:space="preserve">A JavaScript egy programozási nyelv, amelyet elsősorban weboldalak interaktivitásának és dinamikus viselkedésének létrehozására használnak.</w:t>
+      </w:r>
+    </w:p>
+    <w:p>
+      <w:pPr>
+        <w:pStyle w:val="Heading3"/>
+        <w:keepNext w:val="0"/>
+        <w:keepLines w:val="0"/>
+        <w:spacing w:line="240" w:lineRule="auto"/>
+        <w:rPr>
+          <w:b w:val="0"/>
+          <w:sz w:val="26"/>
+          <w:szCs w:val="26"/>
+        </w:rPr>
+      </w:pPr>
+      <w:bookmarkStart w:colFirst="0" w:colLast="0" w:name="_2kttsc6mtrcy" w:id="7"/>
+      <w:bookmarkEnd w:id="7"/>
+      <w:r>
+        <w:rPr>
+          <w:b w:val="0"/>
+          <w:sz w:val="26"/>
+          <w:szCs w:val="26"/>
+          <w:rtl w:val="0"/>
+        </w:rPr>
+        <w:t xml:space="preserve">Főbb jellemzői:</w:t>
+      </w:r>
+    </w:p>
+    <w:p>
+      <w:pPr>
+        <w:numPr>
+          <w:ilvl w:val="0"/>
+          <w:numId w:val="1"/>
+        </w:numPr>
+        <w:spacing w:after="0" w:afterAutospacing="0" w:before="240" w:line="240" w:lineRule="auto"/>
+        <w:ind w:left="720" w:hanging="360"/>
+        <w:rPr>
+          <w:sz w:val="24"/>
+          <w:szCs w:val="24"/>
+        </w:rPr>
+      </w:pPr>
+      <w:r>
+        <w:rPr>
+          <w:sz w:val="24"/>
+          <w:szCs w:val="24"/>
+          <w:rtl w:val="0"/>
+        </w:rPr>
+        <w:t xml:space="preserve">Böngészőben fut (kliensoldali nyelv)</w:t>
+        <w:br w:type="textWrapping"/>
+      </w:r>
+    </w:p>
+    <w:p>
+      <w:pPr>
+        <w:numPr>
+          <w:ilvl w:val="0"/>
+          <w:numId w:val="1"/>
+        </w:numPr>
+        <w:spacing w:after="0" w:afterAutospacing="0" w:before="0" w:beforeAutospacing="0" w:line="240" w:lineRule="auto"/>
+        <w:ind w:left="720" w:hanging="360"/>
+        <w:rPr>
+          <w:sz w:val="24"/>
+          <w:szCs w:val="24"/>
+        </w:rPr>
+      </w:pPr>
+      <w:r>
+        <w:rPr>
+          <w:sz w:val="24"/>
+          <w:szCs w:val="24"/>
+          <w:rtl w:val="0"/>
+        </w:rPr>
+        <w:t xml:space="preserve">Dinamikus és eseményvezérelt (pl. gombkattintás, űrlapküldés)</w:t>
+        <w:br w:type="textWrapping"/>
+      </w:r>
+    </w:p>
+    <w:p>
+      <w:pPr>
+        <w:numPr>
+          <w:ilvl w:val="0"/>
+          <w:numId w:val="1"/>
+        </w:numPr>
+        <w:spacing w:after="0" w:afterAutospacing="0" w:before="0" w:beforeAutospacing="0" w:line="240" w:lineRule="auto"/>
+        <w:ind w:left="720" w:hanging="360"/>
+        <w:rPr>
+          <w:sz w:val="24"/>
+          <w:szCs w:val="24"/>
+        </w:rPr>
+      </w:pPr>
+      <w:r>
+        <w:rPr>
+          <w:sz w:val="24"/>
+          <w:szCs w:val="24"/>
+          <w:rtl w:val="0"/>
+        </w:rPr>
+        <w:t xml:space="preserve">Módosíthatja a HTML és CSS tartalmat (pl. DOM manipuláció)</w:t>
+        <w:br w:type="textWrapping"/>
+      </w:r>
+    </w:p>
+    <w:p>
+      <w:pPr>
+        <w:numPr>
+          <w:ilvl w:val="0"/>
+          <w:numId w:val="1"/>
+        </w:numPr>
+        <w:spacing w:after="240" w:before="0" w:beforeAutospacing="0" w:line="240" w:lineRule="auto"/>
+        <w:ind w:left="720" w:hanging="360"/>
+        <w:rPr>
+          <w:sz w:val="24"/>
+          <w:szCs w:val="24"/>
+        </w:rPr>
+      </w:pPr>
+      <w:r>
+        <w:rPr>
+          <w:sz w:val="24"/>
+          <w:szCs w:val="24"/>
+          <w:rtl w:val="0"/>
+        </w:rPr>
+        <w:t xml:space="preserve">Aszinkron műveleteket kezelhet (pl. AJAX, fetch API)</w:t>
+        <w:br w:type="textWrapping"/>
+      </w:r>
+    </w:p>
+    <w:p>
+      <w:pPr>
+        <w:spacing w:after="240" w:before="240" w:line="240" w:lineRule="auto"/>
+        <w:rPr>
+          <w:sz w:val="24"/>
+          <w:szCs w:val="24"/>
+        </w:rPr>
+      </w:pPr>
+      <w:r>
+        <w:rPr>
+          <w:sz w:val="24"/>
+          <w:szCs w:val="24"/>
+          <w:rtl w:val="0"/>
+        </w:rPr>
+        <w:t xml:space="preserve">Használata egyszerű: beilleszthetsz JavaScript kódot egy </w:t>
+      </w:r>
+      <w:r>
+        <w:rPr>
+          <w:rFonts w:ascii="Roboto Mono" w:cs="Roboto Mono" w:eastAsia="Roboto Mono" w:hAnsi="Roboto Mono"/>
+          <w:color w:val="188038"/>
+          <w:sz w:val="24"/>
+          <w:szCs w:val="24"/>
+          <w:rtl w:val="0"/>
+        </w:rPr>
+        <w:t xml:space="preserve">&lt;script&gt;</w:t>
+      </w:r>
+      <w:r>
+        <w:rPr>
+          <w:sz w:val="24"/>
+          <w:szCs w:val="24"/>
+          <w:rtl w:val="0"/>
+        </w:rPr>
+        <w:t xml:space="preserve"> tagbe egy HTML-fájlban, vagy külön </w:t>
+      </w:r>
+      <w:r>
+        <w:rPr>
+          <w:rFonts w:ascii="Roboto Mono" w:cs="Roboto Mono" w:eastAsia="Roboto Mono" w:hAnsi="Roboto Mono"/>
+          <w:color w:val="188038"/>
+          <w:sz w:val="24"/>
+          <w:szCs w:val="24"/>
+          <w:rtl w:val="0"/>
+        </w:rPr>
+        <w:t xml:space="preserve">.js</w:t>
+      </w:r>
+      <w:r>
+        <w:rPr>
+          <w:sz w:val="24"/>
+          <w:szCs w:val="24"/>
+          <w:rtl w:val="0"/>
+        </w:rPr>
+        <w:t xml:space="preserve"> fájlként is csatolhatod.</w:t>
       </w:r>
     </w:p>
     <w:p>
@@ -24290,16 +25590,16 @@
           <wp:inline distB="114300" distT="114300" distL="114300" distR="114300">
             <wp:extent cx="5760410" cy="4000500"/>
             <wp:effectExtent b="0" l="0" r="0" t="0"/>
-            <wp:docPr id="12" name="image6.png"/>
+            <wp:docPr id="13" name="image10.png"/>
             <a:graphic>
               <a:graphicData uri="http://schemas.openxmlformats.org/drawingml/2006/picture">
                 <pic:pic>
                   <pic:nvPicPr>
-                    <pic:cNvPr id="0" name="image6.png"/>
+                    <pic:cNvPr id="0" name="image10.png"/>
                     <pic:cNvPicPr preferRelativeResize="0"/>
                   </pic:nvPicPr>
                   <pic:blipFill>
-                    <a:blip r:embed="rId17"/>
+                    <a:blip r:embed="rId20"/>
                     <a:srcRect b="0" l="0" r="0" t="0"/>
                     <a:stretch>
                       <a:fillRect/>
@@ -24373,8 +25673,8 @@
           <w:szCs w:val="24"/>
         </w:rPr>
       </w:pPr>
-      <w:bookmarkStart w:colFirst="0" w:colLast="0" w:name="_mavers27goar" w:id="5"/>
-      <w:bookmarkEnd w:id="5"/>
+      <w:bookmarkStart w:colFirst="0" w:colLast="0" w:name="_7xog60hdjy36" w:id="8"/>
+      <w:bookmarkEnd w:id="8"/>
       <w:r>
         <w:rPr>
           <w:b w:val="0"/>
@@ -24389,7 +25689,7 @@
       <w:pPr>
         <w:numPr>
           <w:ilvl w:val="0"/>
-          <w:numId w:val="1"/>
+          <w:numId w:val="3"/>
         </w:numPr>
         <w:spacing w:after="0" w:before="240" w:line="240" w:lineRule="auto"/>
         <w:ind w:left="720" w:hanging="360"/>
@@ -24411,7 +25711,7 @@
       <w:pPr>
         <w:numPr>
           <w:ilvl w:val="0"/>
-          <w:numId w:val="1"/>
+          <w:numId w:val="3"/>
         </w:numPr>
         <w:spacing w:after="0" w:before="0" w:line="240" w:lineRule="auto"/>
         <w:ind w:left="720" w:hanging="360"/>
@@ -24433,7 +25733,7 @@
       <w:pPr>
         <w:numPr>
           <w:ilvl w:val="0"/>
-          <w:numId w:val="1"/>
+          <w:numId w:val="3"/>
         </w:numPr>
         <w:spacing w:after="0" w:before="0" w:line="240" w:lineRule="auto"/>
         <w:ind w:left="720" w:hanging="360"/>
@@ -24455,7 +25755,7 @@
       <w:pPr>
         <w:numPr>
           <w:ilvl w:val="0"/>
-          <w:numId w:val="1"/>
+          <w:numId w:val="3"/>
         </w:numPr>
         <w:spacing w:after="240" w:before="0" w:line="240" w:lineRule="auto"/>
         <w:ind w:left="720" w:hanging="360"/>
@@ -24485,8 +25785,8 @@
           <w:szCs w:val="24"/>
         </w:rPr>
       </w:pPr>
-      <w:bookmarkStart w:colFirst="0" w:colLast="0" w:name="_1ry3tglbqx" w:id="6"/>
-      <w:bookmarkEnd w:id="6"/>
+      <w:bookmarkStart w:colFirst="0" w:colLast="0" w:name="_k0nssbg41xm0" w:id="9"/>
+      <w:bookmarkEnd w:id="9"/>
       <w:r>
         <w:rPr>
           <w:b w:val="0"/>
@@ -24507,7 +25807,7 @@
           <wp:inline distB="114300" distT="114300" distL="114300" distR="114300">
             <wp:extent cx="5760410" cy="1016000"/>
             <wp:effectExtent b="0" l="0" r="0" t="0"/>
-            <wp:docPr id="10" name="image2.png"/>
+            <wp:docPr id="11" name="image2.png"/>
             <a:graphic>
               <a:graphicData uri="http://schemas.openxmlformats.org/drawingml/2006/picture">
                 <pic:pic>
@@ -24516,7 +25816,7 @@
                     <pic:cNvPicPr preferRelativeResize="0"/>
                   </pic:nvPicPr>
                   <pic:blipFill>
-                    <a:blip r:embed="rId18"/>
+                    <a:blip r:embed="rId21"/>
                     <a:srcRect b="0" l="0" r="0" t="0"/>
                     <a:stretch>
                       <a:fillRect/>
@@ -24563,8 +25863,8 @@
           <w:szCs w:val="24"/>
         </w:rPr>
       </w:pPr>
-      <w:bookmarkStart w:colFirst="0" w:colLast="0" w:name="_tshlfl23znde" w:id="7"/>
-      <w:bookmarkEnd w:id="7"/>
+      <w:bookmarkStart w:colFirst="0" w:colLast="0" w:name="_teol1e7e64di" w:id="10"/>
+      <w:bookmarkEnd w:id="10"/>
       <w:r>
         <w:rPr>
           <w:b w:val="0"/>
@@ -24579,7 +25879,7 @@
       <w:pPr>
         <w:numPr>
           <w:ilvl w:val="0"/>
-          <w:numId w:val="4"/>
+          <w:numId w:val="6"/>
         </w:numPr>
         <w:spacing w:after="0" w:before="240" w:lineRule="auto"/>
         <w:ind w:left="720" w:hanging="360"/>
@@ -24601,7 +25901,7 @@
       <w:pPr>
         <w:numPr>
           <w:ilvl w:val="0"/>
-          <w:numId w:val="4"/>
+          <w:numId w:val="6"/>
         </w:numPr>
         <w:spacing w:after="240" w:before="0" w:lineRule="auto"/>
         <w:ind w:left="720" w:hanging="360"/>
@@ -24684,8 +25984,8 @@
           <w:szCs w:val="24"/>
         </w:rPr>
       </w:pPr>
-      <w:bookmarkStart w:colFirst="0" w:colLast="0" w:name="_kmzy8secp4n5" w:id="8"/>
-      <w:bookmarkEnd w:id="8"/>
+      <w:bookmarkStart w:colFirst="0" w:colLast="0" w:name="_d02oeyj94x2k" w:id="11"/>
+      <w:bookmarkEnd w:id="11"/>
       <w:r>
         <w:rPr>
           <w:b w:val="0"/>
@@ -24694,140 +25994,6 @@
           <w:rtl w:val="0"/>
         </w:rPr>
         <w:t xml:space="preserve">Főbb jellemzők:</w:t>
-      </w:r>
-    </w:p>
-    <w:p>
-      <w:pPr>
-        <w:numPr>
-          <w:ilvl w:val="0"/>
-          <w:numId w:val="5"/>
-        </w:numPr>
-        <w:spacing w:after="0" w:before="240" w:line="240" w:lineRule="auto"/>
-        <w:ind w:left="720" w:hanging="360"/>
-        <w:rPr>
-          <w:sz w:val="24"/>
-          <w:szCs w:val="24"/>
-        </w:rPr>
-      </w:pPr>
-      <w:r>
-        <w:rPr>
-          <w:sz w:val="24"/>
-          <w:szCs w:val="24"/>
-          <w:rtl w:val="0"/>
-        </w:rPr>
-        <w:t xml:space="preserve">Adatok tárolása táblázatokban (sorok és oszlopok formájában)</w:t>
-      </w:r>
-    </w:p>
-    <w:p>
-      <w:pPr>
-        <w:numPr>
-          <w:ilvl w:val="0"/>
-          <w:numId w:val="5"/>
-        </w:numPr>
-        <w:spacing w:after="0" w:before="0" w:line="240" w:lineRule="auto"/>
-        <w:ind w:left="720" w:hanging="360"/>
-        <w:rPr>
-          <w:sz w:val="24"/>
-          <w:szCs w:val="24"/>
-        </w:rPr>
-      </w:pPr>
-      <w:r>
-        <w:rPr>
-          <w:sz w:val="24"/>
-          <w:szCs w:val="24"/>
-          <w:rtl w:val="0"/>
-        </w:rPr>
-        <w:t xml:space="preserve">Kapcsolatok kezelése az adatok között (pl. idegen kulcsok)</w:t>
-      </w:r>
-    </w:p>
-    <w:p>
-      <w:pPr>
-        <w:numPr>
-          <w:ilvl w:val="0"/>
-          <w:numId w:val="5"/>
-        </w:numPr>
-        <w:spacing w:after="0" w:before="0" w:line="240" w:lineRule="auto"/>
-        <w:ind w:left="720" w:hanging="360"/>
-        <w:rPr>
-          <w:sz w:val="24"/>
-          <w:szCs w:val="24"/>
-        </w:rPr>
-      </w:pPr>
-      <w:r>
-        <w:rPr>
-          <w:sz w:val="24"/>
-          <w:szCs w:val="24"/>
-          <w:rtl w:val="0"/>
-        </w:rPr>
-        <w:t xml:space="preserve">Gyors és hatékony adatkezelés</w:t>
-      </w:r>
-    </w:p>
-    <w:p>
-      <w:pPr>
-        <w:numPr>
-          <w:ilvl w:val="0"/>
-          <w:numId w:val="5"/>
-        </w:numPr>
-        <w:spacing w:after="0" w:before="0" w:line="240" w:lineRule="auto"/>
-        <w:ind w:left="720" w:hanging="360"/>
-        <w:rPr>
-          <w:sz w:val="24"/>
-          <w:szCs w:val="24"/>
-        </w:rPr>
-      </w:pPr>
-      <w:r>
-        <w:rPr>
-          <w:sz w:val="24"/>
-          <w:szCs w:val="24"/>
-          <w:rtl w:val="0"/>
-        </w:rPr>
-        <w:t xml:space="preserve">Skálázható (kis és nagy alkalmazásokhoz is használható)</w:t>
-      </w:r>
-    </w:p>
-    <w:p>
-      <w:pPr>
-        <w:numPr>
-          <w:ilvl w:val="0"/>
-          <w:numId w:val="5"/>
-        </w:numPr>
-        <w:spacing w:after="240" w:before="0" w:line="240" w:lineRule="auto"/>
-        <w:ind w:left="720" w:hanging="360"/>
-        <w:rPr>
-          <w:sz w:val="24"/>
-          <w:szCs w:val="24"/>
-        </w:rPr>
-      </w:pPr>
-      <w:r>
-        <w:rPr>
-          <w:sz w:val="24"/>
-          <w:szCs w:val="24"/>
-          <w:rtl w:val="0"/>
-        </w:rPr>
-        <w:t xml:space="preserve">Támogatja a tranzakciókat (pl. banki rendszerekhez)</w:t>
-      </w:r>
-    </w:p>
-    <w:p>
-      <w:pPr>
-        <w:pStyle w:val="Heading3"/>
-        <w:keepNext w:val="0"/>
-        <w:keepLines w:val="0"/>
-        <w:spacing w:line="240" w:lineRule="auto"/>
-        <w:rPr>
-          <w:b w:val="0"/>
-          <w:sz w:val="24"/>
-          <w:szCs w:val="24"/>
-        </w:rPr>
-      </w:pPr>
-      <w:bookmarkStart w:colFirst="0" w:colLast="0" w:name="_vsy9y0in1260" w:id="9"/>
-      <w:bookmarkEnd w:id="9"/>
-      <w:r>
-        <w:rPr>
-          <w:b w:val="0"/>
-          <w:sz w:val="24"/>
-          <w:szCs w:val="24"/>
-          <w:rtl w:val="0"/>
-        </w:rPr>
-        <w:t xml:space="preserve">Használati példák:</w:t>
       </w:r>
     </w:p>
     <w:p>
@@ -24849,7 +26015,7 @@
           <w:szCs w:val="24"/>
           <w:rtl w:val="0"/>
         </w:rPr>
-        <w:t xml:space="preserve">Weboldalak és alkalmazások adatainak tárolása (pl. felhasználók, hozzászólások, termékek)</w:t>
+        <w:t xml:space="preserve">Adatok tárolása táblázatokban (sorok és oszlopok formájában)</w:t>
       </w:r>
     </w:p>
     <w:p>
@@ -24871,7 +26037,51 @@
           <w:szCs w:val="24"/>
           <w:rtl w:val="0"/>
         </w:rPr>
-        <w:t xml:space="preserve">Tartalomkezelő rendszerek (pl. WordPress)</w:t>
+        <w:t xml:space="preserve">Kapcsolatok kezelése az adatok között (pl. idegen kulcsok)</w:t>
+      </w:r>
+    </w:p>
+    <w:p>
+      <w:pPr>
+        <w:numPr>
+          <w:ilvl w:val="0"/>
+          <w:numId w:val="7"/>
+        </w:numPr>
+        <w:spacing w:after="0" w:before="0" w:line="240" w:lineRule="auto"/>
+        <w:ind w:left="720" w:hanging="360"/>
+        <w:rPr>
+          <w:sz w:val="24"/>
+          <w:szCs w:val="24"/>
+        </w:rPr>
+      </w:pPr>
+      <w:r>
+        <w:rPr>
+          <w:sz w:val="24"/>
+          <w:szCs w:val="24"/>
+          <w:rtl w:val="0"/>
+        </w:rPr>
+        <w:t xml:space="preserve">Gyors és hatékony adatkezelés</w:t>
+      </w:r>
+    </w:p>
+    <w:p>
+      <w:pPr>
+        <w:numPr>
+          <w:ilvl w:val="0"/>
+          <w:numId w:val="7"/>
+        </w:numPr>
+        <w:spacing w:after="0" w:before="0" w:line="240" w:lineRule="auto"/>
+        <w:ind w:left="720" w:hanging="360"/>
+        <w:rPr>
+          <w:sz w:val="24"/>
+          <w:szCs w:val="24"/>
+        </w:rPr>
+      </w:pPr>
+      <w:r>
+        <w:rPr>
+          <w:sz w:val="24"/>
+          <w:szCs w:val="24"/>
+          <w:rtl w:val="0"/>
+        </w:rPr>
+        <w:t xml:space="preserve">Skálázható (kis és nagy alkalmazásokhoz is használható)</w:t>
       </w:r>
     </w:p>
     <w:p>
@@ -24893,51 +26103,38 @@
           <w:szCs w:val="24"/>
           <w:rtl w:val="0"/>
         </w:rPr>
-        <w:t xml:space="preserve">Nagyvállalati adatbázisok kezelése</w:t>
-      </w:r>
-    </w:p>
-    <w:p>
-      <w:pPr>
-        <w:spacing w:after="240" w:before="240" w:line="240" w:lineRule="auto"/>
-        <w:ind w:left="0" w:firstLine="0"/>
-        <w:rPr>
-          <w:b w:val="1"/>
-          <w:sz w:val="24"/>
-          <w:szCs w:val="24"/>
-        </w:rPr>
-      </w:pPr>
-      <w:r>
-        <w:rPr>
-          <w:b w:val="1"/>
-          <w:sz w:val="24"/>
-          <w:szCs w:val="24"/>
-          <w:rtl w:val="0"/>
-        </w:rPr>
-        <w:t xml:space="preserve">Mi az a XAMP?</w:t>
-      </w:r>
-    </w:p>
-    <w:p>
-      <w:pPr>
-        <w:spacing w:after="240" w:before="240" w:line="240" w:lineRule="auto"/>
-        <w:rPr>
-          <w:sz w:val="24"/>
-          <w:szCs w:val="24"/>
-        </w:rPr>
-      </w:pPr>
-      <w:r>
-        <w:rPr>
-          <w:sz w:val="24"/>
-          <w:szCs w:val="24"/>
-          <w:rtl w:val="0"/>
-        </w:rPr>
-        <w:t xml:space="preserve">A XAMPP egy ingyenes és nyílt forráskódú szoftvercsomag, amely egy teljes webszerver-környezetet biztosít a helyi fejlesztéshez. A neve egy mozaikszó, amely az alábbi komponensekből áll:</w:t>
+        <w:t xml:space="preserve">Támogatja a tranzakciókat (pl. banki rendszerekhez)</w:t>
+      </w:r>
+    </w:p>
+    <w:p>
+      <w:pPr>
+        <w:pStyle w:val="Heading3"/>
+        <w:keepNext w:val="0"/>
+        <w:keepLines w:val="0"/>
+        <w:spacing w:line="240" w:lineRule="auto"/>
+        <w:rPr>
+          <w:b w:val="0"/>
+          <w:sz w:val="24"/>
+          <w:szCs w:val="24"/>
+        </w:rPr>
+      </w:pPr>
+      <w:bookmarkStart w:colFirst="0" w:colLast="0" w:name="_yjlr8zt0qai9" w:id="12"/>
+      <w:bookmarkEnd w:id="12"/>
+      <w:r>
+        <w:rPr>
+          <w:b w:val="0"/>
+          <w:sz w:val="24"/>
+          <w:szCs w:val="24"/>
+          <w:rtl w:val="0"/>
+        </w:rPr>
+        <w:t xml:space="preserve">Használati példák:</w:t>
       </w:r>
     </w:p>
     <w:p>
       <w:pPr>
         <w:numPr>
           <w:ilvl w:val="0"/>
-          <w:numId w:val="6"/>
+          <w:numId w:val="9"/>
         </w:numPr>
         <w:spacing w:after="0" w:before="240" w:line="240" w:lineRule="auto"/>
         <w:ind w:left="720" w:hanging="360"/>
@@ -24952,14 +26149,14 @@
           <w:szCs w:val="24"/>
           <w:rtl w:val="0"/>
         </w:rPr>
-        <w:t xml:space="preserve">X → Bármilyen operációs rendszeren működik (Windows, Linux, macOS)</w:t>
+        <w:t xml:space="preserve">Weboldalak és alkalmazások adatainak tárolása (pl. felhasználók, hozzászólások, termékek)</w:t>
       </w:r>
     </w:p>
     <w:p>
       <w:pPr>
         <w:numPr>
           <w:ilvl w:val="0"/>
-          <w:numId w:val="6"/>
+          <w:numId w:val="9"/>
         </w:numPr>
         <w:spacing w:after="0" w:before="0" w:line="240" w:lineRule="auto"/>
         <w:ind w:left="720" w:hanging="360"/>
@@ -24974,14 +26171,95 @@
           <w:szCs w:val="24"/>
           <w:rtl w:val="0"/>
         </w:rPr>
-        <w:t xml:space="preserve">A → Apache (webszerver)</w:t>
+        <w:t xml:space="preserve">Tartalomkezelő rendszerek (pl. WordPress)</w:t>
       </w:r>
     </w:p>
     <w:p>
       <w:pPr>
         <w:numPr>
           <w:ilvl w:val="0"/>
-          <w:numId w:val="6"/>
+          <w:numId w:val="9"/>
+        </w:numPr>
+        <w:spacing w:after="240" w:before="0" w:line="240" w:lineRule="auto"/>
+        <w:ind w:left="720" w:hanging="360"/>
+        <w:rPr>
+          <w:sz w:val="24"/>
+          <w:szCs w:val="24"/>
+        </w:rPr>
+      </w:pPr>
+      <w:r>
+        <w:rPr>
+          <w:sz w:val="24"/>
+          <w:szCs w:val="24"/>
+          <w:rtl w:val="0"/>
+        </w:rPr>
+        <w:t xml:space="preserve">Nagyvállalati adatbázisok kezelése</w:t>
+      </w:r>
+    </w:p>
+    <w:p>
+      <w:pPr>
+        <w:spacing w:after="240" w:before="240" w:line="240" w:lineRule="auto"/>
+        <w:ind w:left="0" w:firstLine="0"/>
+        <w:rPr>
+          <w:b w:val="1"/>
+          <w:sz w:val="24"/>
+          <w:szCs w:val="24"/>
+        </w:rPr>
+      </w:pPr>
+      <w:r>
+        <w:rPr>
+          <w:b w:val="1"/>
+          <w:sz w:val="24"/>
+          <w:szCs w:val="24"/>
+          <w:rtl w:val="0"/>
+        </w:rPr>
+        <w:t xml:space="preserve">Mi az a XAMP?</w:t>
+      </w:r>
+    </w:p>
+    <w:p>
+      <w:pPr>
+        <w:spacing w:after="240" w:before="240" w:line="240" w:lineRule="auto"/>
+        <w:rPr>
+          <w:sz w:val="24"/>
+          <w:szCs w:val="24"/>
+        </w:rPr>
+      </w:pPr>
+      <w:r>
+        <w:rPr>
+          <w:sz w:val="24"/>
+          <w:szCs w:val="24"/>
+          <w:rtl w:val="0"/>
+        </w:rPr>
+        <w:t xml:space="preserve">A XAMPP egy ingyenes és nyílt forráskódú szoftvercsomag, amely egy teljes webszerver-környezetet biztosít a helyi fejlesztéshez. A neve egy mozaikszó, amely az alábbi komponensekből áll:</w:t>
+      </w:r>
+    </w:p>
+    <w:p>
+      <w:pPr>
+        <w:numPr>
+          <w:ilvl w:val="0"/>
+          <w:numId w:val="8"/>
+        </w:numPr>
+        <w:spacing w:after="0" w:before="240" w:line="240" w:lineRule="auto"/>
+        <w:ind w:left="720" w:hanging="360"/>
+        <w:rPr>
+          <w:sz w:val="24"/>
+          <w:szCs w:val="24"/>
+        </w:rPr>
+      </w:pPr>
+      <w:r>
+        <w:rPr>
+          <w:sz w:val="24"/>
+          <w:szCs w:val="24"/>
+          <w:rtl w:val="0"/>
+        </w:rPr>
+        <w:t xml:space="preserve">X → Bármilyen operációs rendszeren működik (Windows, Linux, macOS)</w:t>
+      </w:r>
+    </w:p>
+    <w:p>
+      <w:pPr>
+        <w:numPr>
+          <w:ilvl w:val="0"/>
+          <w:numId w:val="8"/>
         </w:numPr>
         <w:spacing w:after="0" w:before="0" w:line="240" w:lineRule="auto"/>
         <w:ind w:left="720" w:hanging="360"/>
@@ -24996,14 +26274,14 @@
           <w:szCs w:val="24"/>
           <w:rtl w:val="0"/>
         </w:rPr>
-        <w:t xml:space="preserve">M → MySQL vagy MariaDB (adatbázis-kezelő)</w:t>
+        <w:t xml:space="preserve">A → Apache (webszerver)</w:t>
       </w:r>
     </w:p>
     <w:p>
       <w:pPr>
         <w:numPr>
           <w:ilvl w:val="0"/>
-          <w:numId w:val="6"/>
+          <w:numId w:val="8"/>
         </w:numPr>
         <w:spacing w:after="0" w:before="0" w:line="240" w:lineRule="auto"/>
         <w:ind w:left="720" w:hanging="360"/>
@@ -25018,14 +26296,36 @@
           <w:szCs w:val="24"/>
           <w:rtl w:val="0"/>
         </w:rPr>
-        <w:t xml:space="preserve">P → PHP (szerveroldali programozási nyelv)</w:t>
+        <w:t xml:space="preserve">M → MySQL vagy MariaDB (adatbázis-kezelő)</w:t>
       </w:r>
     </w:p>
     <w:p>
       <w:pPr>
         <w:numPr>
           <w:ilvl w:val="0"/>
-          <w:numId w:val="6"/>
+          <w:numId w:val="8"/>
+        </w:numPr>
+        <w:spacing w:after="0" w:before="0" w:line="240" w:lineRule="auto"/>
+        <w:ind w:left="720" w:hanging="360"/>
+        <w:rPr>
+          <w:sz w:val="24"/>
+          <w:szCs w:val="24"/>
+        </w:rPr>
+      </w:pPr>
+      <w:r>
+        <w:rPr>
+          <w:sz w:val="24"/>
+          <w:szCs w:val="24"/>
+          <w:rtl w:val="0"/>
+        </w:rPr>
+        <w:t xml:space="preserve">P → PHP (szerveroldali programozási nyelv)</w:t>
+      </w:r>
+    </w:p>
+    <w:p>
+      <w:pPr>
+        <w:numPr>
+          <w:ilvl w:val="0"/>
+          <w:numId w:val="8"/>
         </w:numPr>
         <w:spacing w:after="240" w:before="0" w:line="240" w:lineRule="auto"/>
         <w:ind w:left="720" w:hanging="360"/>
@@ -25061,16 +26361,16 @@
           <wp:inline distB="114300" distT="114300" distL="114300" distR="114300">
             <wp:extent cx="5760410" cy="3721100"/>
             <wp:effectExtent b="0" l="0" r="0" t="0"/>
-            <wp:docPr id="11" name="image11.png"/>
+            <wp:docPr id="12" name="image6.png"/>
             <a:graphic>
               <a:graphicData uri="http://schemas.openxmlformats.org/drawingml/2006/picture">
                 <pic:pic>
                   <pic:nvPicPr>
-                    <pic:cNvPr id="0" name="image11.png"/>
+                    <pic:cNvPr id="0" name="image6.png"/>
                     <pic:cNvPicPr preferRelativeResize="0"/>
                   </pic:nvPicPr>
                   <pic:blipFill>
-                    <a:blip r:embed="rId19"/>
+                    <a:blip r:embed="rId22"/>
                     <a:srcRect b="0" l="0" r="0" t="0"/>
                     <a:stretch>
                       <a:fillRect/>
@@ -25108,8 +26408,8 @@
           <w:szCs w:val="24"/>
         </w:rPr>
       </w:pPr>
-      <w:bookmarkStart w:colFirst="0" w:colLast="0" w:name="_xcwze5574v84" w:id="10"/>
-      <w:bookmarkEnd w:id="10"/>
+      <w:bookmarkStart w:colFirst="0" w:colLast="0" w:name="_qqzoar78w8xr" w:id="13"/>
+      <w:bookmarkEnd w:id="13"/>
       <w:r>
         <w:rPr>
           <w:b w:val="0"/>
@@ -25124,7 +26424,7 @@
       <w:pPr>
         <w:numPr>
           <w:ilvl w:val="0"/>
-          <w:numId w:val="2"/>
+          <w:numId w:val="4"/>
         </w:numPr>
         <w:spacing w:after="0" w:before="240" w:line="240" w:lineRule="auto"/>
         <w:ind w:left="720" w:hanging="360"/>
@@ -25146,7 +26446,7 @@
       <w:pPr>
         <w:numPr>
           <w:ilvl w:val="0"/>
-          <w:numId w:val="2"/>
+          <w:numId w:val="4"/>
         </w:numPr>
         <w:spacing w:after="0" w:before="0" w:line="240" w:lineRule="auto"/>
         <w:ind w:left="720" w:hanging="360"/>
@@ -25168,7 +26468,7 @@
       <w:pPr>
         <w:numPr>
           <w:ilvl w:val="0"/>
-          <w:numId w:val="2"/>
+          <w:numId w:val="4"/>
         </w:numPr>
         <w:spacing w:after="240" w:before="0" w:line="240" w:lineRule="auto"/>
         <w:ind w:left="720" w:hanging="360"/>
@@ -25198,8 +26498,8 @@
           <w:szCs w:val="24"/>
         </w:rPr>
       </w:pPr>
-      <w:bookmarkStart w:colFirst="0" w:colLast="0" w:name="_tfr6w4c9h6ls" w:id="11"/>
-      <w:bookmarkEnd w:id="11"/>
+      <w:bookmarkStart w:colFirst="0" w:colLast="0" w:name="_enhr6kfs4kc3" w:id="14"/>
+      <w:bookmarkEnd w:id="14"/>
       <w:r>
         <w:rPr>
           <w:b w:val="0"/>
@@ -25214,7 +26514,7 @@
       <w:pPr>
         <w:numPr>
           <w:ilvl w:val="0"/>
-          <w:numId w:val="3"/>
+          <w:numId w:val="5"/>
         </w:numPr>
         <w:spacing w:after="0" w:before="240" w:line="240" w:lineRule="auto"/>
         <w:ind w:left="720" w:hanging="360"/>
@@ -25236,7 +26536,7 @@
       <w:pPr>
         <w:numPr>
           <w:ilvl w:val="0"/>
-          <w:numId w:val="3"/>
+          <w:numId w:val="5"/>
         </w:numPr>
         <w:spacing w:after="0" w:before="0" w:line="240" w:lineRule="auto"/>
         <w:ind w:left="720" w:hanging="360"/>
@@ -25258,7 +26558,7 @@
       <w:pPr>
         <w:numPr>
           <w:ilvl w:val="0"/>
-          <w:numId w:val="3"/>
+          <w:numId w:val="5"/>
         </w:numPr>
         <w:spacing w:after="0" w:before="0" w:line="240" w:lineRule="auto"/>
         <w:ind w:left="720" w:hanging="360"/>
@@ -25316,7 +26616,7 @@
       <w:pPr>
         <w:numPr>
           <w:ilvl w:val="0"/>
-          <w:numId w:val="3"/>
+          <w:numId w:val="5"/>
         </w:numPr>
         <w:spacing w:after="240" w:before="0" w:line="240" w:lineRule="auto"/>
         <w:ind w:left="720" w:hanging="360"/>
@@ -25351,37 +26651,6 @@
         </w:rPr>
         <w:t xml:space="preserve"> címen.</w:t>
       </w:r>
-    </w:p>
-    <w:p>
-      <w:pPr>
-        <w:spacing w:after="240" w:before="0" w:line="240" w:lineRule="auto"/>
-        <w:ind w:left="0" w:firstLine="0"/>
-        <w:rPr>
-          <w:b w:val="1"/>
-          <w:sz w:val="24"/>
-          <w:szCs w:val="24"/>
-        </w:rPr>
-      </w:pPr>
-      <w:r>
-        <w:rPr>
-          <w:b w:val="1"/>
-          <w:sz w:val="24"/>
-          <w:szCs w:val="24"/>
-          <w:rtl w:val="0"/>
-        </w:rPr>
-        <w:t xml:space="preserve">Az adatbázisunk a következőképpen működik:</w:t>
-      </w:r>
-    </w:p>
-    <w:p>
-      <w:pPr>
-        <w:spacing w:after="240" w:before="0" w:line="240" w:lineRule="auto"/>
-        <w:ind w:left="0" w:firstLine="0"/>
-        <w:rPr>
-          <w:b w:val="1"/>
-          <w:sz w:val="24"/>
-          <w:szCs w:val="24"/>
-        </w:rPr>
-      </w:pPr>
       <w:r>
         <w:rPr>
           <w:rtl w:val="0"/>
@@ -25406,16 +26675,16 @@
           <wp:inline distB="114300" distT="114300" distL="114300" distR="114300">
             <wp:extent cx="5760410" cy="2679700"/>
             <wp:effectExtent b="0" l="0" r="0" t="0"/>
-            <wp:docPr id="13" name="image5.png"/>
+            <wp:docPr id="14" name="image4.png"/>
             <a:graphic>
               <a:graphicData uri="http://schemas.openxmlformats.org/drawingml/2006/picture">
                 <pic:pic>
                   <pic:nvPicPr>
-                    <pic:cNvPr id="0" name="image5.png"/>
+                    <pic:cNvPr id="0" name="image4.png"/>
                     <pic:cNvPicPr preferRelativeResize="0"/>
                   </pic:nvPicPr>
                   <pic:blipFill>
-                    <a:blip r:embed="rId20"/>
+                    <a:blip r:embed="rId23"/>
                     <a:srcRect b="0" l="0" r="0" t="0"/>
                     <a:stretch>
                       <a:fillRect/>
@@ -25456,7 +26725,7 @@
       </w:r>
     </w:p>
     <w:sectPr>
-      <w:footerReference r:id="rId21" w:type="default"/>
+      <w:footerReference r:id="rId24" w:type="default"/>
       <w:type w:val="nextPage"/>
       <w:pgSz w:h="16838" w:w="11906" w:orient="portrait"/>
       <w:pgMar w:bottom="1417" w:top="1417" w:left="1417" w:right="1417" w:header="708" w:footer="708"/>
@@ -26142,6 +27411,226 @@
   <w:abstractNum w:abstractNumId="3">
     <w:lvl w:ilvl="0">
       <w:start w:val="1"/>
+      <w:numFmt w:val="bullet"/>
+      <w:lvlText w:val="●"/>
+      <w:lvlJc w:val="left"/>
+      <w:pPr>
+        <w:ind w:left="720" w:hanging="360"/>
+      </w:pPr>
+      <w:rPr>
+        <w:u w:val="none"/>
+      </w:rPr>
+    </w:lvl>
+    <w:lvl w:ilvl="1">
+      <w:start w:val="1"/>
+      <w:numFmt w:val="bullet"/>
+      <w:lvlText w:val="○"/>
+      <w:lvlJc w:val="left"/>
+      <w:pPr>
+        <w:ind w:left="1440" w:hanging="360"/>
+      </w:pPr>
+      <w:rPr>
+        <w:u w:val="none"/>
+      </w:rPr>
+    </w:lvl>
+    <w:lvl w:ilvl="2">
+      <w:start w:val="1"/>
+      <w:numFmt w:val="bullet"/>
+      <w:lvlText w:val="■"/>
+      <w:lvlJc w:val="left"/>
+      <w:pPr>
+        <w:ind w:left="2160" w:hanging="360"/>
+      </w:pPr>
+      <w:rPr>
+        <w:u w:val="none"/>
+      </w:rPr>
+    </w:lvl>
+    <w:lvl w:ilvl="3">
+      <w:start w:val="1"/>
+      <w:numFmt w:val="bullet"/>
+      <w:lvlText w:val="●"/>
+      <w:lvlJc w:val="left"/>
+      <w:pPr>
+        <w:ind w:left="2880" w:hanging="360"/>
+      </w:pPr>
+      <w:rPr>
+        <w:u w:val="none"/>
+      </w:rPr>
+    </w:lvl>
+    <w:lvl w:ilvl="4">
+      <w:start w:val="1"/>
+      <w:numFmt w:val="bullet"/>
+      <w:lvlText w:val="○"/>
+      <w:lvlJc w:val="left"/>
+      <w:pPr>
+        <w:ind w:left="3600" w:hanging="360"/>
+      </w:pPr>
+      <w:rPr>
+        <w:u w:val="none"/>
+      </w:rPr>
+    </w:lvl>
+    <w:lvl w:ilvl="5">
+      <w:start w:val="1"/>
+      <w:numFmt w:val="bullet"/>
+      <w:lvlText w:val="■"/>
+      <w:lvlJc w:val="left"/>
+      <w:pPr>
+        <w:ind w:left="4320" w:hanging="360"/>
+      </w:pPr>
+      <w:rPr>
+        <w:u w:val="none"/>
+      </w:rPr>
+    </w:lvl>
+    <w:lvl w:ilvl="6">
+      <w:start w:val="1"/>
+      <w:numFmt w:val="bullet"/>
+      <w:lvlText w:val="●"/>
+      <w:lvlJc w:val="left"/>
+      <w:pPr>
+        <w:ind w:left="5040" w:hanging="360"/>
+      </w:pPr>
+      <w:rPr>
+        <w:u w:val="none"/>
+      </w:rPr>
+    </w:lvl>
+    <w:lvl w:ilvl="7">
+      <w:start w:val="1"/>
+      <w:numFmt w:val="bullet"/>
+      <w:lvlText w:val="○"/>
+      <w:lvlJc w:val="left"/>
+      <w:pPr>
+        <w:ind w:left="5760" w:hanging="360"/>
+      </w:pPr>
+      <w:rPr>
+        <w:u w:val="none"/>
+      </w:rPr>
+    </w:lvl>
+    <w:lvl w:ilvl="8">
+      <w:start w:val="1"/>
+      <w:numFmt w:val="bullet"/>
+      <w:lvlText w:val="■"/>
+      <w:lvlJc w:val="left"/>
+      <w:pPr>
+        <w:ind w:left="6480" w:hanging="360"/>
+      </w:pPr>
+      <w:rPr>
+        <w:u w:val="none"/>
+      </w:rPr>
+    </w:lvl>
+  </w:abstractNum>
+  <w:abstractNum w:abstractNumId="4">
+    <w:lvl w:ilvl="0">
+      <w:start w:val="1"/>
+      <w:numFmt w:val="bullet"/>
+      <w:lvlText w:val="●"/>
+      <w:lvlJc w:val="left"/>
+      <w:pPr>
+        <w:ind w:left="720" w:hanging="360"/>
+      </w:pPr>
+      <w:rPr>
+        <w:u w:val="none"/>
+      </w:rPr>
+    </w:lvl>
+    <w:lvl w:ilvl="1">
+      <w:start w:val="1"/>
+      <w:numFmt w:val="bullet"/>
+      <w:lvlText w:val="○"/>
+      <w:lvlJc w:val="left"/>
+      <w:pPr>
+        <w:ind w:left="1440" w:hanging="360"/>
+      </w:pPr>
+      <w:rPr>
+        <w:u w:val="none"/>
+      </w:rPr>
+    </w:lvl>
+    <w:lvl w:ilvl="2">
+      <w:start w:val="1"/>
+      <w:numFmt w:val="bullet"/>
+      <w:lvlText w:val="■"/>
+      <w:lvlJc w:val="left"/>
+      <w:pPr>
+        <w:ind w:left="2160" w:hanging="360"/>
+      </w:pPr>
+      <w:rPr>
+        <w:u w:val="none"/>
+      </w:rPr>
+    </w:lvl>
+    <w:lvl w:ilvl="3">
+      <w:start w:val="1"/>
+      <w:numFmt w:val="bullet"/>
+      <w:lvlText w:val="●"/>
+      <w:lvlJc w:val="left"/>
+      <w:pPr>
+        <w:ind w:left="2880" w:hanging="360"/>
+      </w:pPr>
+      <w:rPr>
+        <w:u w:val="none"/>
+      </w:rPr>
+    </w:lvl>
+    <w:lvl w:ilvl="4">
+      <w:start w:val="1"/>
+      <w:numFmt w:val="bullet"/>
+      <w:lvlText w:val="○"/>
+      <w:lvlJc w:val="left"/>
+      <w:pPr>
+        <w:ind w:left="3600" w:hanging="360"/>
+      </w:pPr>
+      <w:rPr>
+        <w:u w:val="none"/>
+      </w:rPr>
+    </w:lvl>
+    <w:lvl w:ilvl="5">
+      <w:start w:val="1"/>
+      <w:numFmt w:val="bullet"/>
+      <w:lvlText w:val="■"/>
+      <w:lvlJc w:val="left"/>
+      <w:pPr>
+        <w:ind w:left="4320" w:hanging="360"/>
+      </w:pPr>
+      <w:rPr>
+        <w:u w:val="none"/>
+      </w:rPr>
+    </w:lvl>
+    <w:lvl w:ilvl="6">
+      <w:start w:val="1"/>
+      <w:numFmt w:val="bullet"/>
+      <w:lvlText w:val="●"/>
+      <w:lvlJc w:val="left"/>
+      <w:pPr>
+        <w:ind w:left="5040" w:hanging="360"/>
+      </w:pPr>
+      <w:rPr>
+        <w:u w:val="none"/>
+      </w:rPr>
+    </w:lvl>
+    <w:lvl w:ilvl="7">
+      <w:start w:val="1"/>
+      <w:numFmt w:val="bullet"/>
+      <w:lvlText w:val="○"/>
+      <w:lvlJc w:val="left"/>
+      <w:pPr>
+        <w:ind w:left="5760" w:hanging="360"/>
+      </w:pPr>
+      <w:rPr>
+        <w:u w:val="none"/>
+      </w:rPr>
+    </w:lvl>
+    <w:lvl w:ilvl="8">
+      <w:start w:val="1"/>
+      <w:numFmt w:val="bullet"/>
+      <w:lvlText w:val="■"/>
+      <w:lvlJc w:val="left"/>
+      <w:pPr>
+        <w:ind w:left="6480" w:hanging="360"/>
+      </w:pPr>
+      <w:rPr>
+        <w:u w:val="none"/>
+      </w:rPr>
+    </w:lvl>
+  </w:abstractNum>
+  <w:abstractNum w:abstractNumId="5">
+    <w:lvl w:ilvl="0">
+      <w:start w:val="1"/>
       <w:numFmt w:val="decimal"/>
       <w:lvlText w:val="%1."/>
       <w:lvlJc w:val="left"/>
@@ -26249,7 +27738,7 @@
       </w:rPr>
     </w:lvl>
   </w:abstractNum>
-  <w:abstractNum w:abstractNumId="4">
+  <w:abstractNum w:abstractNumId="6">
     <w:lvl w:ilvl="0">
       <w:start w:val="1"/>
       <w:numFmt w:val="decimal"/>
@@ -26359,7 +27848,7 @@
       </w:rPr>
     </w:lvl>
   </w:abstractNum>
-  <w:abstractNum w:abstractNumId="5">
+  <w:abstractNum w:abstractNumId="7">
     <w:lvl w:ilvl="0">
       <w:start w:val="1"/>
       <w:numFmt w:val="bullet"/>
@@ -26469,7 +27958,7 @@
       </w:rPr>
     </w:lvl>
   </w:abstractNum>
-  <w:abstractNum w:abstractNumId="6">
+  <w:abstractNum w:abstractNumId="8">
     <w:lvl w:ilvl="0">
       <w:start w:val="1"/>
       <w:numFmt w:val="bullet"/>
@@ -26579,7 +28068,227 @@
       </w:rPr>
     </w:lvl>
   </w:abstractNum>
-  <w:abstractNum w:abstractNumId="7">
+  <w:abstractNum w:abstractNumId="9">
+    <w:lvl w:ilvl="0">
+      <w:start w:val="1"/>
+      <w:numFmt w:val="bullet"/>
+      <w:lvlText w:val="●"/>
+      <w:lvlJc w:val="left"/>
+      <w:pPr>
+        <w:ind w:left="720" w:hanging="360"/>
+      </w:pPr>
+      <w:rPr>
+        <w:u w:val="none"/>
+      </w:rPr>
+    </w:lvl>
+    <w:lvl w:ilvl="1">
+      <w:start w:val="1"/>
+      <w:numFmt w:val="bullet"/>
+      <w:lvlText w:val="○"/>
+      <w:lvlJc w:val="left"/>
+      <w:pPr>
+        <w:ind w:left="1440" w:hanging="360"/>
+      </w:pPr>
+      <w:rPr>
+        <w:u w:val="none"/>
+      </w:rPr>
+    </w:lvl>
+    <w:lvl w:ilvl="2">
+      <w:start w:val="1"/>
+      <w:numFmt w:val="bullet"/>
+      <w:lvlText w:val="■"/>
+      <w:lvlJc w:val="left"/>
+      <w:pPr>
+        <w:ind w:left="2160" w:hanging="360"/>
+      </w:pPr>
+      <w:rPr>
+        <w:u w:val="none"/>
+      </w:rPr>
+    </w:lvl>
+    <w:lvl w:ilvl="3">
+      <w:start w:val="1"/>
+      <w:numFmt w:val="bullet"/>
+      <w:lvlText w:val="●"/>
+      <w:lvlJc w:val="left"/>
+      <w:pPr>
+        <w:ind w:left="2880" w:hanging="360"/>
+      </w:pPr>
+      <w:rPr>
+        <w:u w:val="none"/>
+      </w:rPr>
+    </w:lvl>
+    <w:lvl w:ilvl="4">
+      <w:start w:val="1"/>
+      <w:numFmt w:val="bullet"/>
+      <w:lvlText w:val="○"/>
+      <w:lvlJc w:val="left"/>
+      <w:pPr>
+        <w:ind w:left="3600" w:hanging="360"/>
+      </w:pPr>
+      <w:rPr>
+        <w:u w:val="none"/>
+      </w:rPr>
+    </w:lvl>
+    <w:lvl w:ilvl="5">
+      <w:start w:val="1"/>
+      <w:numFmt w:val="bullet"/>
+      <w:lvlText w:val="■"/>
+      <w:lvlJc w:val="left"/>
+      <w:pPr>
+        <w:ind w:left="4320" w:hanging="360"/>
+      </w:pPr>
+      <w:rPr>
+        <w:u w:val="none"/>
+      </w:rPr>
+    </w:lvl>
+    <w:lvl w:ilvl="6">
+      <w:start w:val="1"/>
+      <w:numFmt w:val="bullet"/>
+      <w:lvlText w:val="●"/>
+      <w:lvlJc w:val="left"/>
+      <w:pPr>
+        <w:ind w:left="5040" w:hanging="360"/>
+      </w:pPr>
+      <w:rPr>
+        <w:u w:val="none"/>
+      </w:rPr>
+    </w:lvl>
+    <w:lvl w:ilvl="7">
+      <w:start w:val="1"/>
+      <w:numFmt w:val="bullet"/>
+      <w:lvlText w:val="○"/>
+      <w:lvlJc w:val="left"/>
+      <w:pPr>
+        <w:ind w:left="5760" w:hanging="360"/>
+      </w:pPr>
+      <w:rPr>
+        <w:u w:val="none"/>
+      </w:rPr>
+    </w:lvl>
+    <w:lvl w:ilvl="8">
+      <w:start w:val="1"/>
+      <w:numFmt w:val="bullet"/>
+      <w:lvlText w:val="■"/>
+      <w:lvlJc w:val="left"/>
+      <w:pPr>
+        <w:ind w:left="6480" w:hanging="360"/>
+      </w:pPr>
+      <w:rPr>
+        <w:u w:val="none"/>
+      </w:rPr>
+    </w:lvl>
+  </w:abstractNum>
+  <w:abstractNum w:abstractNumId="10">
+    <w:lvl w:ilvl="0">
+      <w:start w:val="1"/>
+      <w:numFmt w:val="bullet"/>
+      <w:lvlText w:val="●"/>
+      <w:lvlJc w:val="left"/>
+      <w:pPr>
+        <w:ind w:left="720" w:hanging="360"/>
+      </w:pPr>
+      <w:rPr>
+        <w:u w:val="none"/>
+      </w:rPr>
+    </w:lvl>
+    <w:lvl w:ilvl="1">
+      <w:start w:val="1"/>
+      <w:numFmt w:val="bullet"/>
+      <w:lvlText w:val="○"/>
+      <w:lvlJc w:val="left"/>
+      <w:pPr>
+        <w:ind w:left="1440" w:hanging="360"/>
+      </w:pPr>
+      <w:rPr>
+        <w:u w:val="none"/>
+      </w:rPr>
+    </w:lvl>
+    <w:lvl w:ilvl="2">
+      <w:start w:val="1"/>
+      <w:numFmt w:val="bullet"/>
+      <w:lvlText w:val="■"/>
+      <w:lvlJc w:val="left"/>
+      <w:pPr>
+        <w:ind w:left="2160" w:hanging="360"/>
+      </w:pPr>
+      <w:rPr>
+        <w:u w:val="none"/>
+      </w:rPr>
+    </w:lvl>
+    <w:lvl w:ilvl="3">
+      <w:start w:val="1"/>
+      <w:numFmt w:val="bullet"/>
+      <w:lvlText w:val="●"/>
+      <w:lvlJc w:val="left"/>
+      <w:pPr>
+        <w:ind w:left="2880" w:hanging="360"/>
+      </w:pPr>
+      <w:rPr>
+        <w:u w:val="none"/>
+      </w:rPr>
+    </w:lvl>
+    <w:lvl w:ilvl="4">
+      <w:start w:val="1"/>
+      <w:numFmt w:val="bullet"/>
+      <w:lvlText w:val="○"/>
+      <w:lvlJc w:val="left"/>
+      <w:pPr>
+        <w:ind w:left="3600" w:hanging="360"/>
+      </w:pPr>
+      <w:rPr>
+        <w:u w:val="none"/>
+      </w:rPr>
+    </w:lvl>
+    <w:lvl w:ilvl="5">
+      <w:start w:val="1"/>
+      <w:numFmt w:val="bullet"/>
+      <w:lvlText w:val="■"/>
+      <w:lvlJc w:val="left"/>
+      <w:pPr>
+        <w:ind w:left="4320" w:hanging="360"/>
+      </w:pPr>
+      <w:rPr>
+        <w:u w:val="none"/>
+      </w:rPr>
+    </w:lvl>
+    <w:lvl w:ilvl="6">
+      <w:start w:val="1"/>
+      <w:numFmt w:val="bullet"/>
+      <w:lvlText w:val="●"/>
+      <w:lvlJc w:val="left"/>
+      <w:pPr>
+        <w:ind w:left="5040" w:hanging="360"/>
+      </w:pPr>
+      <w:rPr>
+        <w:u w:val="none"/>
+      </w:rPr>
+    </w:lvl>
+    <w:lvl w:ilvl="7">
+      <w:start w:val="1"/>
+      <w:numFmt w:val="bullet"/>
+      <w:lvlText w:val="○"/>
+      <w:lvlJc w:val="left"/>
+      <w:pPr>
+        <w:ind w:left="5760" w:hanging="360"/>
+      </w:pPr>
+      <w:rPr>
+        <w:u w:val="none"/>
+      </w:rPr>
+    </w:lvl>
+    <w:lvl w:ilvl="8">
+      <w:start w:val="1"/>
+      <w:numFmt w:val="bullet"/>
+      <w:lvlText w:val="■"/>
+      <w:lvlJc w:val="left"/>
+      <w:pPr>
+        <w:ind w:left="6480" w:hanging="360"/>
+      </w:pPr>
+      <w:rPr>
+        <w:u w:val="none"/>
+      </w:rPr>
+    </w:lvl>
+  </w:abstractNum>
+  <w:abstractNum w:abstractNumId="11">
     <w:lvl w:ilvl="0">
       <w:start w:val="1"/>
       <w:numFmt w:val="bullet"/>
@@ -26709,6 +28418,18 @@
   </w:num>
   <w:num w:numId="7">
     <w:abstractNumId w:val="7"/>
+  </w:num>
+  <w:num w:numId="8">
+    <w:abstractNumId w:val="8"/>
+  </w:num>
+  <w:num w:numId="9">
+    <w:abstractNumId w:val="9"/>
+  </w:num>
+  <w:num w:numId="10">
+    <w:abstractNumId w:val="10"/>
+  </w:num>
+  <w:num w:numId="11">
+    <w:abstractNumId w:val="11"/>
   </w:num>
 </w:numbering>
 </file>

--- a/Szakdolgozat_v4.docx
+++ b/Szakdolgozat_v4.docx
@@ -26,12 +26,12 @@
           <wp:inline distB="0" distT="0" distL="0" distR="0">
             <wp:extent cx="1079500" cy="1079500"/>
             <wp:effectExtent b="0" l="0" r="0" t="0"/>
-            <wp:docPr descr="KK logo 4" id="2" name="image8.png"/>
+            <wp:docPr descr="KK logo 4" id="2" name="image11.png"/>
             <a:graphic>
               <a:graphicData uri="http://schemas.openxmlformats.org/drawingml/2006/picture">
                 <pic:pic>
                   <pic:nvPicPr>
-                    <pic:cNvPr descr="KK logo 4" id="0" name="image8.png"/>
+                    <pic:cNvPr descr="KK logo 4" id="0" name="image11.png"/>
                     <pic:cNvPicPr preferRelativeResize="0"/>
                   </pic:nvPicPr>
                   <pic:blipFill>
@@ -78,12 +78,12 @@
           <wp:inline distB="0" distT="0" distL="0" distR="0">
             <wp:extent cx="1676400" cy="717550"/>
             <wp:effectExtent b="0" l="0" r="0" t="0"/>
-            <wp:docPr descr="MSZC logo" id="4" name="image15.jpg"/>
+            <wp:docPr descr="MSZC logo" id="4" name="image13.jpg"/>
             <a:graphic>
               <a:graphicData uri="http://schemas.openxmlformats.org/drawingml/2006/picture">
                 <pic:pic>
                   <pic:nvPicPr>
-                    <pic:cNvPr descr="MSZC logo" id="0" name="image15.jpg"/>
+                    <pic:cNvPr descr="MSZC logo" id="0" name="image13.jpg"/>
                     <pic:cNvPicPr preferRelativeResize="0"/>
                   </pic:nvPicPr>
                   <pic:blipFill>
@@ -833,13 +833,21 @@
           <w:pPr>
             <w:widowControl w:val="0"/>
             <w:tabs>
-              <w:tab w:val="right" w:leader="none" w:pos="12000"/>
+              <w:tab w:val="right" w:leader="dot" w:pos="12000"/>
             </w:tabs>
             <w:spacing w:after="0" w:before="60" w:line="240" w:lineRule="auto"/>
             <w:rPr>
+              <w:rFonts w:ascii="Arial" w:cs="Arial" w:eastAsia="Arial" w:hAnsi="Arial"/>
               <w:b w:val="1"/>
+              <w:i w:val="0"/>
+              <w:smallCaps w:val="0"/>
+              <w:strike w:val="0"/>
               <w:color w:val="000000"/>
+              <w:sz w:val="22"/>
+              <w:szCs w:val="22"/>
               <w:u w:val="none"/>
+              <w:shd w:fill="auto" w:val="clear"/>
+              <w:vertAlign w:val="baseline"/>
             </w:rPr>
           </w:pPr>
           <w:r>
@@ -850,30 +858,24 @@
           <w:hyperlink w:anchor="_veh6cuofaigo">
             <w:r>
               <w:rPr>
+                <w:rFonts w:ascii="Arial" w:cs="Arial" w:eastAsia="Arial" w:hAnsi="Arial"/>
                 <w:b w:val="1"/>
+                <w:i w:val="0"/>
+                <w:smallCaps w:val="0"/>
+                <w:strike w:val="0"/>
                 <w:color w:val="000000"/>
+                <w:sz w:val="22"/>
+                <w:szCs w:val="22"/>
                 <w:u w:val="none"/>
+                <w:shd w:fill="auto" w:val="clear"/>
+                <w:vertAlign w:val="baseline"/>
                 <w:rtl w:val="0"/>
               </w:rPr>
               <w:t xml:space="preserve">Bevezetés</w:t>
               <w:tab/>
+              <w:t xml:space="preserve">1</w:t>
             </w:r>
           </w:hyperlink>
-          <w:r>
-            <w:fldChar w:fldCharType="begin"/>
-            <w:instrText xml:space="preserve"> PAGEREF _veh6cuofaigo \h </w:instrText>
-            <w:fldChar w:fldCharType="separate"/>
-          </w:r>
-          <w:r>
-            <w:rPr>
-              <w:b w:val="1"/>
-              <w:rtl w:val="0"/>
-            </w:rPr>
-            <w:t xml:space="preserve">1</w:t>
-          </w:r>
-          <w:r>
-            <w:fldChar w:fldCharType="end"/>
-          </w:r>
           <w:r>
             <w:rPr>
               <w:rtl w:val="0"/>
@@ -884,42 +886,44 @@
           <w:pPr>
             <w:widowControl w:val="0"/>
             <w:tabs>
-              <w:tab w:val="right" w:leader="none" w:pos="12000"/>
+              <w:tab w:val="right" w:leader="dot" w:pos="12000"/>
             </w:tabs>
             <w:spacing w:after="0" w:before="60" w:line="240" w:lineRule="auto"/>
             <w:rPr>
+              <w:rFonts w:ascii="Arial" w:cs="Arial" w:eastAsia="Arial" w:hAnsi="Arial"/>
               <w:b w:val="1"/>
+              <w:i w:val="0"/>
+              <w:smallCaps w:val="0"/>
+              <w:strike w:val="0"/>
               <w:color w:val="000000"/>
+              <w:sz w:val="22"/>
+              <w:szCs w:val="22"/>
               <w:u w:val="none"/>
+              <w:shd w:fill="auto" w:val="clear"/>
+              <w:vertAlign w:val="baseline"/>
             </w:rPr>
           </w:pPr>
           <w:hyperlink w:anchor="_q3i6f6hgnre3">
             <w:r>
               <w:rPr>
+                <w:rFonts w:ascii="Arial" w:cs="Arial" w:eastAsia="Arial" w:hAnsi="Arial"/>
                 <w:b w:val="1"/>
+                <w:i w:val="0"/>
+                <w:smallCaps w:val="0"/>
+                <w:strike w:val="0"/>
                 <w:color w:val="000000"/>
+                <w:sz w:val="22"/>
+                <w:szCs w:val="22"/>
                 <w:u w:val="none"/>
+                <w:shd w:fill="auto" w:val="clear"/>
+                <w:vertAlign w:val="baseline"/>
                 <w:rtl w:val="0"/>
               </w:rPr>
               <w:t xml:space="preserve">A weboldal működése</w:t>
               <w:tab/>
+              <w:t xml:space="preserve">1</w:t>
             </w:r>
           </w:hyperlink>
-          <w:r>
-            <w:fldChar w:fldCharType="begin"/>
-            <w:instrText xml:space="preserve"> PAGEREF _q3i6f6hgnre3 \h </w:instrText>
-            <w:fldChar w:fldCharType="separate"/>
-          </w:r>
-          <w:r>
-            <w:rPr>
-              <w:b w:val="1"/>
-              <w:rtl w:val="0"/>
-            </w:rPr>
-            <w:t xml:space="preserve">1</w:t>
-          </w:r>
-          <w:r>
-            <w:fldChar w:fldCharType="end"/>
-          </w:r>
           <w:r>
             <w:rPr>
               <w:rtl w:val="0"/>
@@ -930,42 +934,44 @@
           <w:pPr>
             <w:widowControl w:val="0"/>
             <w:tabs>
-              <w:tab w:val="right" w:leader="none" w:pos="12000"/>
+              <w:tab w:val="right" w:leader="dot" w:pos="12000"/>
             </w:tabs>
             <w:spacing w:after="0" w:before="60" w:line="240" w:lineRule="auto"/>
             <w:rPr>
+              <w:rFonts w:ascii="Arial" w:cs="Arial" w:eastAsia="Arial" w:hAnsi="Arial"/>
               <w:b w:val="1"/>
+              <w:i w:val="0"/>
+              <w:smallCaps w:val="0"/>
+              <w:strike w:val="0"/>
               <w:color w:val="000000"/>
+              <w:sz w:val="22"/>
+              <w:szCs w:val="22"/>
               <w:u w:val="none"/>
+              <w:shd w:fill="auto" w:val="clear"/>
+              <w:vertAlign w:val="baseline"/>
             </w:rPr>
           </w:pPr>
           <w:hyperlink w:anchor="_2najbxoy25vy">
             <w:r>
               <w:rPr>
+                <w:rFonts w:ascii="Arial" w:cs="Arial" w:eastAsia="Arial" w:hAnsi="Arial"/>
                 <w:b w:val="1"/>
+                <w:i w:val="0"/>
+                <w:smallCaps w:val="0"/>
+                <w:strike w:val="0"/>
                 <w:color w:val="000000"/>
+                <w:sz w:val="22"/>
+                <w:szCs w:val="22"/>
                 <w:u w:val="none"/>
+                <w:shd w:fill="auto" w:val="clear"/>
+                <w:vertAlign w:val="baseline"/>
                 <w:rtl w:val="0"/>
               </w:rPr>
               <w:t xml:space="preserve">A weboldal használata</w:t>
               <w:tab/>
+              <w:t xml:space="preserve">13</w:t>
             </w:r>
           </w:hyperlink>
-          <w:r>
-            <w:fldChar w:fldCharType="begin"/>
-            <w:instrText xml:space="preserve"> PAGEREF _2najbxoy25vy \h </w:instrText>
-            <w:fldChar w:fldCharType="separate"/>
-          </w:r>
-          <w:r>
-            <w:rPr>
-              <w:b w:val="1"/>
-              <w:rtl w:val="0"/>
-            </w:rPr>
-            <w:t xml:space="preserve">13</w:t>
-          </w:r>
-          <w:r>
-            <w:fldChar w:fldCharType="end"/>
-          </w:r>
           <w:r>
             <w:rPr>
               <w:rtl w:val="0"/>
@@ -976,42 +982,45 @@
           <w:pPr>
             <w:widowControl w:val="0"/>
             <w:tabs>
-              <w:tab w:val="right" w:leader="none" w:pos="12000"/>
+              <w:tab w:val="right" w:leader="dot" w:pos="12000"/>
             </w:tabs>
             <w:spacing w:after="0" w:before="60" w:line="240" w:lineRule="auto"/>
+            <w:ind w:left="360" w:firstLine="0"/>
             <w:rPr>
-              <w:b w:val="1"/>
+              <w:rFonts w:ascii="Arial" w:cs="Arial" w:eastAsia="Arial" w:hAnsi="Arial"/>
+              <w:b w:val="0"/>
+              <w:i w:val="0"/>
+              <w:smallCaps w:val="0"/>
+              <w:strike w:val="0"/>
               <w:color w:val="000000"/>
+              <w:sz w:val="22"/>
+              <w:szCs w:val="22"/>
               <w:u w:val="none"/>
+              <w:shd w:fill="auto" w:val="clear"/>
+              <w:vertAlign w:val="baseline"/>
             </w:rPr>
           </w:pPr>
-          <w:hyperlink w:anchor="_7tru8w44vaav">
+          <w:hyperlink w:anchor="_3u9hbzreji3j">
             <w:r>
               <w:rPr>
-                <w:b w:val="1"/>
+                <w:rFonts w:ascii="Arial" w:cs="Arial" w:eastAsia="Arial" w:hAnsi="Arial"/>
+                <w:b w:val="0"/>
+                <w:i w:val="0"/>
+                <w:smallCaps w:val="0"/>
+                <w:strike w:val="0"/>
                 <w:color w:val="000000"/>
+                <w:sz w:val="22"/>
+                <w:szCs w:val="22"/>
                 <w:u w:val="none"/>
+                <w:shd w:fill="auto" w:val="clear"/>
+                <w:vertAlign w:val="baseline"/>
                 <w:rtl w:val="0"/>
               </w:rPr>
-              <w:t xml:space="preserve">WPF Alkalmazás</w:t>
+              <w:t xml:space="preserve">1. Header:</w:t>
               <w:tab/>
+              <w:t xml:space="preserve">13</w:t>
             </w:r>
           </w:hyperlink>
-          <w:r>
-            <w:fldChar w:fldCharType="begin"/>
-            <w:instrText xml:space="preserve"> PAGEREF _7tru8w44vaav \h </w:instrText>
-            <w:fldChar w:fldCharType="separate"/>
-          </w:r>
-          <w:r>
-            <w:rPr>
-              <w:b w:val="1"/>
-              <w:rtl w:val="0"/>
-            </w:rPr>
-            <w:t xml:space="preserve">14</w:t>
-          </w:r>
-          <w:r>
-            <w:fldChar w:fldCharType="end"/>
-          </w:r>
           <w:r>
             <w:rPr>
               <w:rtl w:val="0"/>
@@ -1022,42 +1031,45 @@
           <w:pPr>
             <w:widowControl w:val="0"/>
             <w:tabs>
-              <w:tab w:val="right" w:leader="none" w:pos="12000"/>
+              <w:tab w:val="right" w:leader="dot" w:pos="12000"/>
             </w:tabs>
             <w:spacing w:after="0" w:before="60" w:line="240" w:lineRule="auto"/>
+            <w:ind w:left="360" w:firstLine="0"/>
             <w:rPr>
-              <w:b w:val="1"/>
+              <w:rFonts w:ascii="Arial" w:cs="Arial" w:eastAsia="Arial" w:hAnsi="Arial"/>
+              <w:b w:val="0"/>
+              <w:i w:val="0"/>
+              <w:smallCaps w:val="0"/>
+              <w:strike w:val="0"/>
               <w:color w:val="000000"/>
+              <w:sz w:val="22"/>
+              <w:szCs w:val="22"/>
               <w:u w:val="none"/>
+              <w:shd w:fill="auto" w:val="clear"/>
+              <w:vertAlign w:val="baseline"/>
             </w:rPr>
           </w:pPr>
-          <w:hyperlink w:anchor="_wmv4b170e14a">
+          <w:hyperlink w:anchor="_de4upjgk3lo4">
             <w:r>
               <w:rPr>
-                <w:b w:val="1"/>
+                <w:rFonts w:ascii="Arial" w:cs="Arial" w:eastAsia="Arial" w:hAnsi="Arial"/>
+                <w:b w:val="0"/>
+                <w:i w:val="0"/>
+                <w:smallCaps w:val="0"/>
+                <w:strike w:val="0"/>
                 <w:color w:val="000000"/>
+                <w:sz w:val="22"/>
+                <w:szCs w:val="22"/>
                 <w:u w:val="none"/>
+                <w:shd w:fill="auto" w:val="clear"/>
+                <w:vertAlign w:val="baseline"/>
                 <w:rtl w:val="0"/>
               </w:rPr>
-              <w:t xml:space="preserve">Programozási nyelvek és Technológiák</w:t>
+              <w:t xml:space="preserve">2. Menüpont:</w:t>
               <w:tab/>
+              <w:t xml:space="preserve">13</w:t>
             </w:r>
           </w:hyperlink>
-          <w:r>
-            <w:fldChar w:fldCharType="begin"/>
-            <w:instrText xml:space="preserve"> PAGEREF _wmv4b170e14a \h </w:instrText>
-            <w:fldChar w:fldCharType="separate"/>
-          </w:r>
-          <w:r>
-            <w:rPr>
-              <w:b w:val="1"/>
-              <w:rtl w:val="0"/>
-            </w:rPr>
-            <w:t xml:space="preserve">19</w:t>
-          </w:r>
-          <w:r>
-            <w:fldChar w:fldCharType="end"/>
-          </w:r>
           <w:r>
             <w:rPr>
               <w:rtl w:val="0"/>
@@ -1068,40 +1080,45 @@
           <w:pPr>
             <w:widowControl w:val="0"/>
             <w:tabs>
-              <w:tab w:val="right" w:leader="none" w:pos="12000"/>
+              <w:tab w:val="right" w:leader="dot" w:pos="12000"/>
             </w:tabs>
             <w:spacing w:after="0" w:before="60" w:line="240" w:lineRule="auto"/>
-            <w:ind w:left="720" w:firstLine="0"/>
+            <w:ind w:left="360" w:firstLine="0"/>
             <w:rPr>
+              <w:rFonts w:ascii="Arial" w:cs="Arial" w:eastAsia="Arial" w:hAnsi="Arial"/>
+              <w:b w:val="0"/>
+              <w:i w:val="0"/>
+              <w:smallCaps w:val="0"/>
+              <w:strike w:val="0"/>
               <w:color w:val="000000"/>
+              <w:sz w:val="22"/>
+              <w:szCs w:val="22"/>
               <w:u w:val="none"/>
+              <w:shd w:fill="auto" w:val="clear"/>
+              <w:vertAlign w:val="baseline"/>
             </w:rPr>
           </w:pPr>
-          <w:hyperlink w:anchor="_7xog60hdjy36">
+          <w:hyperlink w:anchor="_67018sucth3q">
             <w:r>
               <w:rPr>
+                <w:rFonts w:ascii="Arial" w:cs="Arial" w:eastAsia="Arial" w:hAnsi="Arial"/>
+                <w:b w:val="0"/>
+                <w:i w:val="0"/>
+                <w:smallCaps w:val="0"/>
+                <w:strike w:val="0"/>
                 <w:color w:val="000000"/>
+                <w:sz w:val="22"/>
+                <w:szCs w:val="22"/>
                 <w:u w:val="none"/>
+                <w:shd w:fill="auto" w:val="clear"/>
+                <w:vertAlign w:val="baseline"/>
                 <w:rtl w:val="0"/>
               </w:rPr>
-              <w:t xml:space="preserve">Főbb jellemzők:</w:t>
+              <w:t xml:space="preserve">3. Body:</w:t>
               <w:tab/>
+              <w:t xml:space="preserve">13</w:t>
             </w:r>
           </w:hyperlink>
-          <w:r>
-            <w:fldChar w:fldCharType="begin"/>
-            <w:instrText xml:space="preserve"> PAGEREF _7xog60hdjy36 \h </w:instrText>
-            <w:fldChar w:fldCharType="separate"/>
-          </w:r>
-          <w:r>
-            <w:rPr>
-              <w:rtl w:val="0"/>
-            </w:rPr>
-            <w:t xml:space="preserve">21</w:t>
-          </w:r>
-          <w:r>
-            <w:fldChar w:fldCharType="end"/>
-          </w:r>
           <w:r>
             <w:rPr>
               <w:rtl w:val="0"/>
@@ -1112,40 +1129,45 @@
           <w:pPr>
             <w:widowControl w:val="0"/>
             <w:tabs>
-              <w:tab w:val="right" w:leader="none" w:pos="12000"/>
+              <w:tab w:val="right" w:leader="dot" w:pos="12000"/>
             </w:tabs>
             <w:spacing w:after="0" w:before="60" w:line="240" w:lineRule="auto"/>
-            <w:ind w:left="720" w:firstLine="0"/>
+            <w:ind w:left="360" w:firstLine="0"/>
             <w:rPr>
+              <w:rFonts w:ascii="Arial" w:cs="Arial" w:eastAsia="Arial" w:hAnsi="Arial"/>
+              <w:b w:val="0"/>
+              <w:i w:val="0"/>
+              <w:smallCaps w:val="0"/>
+              <w:strike w:val="0"/>
               <w:color w:val="000000"/>
+              <w:sz w:val="22"/>
+              <w:szCs w:val="22"/>
               <w:u w:val="none"/>
+              <w:shd w:fill="auto" w:val="clear"/>
+              <w:vertAlign w:val="baseline"/>
             </w:rPr>
           </w:pPr>
-          <w:hyperlink w:anchor="_k0nssbg41xm0">
+          <w:hyperlink w:anchor="_59wq8226b43q">
             <w:r>
               <w:rPr>
+                <w:rFonts w:ascii="Arial" w:cs="Arial" w:eastAsia="Arial" w:hAnsi="Arial"/>
+                <w:b w:val="0"/>
+                <w:i w:val="0"/>
+                <w:smallCaps w:val="0"/>
+                <w:strike w:val="0"/>
                 <w:color w:val="000000"/>
+                <w:sz w:val="22"/>
+                <w:szCs w:val="22"/>
                 <w:u w:val="none"/>
+                <w:shd w:fill="auto" w:val="clear"/>
+                <w:vertAlign w:val="baseline"/>
                 <w:rtl w:val="0"/>
               </w:rPr>
-              <w:t xml:space="preserve">Példa egy egyszerű adatbázisra (táblázatos formában):</w:t>
+              <w:t xml:space="preserve">4. Footer:</w:t>
               <w:tab/>
+              <w:t xml:space="preserve">14</w:t>
             </w:r>
           </w:hyperlink>
-          <w:r>
-            <w:fldChar w:fldCharType="begin"/>
-            <w:instrText xml:space="preserve"> PAGEREF _k0nssbg41xm0 \h </w:instrText>
-            <w:fldChar w:fldCharType="separate"/>
-          </w:r>
-          <w:r>
-            <w:rPr>
-              <w:rtl w:val="0"/>
-            </w:rPr>
-            <w:t xml:space="preserve">22</w:t>
-          </w:r>
-          <w:r>
-            <w:fldChar w:fldCharType="end"/>
-          </w:r>
           <w:r>
             <w:rPr>
               <w:rtl w:val="0"/>
@@ -1156,40 +1178,45 @@
           <w:pPr>
             <w:widowControl w:val="0"/>
             <w:tabs>
-              <w:tab w:val="right" w:leader="none" w:pos="12000"/>
+              <w:tab w:val="right" w:leader="dot" w:pos="12000"/>
             </w:tabs>
             <w:spacing w:after="0" w:before="60" w:line="240" w:lineRule="auto"/>
-            <w:ind w:left="720" w:firstLine="0"/>
+            <w:ind w:left="360" w:firstLine="0"/>
             <w:rPr>
+              <w:rFonts w:ascii="Arial" w:cs="Arial" w:eastAsia="Arial" w:hAnsi="Arial"/>
+              <w:b w:val="0"/>
+              <w:i w:val="0"/>
+              <w:smallCaps w:val="0"/>
+              <w:strike w:val="0"/>
               <w:color w:val="000000"/>
+              <w:sz w:val="22"/>
+              <w:szCs w:val="22"/>
               <w:u w:val="none"/>
+              <w:shd w:fill="auto" w:val="clear"/>
+              <w:vertAlign w:val="baseline"/>
             </w:rPr>
           </w:pPr>
-          <w:hyperlink w:anchor="_teol1e7e64di">
+          <w:hyperlink w:anchor="_1dp4ltgcq9qq">
             <w:r>
               <w:rPr>
+                <w:rFonts w:ascii="Arial" w:cs="Arial" w:eastAsia="Arial" w:hAnsi="Arial"/>
+                <w:b w:val="0"/>
+                <w:i w:val="0"/>
+                <w:smallCaps w:val="0"/>
+                <w:strike w:val="0"/>
                 <w:color w:val="000000"/>
+                <w:sz w:val="22"/>
+                <w:szCs w:val="22"/>
                 <w:u w:val="none"/>
+                <w:shd w:fill="auto" w:val="clear"/>
+                <w:vertAlign w:val="baseline"/>
                 <w:rtl w:val="0"/>
               </w:rPr>
-              <w:t xml:space="preserve">Adatbázis típusai:</w:t>
+              <w:t xml:space="preserve">5. Bejelentkezés:</w:t>
               <w:tab/>
+              <w:t xml:space="preserve">14</w:t>
             </w:r>
           </w:hyperlink>
-          <w:r>
-            <w:fldChar w:fldCharType="begin"/>
-            <w:instrText xml:space="preserve"> PAGEREF _teol1e7e64di \h </w:instrText>
-            <w:fldChar w:fldCharType="separate"/>
-          </w:r>
-          <w:r>
-            <w:rPr>
-              <w:rtl w:val="0"/>
-            </w:rPr>
-            <w:t xml:space="preserve">22</w:t>
-          </w:r>
-          <w:r>
-            <w:fldChar w:fldCharType="end"/>
-          </w:r>
           <w:r>
             <w:rPr>
               <w:rtl w:val="0"/>
@@ -1200,40 +1227,45 @@
           <w:pPr>
             <w:widowControl w:val="0"/>
             <w:tabs>
-              <w:tab w:val="right" w:leader="none" w:pos="12000"/>
+              <w:tab w:val="right" w:leader="dot" w:pos="12000"/>
             </w:tabs>
             <w:spacing w:after="0" w:before="60" w:line="240" w:lineRule="auto"/>
-            <w:ind w:left="720" w:firstLine="0"/>
+            <w:ind w:left="360" w:firstLine="0"/>
             <w:rPr>
+              <w:rFonts w:ascii="Arial" w:cs="Arial" w:eastAsia="Arial" w:hAnsi="Arial"/>
+              <w:b w:val="0"/>
+              <w:i w:val="0"/>
+              <w:smallCaps w:val="0"/>
+              <w:strike w:val="0"/>
               <w:color w:val="000000"/>
+              <w:sz w:val="22"/>
+              <w:szCs w:val="22"/>
               <w:u w:val="none"/>
+              <w:shd w:fill="auto" w:val="clear"/>
+              <w:vertAlign w:val="baseline"/>
             </w:rPr>
           </w:pPr>
-          <w:hyperlink w:anchor="_d02oeyj94x2k">
+          <w:hyperlink w:anchor="_olt2wtqw6mx">
             <w:r>
               <w:rPr>
+                <w:rFonts w:ascii="Arial" w:cs="Arial" w:eastAsia="Arial" w:hAnsi="Arial"/>
+                <w:b w:val="0"/>
+                <w:i w:val="0"/>
+                <w:smallCaps w:val="0"/>
+                <w:strike w:val="0"/>
                 <w:color w:val="000000"/>
+                <w:sz w:val="22"/>
+                <w:szCs w:val="22"/>
                 <w:u w:val="none"/>
+                <w:shd w:fill="auto" w:val="clear"/>
+                <w:vertAlign w:val="baseline"/>
                 <w:rtl w:val="0"/>
               </w:rPr>
-              <w:t xml:space="preserve">Főbb jellemzők:</w:t>
+              <w:t xml:space="preserve">6. Regisztrálás:</w:t>
               <w:tab/>
+              <w:t xml:space="preserve">14</w:t>
             </w:r>
           </w:hyperlink>
-          <w:r>
-            <w:fldChar w:fldCharType="begin"/>
-            <w:instrText xml:space="preserve"> PAGEREF _d02oeyj94x2k \h </w:instrText>
-            <w:fldChar w:fldCharType="separate"/>
-          </w:r>
-          <w:r>
-            <w:rPr>
-              <w:rtl w:val="0"/>
-            </w:rPr>
-            <w:t xml:space="preserve">22</w:t>
-          </w:r>
-          <w:r>
-            <w:fldChar w:fldCharType="end"/>
-          </w:r>
           <w:r>
             <w:rPr>
               <w:rtl w:val="0"/>
@@ -1244,40 +1276,44 @@
           <w:pPr>
             <w:widowControl w:val="0"/>
             <w:tabs>
-              <w:tab w:val="right" w:leader="none" w:pos="12000"/>
+              <w:tab w:val="right" w:leader="dot" w:pos="12000"/>
             </w:tabs>
             <w:spacing w:after="0" w:before="60" w:line="240" w:lineRule="auto"/>
-            <w:ind w:left="720" w:firstLine="0"/>
             <w:rPr>
+              <w:rFonts w:ascii="Arial" w:cs="Arial" w:eastAsia="Arial" w:hAnsi="Arial"/>
+              <w:b w:val="1"/>
+              <w:i w:val="0"/>
+              <w:smallCaps w:val="0"/>
+              <w:strike w:val="0"/>
               <w:color w:val="000000"/>
+              <w:sz w:val="22"/>
+              <w:szCs w:val="22"/>
               <w:u w:val="none"/>
+              <w:shd w:fill="auto" w:val="clear"/>
+              <w:vertAlign w:val="baseline"/>
             </w:rPr>
           </w:pPr>
-          <w:hyperlink w:anchor="_yjlr8zt0qai9">
+          <w:hyperlink w:anchor="_7tru8w44vaav">
             <w:r>
               <w:rPr>
+                <w:rFonts w:ascii="Arial" w:cs="Arial" w:eastAsia="Arial" w:hAnsi="Arial"/>
+                <w:b w:val="1"/>
+                <w:i w:val="0"/>
+                <w:smallCaps w:val="0"/>
+                <w:strike w:val="0"/>
                 <w:color w:val="000000"/>
+                <w:sz w:val="22"/>
+                <w:szCs w:val="22"/>
                 <w:u w:val="none"/>
+                <w:shd w:fill="auto" w:val="clear"/>
+                <w:vertAlign w:val="baseline"/>
                 <w:rtl w:val="0"/>
               </w:rPr>
-              <w:t xml:space="preserve">Használati példák:</w:t>
+              <w:t xml:space="preserve">WPF Alkalmazás</w:t>
               <w:tab/>
+              <w:t xml:space="preserve">14</w:t>
             </w:r>
           </w:hyperlink>
-          <w:r>
-            <w:fldChar w:fldCharType="begin"/>
-            <w:instrText xml:space="preserve"> PAGEREF _yjlr8zt0qai9 \h </w:instrText>
-            <w:fldChar w:fldCharType="separate"/>
-          </w:r>
-          <w:r>
-            <w:rPr>
-              <w:rtl w:val="0"/>
-            </w:rPr>
-            <w:t xml:space="preserve">22</w:t>
-          </w:r>
-          <w:r>
-            <w:fldChar w:fldCharType="end"/>
-          </w:r>
           <w:r>
             <w:rPr>
               <w:rtl w:val="0"/>
@@ -1288,40 +1324,45 @@
           <w:pPr>
             <w:widowControl w:val="0"/>
             <w:tabs>
-              <w:tab w:val="right" w:leader="none" w:pos="12000"/>
+              <w:tab w:val="right" w:leader="dot" w:pos="12000"/>
             </w:tabs>
             <w:spacing w:after="0" w:before="60" w:line="240" w:lineRule="auto"/>
-            <w:ind w:left="720" w:firstLine="0"/>
+            <w:ind w:left="360" w:firstLine="0"/>
             <w:rPr>
+              <w:rFonts w:ascii="Arial" w:cs="Arial" w:eastAsia="Arial" w:hAnsi="Arial"/>
+              <w:b w:val="0"/>
+              <w:i w:val="0"/>
+              <w:smallCaps w:val="0"/>
+              <w:strike w:val="0"/>
               <w:color w:val="000000"/>
+              <w:sz w:val="22"/>
+              <w:szCs w:val="22"/>
               <w:u w:val="none"/>
+              <w:shd w:fill="auto" w:val="clear"/>
+              <w:vertAlign w:val="baseline"/>
             </w:rPr>
           </w:pPr>
-          <w:hyperlink w:anchor="_qqzoar78w8xr">
+          <w:hyperlink w:anchor="_lt2fguovmlge">
             <w:r>
               <w:rPr>
+                <w:rFonts w:ascii="Arial" w:cs="Arial" w:eastAsia="Arial" w:hAnsi="Arial"/>
+                <w:b w:val="0"/>
+                <w:i w:val="0"/>
+                <w:smallCaps w:val="0"/>
+                <w:strike w:val="0"/>
                 <w:color w:val="000000"/>
+                <w:sz w:val="22"/>
+                <w:szCs w:val="22"/>
                 <w:u w:val="none"/>
+                <w:shd w:fill="auto" w:val="clear"/>
+                <w:vertAlign w:val="baseline"/>
                 <w:rtl w:val="0"/>
               </w:rPr>
-              <w:t xml:space="preserve">Mire jó a XAMPP?</w:t>
+              <w:t xml:space="preserve">1. Főablak:</w:t>
               <w:tab/>
+              <w:t xml:space="preserve">14</w:t>
             </w:r>
           </w:hyperlink>
-          <w:r>
-            <w:fldChar w:fldCharType="begin"/>
-            <w:instrText xml:space="preserve"> PAGEREF _qqzoar78w8xr \h </w:instrText>
-            <w:fldChar w:fldCharType="separate"/>
-          </w:r>
-          <w:r>
-            <w:rPr>
-              <w:rtl w:val="0"/>
-            </w:rPr>
-            <w:t xml:space="preserve">23</w:t>
-          </w:r>
-          <w:r>
-            <w:fldChar w:fldCharType="end"/>
-          </w:r>
           <w:r>
             <w:rPr>
               <w:rtl w:val="0"/>
@@ -1332,40 +1373,1122 @@
           <w:pPr>
             <w:widowControl w:val="0"/>
             <w:tabs>
-              <w:tab w:val="right" w:leader="none" w:pos="12000"/>
+              <w:tab w:val="right" w:leader="dot" w:pos="12000"/>
+            </w:tabs>
+            <w:spacing w:after="0" w:before="60" w:line="240" w:lineRule="auto"/>
+            <w:ind w:left="360" w:firstLine="0"/>
+            <w:rPr>
+              <w:rFonts w:ascii="Arial" w:cs="Arial" w:eastAsia="Arial" w:hAnsi="Arial"/>
+              <w:b w:val="0"/>
+              <w:i w:val="0"/>
+              <w:smallCaps w:val="0"/>
+              <w:strike w:val="0"/>
+              <w:color w:val="000000"/>
+              <w:sz w:val="22"/>
+              <w:szCs w:val="22"/>
+              <w:u w:val="none"/>
+              <w:shd w:fill="auto" w:val="clear"/>
+              <w:vertAlign w:val="baseline"/>
+            </w:rPr>
+          </w:pPr>
+          <w:hyperlink w:anchor="_nyfoj96vdx68">
+            <w:r>
+              <w:rPr>
+                <w:rFonts w:ascii="Arial" w:cs="Arial" w:eastAsia="Arial" w:hAnsi="Arial"/>
+                <w:b w:val="0"/>
+                <w:i w:val="0"/>
+                <w:smallCaps w:val="0"/>
+                <w:strike w:val="0"/>
+                <w:color w:val="000000"/>
+                <w:sz w:val="22"/>
+                <w:szCs w:val="22"/>
+                <w:u w:val="none"/>
+                <w:shd w:fill="auto" w:val="clear"/>
+                <w:vertAlign w:val="baseline"/>
+                <w:rtl w:val="0"/>
+              </w:rPr>
+              <w:t xml:space="preserve">2. Bejelentkezés:</w:t>
+              <w:tab/>
+              <w:t xml:space="preserve">15</w:t>
+            </w:r>
+          </w:hyperlink>
+          <w:r>
+            <w:rPr>
+              <w:rtl w:val="0"/>
+            </w:rPr>
+          </w:r>
+        </w:p>
+        <w:p>
+          <w:pPr>
+            <w:widowControl w:val="0"/>
+            <w:tabs>
+              <w:tab w:val="right" w:leader="dot" w:pos="12000"/>
+            </w:tabs>
+            <w:spacing w:after="0" w:before="60" w:line="240" w:lineRule="auto"/>
+            <w:ind w:left="360" w:firstLine="0"/>
+            <w:rPr>
+              <w:rFonts w:ascii="Arial" w:cs="Arial" w:eastAsia="Arial" w:hAnsi="Arial"/>
+              <w:b w:val="0"/>
+              <w:i w:val="0"/>
+              <w:smallCaps w:val="0"/>
+              <w:strike w:val="0"/>
+              <w:color w:val="000000"/>
+              <w:sz w:val="22"/>
+              <w:szCs w:val="22"/>
+              <w:u w:val="none"/>
+              <w:shd w:fill="auto" w:val="clear"/>
+              <w:vertAlign w:val="baseline"/>
+            </w:rPr>
+          </w:pPr>
+          <w:hyperlink w:anchor="_1w9lg2tu88gu">
+            <w:r>
+              <w:rPr>
+                <w:rFonts w:ascii="Arial" w:cs="Arial" w:eastAsia="Arial" w:hAnsi="Arial"/>
+                <w:b w:val="0"/>
+                <w:i w:val="0"/>
+                <w:smallCaps w:val="0"/>
+                <w:strike w:val="0"/>
+                <w:color w:val="000000"/>
+                <w:sz w:val="22"/>
+                <w:szCs w:val="22"/>
+                <w:u w:val="none"/>
+                <w:shd w:fill="auto" w:val="clear"/>
+                <w:vertAlign w:val="baseline"/>
+                <w:rtl w:val="0"/>
+              </w:rPr>
+              <w:t xml:space="preserve">3. Regisztrálás:</w:t>
+              <w:tab/>
+              <w:t xml:space="preserve">15</w:t>
+            </w:r>
+          </w:hyperlink>
+          <w:r>
+            <w:rPr>
+              <w:rtl w:val="0"/>
+            </w:rPr>
+          </w:r>
+        </w:p>
+        <w:p>
+          <w:pPr>
+            <w:widowControl w:val="0"/>
+            <w:tabs>
+              <w:tab w:val="right" w:leader="dot" w:pos="12000"/>
+            </w:tabs>
+            <w:spacing w:after="0" w:before="60" w:line="240" w:lineRule="auto"/>
+            <w:ind w:left="360" w:firstLine="0"/>
+            <w:rPr>
+              <w:rFonts w:ascii="Arial" w:cs="Arial" w:eastAsia="Arial" w:hAnsi="Arial"/>
+              <w:b w:val="0"/>
+              <w:i w:val="0"/>
+              <w:smallCaps w:val="0"/>
+              <w:strike w:val="0"/>
+              <w:color w:val="000000"/>
+              <w:sz w:val="22"/>
+              <w:szCs w:val="22"/>
+              <w:u w:val="none"/>
+              <w:shd w:fill="auto" w:val="clear"/>
+              <w:vertAlign w:val="baseline"/>
+            </w:rPr>
+          </w:pPr>
+          <w:hyperlink w:anchor="_3qn4y5ipg1e5">
+            <w:r>
+              <w:rPr>
+                <w:rFonts w:ascii="Arial" w:cs="Arial" w:eastAsia="Arial" w:hAnsi="Arial"/>
+                <w:b w:val="0"/>
+                <w:i w:val="0"/>
+                <w:smallCaps w:val="0"/>
+                <w:strike w:val="0"/>
+                <w:color w:val="000000"/>
+                <w:sz w:val="22"/>
+                <w:szCs w:val="22"/>
+                <w:u w:val="none"/>
+                <w:shd w:fill="auto" w:val="clear"/>
+                <w:vertAlign w:val="baseline"/>
+                <w:rtl w:val="0"/>
+              </w:rPr>
+              <w:t xml:space="preserve">4. ComboBox:</w:t>
+              <w:tab/>
+              <w:t xml:space="preserve">16</w:t>
+            </w:r>
+          </w:hyperlink>
+          <w:r>
+            <w:rPr>
+              <w:rtl w:val="0"/>
+            </w:rPr>
+          </w:r>
+        </w:p>
+        <w:p>
+          <w:pPr>
+            <w:widowControl w:val="0"/>
+            <w:tabs>
+              <w:tab w:val="right" w:leader="dot" w:pos="12000"/>
+            </w:tabs>
+            <w:spacing w:after="0" w:before="60" w:line="240" w:lineRule="auto"/>
+            <w:ind w:left="360" w:firstLine="0"/>
+            <w:rPr>
+              <w:rFonts w:ascii="Arial" w:cs="Arial" w:eastAsia="Arial" w:hAnsi="Arial"/>
+              <w:b w:val="0"/>
+              <w:i w:val="0"/>
+              <w:smallCaps w:val="0"/>
+              <w:strike w:val="0"/>
+              <w:color w:val="000000"/>
+              <w:sz w:val="22"/>
+              <w:szCs w:val="22"/>
+              <w:u w:val="none"/>
+              <w:shd w:fill="auto" w:val="clear"/>
+              <w:vertAlign w:val="baseline"/>
+            </w:rPr>
+          </w:pPr>
+          <w:hyperlink w:anchor="_6ugafgzcf63p">
+            <w:r>
+              <w:rPr>
+                <w:rFonts w:ascii="Arial" w:cs="Arial" w:eastAsia="Arial" w:hAnsi="Arial"/>
+                <w:b w:val="0"/>
+                <w:i w:val="0"/>
+                <w:smallCaps w:val="0"/>
+                <w:strike w:val="0"/>
+                <w:color w:val="000000"/>
+                <w:sz w:val="22"/>
+                <w:szCs w:val="22"/>
+                <w:u w:val="none"/>
+                <w:shd w:fill="auto" w:val="clear"/>
+                <w:vertAlign w:val="baseline"/>
+                <w:rtl w:val="0"/>
+              </w:rPr>
+              <w:t xml:space="preserve">5. Beállítások:</w:t>
+              <w:tab/>
+              <w:t xml:space="preserve">18</w:t>
+            </w:r>
+          </w:hyperlink>
+          <w:r>
+            <w:rPr>
+              <w:rtl w:val="0"/>
+            </w:rPr>
+          </w:r>
+        </w:p>
+        <w:p>
+          <w:pPr>
+            <w:widowControl w:val="0"/>
+            <w:tabs>
+              <w:tab w:val="right" w:leader="dot" w:pos="12000"/>
+            </w:tabs>
+            <w:spacing w:after="0" w:before="60" w:line="240" w:lineRule="auto"/>
+            <w:rPr>
+              <w:rFonts w:ascii="Arial" w:cs="Arial" w:eastAsia="Arial" w:hAnsi="Arial"/>
+              <w:b w:val="1"/>
+              <w:i w:val="0"/>
+              <w:smallCaps w:val="0"/>
+              <w:strike w:val="0"/>
+              <w:color w:val="000000"/>
+              <w:sz w:val="22"/>
+              <w:szCs w:val="22"/>
+              <w:u w:val="none"/>
+              <w:shd w:fill="auto" w:val="clear"/>
+              <w:vertAlign w:val="baseline"/>
+            </w:rPr>
+          </w:pPr>
+          <w:hyperlink w:anchor="_wmv4b170e14a">
+            <w:r>
+              <w:rPr>
+                <w:rFonts w:ascii="Arial" w:cs="Arial" w:eastAsia="Arial" w:hAnsi="Arial"/>
+                <w:b w:val="1"/>
+                <w:i w:val="0"/>
+                <w:smallCaps w:val="0"/>
+                <w:strike w:val="0"/>
+                <w:color w:val="000000"/>
+                <w:sz w:val="22"/>
+                <w:szCs w:val="22"/>
+                <w:u w:val="none"/>
+                <w:shd w:fill="auto" w:val="clear"/>
+                <w:vertAlign w:val="baseline"/>
+                <w:rtl w:val="0"/>
+              </w:rPr>
+              <w:t xml:space="preserve">Programozási nyelvek és Technológiák</w:t>
+              <w:tab/>
+              <w:t xml:space="preserve">19</w:t>
+            </w:r>
+          </w:hyperlink>
+          <w:r>
+            <w:rPr>
+              <w:rtl w:val="0"/>
+            </w:rPr>
+          </w:r>
+        </w:p>
+        <w:p>
+          <w:pPr>
+            <w:widowControl w:val="0"/>
+            <w:tabs>
+              <w:tab w:val="right" w:leader="dot" w:pos="12000"/>
+            </w:tabs>
+            <w:spacing w:after="0" w:before="60" w:line="240" w:lineRule="auto"/>
+            <w:ind w:left="360" w:firstLine="0"/>
+            <w:rPr>
+              <w:rFonts w:ascii="Arial" w:cs="Arial" w:eastAsia="Arial" w:hAnsi="Arial"/>
+              <w:b w:val="0"/>
+              <w:i w:val="0"/>
+              <w:smallCaps w:val="0"/>
+              <w:strike w:val="0"/>
+              <w:color w:val="000000"/>
+              <w:sz w:val="22"/>
+              <w:szCs w:val="22"/>
+              <w:u w:val="none"/>
+              <w:shd w:fill="auto" w:val="clear"/>
+              <w:vertAlign w:val="baseline"/>
+            </w:rPr>
+          </w:pPr>
+          <w:hyperlink w:anchor="_g3expfb8qcqe">
+            <w:r>
+              <w:rPr>
+                <w:rFonts w:ascii="Arial" w:cs="Arial" w:eastAsia="Arial" w:hAnsi="Arial"/>
+                <w:b w:val="0"/>
+                <w:i w:val="0"/>
+                <w:smallCaps w:val="0"/>
+                <w:strike w:val="0"/>
+                <w:color w:val="000000"/>
+                <w:sz w:val="22"/>
+                <w:szCs w:val="22"/>
+                <w:u w:val="none"/>
+                <w:shd w:fill="auto" w:val="clear"/>
+                <w:vertAlign w:val="baseline"/>
+                <w:rtl w:val="0"/>
+              </w:rPr>
+              <w:t xml:space="preserve">1.Backend Működése:</w:t>
+              <w:tab/>
+              <w:t xml:space="preserve">19</w:t>
+            </w:r>
+          </w:hyperlink>
+          <w:r>
+            <w:rPr>
+              <w:rtl w:val="0"/>
+            </w:rPr>
+          </w:r>
+        </w:p>
+        <w:p>
+          <w:pPr>
+            <w:widowControl w:val="0"/>
+            <w:tabs>
+              <w:tab w:val="right" w:leader="dot" w:pos="12000"/>
+            </w:tabs>
+            <w:spacing w:after="0" w:before="60" w:line="240" w:lineRule="auto"/>
+            <w:ind w:left="360" w:firstLine="0"/>
+            <w:rPr>
+              <w:rFonts w:ascii="Arial" w:cs="Arial" w:eastAsia="Arial" w:hAnsi="Arial"/>
+              <w:b w:val="0"/>
+              <w:i w:val="0"/>
+              <w:smallCaps w:val="0"/>
+              <w:strike w:val="0"/>
+              <w:color w:val="000000"/>
+              <w:sz w:val="22"/>
+              <w:szCs w:val="22"/>
+              <w:u w:val="none"/>
+              <w:shd w:fill="auto" w:val="clear"/>
+              <w:vertAlign w:val="baseline"/>
+            </w:rPr>
+          </w:pPr>
+          <w:hyperlink w:anchor="_aoo05qu99sq3">
+            <w:r>
+              <w:rPr>
+                <w:rFonts w:ascii="Arial" w:cs="Arial" w:eastAsia="Arial" w:hAnsi="Arial"/>
+                <w:b w:val="0"/>
+                <w:i w:val="0"/>
+                <w:smallCaps w:val="0"/>
+                <w:strike w:val="0"/>
+                <w:color w:val="000000"/>
+                <w:sz w:val="22"/>
+                <w:szCs w:val="22"/>
+                <w:u w:val="none"/>
+                <w:shd w:fill="auto" w:val="clear"/>
+                <w:vertAlign w:val="baseline"/>
+                <w:rtl w:val="0"/>
+              </w:rPr>
+              <w:t xml:space="preserve">Mi az a Backend?</w:t>
+              <w:tab/>
+              <w:t xml:space="preserve">19</w:t>
+            </w:r>
+          </w:hyperlink>
+          <w:r>
+            <w:rPr>
+              <w:rtl w:val="0"/>
+            </w:rPr>
+          </w:r>
+        </w:p>
+        <w:p>
+          <w:pPr>
+            <w:widowControl w:val="0"/>
+            <w:tabs>
+              <w:tab w:val="right" w:leader="dot" w:pos="12000"/>
+            </w:tabs>
+            <w:spacing w:after="0" w:before="60" w:line="240" w:lineRule="auto"/>
+            <w:ind w:left="360" w:firstLine="0"/>
+            <w:rPr>
+              <w:rFonts w:ascii="Arial" w:cs="Arial" w:eastAsia="Arial" w:hAnsi="Arial"/>
+              <w:b w:val="0"/>
+              <w:i w:val="0"/>
+              <w:smallCaps w:val="0"/>
+              <w:strike w:val="0"/>
+              <w:color w:val="000000"/>
+              <w:sz w:val="22"/>
+              <w:szCs w:val="22"/>
+              <w:u w:val="none"/>
+              <w:shd w:fill="auto" w:val="clear"/>
+              <w:vertAlign w:val="baseline"/>
+            </w:rPr>
+          </w:pPr>
+          <w:hyperlink w:anchor="_oe9bf6ikspm">
+            <w:r>
+              <w:rPr>
+                <w:rFonts w:ascii="Arial" w:cs="Arial" w:eastAsia="Arial" w:hAnsi="Arial"/>
+                <w:b w:val="0"/>
+                <w:i w:val="0"/>
+                <w:smallCaps w:val="0"/>
+                <w:strike w:val="0"/>
+                <w:color w:val="000000"/>
+                <w:sz w:val="22"/>
+                <w:szCs w:val="22"/>
+                <w:u w:val="none"/>
+                <w:shd w:fill="auto" w:val="clear"/>
+                <w:vertAlign w:val="baseline"/>
+                <w:rtl w:val="0"/>
+              </w:rPr>
+              <w:t xml:space="preserve">2.Frontend Működése:</w:t>
+              <w:tab/>
+              <w:t xml:space="preserve">20</w:t>
+            </w:r>
+          </w:hyperlink>
+          <w:r>
+            <w:rPr>
+              <w:rtl w:val="0"/>
+            </w:rPr>
+          </w:r>
+        </w:p>
+        <w:p>
+          <w:pPr>
+            <w:widowControl w:val="0"/>
+            <w:tabs>
+              <w:tab w:val="right" w:leader="dot" w:pos="12000"/>
             </w:tabs>
             <w:spacing w:after="0" w:before="60" w:line="240" w:lineRule="auto"/>
             <w:ind w:left="720" w:firstLine="0"/>
             <w:rPr>
+              <w:rFonts w:ascii="Arial" w:cs="Arial" w:eastAsia="Arial" w:hAnsi="Arial"/>
+              <w:b w:val="0"/>
+              <w:i w:val="0"/>
+              <w:smallCaps w:val="0"/>
+              <w:strike w:val="0"/>
               <w:color w:val="000000"/>
+              <w:sz w:val="22"/>
+              <w:szCs w:val="22"/>
               <w:u w:val="none"/>
+              <w:shd w:fill="auto" w:val="clear"/>
+              <w:vertAlign w:val="baseline"/>
+            </w:rPr>
+          </w:pPr>
+          <w:hyperlink w:anchor="_mu3wj02bg264">
+            <w:r>
+              <w:rPr>
+                <w:rFonts w:ascii="Arial" w:cs="Arial" w:eastAsia="Arial" w:hAnsi="Arial"/>
+                <w:b w:val="0"/>
+                <w:i w:val="0"/>
+                <w:smallCaps w:val="0"/>
+                <w:strike w:val="0"/>
+                <w:color w:val="000000"/>
+                <w:sz w:val="22"/>
+                <w:szCs w:val="22"/>
+                <w:u w:val="none"/>
+                <w:shd w:fill="auto" w:val="clear"/>
+                <w:vertAlign w:val="baseline"/>
+                <w:rtl w:val="0"/>
+              </w:rPr>
+              <w:t xml:space="preserve">Mi az a React?</w:t>
+              <w:tab/>
+              <w:t xml:space="preserve">20</w:t>
+            </w:r>
+          </w:hyperlink>
+          <w:r>
+            <w:rPr>
+              <w:rtl w:val="0"/>
+            </w:rPr>
+          </w:r>
+        </w:p>
+        <w:p>
+          <w:pPr>
+            <w:widowControl w:val="0"/>
+            <w:tabs>
+              <w:tab w:val="right" w:leader="dot" w:pos="12000"/>
+            </w:tabs>
+            <w:spacing w:after="0" w:before="60" w:line="240" w:lineRule="auto"/>
+            <w:ind w:left="720" w:firstLine="0"/>
+            <w:rPr>
+              <w:rFonts w:ascii="Arial" w:cs="Arial" w:eastAsia="Arial" w:hAnsi="Arial"/>
+              <w:b w:val="0"/>
+              <w:i w:val="0"/>
+              <w:smallCaps w:val="0"/>
+              <w:strike w:val="0"/>
+              <w:color w:val="000000"/>
+              <w:sz w:val="22"/>
+              <w:szCs w:val="22"/>
+              <w:u w:val="none"/>
+              <w:shd w:fill="auto" w:val="clear"/>
+              <w:vertAlign w:val="baseline"/>
+            </w:rPr>
+          </w:pPr>
+          <w:hyperlink w:anchor="_pjl0kt578g5w">
+            <w:r>
+              <w:rPr>
+                <w:rFonts w:ascii="Arial" w:cs="Arial" w:eastAsia="Arial" w:hAnsi="Arial"/>
+                <w:b w:val="0"/>
+                <w:i w:val="0"/>
+                <w:smallCaps w:val="0"/>
+                <w:strike w:val="0"/>
+                <w:color w:val="000000"/>
+                <w:sz w:val="22"/>
+                <w:szCs w:val="22"/>
+                <w:u w:val="none"/>
+                <w:shd w:fill="auto" w:val="clear"/>
+                <w:vertAlign w:val="baseline"/>
+                <w:rtl w:val="0"/>
+              </w:rPr>
+              <w:t xml:space="preserve">React kódrészlet:</w:t>
+              <w:tab/>
+              <w:t xml:space="preserve">20</w:t>
+            </w:r>
+          </w:hyperlink>
+          <w:r>
+            <w:rPr>
+              <w:rtl w:val="0"/>
+            </w:rPr>
+          </w:r>
+        </w:p>
+        <w:p>
+          <w:pPr>
+            <w:widowControl w:val="0"/>
+            <w:tabs>
+              <w:tab w:val="right" w:leader="dot" w:pos="12000"/>
+            </w:tabs>
+            <w:spacing w:after="0" w:before="60" w:line="240" w:lineRule="auto"/>
+            <w:ind w:left="720" w:firstLine="0"/>
+            <w:rPr>
+              <w:rFonts w:ascii="Arial" w:cs="Arial" w:eastAsia="Arial" w:hAnsi="Arial"/>
+              <w:b w:val="0"/>
+              <w:i w:val="0"/>
+              <w:smallCaps w:val="0"/>
+              <w:strike w:val="0"/>
+              <w:color w:val="000000"/>
+              <w:sz w:val="22"/>
+              <w:szCs w:val="22"/>
+              <w:u w:val="none"/>
+              <w:shd w:fill="auto" w:val="clear"/>
+              <w:vertAlign w:val="baseline"/>
+            </w:rPr>
+          </w:pPr>
+          <w:hyperlink w:anchor="_scx47fbyskrn">
+            <w:r>
+              <w:rPr>
+                <w:rFonts w:ascii="Arial" w:cs="Arial" w:eastAsia="Arial" w:hAnsi="Arial"/>
+                <w:b w:val="0"/>
+                <w:i w:val="0"/>
+                <w:smallCaps w:val="0"/>
+                <w:strike w:val="0"/>
+                <w:color w:val="000000"/>
+                <w:sz w:val="22"/>
+                <w:szCs w:val="22"/>
+                <w:u w:val="none"/>
+                <w:shd w:fill="auto" w:val="clear"/>
+                <w:vertAlign w:val="baseline"/>
+                <w:rtl w:val="0"/>
+              </w:rPr>
+              <w:t xml:space="preserve">Mi az a HTML?</w:t>
+              <w:tab/>
+              <w:t xml:space="preserve">22</w:t>
+            </w:r>
+          </w:hyperlink>
+          <w:r>
+            <w:rPr>
+              <w:rtl w:val="0"/>
+            </w:rPr>
+          </w:r>
+        </w:p>
+        <w:p>
+          <w:pPr>
+            <w:widowControl w:val="0"/>
+            <w:tabs>
+              <w:tab w:val="right" w:leader="dot" w:pos="12000"/>
+            </w:tabs>
+            <w:spacing w:after="0" w:before="60" w:line="240" w:lineRule="auto"/>
+            <w:ind w:left="720" w:firstLine="0"/>
+            <w:rPr>
+              <w:rFonts w:ascii="Arial" w:cs="Arial" w:eastAsia="Arial" w:hAnsi="Arial"/>
+              <w:b w:val="0"/>
+              <w:i w:val="0"/>
+              <w:smallCaps w:val="0"/>
+              <w:strike w:val="0"/>
+              <w:color w:val="000000"/>
+              <w:sz w:val="22"/>
+              <w:szCs w:val="22"/>
+              <w:u w:val="none"/>
+              <w:shd w:fill="auto" w:val="clear"/>
+              <w:vertAlign w:val="baseline"/>
+            </w:rPr>
+          </w:pPr>
+          <w:hyperlink w:anchor="_bfaq5lie2pv3">
+            <w:r>
+              <w:rPr>
+                <w:rFonts w:ascii="Arial" w:cs="Arial" w:eastAsia="Arial" w:hAnsi="Arial"/>
+                <w:b w:val="0"/>
+                <w:i w:val="0"/>
+                <w:smallCaps w:val="0"/>
+                <w:strike w:val="0"/>
+                <w:color w:val="000000"/>
+                <w:sz w:val="22"/>
+                <w:szCs w:val="22"/>
+                <w:u w:val="none"/>
+                <w:shd w:fill="auto" w:val="clear"/>
+                <w:vertAlign w:val="baseline"/>
+                <w:rtl w:val="0"/>
+              </w:rPr>
+              <w:t xml:space="preserve">Mi az a CSS (Cascading Style Sheet):?</w:t>
+              <w:tab/>
+              <w:t xml:space="preserve">23</w:t>
+            </w:r>
+          </w:hyperlink>
+          <w:r>
+            <w:rPr>
+              <w:rtl w:val="0"/>
+            </w:rPr>
+          </w:r>
+        </w:p>
+        <w:p>
+          <w:pPr>
+            <w:widowControl w:val="0"/>
+            <w:tabs>
+              <w:tab w:val="right" w:leader="dot" w:pos="12000"/>
+            </w:tabs>
+            <w:spacing w:after="0" w:before="60" w:line="240" w:lineRule="auto"/>
+            <w:ind w:left="720" w:firstLine="0"/>
+            <w:rPr>
+              <w:rFonts w:ascii="Arial" w:cs="Arial" w:eastAsia="Arial" w:hAnsi="Arial"/>
+              <w:b w:val="0"/>
+              <w:i w:val="0"/>
+              <w:smallCaps w:val="0"/>
+              <w:strike w:val="0"/>
+              <w:color w:val="000000"/>
+              <w:sz w:val="22"/>
+              <w:szCs w:val="22"/>
+              <w:u w:val="none"/>
+              <w:shd w:fill="auto" w:val="clear"/>
+              <w:vertAlign w:val="baseline"/>
+            </w:rPr>
+          </w:pPr>
+          <w:hyperlink w:anchor="_ddtvoy9ydam8">
+            <w:r>
+              <w:rPr>
+                <w:rFonts w:ascii="Arial" w:cs="Arial" w:eastAsia="Arial" w:hAnsi="Arial"/>
+                <w:b w:val="0"/>
+                <w:i w:val="0"/>
+                <w:smallCaps w:val="0"/>
+                <w:strike w:val="0"/>
+                <w:color w:val="000000"/>
+                <w:sz w:val="22"/>
+                <w:szCs w:val="22"/>
+                <w:u w:val="none"/>
+                <w:shd w:fill="auto" w:val="clear"/>
+                <w:vertAlign w:val="baseline"/>
+                <w:rtl w:val="0"/>
+              </w:rPr>
+              <w:t xml:space="preserve">Mi az a JavaScript?</w:t>
+              <w:tab/>
+              <w:t xml:space="preserve">24</w:t>
+            </w:r>
+          </w:hyperlink>
+          <w:r>
+            <w:rPr>
+              <w:rtl w:val="0"/>
+            </w:rPr>
+          </w:r>
+        </w:p>
+        <w:p>
+          <w:pPr>
+            <w:widowControl w:val="0"/>
+            <w:tabs>
+              <w:tab w:val="right" w:leader="dot" w:pos="12000"/>
+            </w:tabs>
+            <w:spacing w:after="0" w:before="60" w:line="240" w:lineRule="auto"/>
+            <w:ind w:left="360" w:firstLine="0"/>
+            <w:rPr>
+              <w:rFonts w:ascii="Arial" w:cs="Arial" w:eastAsia="Arial" w:hAnsi="Arial"/>
+              <w:b w:val="0"/>
+              <w:i w:val="0"/>
+              <w:smallCaps w:val="0"/>
+              <w:strike w:val="0"/>
+              <w:color w:val="000000"/>
+              <w:sz w:val="22"/>
+              <w:szCs w:val="22"/>
+              <w:u w:val="none"/>
+              <w:shd w:fill="auto" w:val="clear"/>
+              <w:vertAlign w:val="baseline"/>
+            </w:rPr>
+          </w:pPr>
+          <w:hyperlink w:anchor="_b0zbzxbjqekb">
+            <w:r>
+              <w:rPr>
+                <w:rFonts w:ascii="Arial" w:cs="Arial" w:eastAsia="Arial" w:hAnsi="Arial"/>
+                <w:b w:val="0"/>
+                <w:i w:val="0"/>
+                <w:smallCaps w:val="0"/>
+                <w:strike w:val="0"/>
+                <w:color w:val="000000"/>
+                <w:sz w:val="22"/>
+                <w:szCs w:val="22"/>
+                <w:u w:val="none"/>
+                <w:shd w:fill="auto" w:val="clear"/>
+                <w:vertAlign w:val="baseline"/>
+                <w:rtl w:val="0"/>
+              </w:rPr>
+              <w:t xml:space="preserve">3.Adatbázis működése:</w:t>
+              <w:tab/>
+              <w:t xml:space="preserve">25</w:t>
+            </w:r>
+          </w:hyperlink>
+          <w:r>
+            <w:rPr>
+              <w:rtl w:val="0"/>
+            </w:rPr>
+          </w:r>
+        </w:p>
+        <w:p>
+          <w:pPr>
+            <w:widowControl w:val="0"/>
+            <w:tabs>
+              <w:tab w:val="right" w:leader="dot" w:pos="12000"/>
+            </w:tabs>
+            <w:spacing w:after="0" w:before="60" w:line="240" w:lineRule="auto"/>
+            <w:ind w:left="720" w:firstLine="0"/>
+            <w:rPr>
+              <w:rFonts w:ascii="Arial" w:cs="Arial" w:eastAsia="Arial" w:hAnsi="Arial"/>
+              <w:b w:val="0"/>
+              <w:i w:val="0"/>
+              <w:smallCaps w:val="0"/>
+              <w:strike w:val="0"/>
+              <w:color w:val="000000"/>
+              <w:sz w:val="22"/>
+              <w:szCs w:val="22"/>
+              <w:u w:val="none"/>
+              <w:shd w:fill="auto" w:val="clear"/>
+              <w:vertAlign w:val="baseline"/>
+            </w:rPr>
+          </w:pPr>
+          <w:hyperlink w:anchor="_haf6i7gn0nt7">
+            <w:r>
+              <w:rPr>
+                <w:rFonts w:ascii="Arial" w:cs="Arial" w:eastAsia="Arial" w:hAnsi="Arial"/>
+                <w:b w:val="0"/>
+                <w:i w:val="0"/>
+                <w:smallCaps w:val="0"/>
+                <w:strike w:val="0"/>
+                <w:color w:val="000000"/>
+                <w:sz w:val="22"/>
+                <w:szCs w:val="22"/>
+                <w:u w:val="none"/>
+                <w:shd w:fill="auto" w:val="clear"/>
+                <w:vertAlign w:val="baseline"/>
+                <w:rtl w:val="0"/>
+              </w:rPr>
+              <w:t xml:space="preserve">Mi az az adatbázis?</w:t>
+              <w:tab/>
+              <w:t xml:space="preserve">25</w:t>
+            </w:r>
+          </w:hyperlink>
+          <w:r>
+            <w:rPr>
+              <w:rtl w:val="0"/>
+            </w:rPr>
+          </w:r>
+        </w:p>
+        <w:p>
+          <w:pPr>
+            <w:widowControl w:val="0"/>
+            <w:tabs>
+              <w:tab w:val="right" w:leader="dot" w:pos="12000"/>
+            </w:tabs>
+            <w:spacing w:after="0" w:before="60" w:line="240" w:lineRule="auto"/>
+            <w:ind w:left="720" w:firstLine="0"/>
+            <w:rPr>
+              <w:rFonts w:ascii="Arial" w:cs="Arial" w:eastAsia="Arial" w:hAnsi="Arial"/>
+              <w:b w:val="0"/>
+              <w:i w:val="0"/>
+              <w:smallCaps w:val="0"/>
+              <w:strike w:val="0"/>
+              <w:color w:val="000000"/>
+              <w:sz w:val="22"/>
+              <w:szCs w:val="22"/>
+              <w:u w:val="none"/>
+              <w:shd w:fill="auto" w:val="clear"/>
+              <w:vertAlign w:val="baseline"/>
+            </w:rPr>
+          </w:pPr>
+          <w:hyperlink w:anchor="_k0nssbg41xm0">
+            <w:r>
+              <w:rPr>
+                <w:rFonts w:ascii="Arial" w:cs="Arial" w:eastAsia="Arial" w:hAnsi="Arial"/>
+                <w:b w:val="0"/>
+                <w:i w:val="0"/>
+                <w:smallCaps w:val="0"/>
+                <w:strike w:val="0"/>
+                <w:color w:val="000000"/>
+                <w:sz w:val="22"/>
+                <w:szCs w:val="22"/>
+                <w:u w:val="none"/>
+                <w:shd w:fill="auto" w:val="clear"/>
+                <w:vertAlign w:val="baseline"/>
+                <w:rtl w:val="0"/>
+              </w:rPr>
+              <w:t xml:space="preserve">Példa egy egyszerű adatbázisra (táblázatos formában):</w:t>
+              <w:tab/>
+              <w:t xml:space="preserve">26</w:t>
+            </w:r>
+          </w:hyperlink>
+          <w:r>
+            <w:rPr>
+              <w:rtl w:val="0"/>
+            </w:rPr>
+          </w:r>
+        </w:p>
+        <w:p>
+          <w:pPr>
+            <w:widowControl w:val="0"/>
+            <w:tabs>
+              <w:tab w:val="right" w:leader="dot" w:pos="12000"/>
+            </w:tabs>
+            <w:spacing w:after="0" w:before="60" w:line="240" w:lineRule="auto"/>
+            <w:ind w:left="720" w:firstLine="0"/>
+            <w:rPr>
+              <w:rFonts w:ascii="Arial" w:cs="Arial" w:eastAsia="Arial" w:hAnsi="Arial"/>
+              <w:b w:val="0"/>
+              <w:i w:val="0"/>
+              <w:smallCaps w:val="0"/>
+              <w:strike w:val="0"/>
+              <w:color w:val="000000"/>
+              <w:sz w:val="22"/>
+              <w:szCs w:val="22"/>
+              <w:u w:val="none"/>
+              <w:shd w:fill="auto" w:val="clear"/>
+              <w:vertAlign w:val="baseline"/>
+            </w:rPr>
+          </w:pPr>
+          <w:hyperlink w:anchor="_teol1e7e64di">
+            <w:r>
+              <w:rPr>
+                <w:rFonts w:ascii="Arial" w:cs="Arial" w:eastAsia="Arial" w:hAnsi="Arial"/>
+                <w:b w:val="0"/>
+                <w:i w:val="0"/>
+                <w:smallCaps w:val="0"/>
+                <w:strike w:val="0"/>
+                <w:color w:val="000000"/>
+                <w:sz w:val="22"/>
+                <w:szCs w:val="22"/>
+                <w:u w:val="none"/>
+                <w:shd w:fill="auto" w:val="clear"/>
+                <w:vertAlign w:val="baseline"/>
+                <w:rtl w:val="0"/>
+              </w:rPr>
+              <w:t xml:space="preserve">Adatbázis típusai:</w:t>
+              <w:tab/>
+              <w:t xml:space="preserve">26</w:t>
+            </w:r>
+          </w:hyperlink>
+          <w:r>
+            <w:rPr>
+              <w:rtl w:val="0"/>
+            </w:rPr>
+          </w:r>
+        </w:p>
+        <w:p>
+          <w:pPr>
+            <w:widowControl w:val="0"/>
+            <w:tabs>
+              <w:tab w:val="right" w:leader="dot" w:pos="12000"/>
+            </w:tabs>
+            <w:spacing w:after="0" w:before="60" w:line="240" w:lineRule="auto"/>
+            <w:ind w:left="720" w:firstLine="0"/>
+            <w:rPr>
+              <w:rFonts w:ascii="Arial" w:cs="Arial" w:eastAsia="Arial" w:hAnsi="Arial"/>
+              <w:b w:val="0"/>
+              <w:i w:val="0"/>
+              <w:smallCaps w:val="0"/>
+              <w:strike w:val="0"/>
+              <w:color w:val="000000"/>
+              <w:sz w:val="22"/>
+              <w:szCs w:val="22"/>
+              <w:u w:val="none"/>
+              <w:shd w:fill="auto" w:val="clear"/>
+              <w:vertAlign w:val="baseline"/>
+            </w:rPr>
+          </w:pPr>
+          <w:hyperlink w:anchor="_un9ugafc43p9">
+            <w:r>
+              <w:rPr>
+                <w:rFonts w:ascii="Arial" w:cs="Arial" w:eastAsia="Arial" w:hAnsi="Arial"/>
+                <w:b w:val="0"/>
+                <w:i w:val="0"/>
+                <w:smallCaps w:val="0"/>
+                <w:strike w:val="0"/>
+                <w:color w:val="000000"/>
+                <w:sz w:val="22"/>
+                <w:szCs w:val="22"/>
+                <w:u w:val="none"/>
+                <w:shd w:fill="auto" w:val="clear"/>
+                <w:vertAlign w:val="baseline"/>
+                <w:rtl w:val="0"/>
+              </w:rPr>
+              <w:t xml:space="preserve">Mi az a MySQL?</w:t>
+              <w:tab/>
+              <w:t xml:space="preserve">26</w:t>
+            </w:r>
+          </w:hyperlink>
+          <w:r>
+            <w:rPr>
+              <w:rtl w:val="0"/>
+            </w:rPr>
+          </w:r>
+        </w:p>
+        <w:p>
+          <w:pPr>
+            <w:widowControl w:val="0"/>
+            <w:tabs>
+              <w:tab w:val="right" w:leader="dot" w:pos="12000"/>
+            </w:tabs>
+            <w:spacing w:after="0" w:before="60" w:line="240" w:lineRule="auto"/>
+            <w:ind w:left="720" w:firstLine="0"/>
+            <w:rPr>
+              <w:rFonts w:ascii="Arial" w:cs="Arial" w:eastAsia="Arial" w:hAnsi="Arial"/>
+              <w:b w:val="0"/>
+              <w:i w:val="0"/>
+              <w:smallCaps w:val="0"/>
+              <w:strike w:val="0"/>
+              <w:color w:val="000000"/>
+              <w:sz w:val="22"/>
+              <w:szCs w:val="22"/>
+              <w:u w:val="none"/>
+              <w:shd w:fill="auto" w:val="clear"/>
+              <w:vertAlign w:val="baseline"/>
+            </w:rPr>
+          </w:pPr>
+          <w:hyperlink w:anchor="_d02oeyj94x2k">
+            <w:r>
+              <w:rPr>
+                <w:rFonts w:ascii="Arial" w:cs="Arial" w:eastAsia="Arial" w:hAnsi="Arial"/>
+                <w:b w:val="0"/>
+                <w:i w:val="0"/>
+                <w:smallCaps w:val="0"/>
+                <w:strike w:val="0"/>
+                <w:color w:val="000000"/>
+                <w:sz w:val="22"/>
+                <w:szCs w:val="22"/>
+                <w:u w:val="none"/>
+                <w:shd w:fill="auto" w:val="clear"/>
+                <w:vertAlign w:val="baseline"/>
+                <w:rtl w:val="0"/>
+              </w:rPr>
+              <w:t xml:space="preserve">Főbb jellemzők:</w:t>
+              <w:tab/>
+              <w:t xml:space="preserve">26</w:t>
+            </w:r>
+          </w:hyperlink>
+          <w:r>
+            <w:rPr>
+              <w:rtl w:val="0"/>
+            </w:rPr>
+          </w:r>
+        </w:p>
+        <w:p>
+          <w:pPr>
+            <w:widowControl w:val="0"/>
+            <w:tabs>
+              <w:tab w:val="right" w:leader="dot" w:pos="12000"/>
+            </w:tabs>
+            <w:spacing w:after="0" w:before="60" w:line="240" w:lineRule="auto"/>
+            <w:ind w:left="720" w:firstLine="0"/>
+            <w:rPr>
+              <w:rFonts w:ascii="Arial" w:cs="Arial" w:eastAsia="Arial" w:hAnsi="Arial"/>
+              <w:b w:val="0"/>
+              <w:i w:val="0"/>
+              <w:smallCaps w:val="0"/>
+              <w:strike w:val="0"/>
+              <w:color w:val="000000"/>
+              <w:sz w:val="22"/>
+              <w:szCs w:val="22"/>
+              <w:u w:val="none"/>
+              <w:shd w:fill="auto" w:val="clear"/>
+              <w:vertAlign w:val="baseline"/>
+            </w:rPr>
+          </w:pPr>
+          <w:hyperlink w:anchor="_yjlr8zt0qai9">
+            <w:r>
+              <w:rPr>
+                <w:rFonts w:ascii="Arial" w:cs="Arial" w:eastAsia="Arial" w:hAnsi="Arial"/>
+                <w:b w:val="0"/>
+                <w:i w:val="0"/>
+                <w:smallCaps w:val="0"/>
+                <w:strike w:val="0"/>
+                <w:color w:val="000000"/>
+                <w:sz w:val="22"/>
+                <w:szCs w:val="22"/>
+                <w:u w:val="none"/>
+                <w:shd w:fill="auto" w:val="clear"/>
+                <w:vertAlign w:val="baseline"/>
+                <w:rtl w:val="0"/>
+              </w:rPr>
+              <w:t xml:space="preserve">Használati példák:</w:t>
+              <w:tab/>
+              <w:t xml:space="preserve">26</w:t>
+            </w:r>
+          </w:hyperlink>
+          <w:r>
+            <w:rPr>
+              <w:rtl w:val="0"/>
+            </w:rPr>
+          </w:r>
+        </w:p>
+        <w:p>
+          <w:pPr>
+            <w:widowControl w:val="0"/>
+            <w:tabs>
+              <w:tab w:val="right" w:leader="dot" w:pos="12000"/>
+            </w:tabs>
+            <w:spacing w:after="0" w:before="60" w:line="240" w:lineRule="auto"/>
+            <w:ind w:left="720" w:firstLine="0"/>
+            <w:rPr>
+              <w:rFonts w:ascii="Arial" w:cs="Arial" w:eastAsia="Arial" w:hAnsi="Arial"/>
+              <w:b w:val="0"/>
+              <w:i w:val="0"/>
+              <w:smallCaps w:val="0"/>
+              <w:strike w:val="0"/>
+              <w:color w:val="000000"/>
+              <w:sz w:val="22"/>
+              <w:szCs w:val="22"/>
+              <w:u w:val="none"/>
+              <w:shd w:fill="auto" w:val="clear"/>
+              <w:vertAlign w:val="baseline"/>
+            </w:rPr>
+          </w:pPr>
+          <w:hyperlink w:anchor="_cq4gzu3xou2z">
+            <w:r>
+              <w:rPr>
+                <w:rFonts w:ascii="Arial" w:cs="Arial" w:eastAsia="Arial" w:hAnsi="Arial"/>
+                <w:b w:val="0"/>
+                <w:i w:val="0"/>
+                <w:smallCaps w:val="0"/>
+                <w:strike w:val="0"/>
+                <w:color w:val="000000"/>
+                <w:sz w:val="22"/>
+                <w:szCs w:val="22"/>
+                <w:u w:val="none"/>
+                <w:shd w:fill="auto" w:val="clear"/>
+                <w:vertAlign w:val="baseline"/>
+                <w:rtl w:val="0"/>
+              </w:rPr>
+              <w:t xml:space="preserve">Mi az a XAMPP?</w:t>
+              <w:tab/>
+              <w:t xml:space="preserve">26</w:t>
+            </w:r>
+          </w:hyperlink>
+          <w:r>
+            <w:rPr>
+              <w:rtl w:val="0"/>
+            </w:rPr>
+          </w:r>
+        </w:p>
+        <w:p>
+          <w:pPr>
+            <w:widowControl w:val="0"/>
+            <w:tabs>
+              <w:tab w:val="right" w:leader="dot" w:pos="12000"/>
+            </w:tabs>
+            <w:spacing w:after="0" w:before="60" w:line="240" w:lineRule="auto"/>
+            <w:ind w:left="720" w:firstLine="0"/>
+            <w:rPr>
+              <w:rFonts w:ascii="Arial" w:cs="Arial" w:eastAsia="Arial" w:hAnsi="Arial"/>
+              <w:b w:val="0"/>
+              <w:i w:val="0"/>
+              <w:smallCaps w:val="0"/>
+              <w:strike w:val="0"/>
+              <w:color w:val="000000"/>
+              <w:sz w:val="22"/>
+              <w:szCs w:val="22"/>
+              <w:u w:val="none"/>
+              <w:shd w:fill="auto" w:val="clear"/>
+              <w:vertAlign w:val="baseline"/>
+            </w:rPr>
+          </w:pPr>
+          <w:hyperlink w:anchor="_qqzoar78w8xr">
+            <w:r>
+              <w:rPr>
+                <w:rFonts w:ascii="Arial" w:cs="Arial" w:eastAsia="Arial" w:hAnsi="Arial"/>
+                <w:b w:val="0"/>
+                <w:i w:val="0"/>
+                <w:smallCaps w:val="0"/>
+                <w:strike w:val="0"/>
+                <w:color w:val="000000"/>
+                <w:sz w:val="22"/>
+                <w:szCs w:val="22"/>
+                <w:u w:val="none"/>
+                <w:shd w:fill="auto" w:val="clear"/>
+                <w:vertAlign w:val="baseline"/>
+                <w:rtl w:val="0"/>
+              </w:rPr>
+              <w:t xml:space="preserve">Mire jó a XAMPP?</w:t>
+              <w:tab/>
+              <w:t xml:space="preserve">27</w:t>
+            </w:r>
+          </w:hyperlink>
+          <w:r>
+            <w:rPr>
+              <w:rtl w:val="0"/>
+            </w:rPr>
+          </w:r>
+        </w:p>
+        <w:p>
+          <w:pPr>
+            <w:widowControl w:val="0"/>
+            <w:tabs>
+              <w:tab w:val="right" w:leader="dot" w:pos="12000"/>
+            </w:tabs>
+            <w:spacing w:after="0" w:before="60" w:line="240" w:lineRule="auto"/>
+            <w:ind w:left="720" w:firstLine="0"/>
+            <w:rPr>
+              <w:rFonts w:ascii="Arial" w:cs="Arial" w:eastAsia="Arial" w:hAnsi="Arial"/>
+              <w:b w:val="0"/>
+              <w:i w:val="0"/>
+              <w:smallCaps w:val="0"/>
+              <w:strike w:val="0"/>
+              <w:color w:val="000000"/>
+              <w:sz w:val="22"/>
+              <w:szCs w:val="22"/>
+              <w:u w:val="none"/>
+              <w:shd w:fill="auto" w:val="clear"/>
+              <w:vertAlign w:val="baseline"/>
             </w:rPr>
           </w:pPr>
           <w:hyperlink w:anchor="_enhr6kfs4kc3">
             <w:r>
               <w:rPr>
+                <w:rFonts w:ascii="Arial" w:cs="Arial" w:eastAsia="Arial" w:hAnsi="Arial"/>
+                <w:b w:val="0"/>
+                <w:i w:val="0"/>
+                <w:smallCaps w:val="0"/>
+                <w:strike w:val="0"/>
                 <w:color w:val="000000"/>
+                <w:sz w:val="22"/>
+                <w:szCs w:val="22"/>
                 <w:u w:val="none"/>
+                <w:shd w:fill="auto" w:val="clear"/>
+                <w:vertAlign w:val="baseline"/>
                 <w:rtl w:val="0"/>
               </w:rPr>
-              <w:t xml:space="preserve">Hogyan működik?</w:t>
+              <w:t xml:space="preserve">Hogyan működik a XAMPP?</w:t>
               <w:tab/>
+              <w:t xml:space="preserve">27</w:t>
             </w:r>
           </w:hyperlink>
-          <w:r>
-            <w:fldChar w:fldCharType="begin"/>
-            <w:instrText xml:space="preserve"> PAGEREF _enhr6kfs4kc3 \h </w:instrText>
-            <w:fldChar w:fldCharType="separate"/>
-          </w:r>
-          <w:r>
-            <w:rPr>
-              <w:rtl w:val="0"/>
-            </w:rPr>
-            <w:t xml:space="preserve">23</w:t>
-          </w:r>
-          <w:r>
-            <w:fldChar w:fldCharType="end"/>
-          </w:r>
           <w:r>
             <w:rPr>
               <w:rtl w:val="0"/>
@@ -19211,16 +20334,14 @@
     </w:p>
     <w:p>
       <w:pPr>
+        <w:pStyle w:val="Heading2"/>
         <w:spacing w:after="200" w:line="276" w:lineRule="auto"/>
-        <w:rPr>
-          <w:sz w:val="24"/>
-          <w:szCs w:val="24"/>
-        </w:rPr>
-      </w:pPr>
-      <w:r>
-        <w:rPr>
-          <w:sz w:val="24"/>
-          <w:szCs w:val="24"/>
+        <w:rPr/>
+      </w:pPr>
+      <w:bookmarkStart w:colFirst="0" w:colLast="0" w:name="_3u9hbzreji3j" w:id="3"/>
+      <w:bookmarkEnd w:id="3"/>
+      <w:r>
+        <w:rPr>
           <w:rtl w:val="0"/>
         </w:rPr>
         <w:t xml:space="preserve">1. Header:</w:t>
@@ -19245,16 +20366,14 @@
     </w:p>
     <w:p>
       <w:pPr>
+        <w:pStyle w:val="Heading2"/>
         <w:spacing w:after="200" w:line="276" w:lineRule="auto"/>
-        <w:rPr>
-          <w:sz w:val="24"/>
-          <w:szCs w:val="24"/>
-        </w:rPr>
-      </w:pPr>
-      <w:r>
-        <w:rPr>
-          <w:sz w:val="24"/>
-          <w:szCs w:val="24"/>
+        <w:rPr/>
+      </w:pPr>
+      <w:bookmarkStart w:colFirst="0" w:colLast="0" w:name="_de4upjgk3lo4" w:id="4"/>
+      <w:bookmarkEnd w:id="4"/>
+      <w:r>
+        <w:rPr>
           <w:rtl w:val="0"/>
         </w:rPr>
         <w:t xml:space="preserve">2. Menüpont:</w:t>
@@ -19364,16 +20483,14 @@
     </w:p>
     <w:p>
       <w:pPr>
+        <w:pStyle w:val="Heading2"/>
         <w:spacing w:after="200" w:line="276" w:lineRule="auto"/>
-        <w:rPr>
-          <w:sz w:val="24"/>
-          <w:szCs w:val="24"/>
-        </w:rPr>
-      </w:pPr>
-      <w:r>
-        <w:rPr>
-          <w:sz w:val="24"/>
-          <w:szCs w:val="24"/>
+        <w:rPr/>
+      </w:pPr>
+      <w:bookmarkStart w:colFirst="0" w:colLast="0" w:name="_67018sucth3q" w:id="5"/>
+      <w:bookmarkEnd w:id="5"/>
+      <w:r>
+        <w:rPr>
           <w:rtl w:val="0"/>
         </w:rPr>
         <w:t xml:space="preserve">3. Body:</w:t>
@@ -19398,16 +20515,14 @@
     </w:p>
     <w:p>
       <w:pPr>
+        <w:pStyle w:val="Heading2"/>
         <w:spacing w:after="200" w:line="276" w:lineRule="auto"/>
-        <w:rPr>
-          <w:sz w:val="24"/>
-          <w:szCs w:val="24"/>
-        </w:rPr>
-      </w:pPr>
-      <w:r>
-        <w:rPr>
-          <w:sz w:val="24"/>
-          <w:szCs w:val="24"/>
+        <w:rPr/>
+      </w:pPr>
+      <w:bookmarkStart w:colFirst="0" w:colLast="0" w:name="_59wq8226b43q" w:id="6"/>
+      <w:bookmarkEnd w:id="6"/>
+      <w:r>
+        <w:rPr>
           <w:rtl w:val="0"/>
         </w:rPr>
         <w:t xml:space="preserve">4. Footer:</w:t>
@@ -19432,16 +20547,14 @@
     </w:p>
     <w:p>
       <w:pPr>
+        <w:pStyle w:val="Heading2"/>
         <w:spacing w:after="200" w:line="276" w:lineRule="auto"/>
-        <w:rPr>
-          <w:sz w:val="24"/>
-          <w:szCs w:val="24"/>
-        </w:rPr>
-      </w:pPr>
-      <w:r>
-        <w:rPr>
-          <w:sz w:val="24"/>
-          <w:szCs w:val="24"/>
+        <w:rPr/>
+      </w:pPr>
+      <w:bookmarkStart w:colFirst="0" w:colLast="0" w:name="_1dp4ltgcq9qq" w:id="7"/>
+      <w:bookmarkEnd w:id="7"/>
+      <w:r>
+        <w:rPr>
           <w:rtl w:val="0"/>
         </w:rPr>
         <w:t xml:space="preserve">5. Bejelentkezés:</w:t>
@@ -19466,16 +20579,14 @@
     </w:p>
     <w:p>
       <w:pPr>
+        <w:pStyle w:val="Heading2"/>
         <w:spacing w:after="200" w:line="276" w:lineRule="auto"/>
-        <w:rPr>
-          <w:sz w:val="24"/>
-          <w:szCs w:val="24"/>
-        </w:rPr>
-      </w:pPr>
-      <w:r>
-        <w:rPr>
-          <w:sz w:val="24"/>
-          <w:szCs w:val="24"/>
+        <w:rPr/>
+      </w:pPr>
+      <w:bookmarkStart w:colFirst="0" w:colLast="0" w:name="_olt2wtqw6mx" w:id="8"/>
+      <w:bookmarkEnd w:id="8"/>
+      <w:r>
+        <w:rPr>
           <w:rtl w:val="0"/>
         </w:rPr>
         <w:t xml:space="preserve">6. Regisztrálás:</w:t>
@@ -19505,8 +20616,8 @@
         <w:jc w:val="center"/>
         <w:rPr/>
       </w:pPr>
-      <w:bookmarkStart w:colFirst="0" w:colLast="0" w:name="_7tru8w44vaav" w:id="3"/>
-      <w:bookmarkEnd w:id="3"/>
+      <w:bookmarkStart w:colFirst="0" w:colLast="0" w:name="_7tru8w44vaav" w:id="9"/>
+      <w:bookmarkEnd w:id="9"/>
       <w:r>
         <w:rPr>
           <w:rtl w:val="0"/>
@@ -19516,16 +20627,14 @@
     </w:p>
     <w:p>
       <w:pPr>
+        <w:pStyle w:val="Heading2"/>
         <w:spacing w:after="200" w:line="276" w:lineRule="auto"/>
-        <w:rPr>
-          <w:sz w:val="24"/>
-          <w:szCs w:val="24"/>
-        </w:rPr>
-      </w:pPr>
-      <w:r>
-        <w:rPr>
-          <w:sz w:val="24"/>
-          <w:szCs w:val="24"/>
+        <w:rPr/>
+      </w:pPr>
+      <w:bookmarkStart w:colFirst="0" w:colLast="0" w:name="_lt2fguovmlge" w:id="10"/>
+      <w:bookmarkEnd w:id="10"/>
+      <w:r>
+        <w:rPr>
           <w:rtl w:val="0"/>
         </w:rPr>
         <w:t xml:space="preserve">1. Főablak:</w:t>
@@ -19668,16 +20777,14 @@
     </w:p>
     <w:p>
       <w:pPr>
+        <w:pStyle w:val="Heading2"/>
         <w:spacing w:after="200" w:line="276" w:lineRule="auto"/>
-        <w:rPr>
-          <w:sz w:val="24"/>
-          <w:szCs w:val="24"/>
-        </w:rPr>
-      </w:pPr>
-      <w:r>
-        <w:rPr>
-          <w:sz w:val="24"/>
-          <w:szCs w:val="24"/>
+        <w:rPr/>
+      </w:pPr>
+      <w:bookmarkStart w:colFirst="0" w:colLast="0" w:name="_nyfoj96vdx68" w:id="11"/>
+      <w:bookmarkEnd w:id="11"/>
+      <w:r>
+        <w:rPr>
           <w:rtl w:val="0"/>
         </w:rPr>
         <w:t xml:space="preserve">2. Bejelentkezés:</w:t>
@@ -19718,12 +20825,12 @@
           <wp:inline distB="114300" distT="114300" distL="114300" distR="114300">
             <wp:extent cx="4000500" cy="3448050"/>
             <wp:effectExtent b="0" l="0" r="0" t="0"/>
-            <wp:docPr id="6" name="image5.png"/>
+            <wp:docPr id="6" name="image4.png"/>
             <a:graphic>
               <a:graphicData uri="http://schemas.openxmlformats.org/drawingml/2006/picture">
                 <pic:pic>
                   <pic:nvPicPr>
-                    <pic:cNvPr id="0" name="image5.png"/>
+                    <pic:cNvPr id="0" name="image4.png"/>
                     <pic:cNvPicPr preferRelativeResize="0"/>
                   </pic:nvPicPr>
                   <pic:blipFill>
@@ -19755,16 +20862,14 @@
     </w:p>
     <w:p>
       <w:pPr>
+        <w:pStyle w:val="Heading2"/>
         <w:spacing w:after="200" w:line="240" w:lineRule="auto"/>
-        <w:rPr>
-          <w:sz w:val="24"/>
-          <w:szCs w:val="24"/>
-        </w:rPr>
-      </w:pPr>
-      <w:r>
-        <w:rPr>
-          <w:sz w:val="24"/>
-          <w:szCs w:val="24"/>
+        <w:rPr/>
+      </w:pPr>
+      <w:bookmarkStart w:colFirst="0" w:colLast="0" w:name="_1w9lg2tu88gu" w:id="12"/>
+      <w:bookmarkEnd w:id="12"/>
+      <w:r>
+        <w:rPr>
           <w:rtl w:val="0"/>
         </w:rPr>
         <w:t xml:space="preserve">3. Regisztrálás:</w:t>
@@ -19805,12 +20910,12 @@
           <wp:inline distB="114300" distT="114300" distL="114300" distR="114300">
             <wp:extent cx="4000500" cy="4772025"/>
             <wp:effectExtent b="0" l="0" r="0" t="0"/>
-            <wp:docPr id="5" name="image13.png"/>
+            <wp:docPr id="5" name="image6.png"/>
             <a:graphic>
               <a:graphicData uri="http://schemas.openxmlformats.org/drawingml/2006/picture">
                 <pic:pic>
                   <pic:nvPicPr>
-                    <pic:cNvPr id="0" name="image13.png"/>
+                    <pic:cNvPr id="0" name="image6.png"/>
                     <pic:cNvPicPr preferRelativeResize="0"/>
                   </pic:nvPicPr>
                   <pic:blipFill>
@@ -19842,16 +20947,14 @@
     </w:p>
     <w:p>
       <w:pPr>
+        <w:pStyle w:val="Heading2"/>
         <w:spacing w:after="200" w:line="240" w:lineRule="auto"/>
-        <w:rPr>
-          <w:sz w:val="24"/>
-          <w:szCs w:val="24"/>
-        </w:rPr>
-      </w:pPr>
-      <w:r>
-        <w:rPr>
-          <w:sz w:val="24"/>
-          <w:szCs w:val="24"/>
+        <w:rPr/>
+      </w:pPr>
+      <w:bookmarkStart w:colFirst="0" w:colLast="0" w:name="_3qn4y5ipg1e5" w:id="13"/>
+      <w:bookmarkEnd w:id="13"/>
+      <w:r>
+        <w:rPr>
           <w:rtl w:val="0"/>
         </w:rPr>
         <w:t xml:space="preserve">4. ComboBox:</w:t>
@@ -19908,12 +21011,12 @@
           <wp:inline distB="114300" distT="114300" distL="114300" distR="114300">
             <wp:extent cx="5760410" cy="3251200"/>
             <wp:effectExtent b="0" l="0" r="0" t="0"/>
-            <wp:docPr id="8" name="image12.png"/>
+            <wp:docPr id="8" name="image9.png"/>
             <a:graphic>
               <a:graphicData uri="http://schemas.openxmlformats.org/drawingml/2006/picture">
                 <pic:pic>
                   <pic:nvPicPr>
-                    <pic:cNvPr id="0" name="image12.png"/>
+                    <pic:cNvPr id="0" name="image9.png"/>
                     <pic:cNvPicPr preferRelativeResize="0"/>
                   </pic:nvPicPr>
                   <pic:blipFill>
@@ -19977,12 +21080,12 @@
           <wp:inline distB="114300" distT="114300" distL="114300" distR="114300">
             <wp:extent cx="3962400" cy="4781550"/>
             <wp:effectExtent b="0" l="0" r="0" t="0"/>
-            <wp:docPr id="7" name="image1.png"/>
+            <wp:docPr id="7" name="image15.png"/>
             <a:graphic>
               <a:graphicData uri="http://schemas.openxmlformats.org/drawingml/2006/picture">
                 <pic:pic>
                   <pic:nvPicPr>
-                    <pic:cNvPr id="0" name="image1.png"/>
+                    <pic:cNvPr id="0" name="image15.png"/>
                     <pic:cNvPicPr preferRelativeResize="0"/>
                   </pic:nvPicPr>
                   <pic:blipFill>
@@ -20046,12 +21149,12 @@
           <wp:inline distB="114300" distT="114300" distL="114300" distR="114300">
             <wp:extent cx="4572000" cy="5257800"/>
             <wp:effectExtent b="0" l="0" r="0" t="0"/>
-            <wp:docPr id="10" name="image11.png"/>
+            <wp:docPr id="10" name="image2.png"/>
             <a:graphic>
               <a:graphicData uri="http://schemas.openxmlformats.org/drawingml/2006/picture">
                 <pic:pic>
                   <pic:nvPicPr>
-                    <pic:cNvPr id="0" name="image11.png"/>
+                    <pic:cNvPr id="0" name="image2.png"/>
                     <pic:cNvPicPr preferRelativeResize="0"/>
                   </pic:nvPicPr>
                   <pic:blipFill>
@@ -20083,16 +21186,14 @@
     </w:p>
     <w:p>
       <w:pPr>
+        <w:pStyle w:val="Heading2"/>
         <w:spacing w:after="200" w:line="240" w:lineRule="auto"/>
-        <w:rPr>
-          <w:sz w:val="24"/>
-          <w:szCs w:val="24"/>
-        </w:rPr>
-      </w:pPr>
-      <w:r>
-        <w:rPr>
-          <w:sz w:val="24"/>
-          <w:szCs w:val="24"/>
+        <w:rPr/>
+      </w:pPr>
+      <w:bookmarkStart w:colFirst="0" w:colLast="0" w:name="_6ugafgzcf63p" w:id="14"/>
+      <w:bookmarkEnd w:id="14"/>
+      <w:r>
+        <w:rPr>
           <w:rtl w:val="0"/>
         </w:rPr>
         <w:t xml:space="preserve">5. Beállítások:</w:t>
@@ -20133,12 +21234,12 @@
           <wp:inline distB="114300" distT="114300" distL="114300" distR="114300">
             <wp:extent cx="3390900" cy="1647825"/>
             <wp:effectExtent b="0" l="0" r="0" t="0"/>
-            <wp:docPr id="9" name="image7.png"/>
+            <wp:docPr id="9" name="image1.png"/>
             <a:graphic>
               <a:graphicData uri="http://schemas.openxmlformats.org/drawingml/2006/picture">
                 <pic:pic>
                   <pic:nvPicPr>
-                    <pic:cNvPr id="0" name="image7.png"/>
+                    <pic:cNvPr id="0" name="image1.png"/>
                     <pic:cNvPicPr preferRelativeResize="0"/>
                   </pic:nvPicPr>
                   <pic:blipFill>
@@ -20203,8 +21304,8 @@
         <w:jc w:val="center"/>
         <w:rPr/>
       </w:pPr>
-      <w:bookmarkStart w:colFirst="0" w:colLast="0" w:name="_wmv4b170e14a" w:id="4"/>
-      <w:bookmarkEnd w:id="4"/>
+      <w:bookmarkStart w:colFirst="0" w:colLast="0" w:name="_wmv4b170e14a" w:id="15"/>
+      <w:bookmarkEnd w:id="15"/>
       <w:r>
         <w:rPr>
           <w:rtl w:val="0"/>
@@ -20279,16 +21380,14 @@
     </w:p>
     <w:p>
       <w:pPr>
+        <w:pStyle w:val="Heading2"/>
         <w:spacing w:after="200" w:line="240" w:lineRule="auto"/>
-        <w:rPr>
-          <w:sz w:val="24"/>
-          <w:szCs w:val="24"/>
-        </w:rPr>
-      </w:pPr>
-      <w:r>
-        <w:rPr>
-          <w:sz w:val="24"/>
-          <w:szCs w:val="24"/>
+        <w:rPr/>
+      </w:pPr>
+      <w:bookmarkStart w:colFirst="0" w:colLast="0" w:name="_g3expfb8qcqe" w:id="16"/>
+      <w:bookmarkEnd w:id="16"/>
+      <w:r>
+        <w:rPr>
           <w:rtl w:val="0"/>
         </w:rPr>
         <w:t xml:space="preserve">1.Backend Működése:</w:t>
@@ -20313,16 +21412,385 @@
     </w:p>
     <w:p>
       <w:pPr>
+        <w:pStyle w:val="Heading2"/>
         <w:spacing w:after="200" w:line="240" w:lineRule="auto"/>
-        <w:rPr>
-          <w:sz w:val="24"/>
-          <w:szCs w:val="24"/>
-        </w:rPr>
-      </w:pPr>
-      <w:r>
-        <w:rPr>
-          <w:sz w:val="24"/>
-          <w:szCs w:val="24"/>
+        <w:rPr/>
+      </w:pPr>
+      <w:bookmarkStart w:colFirst="0" w:colLast="0" w:name="_aoo05qu99sq3" w:id="17"/>
+      <w:bookmarkEnd w:id="17"/>
+      <w:r>
+        <w:rPr>
+          <w:rtl w:val="0"/>
+        </w:rPr>
+        <w:t xml:space="preserve">Mi az a Backend?</w:t>
+      </w:r>
+    </w:p>
+    <w:p>
+      <w:pPr>
+        <w:spacing w:after="240" w:before="240" w:lineRule="auto"/>
+        <w:rPr>
+          <w:sz w:val="24"/>
+          <w:szCs w:val="24"/>
+        </w:rPr>
+      </w:pPr>
+      <w:r>
+        <w:rPr>
+          <w:sz w:val="24"/>
+          <w:szCs w:val="24"/>
+          <w:rtl w:val="0"/>
+        </w:rPr>
+        <w:t xml:space="preserve">A </w:t>
+      </w:r>
+      <w:r>
+        <w:rPr>
+          <w:b w:val="1"/>
+          <w:sz w:val="24"/>
+          <w:szCs w:val="24"/>
+          <w:rtl w:val="0"/>
+        </w:rPr>
+        <w:t xml:space="preserve">backend</w:t>
+      </w:r>
+      <w:r>
+        <w:rPr>
+          <w:sz w:val="24"/>
+          <w:szCs w:val="24"/>
+          <w:rtl w:val="0"/>
+        </w:rPr>
+        <w:t xml:space="preserve"> a webalkalmazások vagy szoftverek </w:t>
+      </w:r>
+      <w:r>
+        <w:rPr>
+          <w:b w:val="1"/>
+          <w:sz w:val="24"/>
+          <w:szCs w:val="24"/>
+          <w:rtl w:val="0"/>
+        </w:rPr>
+        <w:t xml:space="preserve">háttérrendszere</w:t>
+      </w:r>
+      <w:r>
+        <w:rPr>
+          <w:sz w:val="24"/>
+          <w:szCs w:val="24"/>
+          <w:rtl w:val="0"/>
+        </w:rPr>
+        <w:t xml:space="preserve">, amely az adatok kezeléséért, üzleti logikáért és a szerveroldali műveletekért felel.</w:t>
+      </w:r>
+    </w:p>
+    <w:p>
+      <w:pPr>
+        <w:keepNext w:val="0"/>
+        <w:keepLines w:val="0"/>
+        <w:rPr>
+          <w:sz w:val="24"/>
+          <w:szCs w:val="24"/>
+        </w:rPr>
+      </w:pPr>
+      <w:r>
+        <w:rPr>
+          <w:sz w:val="24"/>
+          <w:szCs w:val="24"/>
+          <w:rtl w:val="0"/>
+        </w:rPr>
+        <w:t xml:space="preserve">Főbb jellemzői:</w:t>
+      </w:r>
+    </w:p>
+    <w:p>
+      <w:pPr>
+        <w:numPr>
+          <w:ilvl w:val="0"/>
+          <w:numId w:val="12"/>
+        </w:numPr>
+        <w:spacing w:after="0" w:afterAutospacing="0" w:before="240" w:lineRule="auto"/>
+        <w:ind w:left="720" w:hanging="360"/>
+        <w:rPr>
+          <w:sz w:val="24"/>
+          <w:szCs w:val="24"/>
+        </w:rPr>
+      </w:pPr>
+      <w:r>
+        <w:rPr>
+          <w:b w:val="1"/>
+          <w:sz w:val="24"/>
+          <w:szCs w:val="24"/>
+          <w:rtl w:val="0"/>
+        </w:rPr>
+        <w:t xml:space="preserve">Szerveren fut</w:t>
+      </w:r>
+      <w:r>
+        <w:rPr>
+          <w:sz w:val="24"/>
+          <w:szCs w:val="24"/>
+          <w:rtl w:val="0"/>
+        </w:rPr>
+        <w:t xml:space="preserve">, nem a felhasználó böngészőjében</w:t>
+        <w:br w:type="textWrapping"/>
+      </w:r>
+    </w:p>
+    <w:p>
+      <w:pPr>
+        <w:numPr>
+          <w:ilvl w:val="0"/>
+          <w:numId w:val="12"/>
+        </w:numPr>
+        <w:spacing w:after="0" w:afterAutospacing="0" w:before="0" w:beforeAutospacing="0" w:lineRule="auto"/>
+        <w:ind w:left="720" w:hanging="360"/>
+        <w:rPr>
+          <w:sz w:val="24"/>
+          <w:szCs w:val="24"/>
+        </w:rPr>
+      </w:pPr>
+      <w:r>
+        <w:rPr>
+          <w:b w:val="1"/>
+          <w:sz w:val="24"/>
+          <w:szCs w:val="24"/>
+          <w:rtl w:val="0"/>
+        </w:rPr>
+        <w:t xml:space="preserve">Adatbáziskezelést</w:t>
+      </w:r>
+      <w:r>
+        <w:rPr>
+          <w:sz w:val="24"/>
+          <w:szCs w:val="24"/>
+          <w:rtl w:val="0"/>
+        </w:rPr>
+        <w:t xml:space="preserve"> végez (pl. MySQL, MongoDB)</w:t>
+        <w:br w:type="textWrapping"/>
+      </w:r>
+    </w:p>
+    <w:p>
+      <w:pPr>
+        <w:numPr>
+          <w:ilvl w:val="0"/>
+          <w:numId w:val="12"/>
+        </w:numPr>
+        <w:spacing w:after="0" w:afterAutospacing="0" w:before="0" w:beforeAutospacing="0" w:lineRule="auto"/>
+        <w:ind w:left="720" w:hanging="360"/>
+        <w:rPr>
+          <w:sz w:val="24"/>
+          <w:szCs w:val="24"/>
+        </w:rPr>
+      </w:pPr>
+      <w:r>
+        <w:rPr>
+          <w:b w:val="1"/>
+          <w:sz w:val="24"/>
+          <w:szCs w:val="24"/>
+          <w:rtl w:val="0"/>
+        </w:rPr>
+        <w:t xml:space="preserve">API-kat biztosít</w:t>
+      </w:r>
+      <w:r>
+        <w:rPr>
+          <w:sz w:val="24"/>
+          <w:szCs w:val="24"/>
+          <w:rtl w:val="0"/>
+        </w:rPr>
+        <w:t xml:space="preserve"> a frontend számára (pl. REST, GraphQL)</w:t>
+        <w:br w:type="textWrapping"/>
+      </w:r>
+    </w:p>
+    <w:p>
+      <w:pPr>
+        <w:numPr>
+          <w:ilvl w:val="0"/>
+          <w:numId w:val="12"/>
+        </w:numPr>
+        <w:spacing w:after="240" w:before="0" w:beforeAutospacing="0" w:lineRule="auto"/>
+        <w:ind w:left="720" w:hanging="360"/>
+        <w:rPr>
+          <w:sz w:val="24"/>
+          <w:szCs w:val="24"/>
+        </w:rPr>
+      </w:pPr>
+      <w:r>
+        <w:rPr>
+          <w:b w:val="1"/>
+          <w:sz w:val="24"/>
+          <w:szCs w:val="24"/>
+          <w:rtl w:val="0"/>
+        </w:rPr>
+        <w:t xml:space="preserve">Üzleti logikát</w:t>
+      </w:r>
+      <w:r>
+        <w:rPr>
+          <w:sz w:val="24"/>
+          <w:szCs w:val="24"/>
+          <w:rtl w:val="0"/>
+        </w:rPr>
+        <w:t xml:space="preserve"> és hitelesítést kezel</w:t>
+        <w:br w:type="textWrapping"/>
+      </w:r>
+    </w:p>
+    <w:p>
+      <w:pPr>
+        <w:spacing w:after="240" w:before="240" w:lineRule="auto"/>
+        <w:rPr>
+          <w:b w:val="1"/>
+          <w:sz w:val="24"/>
+          <w:szCs w:val="24"/>
+        </w:rPr>
+      </w:pPr>
+      <w:r>
+        <w:rPr>
+          <w:b w:val="1"/>
+          <w:sz w:val="24"/>
+          <w:szCs w:val="24"/>
+          <w:rtl w:val="0"/>
+        </w:rPr>
+        <w:t xml:space="preserve">Backend technológiák példái:</w:t>
+      </w:r>
+    </w:p>
+    <w:p>
+      <w:pPr>
+        <w:numPr>
+          <w:ilvl w:val="0"/>
+          <w:numId w:val="13"/>
+        </w:numPr>
+        <w:spacing w:after="0" w:afterAutospacing="0" w:before="240" w:lineRule="auto"/>
+        <w:ind w:left="720" w:hanging="360"/>
+        <w:rPr>
+          <w:sz w:val="24"/>
+          <w:szCs w:val="24"/>
+        </w:rPr>
+      </w:pPr>
+      <w:r>
+        <w:rPr>
+          <w:b w:val="1"/>
+          <w:sz w:val="24"/>
+          <w:szCs w:val="24"/>
+          <w:rtl w:val="0"/>
+        </w:rPr>
+        <w:t xml:space="preserve">Programozási nyelvek</w:t>
+      </w:r>
+      <w:r>
+        <w:rPr>
+          <w:sz w:val="24"/>
+          <w:szCs w:val="24"/>
+          <w:rtl w:val="0"/>
+        </w:rPr>
+        <w:t xml:space="preserve">: JavaScript (Node.js), Python (Django, Flask), C# (.NET), PHP, Java (Spring)</w:t>
+        <w:br w:type="textWrapping"/>
+      </w:r>
+    </w:p>
+    <w:p>
+      <w:pPr>
+        <w:numPr>
+          <w:ilvl w:val="0"/>
+          <w:numId w:val="13"/>
+        </w:numPr>
+        <w:spacing w:after="0" w:afterAutospacing="0" w:before="0" w:beforeAutospacing="0" w:lineRule="auto"/>
+        <w:ind w:left="720" w:hanging="360"/>
+        <w:rPr>
+          <w:sz w:val="24"/>
+          <w:szCs w:val="24"/>
+        </w:rPr>
+      </w:pPr>
+      <w:r>
+        <w:rPr>
+          <w:b w:val="1"/>
+          <w:sz w:val="24"/>
+          <w:szCs w:val="24"/>
+          <w:rtl w:val="0"/>
+        </w:rPr>
+        <w:t xml:space="preserve">Keretrendszerek</w:t>
+      </w:r>
+      <w:r>
+        <w:rPr>
+          <w:sz w:val="24"/>
+          <w:szCs w:val="24"/>
+          <w:rtl w:val="0"/>
+        </w:rPr>
+        <w:t xml:space="preserve">: Express.js, ASP.NET, Laravel</w:t>
+        <w:br w:type="textWrapping"/>
+      </w:r>
+    </w:p>
+    <w:p>
+      <w:pPr>
+        <w:numPr>
+          <w:ilvl w:val="0"/>
+          <w:numId w:val="13"/>
+        </w:numPr>
+        <w:spacing w:after="240" w:before="0" w:beforeAutospacing="0" w:lineRule="auto"/>
+        <w:ind w:left="720" w:hanging="360"/>
+        <w:rPr>
+          <w:sz w:val="24"/>
+          <w:szCs w:val="24"/>
+        </w:rPr>
+      </w:pPr>
+      <w:r>
+        <w:rPr>
+          <w:b w:val="1"/>
+          <w:sz w:val="24"/>
+          <w:szCs w:val="24"/>
+          <w:rtl w:val="0"/>
+        </w:rPr>
+        <w:t xml:space="preserve">Adatbázisok</w:t>
+      </w:r>
+      <w:r>
+        <w:rPr>
+          <w:sz w:val="24"/>
+          <w:szCs w:val="24"/>
+          <w:rtl w:val="0"/>
+        </w:rPr>
+        <w:t xml:space="preserve">: MySQL, PostgreSQL, MongoDB</w:t>
+        <w:br w:type="textWrapping"/>
+      </w:r>
+    </w:p>
+    <w:p>
+      <w:pPr>
+        <w:spacing w:after="240" w:before="240" w:lineRule="auto"/>
+        <w:rPr>
+          <w:sz w:val="24"/>
+          <w:szCs w:val="24"/>
+        </w:rPr>
+      </w:pPr>
+      <w:r>
+        <w:rPr>
+          <w:sz w:val="24"/>
+          <w:szCs w:val="24"/>
+          <w:rtl w:val="0"/>
+        </w:rPr>
+        <w:t xml:space="preserve">A backend és a frontend </w:t>
+      </w:r>
+      <w:r>
+        <w:rPr>
+          <w:b w:val="1"/>
+          <w:sz w:val="24"/>
+          <w:szCs w:val="24"/>
+          <w:rtl w:val="0"/>
+        </w:rPr>
+        <w:t xml:space="preserve">API-kon keresztül kommunikál</w:t>
+      </w:r>
+      <w:r>
+        <w:rPr>
+          <w:sz w:val="24"/>
+          <w:szCs w:val="24"/>
+          <w:rtl w:val="0"/>
+        </w:rPr>
+        <w:t xml:space="preserve">, hogy az adatok megjelenjenek a felhasználói felületen.</w:t>
+      </w:r>
+    </w:p>
+    <w:p>
+      <w:pPr>
+        <w:rPr/>
+      </w:pPr>
+      <w:r>
+        <w:rPr>
+          <w:rtl w:val="0"/>
+        </w:rPr>
+      </w:r>
+    </w:p>
+    <w:p>
+      <w:pPr>
+        <w:pStyle w:val="Heading2"/>
+        <w:spacing w:after="200" w:line="240" w:lineRule="auto"/>
+        <w:rPr/>
+      </w:pPr>
+      <w:bookmarkStart w:colFirst="0" w:colLast="0" w:name="_oe9bf6ikspm" w:id="18"/>
+      <w:bookmarkEnd w:id="18"/>
+      <w:r>
+        <w:rPr>
           <w:rtl w:val="0"/>
         </w:rPr>
         <w:t xml:space="preserve">2.Frontend Működése:</w:t>
@@ -20347,16 +21815,17 @@
     </w:p>
     <w:p>
       <w:pPr>
+        <w:pStyle w:val="Heading3"/>
         <w:spacing w:after="200" w:line="240" w:lineRule="auto"/>
         <w:rPr>
-          <w:b w:val="1"/>
-          <w:sz w:val="24"/>
-          <w:szCs w:val="24"/>
-        </w:rPr>
-      </w:pPr>
-      <w:r>
-        <w:rPr>
-          <w:b w:val="1"/>
+          <w:sz w:val="24"/>
+          <w:szCs w:val="24"/>
+        </w:rPr>
+      </w:pPr>
+      <w:bookmarkStart w:colFirst="0" w:colLast="0" w:name="_mu3wj02bg264" w:id="19"/>
+      <w:bookmarkEnd w:id="19"/>
+      <w:r>
+        <w:rPr>
           <w:sz w:val="24"/>
           <w:szCs w:val="24"/>
           <w:rtl w:val="0"/>
@@ -20383,12 +21852,12 @@
           <wp:inline distB="114300" distT="114300" distL="114300" distR="114300">
             <wp:extent cx="5760410" cy="3238500"/>
             <wp:effectExtent b="0" l="0" r="0" t="0"/>
-            <wp:docPr id="1" name="image9.png"/>
+            <wp:docPr id="1" name="image14.png"/>
             <a:graphic>
               <a:graphicData uri="http://schemas.openxmlformats.org/drawingml/2006/picture">
                 <pic:pic>
                   <pic:nvPicPr>
-                    <pic:cNvPr id="0" name="image9.png"/>
+                    <pic:cNvPr id="0" name="image14.png"/>
                     <pic:cNvPicPr preferRelativeResize="0"/>
                   </pic:nvPicPr>
                   <pic:blipFill>
@@ -20437,23 +21906,18 @@
     </w:p>
     <w:p>
       <w:pPr>
-        <w:pStyle w:val="Heading3"/>
         <w:keepNext w:val="0"/>
         <w:keepLines w:val="0"/>
         <w:spacing w:line="240" w:lineRule="auto"/>
         <w:rPr>
-          <w:b w:val="0"/>
-          <w:sz w:val="26"/>
-          <w:szCs w:val="26"/>
-        </w:rPr>
-      </w:pPr>
-      <w:bookmarkStart w:colFirst="0" w:colLast="0" w:name="_as2eiflavdtz" w:id="5"/>
-      <w:bookmarkEnd w:id="5"/>
-      <w:r>
-        <w:rPr>
-          <w:b w:val="0"/>
-          <w:sz w:val="26"/>
-          <w:szCs w:val="26"/>
+          <w:sz w:val="24"/>
+          <w:szCs w:val="24"/>
+        </w:rPr>
+      </w:pPr>
+      <w:r>
+        <w:rPr>
+          <w:sz w:val="24"/>
+          <w:szCs w:val="24"/>
           <w:rtl w:val="0"/>
         </w:rPr>
         <w:t xml:space="preserve">Főbb jellemzői:</w:t>
@@ -20629,16 +22093,17 @@
     </w:p>
     <w:p>
       <w:pPr>
+        <w:pStyle w:val="Heading3"/>
         <w:spacing w:after="200" w:line="240" w:lineRule="auto"/>
         <w:rPr>
-          <w:b w:val="1"/>
-          <w:sz w:val="24"/>
-          <w:szCs w:val="24"/>
-        </w:rPr>
-      </w:pPr>
-      <w:r>
-        <w:rPr>
-          <w:b w:val="1"/>
+          <w:sz w:val="24"/>
+          <w:szCs w:val="24"/>
+        </w:rPr>
+      </w:pPr>
+      <w:bookmarkStart w:colFirst="0" w:colLast="0" w:name="_pjl0kt578g5w" w:id="20"/>
+      <w:bookmarkEnd w:id="20"/>
+      <w:r>
+        <w:rPr>
           <w:sz w:val="24"/>
           <w:szCs w:val="24"/>
           <w:rtl w:val="0"/>
@@ -24373,16 +25838,17 @@
     </w:p>
     <w:p>
       <w:pPr>
+        <w:pStyle w:val="Heading3"/>
         <w:spacing w:after="200" w:line="240" w:lineRule="auto"/>
         <w:rPr>
-          <w:b w:val="1"/>
-          <w:sz w:val="24"/>
-          <w:szCs w:val="24"/>
-        </w:rPr>
-      </w:pPr>
-      <w:r>
-        <w:rPr>
-          <w:b w:val="1"/>
+          <w:sz w:val="24"/>
+          <w:szCs w:val="24"/>
+        </w:rPr>
+      </w:pPr>
+      <w:bookmarkStart w:colFirst="0" w:colLast="0" w:name="_scx47fbyskrn" w:id="21"/>
+      <w:bookmarkEnd w:id="21"/>
+      <w:r>
+        <w:rPr>
           <w:sz w:val="24"/>
           <w:szCs w:val="24"/>
           <w:rtl w:val="0"/>
@@ -24409,12 +25875,12 @@
           <wp:inline distB="114300" distT="114300" distL="114300" distR="114300">
             <wp:extent cx="5760410" cy="3454400"/>
             <wp:effectExtent b="0" l="0" r="0" t="0"/>
-            <wp:docPr id="15" name="image14.png"/>
+            <wp:docPr id="15" name="image10.png"/>
             <a:graphic>
               <a:graphicData uri="http://schemas.openxmlformats.org/drawingml/2006/picture">
                 <pic:pic>
                   <pic:nvPicPr>
-                    <pic:cNvPr id="0" name="image14.png"/>
+                    <pic:cNvPr id="0" name="image10.png"/>
                     <pic:cNvPicPr preferRelativeResize="0"/>
                   </pic:nvPicPr>
                   <pic:blipFill>
@@ -24531,7 +25997,6 @@
     </w:p>
     <w:p>
       <w:pPr>
-        <w:pStyle w:val="Heading3"/>
         <w:keepNext w:val="0"/>
         <w:keepLines w:val="0"/>
         <w:spacing w:line="240" w:lineRule="auto"/>
@@ -24540,8 +26005,6 @@
           <w:szCs w:val="24"/>
         </w:rPr>
       </w:pPr>
-      <w:bookmarkStart w:colFirst="0" w:colLast="0" w:name="_w73s4hfse5ak" w:id="6"/>
-      <w:bookmarkEnd w:id="6"/>
       <w:r>
         <w:rPr>
           <w:sz w:val="24"/>
@@ -24982,16 +26445,17 @@
     </w:p>
     <w:p>
       <w:pPr>
+        <w:pStyle w:val="Heading3"/>
         <w:spacing w:after="200" w:line="240" w:lineRule="auto"/>
         <w:rPr>
-          <w:b w:val="1"/>
-          <w:sz w:val="24"/>
-          <w:szCs w:val="24"/>
-        </w:rPr>
-      </w:pPr>
-      <w:r>
-        <w:rPr>
-          <w:b w:val="1"/>
+          <w:sz w:val="24"/>
+          <w:szCs w:val="24"/>
+        </w:rPr>
+      </w:pPr>
+      <w:bookmarkStart w:colFirst="0" w:colLast="0" w:name="_bfaq5lie2pv3" w:id="22"/>
+      <w:bookmarkEnd w:id="22"/>
+      <w:r>
+        <w:rPr>
           <w:sz w:val="24"/>
           <w:szCs w:val="24"/>
           <w:rtl w:val="0"/>
@@ -25210,7 +26674,6 @@
     </w:p>
     <w:p>
       <w:pPr>
-        <w:spacing w:after="240" w:before="240" w:line="240" w:lineRule="auto"/>
         <w:rPr>
           <w:sz w:val="24"/>
           <w:szCs w:val="24"/>
@@ -25336,16 +26799,17 @@
     </w:p>
     <w:p>
       <w:pPr>
+        <w:pStyle w:val="Heading3"/>
         <w:spacing w:after="240" w:before="240" w:line="240" w:lineRule="auto"/>
         <w:rPr>
-          <w:b w:val="1"/>
-          <w:sz w:val="24"/>
-          <w:szCs w:val="24"/>
-        </w:rPr>
-      </w:pPr>
-      <w:r>
-        <w:rPr>
-          <w:b w:val="1"/>
+          <w:sz w:val="24"/>
+          <w:szCs w:val="24"/>
+        </w:rPr>
+      </w:pPr>
+      <w:bookmarkStart w:colFirst="0" w:colLast="0" w:name="_ddtvoy9ydam8" w:id="23"/>
+      <w:bookmarkEnd w:id="23"/>
+      <w:r>
+        <w:rPr>
           <w:sz w:val="24"/>
           <w:szCs w:val="24"/>
           <w:rtl w:val="0"/>
@@ -25372,23 +26836,18 @@
     </w:p>
     <w:p>
       <w:pPr>
-        <w:pStyle w:val="Heading3"/>
         <w:keepNext w:val="0"/>
         <w:keepLines w:val="0"/>
         <w:spacing w:line="240" w:lineRule="auto"/>
         <w:rPr>
-          <w:b w:val="0"/>
-          <w:sz w:val="26"/>
-          <w:szCs w:val="26"/>
-        </w:rPr>
-      </w:pPr>
-      <w:bookmarkStart w:colFirst="0" w:colLast="0" w:name="_2kttsc6mtrcy" w:id="7"/>
-      <w:bookmarkEnd w:id="7"/>
-      <w:r>
-        <w:rPr>
-          <w:b w:val="0"/>
-          <w:sz w:val="26"/>
-          <w:szCs w:val="26"/>
+          <w:sz w:val="24"/>
+          <w:szCs w:val="24"/>
+        </w:rPr>
+      </w:pPr>
+      <w:r>
+        <w:rPr>
+          <w:sz w:val="24"/>
+          <w:szCs w:val="24"/>
           <w:rtl w:val="0"/>
         </w:rPr>
         <w:t xml:space="preserve">Főbb jellemzői:</w:t>
@@ -25541,16 +27000,14 @@
     </w:p>
     <w:p>
       <w:pPr>
+        <w:pStyle w:val="Heading2"/>
         <w:spacing w:after="200" w:line="240" w:lineRule="auto"/>
-        <w:rPr>
-          <w:sz w:val="24"/>
-          <w:szCs w:val="24"/>
-        </w:rPr>
-      </w:pPr>
-      <w:r>
-        <w:rPr>
-          <w:sz w:val="24"/>
-          <w:szCs w:val="24"/>
+        <w:rPr/>
+      </w:pPr>
+      <w:bookmarkStart w:colFirst="0" w:colLast="0" w:name="_b0zbzxbjqekb" w:id="24"/>
+      <w:bookmarkEnd w:id="24"/>
+      <w:r>
+        <w:rPr>
           <w:rtl w:val="0"/>
         </w:rPr>
         <w:t xml:space="preserve">3.Adatbázis működése:</w:t>
@@ -25590,12 +27047,12 @@
           <wp:inline distB="114300" distT="114300" distL="114300" distR="114300">
             <wp:extent cx="5760410" cy="4000500"/>
             <wp:effectExtent b="0" l="0" r="0" t="0"/>
-            <wp:docPr id="13" name="image10.png"/>
+            <wp:docPr id="13" name="image12.png"/>
             <a:graphic>
               <a:graphicData uri="http://schemas.openxmlformats.org/drawingml/2006/picture">
                 <pic:pic>
                   <pic:nvPicPr>
-                    <pic:cNvPr id="0" name="image10.png"/>
+                    <pic:cNvPr id="0" name="image12.png"/>
                     <pic:cNvPicPr preferRelativeResize="0"/>
                   </pic:nvPicPr>
                   <pic:blipFill>
@@ -25627,16 +27084,17 @@
     </w:p>
     <w:p>
       <w:pPr>
+        <w:pStyle w:val="Heading3"/>
         <w:spacing w:after="200" w:line="240" w:lineRule="auto"/>
         <w:rPr>
-          <w:b w:val="1"/>
-          <w:sz w:val="24"/>
-          <w:szCs w:val="24"/>
-        </w:rPr>
-      </w:pPr>
-      <w:r>
-        <w:rPr>
-          <w:b w:val="1"/>
+          <w:sz w:val="24"/>
+          <w:szCs w:val="24"/>
+        </w:rPr>
+      </w:pPr>
+      <w:bookmarkStart w:colFirst="0" w:colLast="0" w:name="_haf6i7gn0nt7" w:id="25"/>
+      <w:bookmarkEnd w:id="25"/>
+      <w:r>
+        <w:rPr>
           <w:sz w:val="24"/>
           <w:szCs w:val="24"/>
           <w:rtl w:val="0"/>
@@ -25663,21 +27121,16 @@
     </w:p>
     <w:p>
       <w:pPr>
-        <w:pStyle w:val="Heading3"/>
         <w:keepNext w:val="0"/>
         <w:keepLines w:val="0"/>
         <w:spacing w:line="240" w:lineRule="auto"/>
         <w:rPr>
-          <w:b w:val="0"/>
-          <w:sz w:val="24"/>
-          <w:szCs w:val="24"/>
-        </w:rPr>
-      </w:pPr>
-      <w:bookmarkStart w:colFirst="0" w:colLast="0" w:name="_7xog60hdjy36" w:id="8"/>
-      <w:bookmarkEnd w:id="8"/>
-      <w:r>
-        <w:rPr>
-          <w:b w:val="0"/>
+          <w:sz w:val="24"/>
+          <w:szCs w:val="24"/>
+        </w:rPr>
+      </w:pPr>
+      <w:r>
+        <w:rPr>
           <w:sz w:val="24"/>
           <w:szCs w:val="24"/>
           <w:rtl w:val="0"/>
@@ -25785,8 +27238,8 @@
           <w:szCs w:val="24"/>
         </w:rPr>
       </w:pPr>
-      <w:bookmarkStart w:colFirst="0" w:colLast="0" w:name="_k0nssbg41xm0" w:id="9"/>
-      <w:bookmarkEnd w:id="9"/>
+      <w:bookmarkStart w:colFirst="0" w:colLast="0" w:name="_k0nssbg41xm0" w:id="26"/>
+      <w:bookmarkEnd w:id="26"/>
       <w:r>
         <w:rPr>
           <w:b w:val="0"/>
@@ -25807,12 +27260,12 @@
           <wp:inline distB="114300" distT="114300" distL="114300" distR="114300">
             <wp:extent cx="5760410" cy="1016000"/>
             <wp:effectExtent b="0" l="0" r="0" t="0"/>
-            <wp:docPr id="11" name="image2.png"/>
+            <wp:docPr id="11" name="image5.png"/>
             <a:graphic>
               <a:graphicData uri="http://schemas.openxmlformats.org/drawingml/2006/picture">
                 <pic:pic>
                   <pic:nvPicPr>
-                    <pic:cNvPr id="0" name="image2.png"/>
+                    <pic:cNvPr id="0" name="image5.png"/>
                     <pic:cNvPicPr preferRelativeResize="0"/>
                   </pic:nvPicPr>
                   <pic:blipFill>
@@ -25863,8 +27316,8 @@
           <w:szCs w:val="24"/>
         </w:rPr>
       </w:pPr>
-      <w:bookmarkStart w:colFirst="0" w:colLast="0" w:name="_teol1e7e64di" w:id="10"/>
-      <w:bookmarkEnd w:id="10"/>
+      <w:bookmarkStart w:colFirst="0" w:colLast="0" w:name="_teol1e7e64di" w:id="27"/>
+      <w:bookmarkEnd w:id="27"/>
       <w:r>
         <w:rPr>
           <w:b w:val="0"/>
@@ -25938,16 +27391,17 @@
     </w:p>
     <w:p>
       <w:pPr>
+        <w:pStyle w:val="Heading3"/>
         <w:spacing w:after="200" w:line="240" w:lineRule="auto"/>
         <w:rPr>
-          <w:b w:val="1"/>
-          <w:sz w:val="24"/>
-          <w:szCs w:val="24"/>
-        </w:rPr>
-      </w:pPr>
-      <w:r>
-        <w:rPr>
-          <w:b w:val="1"/>
+          <w:sz w:val="24"/>
+          <w:szCs w:val="24"/>
+        </w:rPr>
+      </w:pPr>
+      <w:bookmarkStart w:colFirst="0" w:colLast="0" w:name="_un9ugafc43p9" w:id="28"/>
+      <w:bookmarkEnd w:id="28"/>
+      <w:r>
+        <w:rPr>
           <w:sz w:val="24"/>
           <w:szCs w:val="24"/>
           <w:rtl w:val="0"/>
@@ -25984,8 +27438,8 @@
           <w:szCs w:val="24"/>
         </w:rPr>
       </w:pPr>
-      <w:bookmarkStart w:colFirst="0" w:colLast="0" w:name="_d02oeyj94x2k" w:id="11"/>
-      <w:bookmarkEnd w:id="11"/>
+      <w:bookmarkStart w:colFirst="0" w:colLast="0" w:name="_d02oeyj94x2k" w:id="29"/>
+      <w:bookmarkEnd w:id="29"/>
       <w:r>
         <w:rPr>
           <w:b w:val="0"/>
@@ -26118,8 +27572,8 @@
           <w:szCs w:val="24"/>
         </w:rPr>
       </w:pPr>
-      <w:bookmarkStart w:colFirst="0" w:colLast="0" w:name="_yjlr8zt0qai9" w:id="12"/>
-      <w:bookmarkEnd w:id="12"/>
+      <w:bookmarkStart w:colFirst="0" w:colLast="0" w:name="_yjlr8zt0qai9" w:id="30"/>
+      <w:bookmarkEnd w:id="30"/>
       <w:r>
         <w:rPr>
           <w:b w:val="0"/>
@@ -26198,22 +27652,22 @@
     </w:p>
     <w:p>
       <w:pPr>
+        <w:pStyle w:val="Heading3"/>
         <w:spacing w:after="240" w:before="240" w:line="240" w:lineRule="auto"/>
-        <w:ind w:left="0" w:firstLine="0"/>
-        <w:rPr>
-          <w:b w:val="1"/>
-          <w:sz w:val="24"/>
-          <w:szCs w:val="24"/>
-        </w:rPr>
-      </w:pPr>
-      <w:r>
-        <w:rPr>
-          <w:b w:val="1"/>
-          <w:sz w:val="24"/>
-          <w:szCs w:val="24"/>
-          <w:rtl w:val="0"/>
-        </w:rPr>
-        <w:t xml:space="preserve">Mi az a XAMP?</w:t>
+        <w:rPr>
+          <w:sz w:val="24"/>
+          <w:szCs w:val="24"/>
+        </w:rPr>
+      </w:pPr>
+      <w:bookmarkStart w:colFirst="0" w:colLast="0" w:name="_cq4gzu3xou2z" w:id="31"/>
+      <w:bookmarkEnd w:id="31"/>
+      <w:r>
+        <w:rPr>
+          <w:sz w:val="24"/>
+          <w:szCs w:val="24"/>
+          <w:rtl w:val="0"/>
+        </w:rPr>
+        <w:t xml:space="preserve">Mi az a XAMPP?</w:t>
       </w:r>
     </w:p>
     <w:p>
@@ -26361,12 +27815,12 @@
           <wp:inline distB="114300" distT="114300" distL="114300" distR="114300">
             <wp:extent cx="5760410" cy="3721100"/>
             <wp:effectExtent b="0" l="0" r="0" t="0"/>
-            <wp:docPr id="12" name="image6.png"/>
+            <wp:docPr id="12" name="image7.png"/>
             <a:graphic>
               <a:graphicData uri="http://schemas.openxmlformats.org/drawingml/2006/picture">
                 <pic:pic>
                   <pic:nvPicPr>
-                    <pic:cNvPr id="0" name="image6.png"/>
+                    <pic:cNvPr id="0" name="image7.png"/>
                     <pic:cNvPicPr preferRelativeResize="0"/>
                   </pic:nvPicPr>
                   <pic:blipFill>
@@ -26408,8 +27862,8 @@
           <w:szCs w:val="24"/>
         </w:rPr>
       </w:pPr>
-      <w:bookmarkStart w:colFirst="0" w:colLast="0" w:name="_qqzoar78w8xr" w:id="13"/>
-      <w:bookmarkEnd w:id="13"/>
+      <w:bookmarkStart w:colFirst="0" w:colLast="0" w:name="_qqzoar78w8xr" w:id="32"/>
+      <w:bookmarkEnd w:id="32"/>
       <w:r>
         <w:rPr>
           <w:b w:val="0"/>
@@ -26498,8 +27952,8 @@
           <w:szCs w:val="24"/>
         </w:rPr>
       </w:pPr>
-      <w:bookmarkStart w:colFirst="0" w:colLast="0" w:name="_enhr6kfs4kc3" w:id="14"/>
-      <w:bookmarkEnd w:id="14"/>
+      <w:bookmarkStart w:colFirst="0" w:colLast="0" w:name="_enhr6kfs4kc3" w:id="33"/>
+      <w:bookmarkEnd w:id="33"/>
       <w:r>
         <w:rPr>
           <w:b w:val="0"/>
@@ -26507,7 +27961,7 @@
           <w:szCs w:val="24"/>
           <w:rtl w:val="0"/>
         </w:rPr>
-        <w:t xml:space="preserve">Hogyan működik?</w:t>
+        <w:t xml:space="preserve">Hogyan működik a XAMPP?</w:t>
       </w:r>
     </w:p>
     <w:p>
@@ -26675,12 +28129,12 @@
           <wp:inline distB="114300" distT="114300" distL="114300" distR="114300">
             <wp:extent cx="5760410" cy="2679700"/>
             <wp:effectExtent b="0" l="0" r="0" t="0"/>
-            <wp:docPr id="14" name="image4.png"/>
+            <wp:docPr id="14" name="image8.png"/>
             <a:graphic>
               <a:graphicData uri="http://schemas.openxmlformats.org/drawingml/2006/picture">
                 <pic:pic>
                   <pic:nvPicPr>
-                    <pic:cNvPr id="0" name="image4.png"/>
+                    <pic:cNvPr id="0" name="image8.png"/>
                     <pic:cNvPicPr preferRelativeResize="0"/>
                   </pic:nvPicPr>
                   <pic:blipFill>
@@ -28398,6 +29852,226 @@
       </w:rPr>
     </w:lvl>
   </w:abstractNum>
+  <w:abstractNum w:abstractNumId="12">
+    <w:lvl w:ilvl="0">
+      <w:start w:val="1"/>
+      <w:numFmt w:val="bullet"/>
+      <w:lvlText w:val="●"/>
+      <w:lvlJc w:val="left"/>
+      <w:pPr>
+        <w:ind w:left="720" w:hanging="360"/>
+      </w:pPr>
+      <w:rPr>
+        <w:u w:val="none"/>
+      </w:rPr>
+    </w:lvl>
+    <w:lvl w:ilvl="1">
+      <w:start w:val="1"/>
+      <w:numFmt w:val="bullet"/>
+      <w:lvlText w:val="○"/>
+      <w:lvlJc w:val="left"/>
+      <w:pPr>
+        <w:ind w:left="1440" w:hanging="360"/>
+      </w:pPr>
+      <w:rPr>
+        <w:u w:val="none"/>
+      </w:rPr>
+    </w:lvl>
+    <w:lvl w:ilvl="2">
+      <w:start w:val="1"/>
+      <w:numFmt w:val="bullet"/>
+      <w:lvlText w:val="■"/>
+      <w:lvlJc w:val="left"/>
+      <w:pPr>
+        <w:ind w:left="2160" w:hanging="360"/>
+      </w:pPr>
+      <w:rPr>
+        <w:u w:val="none"/>
+      </w:rPr>
+    </w:lvl>
+    <w:lvl w:ilvl="3">
+      <w:start w:val="1"/>
+      <w:numFmt w:val="bullet"/>
+      <w:lvlText w:val="●"/>
+      <w:lvlJc w:val="left"/>
+      <w:pPr>
+        <w:ind w:left="2880" w:hanging="360"/>
+      </w:pPr>
+      <w:rPr>
+        <w:u w:val="none"/>
+      </w:rPr>
+    </w:lvl>
+    <w:lvl w:ilvl="4">
+      <w:start w:val="1"/>
+      <w:numFmt w:val="bullet"/>
+      <w:lvlText w:val="○"/>
+      <w:lvlJc w:val="left"/>
+      <w:pPr>
+        <w:ind w:left="3600" w:hanging="360"/>
+      </w:pPr>
+      <w:rPr>
+        <w:u w:val="none"/>
+      </w:rPr>
+    </w:lvl>
+    <w:lvl w:ilvl="5">
+      <w:start w:val="1"/>
+      <w:numFmt w:val="bullet"/>
+      <w:lvlText w:val="■"/>
+      <w:lvlJc w:val="left"/>
+      <w:pPr>
+        <w:ind w:left="4320" w:hanging="360"/>
+      </w:pPr>
+      <w:rPr>
+        <w:u w:val="none"/>
+      </w:rPr>
+    </w:lvl>
+    <w:lvl w:ilvl="6">
+      <w:start w:val="1"/>
+      <w:numFmt w:val="bullet"/>
+      <w:lvlText w:val="●"/>
+      <w:lvlJc w:val="left"/>
+      <w:pPr>
+        <w:ind w:left="5040" w:hanging="360"/>
+      </w:pPr>
+      <w:rPr>
+        <w:u w:val="none"/>
+      </w:rPr>
+    </w:lvl>
+    <w:lvl w:ilvl="7">
+      <w:start w:val="1"/>
+      <w:numFmt w:val="bullet"/>
+      <w:lvlText w:val="○"/>
+      <w:lvlJc w:val="left"/>
+      <w:pPr>
+        <w:ind w:left="5760" w:hanging="360"/>
+      </w:pPr>
+      <w:rPr>
+        <w:u w:val="none"/>
+      </w:rPr>
+    </w:lvl>
+    <w:lvl w:ilvl="8">
+      <w:start w:val="1"/>
+      <w:numFmt w:val="bullet"/>
+      <w:lvlText w:val="■"/>
+      <w:lvlJc w:val="left"/>
+      <w:pPr>
+        <w:ind w:left="6480" w:hanging="360"/>
+      </w:pPr>
+      <w:rPr>
+        <w:u w:val="none"/>
+      </w:rPr>
+    </w:lvl>
+  </w:abstractNum>
+  <w:abstractNum w:abstractNumId="13">
+    <w:lvl w:ilvl="0">
+      <w:start w:val="1"/>
+      <w:numFmt w:val="bullet"/>
+      <w:lvlText w:val="●"/>
+      <w:lvlJc w:val="left"/>
+      <w:pPr>
+        <w:ind w:left="720" w:hanging="360"/>
+      </w:pPr>
+      <w:rPr>
+        <w:u w:val="none"/>
+      </w:rPr>
+    </w:lvl>
+    <w:lvl w:ilvl="1">
+      <w:start w:val="1"/>
+      <w:numFmt w:val="bullet"/>
+      <w:lvlText w:val="○"/>
+      <w:lvlJc w:val="left"/>
+      <w:pPr>
+        <w:ind w:left="1440" w:hanging="360"/>
+      </w:pPr>
+      <w:rPr>
+        <w:u w:val="none"/>
+      </w:rPr>
+    </w:lvl>
+    <w:lvl w:ilvl="2">
+      <w:start w:val="1"/>
+      <w:numFmt w:val="bullet"/>
+      <w:lvlText w:val="■"/>
+      <w:lvlJc w:val="left"/>
+      <w:pPr>
+        <w:ind w:left="2160" w:hanging="360"/>
+      </w:pPr>
+      <w:rPr>
+        <w:u w:val="none"/>
+      </w:rPr>
+    </w:lvl>
+    <w:lvl w:ilvl="3">
+      <w:start w:val="1"/>
+      <w:numFmt w:val="bullet"/>
+      <w:lvlText w:val="●"/>
+      <w:lvlJc w:val="left"/>
+      <w:pPr>
+        <w:ind w:left="2880" w:hanging="360"/>
+      </w:pPr>
+      <w:rPr>
+        <w:u w:val="none"/>
+      </w:rPr>
+    </w:lvl>
+    <w:lvl w:ilvl="4">
+      <w:start w:val="1"/>
+      <w:numFmt w:val="bullet"/>
+      <w:lvlText w:val="○"/>
+      <w:lvlJc w:val="left"/>
+      <w:pPr>
+        <w:ind w:left="3600" w:hanging="360"/>
+      </w:pPr>
+      <w:rPr>
+        <w:u w:val="none"/>
+      </w:rPr>
+    </w:lvl>
+    <w:lvl w:ilvl="5">
+      <w:start w:val="1"/>
+      <w:numFmt w:val="bullet"/>
+      <w:lvlText w:val="■"/>
+      <w:lvlJc w:val="left"/>
+      <w:pPr>
+        <w:ind w:left="4320" w:hanging="360"/>
+      </w:pPr>
+      <w:rPr>
+        <w:u w:val="none"/>
+      </w:rPr>
+    </w:lvl>
+    <w:lvl w:ilvl="6">
+      <w:start w:val="1"/>
+      <w:numFmt w:val="bullet"/>
+      <w:lvlText w:val="●"/>
+      <w:lvlJc w:val="left"/>
+      <w:pPr>
+        <w:ind w:left="5040" w:hanging="360"/>
+      </w:pPr>
+      <w:rPr>
+        <w:u w:val="none"/>
+      </w:rPr>
+    </w:lvl>
+    <w:lvl w:ilvl="7">
+      <w:start w:val="1"/>
+      <w:numFmt w:val="bullet"/>
+      <w:lvlText w:val="○"/>
+      <w:lvlJc w:val="left"/>
+      <w:pPr>
+        <w:ind w:left="5760" w:hanging="360"/>
+      </w:pPr>
+      <w:rPr>
+        <w:u w:val="none"/>
+      </w:rPr>
+    </w:lvl>
+    <w:lvl w:ilvl="8">
+      <w:start w:val="1"/>
+      <w:numFmt w:val="bullet"/>
+      <w:lvlText w:val="■"/>
+      <w:lvlJc w:val="left"/>
+      <w:pPr>
+        <w:ind w:left="6480" w:hanging="360"/>
+      </w:pPr>
+      <w:rPr>
+        <w:u w:val="none"/>
+      </w:rPr>
+    </w:lvl>
+  </w:abstractNum>
   <w:num w:numId="1">
     <w:abstractNumId w:val="1"/>
   </w:num>
@@ -28430,6 +30104,12 @@
   </w:num>
   <w:num w:numId="11">
     <w:abstractNumId w:val="11"/>
+  </w:num>
+  <w:num w:numId="12">
+    <w:abstractNumId w:val="12"/>
+  </w:num>
+  <w:num w:numId="13">
+    <w:abstractNumId w:val="13"/>
   </w:num>
 </w:numbering>
 </file>

--- a/Szakdolgozat_v4.docx
+++ b/Szakdolgozat_v4.docx
@@ -26,12 +26,12 @@
           <wp:inline distB="0" distT="0" distL="0" distR="0">
             <wp:extent cx="1079500" cy="1079500"/>
             <wp:effectExtent b="0" l="0" r="0" t="0"/>
-            <wp:docPr descr="KK logo 4" id="3" name="image10.png"/>
+            <wp:docPr descr="KK logo 4" id="1" name="image1.png"/>
             <a:graphic>
               <a:graphicData uri="http://schemas.openxmlformats.org/drawingml/2006/picture">
                 <pic:pic>
                   <pic:nvPicPr>
-                    <pic:cNvPr descr="KK logo 4" id="0" name="image10.png"/>
+                    <pic:cNvPr descr="KK logo 4" id="0" name="image1.png"/>
                     <pic:cNvPicPr preferRelativeResize="0"/>
                   </pic:nvPicPr>
                   <pic:blipFill>
@@ -78,12 +78,12 @@
           <wp:inline distB="0" distT="0" distL="0" distR="0">
             <wp:extent cx="1676400" cy="717550"/>
             <wp:effectExtent b="0" l="0" r="0" t="0"/>
-            <wp:docPr descr="MSZC logo" id="5" name="image5.jpg"/>
+            <wp:docPr descr="MSZC logo" id="3" name="image2.jpg"/>
             <a:graphic>
               <a:graphicData uri="http://schemas.openxmlformats.org/drawingml/2006/picture">
                 <pic:pic>
                   <pic:nvPicPr>
-                    <pic:cNvPr descr="MSZC logo" id="0" name="image5.jpg"/>
+                    <pic:cNvPr descr="MSZC logo" id="0" name="image2.jpg"/>
                     <pic:cNvPicPr preferRelativeResize="0"/>
                   </pic:nvPicPr>
                   <pic:blipFill>
@@ -833,7 +833,7 @@
           <w:pPr>
             <w:widowControl w:val="0"/>
             <w:tabs>
-              <w:tab w:val="right" w:leader="dot" w:pos="12000"/>
+              <w:tab w:val="right" w:leader="none" w:pos="12000"/>
             </w:tabs>
             <w:spacing w:after="0" w:before="60" w:line="240" w:lineRule="auto"/>
             <w:rPr>
@@ -855,7 +855,7 @@
             <w:instrText xml:space="preserve"> TOC \h \u \z \t "Heading 1,1,Heading 2,2,Heading 3,3,Heading 4,4,Heading 5,5,Heading 6,6,"</w:instrText>
             <w:fldChar w:fldCharType="separate"/>
           </w:r>
-          <w:hyperlink w:anchor="_veh6cuofaigo">
+          <w:hyperlink w:anchor="_ysy4yj1f4kfc">
             <w:r>
               <w:rPr>
                 <w:rFonts w:ascii="Arial" w:cs="Arial" w:eastAsia="Arial" w:hAnsi="Arial"/>
@@ -886,7 +886,7 @@
           <w:pPr>
             <w:widowControl w:val="0"/>
             <w:tabs>
-              <w:tab w:val="right" w:leader="dot" w:pos="12000"/>
+              <w:tab w:val="right" w:leader="none" w:pos="12000"/>
             </w:tabs>
             <w:spacing w:after="0" w:before="60" w:line="240" w:lineRule="auto"/>
             <w:rPr>
@@ -903,7 +903,7 @@
               <w:vertAlign w:val="baseline"/>
             </w:rPr>
           </w:pPr>
-          <w:hyperlink w:anchor="_8rovbi5g7x80">
+          <w:hyperlink w:anchor="_upv15mxsdjqh">
             <w:r>
               <w:rPr>
                 <w:rFonts w:ascii="Arial" w:cs="Arial" w:eastAsia="Arial" w:hAnsi="Arial"/>
@@ -934,7 +934,7 @@
           <w:pPr>
             <w:widowControl w:val="0"/>
             <w:tabs>
-              <w:tab w:val="right" w:leader="dot" w:pos="12000"/>
+              <w:tab w:val="right" w:leader="none" w:pos="12000"/>
             </w:tabs>
             <w:spacing w:after="0" w:before="60" w:line="240" w:lineRule="auto"/>
             <w:ind w:left="360" w:firstLine="0"/>
@@ -952,7 +952,7 @@
               <w:vertAlign w:val="baseline"/>
             </w:rPr>
           </w:pPr>
-          <w:hyperlink w:anchor="_47zkuveo9m57">
+          <w:hyperlink w:anchor="_7tygxgfxv981">
             <w:r>
               <w:rPr>
                 <w:rFonts w:ascii="Arial" w:cs="Arial" w:eastAsia="Arial" w:hAnsi="Arial"/>
@@ -983,7 +983,7 @@
           <w:pPr>
             <w:widowControl w:val="0"/>
             <w:tabs>
-              <w:tab w:val="right" w:leader="dot" w:pos="12000"/>
+              <w:tab w:val="right" w:leader="none" w:pos="12000"/>
             </w:tabs>
             <w:spacing w:after="0" w:before="60" w:line="240" w:lineRule="auto"/>
             <w:ind w:left="360" w:firstLine="0"/>
@@ -1001,7 +1001,7 @@
               <w:vertAlign w:val="baseline"/>
             </w:rPr>
           </w:pPr>
-          <w:hyperlink w:anchor="_66acvypkixc">
+          <w:hyperlink w:anchor="_azmspftopcw8">
             <w:r>
               <w:rPr>
                 <w:rFonts w:ascii="Arial" w:cs="Arial" w:eastAsia="Arial" w:hAnsi="Arial"/>
@@ -1032,7 +1032,7 @@
           <w:pPr>
             <w:widowControl w:val="0"/>
             <w:tabs>
-              <w:tab w:val="right" w:leader="dot" w:pos="12000"/>
+              <w:tab w:val="right" w:leader="none" w:pos="12000"/>
             </w:tabs>
             <w:spacing w:after="0" w:before="60" w:line="240" w:lineRule="auto"/>
             <w:rPr>
@@ -1049,7 +1049,7 @@
               <w:vertAlign w:val="baseline"/>
             </w:rPr>
           </w:pPr>
-          <w:hyperlink w:anchor="_q3i6f6hgnre3">
+          <w:hyperlink w:anchor="_psksp7ibdvzj">
             <w:r>
               <w:rPr>
                 <w:rFonts w:ascii="Arial" w:cs="Arial" w:eastAsia="Arial" w:hAnsi="Arial"/>
@@ -1080,7 +1080,7 @@
           <w:pPr>
             <w:widowControl w:val="0"/>
             <w:tabs>
-              <w:tab w:val="right" w:leader="dot" w:pos="12000"/>
+              <w:tab w:val="right" w:leader="none" w:pos="12000"/>
             </w:tabs>
             <w:spacing w:after="0" w:before="60" w:line="240" w:lineRule="auto"/>
             <w:rPr>
@@ -1097,7 +1097,7 @@
               <w:vertAlign w:val="baseline"/>
             </w:rPr>
           </w:pPr>
-          <w:hyperlink w:anchor="_2najbxoy25vy">
+          <w:hyperlink w:anchor="_si5nbc8d58fr">
             <w:r>
               <w:rPr>
                 <w:rFonts w:ascii="Arial" w:cs="Arial" w:eastAsia="Arial" w:hAnsi="Arial"/>
@@ -1128,7 +1128,7 @@
           <w:pPr>
             <w:widowControl w:val="0"/>
             <w:tabs>
-              <w:tab w:val="right" w:leader="dot" w:pos="12000"/>
+              <w:tab w:val="right" w:leader="none" w:pos="12000"/>
             </w:tabs>
             <w:spacing w:after="0" w:before="60" w:line="240" w:lineRule="auto"/>
             <w:ind w:left="360" w:firstLine="0"/>
@@ -1146,7 +1146,7 @@
               <w:vertAlign w:val="baseline"/>
             </w:rPr>
           </w:pPr>
-          <w:hyperlink w:anchor="_3u9hbzreji3j">
+          <w:hyperlink w:anchor="_qs9cmpbnp9bq">
             <w:r>
               <w:rPr>
                 <w:rFonts w:ascii="Arial" w:cs="Arial" w:eastAsia="Arial" w:hAnsi="Arial"/>
@@ -1177,7 +1177,7 @@
           <w:pPr>
             <w:widowControl w:val="0"/>
             <w:tabs>
-              <w:tab w:val="right" w:leader="dot" w:pos="12000"/>
+              <w:tab w:val="right" w:leader="none" w:pos="12000"/>
             </w:tabs>
             <w:spacing w:after="0" w:before="60" w:line="240" w:lineRule="auto"/>
             <w:ind w:left="360" w:firstLine="0"/>
@@ -1195,7 +1195,7 @@
               <w:vertAlign w:val="baseline"/>
             </w:rPr>
           </w:pPr>
-          <w:hyperlink w:anchor="_de4upjgk3lo4">
+          <w:hyperlink w:anchor="_vdka38erpayl">
             <w:r>
               <w:rPr>
                 <w:rFonts w:ascii="Arial" w:cs="Arial" w:eastAsia="Arial" w:hAnsi="Arial"/>
@@ -1226,7 +1226,7 @@
           <w:pPr>
             <w:widowControl w:val="0"/>
             <w:tabs>
-              <w:tab w:val="right" w:leader="dot" w:pos="12000"/>
+              <w:tab w:val="right" w:leader="none" w:pos="12000"/>
             </w:tabs>
             <w:spacing w:after="0" w:before="60" w:line="240" w:lineRule="auto"/>
             <w:ind w:left="360" w:firstLine="0"/>
@@ -1244,7 +1244,7 @@
               <w:vertAlign w:val="baseline"/>
             </w:rPr>
           </w:pPr>
-          <w:hyperlink w:anchor="_67018sucth3q">
+          <w:hyperlink w:anchor="_3f30kupbqgdw">
             <w:r>
               <w:rPr>
                 <w:rFonts w:ascii="Arial" w:cs="Arial" w:eastAsia="Arial" w:hAnsi="Arial"/>
@@ -1275,7 +1275,7 @@
           <w:pPr>
             <w:widowControl w:val="0"/>
             <w:tabs>
-              <w:tab w:val="right" w:leader="dot" w:pos="12000"/>
+              <w:tab w:val="right" w:leader="none" w:pos="12000"/>
             </w:tabs>
             <w:spacing w:after="0" w:before="60" w:line="240" w:lineRule="auto"/>
             <w:ind w:left="360" w:firstLine="0"/>
@@ -1293,7 +1293,7 @@
               <w:vertAlign w:val="baseline"/>
             </w:rPr>
           </w:pPr>
-          <w:hyperlink w:anchor="_59wq8226b43q">
+          <w:hyperlink w:anchor="_2az76oirz22f">
             <w:r>
               <w:rPr>
                 <w:rFonts w:ascii="Arial" w:cs="Arial" w:eastAsia="Arial" w:hAnsi="Arial"/>
@@ -1324,7 +1324,7 @@
           <w:pPr>
             <w:widowControl w:val="0"/>
             <w:tabs>
-              <w:tab w:val="right" w:leader="dot" w:pos="12000"/>
+              <w:tab w:val="right" w:leader="none" w:pos="12000"/>
             </w:tabs>
             <w:spacing w:after="0" w:before="60" w:line="240" w:lineRule="auto"/>
             <w:ind w:left="360" w:firstLine="0"/>
@@ -1342,7 +1342,7 @@
               <w:vertAlign w:val="baseline"/>
             </w:rPr>
           </w:pPr>
-          <w:hyperlink w:anchor="_1dp4ltgcq9qq">
+          <w:hyperlink w:anchor="_mwf2p7un0unz">
             <w:r>
               <w:rPr>
                 <w:rFonts w:ascii="Arial" w:cs="Arial" w:eastAsia="Arial" w:hAnsi="Arial"/>
@@ -1373,7 +1373,7 @@
           <w:pPr>
             <w:widowControl w:val="0"/>
             <w:tabs>
-              <w:tab w:val="right" w:leader="dot" w:pos="12000"/>
+              <w:tab w:val="right" w:leader="none" w:pos="12000"/>
             </w:tabs>
             <w:spacing w:after="0" w:before="60" w:line="240" w:lineRule="auto"/>
             <w:ind w:left="360" w:firstLine="0"/>
@@ -1391,7 +1391,7 @@
               <w:vertAlign w:val="baseline"/>
             </w:rPr>
           </w:pPr>
-          <w:hyperlink w:anchor="_olt2wtqw6mx">
+          <w:hyperlink w:anchor="_nbx7xaypl69j">
             <w:r>
               <w:rPr>
                 <w:rFonts w:ascii="Arial" w:cs="Arial" w:eastAsia="Arial" w:hAnsi="Arial"/>
@@ -1422,7 +1422,7 @@
           <w:pPr>
             <w:widowControl w:val="0"/>
             <w:tabs>
-              <w:tab w:val="right" w:leader="dot" w:pos="12000"/>
+              <w:tab w:val="right" w:leader="none" w:pos="12000"/>
             </w:tabs>
             <w:spacing w:after="0" w:before="60" w:line="240" w:lineRule="auto"/>
             <w:rPr>
@@ -1439,7 +1439,7 @@
               <w:vertAlign w:val="baseline"/>
             </w:rPr>
           </w:pPr>
-          <w:hyperlink w:anchor="_7tru8w44vaav">
+          <w:hyperlink w:anchor="_4394e0txa8mi">
             <w:r>
               <w:rPr>
                 <w:rFonts w:ascii="Arial" w:cs="Arial" w:eastAsia="Arial" w:hAnsi="Arial"/>
@@ -1470,7 +1470,7 @@
           <w:pPr>
             <w:widowControl w:val="0"/>
             <w:tabs>
-              <w:tab w:val="right" w:leader="dot" w:pos="12000"/>
+              <w:tab w:val="right" w:leader="none" w:pos="12000"/>
             </w:tabs>
             <w:spacing w:after="0" w:before="60" w:line="240" w:lineRule="auto"/>
             <w:ind w:left="360" w:firstLine="0"/>
@@ -1488,7 +1488,7 @@
               <w:vertAlign w:val="baseline"/>
             </w:rPr>
           </w:pPr>
-          <w:hyperlink w:anchor="_lt2fguovmlge">
+          <w:hyperlink w:anchor="_38uu1rcr34zh">
             <w:r>
               <w:rPr>
                 <w:rFonts w:ascii="Arial" w:cs="Arial" w:eastAsia="Arial" w:hAnsi="Arial"/>
@@ -1519,7 +1519,7 @@
           <w:pPr>
             <w:widowControl w:val="0"/>
             <w:tabs>
-              <w:tab w:val="right" w:leader="dot" w:pos="12000"/>
+              <w:tab w:val="right" w:leader="none" w:pos="12000"/>
             </w:tabs>
             <w:spacing w:after="0" w:before="60" w:line="240" w:lineRule="auto"/>
             <w:ind w:left="360" w:firstLine="0"/>
@@ -1537,7 +1537,7 @@
               <w:vertAlign w:val="baseline"/>
             </w:rPr>
           </w:pPr>
-          <w:hyperlink w:anchor="_nyfoj96vdx68">
+          <w:hyperlink w:anchor="_220exe24j1rq">
             <w:r>
               <w:rPr>
                 <w:rFonts w:ascii="Arial" w:cs="Arial" w:eastAsia="Arial" w:hAnsi="Arial"/>
@@ -1568,7 +1568,7 @@
           <w:pPr>
             <w:widowControl w:val="0"/>
             <w:tabs>
-              <w:tab w:val="right" w:leader="dot" w:pos="12000"/>
+              <w:tab w:val="right" w:leader="none" w:pos="12000"/>
             </w:tabs>
             <w:spacing w:after="0" w:before="60" w:line="240" w:lineRule="auto"/>
             <w:ind w:left="360" w:firstLine="0"/>
@@ -1586,7 +1586,7 @@
               <w:vertAlign w:val="baseline"/>
             </w:rPr>
           </w:pPr>
-          <w:hyperlink w:anchor="_1w9lg2tu88gu">
+          <w:hyperlink w:anchor="_2gaijykw5he8">
             <w:r>
               <w:rPr>
                 <w:rFonts w:ascii="Arial" w:cs="Arial" w:eastAsia="Arial" w:hAnsi="Arial"/>
@@ -1617,7 +1617,7 @@
           <w:pPr>
             <w:widowControl w:val="0"/>
             <w:tabs>
-              <w:tab w:val="right" w:leader="dot" w:pos="12000"/>
+              <w:tab w:val="right" w:leader="none" w:pos="12000"/>
             </w:tabs>
             <w:spacing w:after="0" w:before="60" w:line="240" w:lineRule="auto"/>
             <w:ind w:left="360" w:firstLine="0"/>
@@ -1635,7 +1635,7 @@
               <w:vertAlign w:val="baseline"/>
             </w:rPr>
           </w:pPr>
-          <w:hyperlink w:anchor="_3qn4y5ipg1e5">
+          <w:hyperlink w:anchor="_30ybilqhn652">
             <w:r>
               <w:rPr>
                 <w:rFonts w:ascii="Arial" w:cs="Arial" w:eastAsia="Arial" w:hAnsi="Arial"/>
@@ -1666,7 +1666,7 @@
           <w:pPr>
             <w:widowControl w:val="0"/>
             <w:tabs>
-              <w:tab w:val="right" w:leader="dot" w:pos="12000"/>
+              <w:tab w:val="right" w:leader="none" w:pos="12000"/>
             </w:tabs>
             <w:spacing w:after="0" w:before="60" w:line="240" w:lineRule="auto"/>
             <w:ind w:left="360" w:firstLine="0"/>
@@ -1684,7 +1684,7 @@
               <w:vertAlign w:val="baseline"/>
             </w:rPr>
           </w:pPr>
-          <w:hyperlink w:anchor="_6ugafgzcf63p">
+          <w:hyperlink w:anchor="_3h0hv9s34xrg">
             <w:r>
               <w:rPr>
                 <w:rFonts w:ascii="Arial" w:cs="Arial" w:eastAsia="Arial" w:hAnsi="Arial"/>
@@ -1715,7 +1715,7 @@
           <w:pPr>
             <w:widowControl w:val="0"/>
             <w:tabs>
-              <w:tab w:val="right" w:leader="dot" w:pos="12000"/>
+              <w:tab w:val="right" w:leader="none" w:pos="12000"/>
             </w:tabs>
             <w:spacing w:after="0" w:before="60" w:line="240" w:lineRule="auto"/>
             <w:rPr>
@@ -1732,7 +1732,7 @@
               <w:vertAlign w:val="baseline"/>
             </w:rPr>
           </w:pPr>
-          <w:hyperlink w:anchor="_wmv4b170e14a">
+          <w:hyperlink w:anchor="_6oef8k5k8i7y">
             <w:r>
               <w:rPr>
                 <w:rFonts w:ascii="Arial" w:cs="Arial" w:eastAsia="Arial" w:hAnsi="Arial"/>
@@ -1763,7 +1763,7 @@
           <w:pPr>
             <w:widowControl w:val="0"/>
             <w:tabs>
-              <w:tab w:val="right" w:leader="dot" w:pos="12000"/>
+              <w:tab w:val="right" w:leader="none" w:pos="12000"/>
             </w:tabs>
             <w:spacing w:after="0" w:before="60" w:line="240" w:lineRule="auto"/>
             <w:ind w:left="360" w:firstLine="0"/>
@@ -1781,7 +1781,7 @@
               <w:vertAlign w:val="baseline"/>
             </w:rPr>
           </w:pPr>
-          <w:hyperlink w:anchor="_g3expfb8qcqe">
+          <w:hyperlink w:anchor="_vqk8yx4eat21">
             <w:r>
               <w:rPr>
                 <w:rFonts w:ascii="Arial" w:cs="Arial" w:eastAsia="Arial" w:hAnsi="Arial"/>
@@ -1812,7 +1812,7 @@
           <w:pPr>
             <w:widowControl w:val="0"/>
             <w:tabs>
-              <w:tab w:val="right" w:leader="dot" w:pos="12000"/>
+              <w:tab w:val="right" w:leader="none" w:pos="12000"/>
             </w:tabs>
             <w:spacing w:after="0" w:before="60" w:line="240" w:lineRule="auto"/>
             <w:ind w:left="720" w:firstLine="0"/>
@@ -1830,7 +1830,7 @@
               <w:vertAlign w:val="baseline"/>
             </w:rPr>
           </w:pPr>
-          <w:hyperlink w:anchor="_aoo05qu99sq3">
+          <w:hyperlink w:anchor="_4frhl2c33g8k">
             <w:r>
               <w:rPr>
                 <w:rFonts w:ascii="Arial" w:cs="Arial" w:eastAsia="Arial" w:hAnsi="Arial"/>
@@ -1861,7 +1861,7 @@
           <w:pPr>
             <w:widowControl w:val="0"/>
             <w:tabs>
-              <w:tab w:val="right" w:leader="dot" w:pos="12000"/>
+              <w:tab w:val="right" w:leader="none" w:pos="12000"/>
             </w:tabs>
             <w:spacing w:after="0" w:before="60" w:line="240" w:lineRule="auto"/>
             <w:ind w:left="360" w:firstLine="0"/>
@@ -1879,7 +1879,7 @@
               <w:vertAlign w:val="baseline"/>
             </w:rPr>
           </w:pPr>
-          <w:hyperlink w:anchor="_oe9bf6ikspm">
+          <w:hyperlink w:anchor="_o0ol6ws0xpxc">
             <w:r>
               <w:rPr>
                 <w:rFonts w:ascii="Arial" w:cs="Arial" w:eastAsia="Arial" w:hAnsi="Arial"/>
@@ -1910,7 +1910,7 @@
           <w:pPr>
             <w:widowControl w:val="0"/>
             <w:tabs>
-              <w:tab w:val="right" w:leader="dot" w:pos="12000"/>
+              <w:tab w:val="right" w:leader="none" w:pos="12000"/>
             </w:tabs>
             <w:spacing w:after="0" w:before="60" w:line="240" w:lineRule="auto"/>
             <w:ind w:left="720" w:firstLine="0"/>
@@ -1928,7 +1928,7 @@
               <w:vertAlign w:val="baseline"/>
             </w:rPr>
           </w:pPr>
-          <w:hyperlink w:anchor="_mu3wj02bg264">
+          <w:hyperlink w:anchor="_4kk67er4oks3">
             <w:r>
               <w:rPr>
                 <w:rFonts w:ascii="Arial" w:cs="Arial" w:eastAsia="Arial" w:hAnsi="Arial"/>
@@ -1959,7 +1959,7 @@
           <w:pPr>
             <w:widowControl w:val="0"/>
             <w:tabs>
-              <w:tab w:val="right" w:leader="dot" w:pos="12000"/>
+              <w:tab w:val="right" w:leader="none" w:pos="12000"/>
             </w:tabs>
             <w:spacing w:after="0" w:before="60" w:line="240" w:lineRule="auto"/>
             <w:ind w:left="720" w:firstLine="0"/>
@@ -1977,7 +1977,7 @@
               <w:vertAlign w:val="baseline"/>
             </w:rPr>
           </w:pPr>
-          <w:hyperlink w:anchor="_pjl0kt578g5w">
+          <w:hyperlink w:anchor="_liq0fpvavlan">
             <w:r>
               <w:rPr>
                 <w:rFonts w:ascii="Arial" w:cs="Arial" w:eastAsia="Arial" w:hAnsi="Arial"/>
@@ -2008,7 +2008,7 @@
           <w:pPr>
             <w:widowControl w:val="0"/>
             <w:tabs>
-              <w:tab w:val="right" w:leader="dot" w:pos="12000"/>
+              <w:tab w:val="right" w:leader="none" w:pos="12000"/>
             </w:tabs>
             <w:spacing w:after="0" w:before="60" w:line="240" w:lineRule="auto"/>
             <w:ind w:left="720" w:firstLine="0"/>
@@ -2026,7 +2026,7 @@
               <w:vertAlign w:val="baseline"/>
             </w:rPr>
           </w:pPr>
-          <w:hyperlink w:anchor="_scx47fbyskrn">
+          <w:hyperlink w:anchor="_l2dg5wjbp46g">
             <w:r>
               <w:rPr>
                 <w:rFonts w:ascii="Arial" w:cs="Arial" w:eastAsia="Arial" w:hAnsi="Arial"/>
@@ -2057,7 +2057,7 @@
           <w:pPr>
             <w:widowControl w:val="0"/>
             <w:tabs>
-              <w:tab w:val="right" w:leader="dot" w:pos="12000"/>
+              <w:tab w:val="right" w:leader="none" w:pos="12000"/>
             </w:tabs>
             <w:spacing w:after="0" w:before="60" w:line="240" w:lineRule="auto"/>
             <w:ind w:left="720" w:firstLine="0"/>
@@ -2075,7 +2075,7 @@
               <w:vertAlign w:val="baseline"/>
             </w:rPr>
           </w:pPr>
-          <w:hyperlink w:anchor="_bfaq5lie2pv3">
+          <w:hyperlink w:anchor="_h2xlkqy9s9om">
             <w:r>
               <w:rPr>
                 <w:rFonts w:ascii="Arial" w:cs="Arial" w:eastAsia="Arial" w:hAnsi="Arial"/>
@@ -2106,7 +2106,7 @@
           <w:pPr>
             <w:widowControl w:val="0"/>
             <w:tabs>
-              <w:tab w:val="right" w:leader="dot" w:pos="12000"/>
+              <w:tab w:val="right" w:leader="none" w:pos="12000"/>
             </w:tabs>
             <w:spacing w:after="0" w:before="60" w:line="240" w:lineRule="auto"/>
             <w:ind w:left="720" w:firstLine="0"/>
@@ -2124,7 +2124,7 @@
               <w:vertAlign w:val="baseline"/>
             </w:rPr>
           </w:pPr>
-          <w:hyperlink w:anchor="_ddtvoy9ydam8">
+          <w:hyperlink w:anchor="_yt7v497e96hb">
             <w:r>
               <w:rPr>
                 <w:rFonts w:ascii="Arial" w:cs="Arial" w:eastAsia="Arial" w:hAnsi="Arial"/>
@@ -2155,7 +2155,7 @@
           <w:pPr>
             <w:widowControl w:val="0"/>
             <w:tabs>
-              <w:tab w:val="right" w:leader="dot" w:pos="12000"/>
+              <w:tab w:val="right" w:leader="none" w:pos="12000"/>
             </w:tabs>
             <w:spacing w:after="0" w:before="60" w:line="240" w:lineRule="auto"/>
             <w:ind w:left="360" w:firstLine="0"/>
@@ -2173,7 +2173,7 @@
               <w:vertAlign w:val="baseline"/>
             </w:rPr>
           </w:pPr>
-          <w:hyperlink w:anchor="_b0zbzxbjqekb">
+          <w:hyperlink w:anchor="_c8192dcqjvjy">
             <w:r>
               <w:rPr>
                 <w:rFonts w:ascii="Arial" w:cs="Arial" w:eastAsia="Arial" w:hAnsi="Arial"/>
@@ -2204,7 +2204,7 @@
           <w:pPr>
             <w:widowControl w:val="0"/>
             <w:tabs>
-              <w:tab w:val="right" w:leader="dot" w:pos="12000"/>
+              <w:tab w:val="right" w:leader="none" w:pos="12000"/>
             </w:tabs>
             <w:spacing w:after="0" w:before="60" w:line="240" w:lineRule="auto"/>
             <w:ind w:left="720" w:firstLine="0"/>
@@ -2222,7 +2222,7 @@
               <w:vertAlign w:val="baseline"/>
             </w:rPr>
           </w:pPr>
-          <w:hyperlink w:anchor="_haf6i7gn0nt7">
+          <w:hyperlink w:anchor="_wk3rnnxumwk2">
             <w:r>
               <w:rPr>
                 <w:rFonts w:ascii="Arial" w:cs="Arial" w:eastAsia="Arial" w:hAnsi="Arial"/>
@@ -2253,7 +2253,7 @@
           <w:pPr>
             <w:widowControl w:val="0"/>
             <w:tabs>
-              <w:tab w:val="right" w:leader="dot" w:pos="12000"/>
+              <w:tab w:val="right" w:leader="none" w:pos="12000"/>
             </w:tabs>
             <w:spacing w:after="0" w:before="60" w:line="240" w:lineRule="auto"/>
             <w:ind w:left="720" w:firstLine="0"/>
@@ -2271,7 +2271,7 @@
               <w:vertAlign w:val="baseline"/>
             </w:rPr>
           </w:pPr>
-          <w:hyperlink w:anchor="_k0nssbg41xm0">
+          <w:hyperlink w:anchor="_tgkts5e52cwx">
             <w:r>
               <w:rPr>
                 <w:rFonts w:ascii="Arial" w:cs="Arial" w:eastAsia="Arial" w:hAnsi="Arial"/>
@@ -2302,7 +2302,7 @@
           <w:pPr>
             <w:widowControl w:val="0"/>
             <w:tabs>
-              <w:tab w:val="right" w:leader="dot" w:pos="12000"/>
+              <w:tab w:val="right" w:leader="none" w:pos="12000"/>
             </w:tabs>
             <w:spacing w:after="0" w:before="60" w:line="240" w:lineRule="auto"/>
             <w:ind w:left="720" w:firstLine="0"/>
@@ -2320,7 +2320,7 @@
               <w:vertAlign w:val="baseline"/>
             </w:rPr>
           </w:pPr>
-          <w:hyperlink w:anchor="_teol1e7e64di">
+          <w:hyperlink w:anchor="_c2ncjpd30hgq">
             <w:r>
               <w:rPr>
                 <w:rFonts w:ascii="Arial" w:cs="Arial" w:eastAsia="Arial" w:hAnsi="Arial"/>
@@ -2351,7 +2351,7 @@
           <w:pPr>
             <w:widowControl w:val="0"/>
             <w:tabs>
-              <w:tab w:val="right" w:leader="dot" w:pos="12000"/>
+              <w:tab w:val="right" w:leader="none" w:pos="12000"/>
             </w:tabs>
             <w:spacing w:after="0" w:before="60" w:line="240" w:lineRule="auto"/>
             <w:ind w:left="720" w:firstLine="0"/>
@@ -2369,7 +2369,7 @@
               <w:vertAlign w:val="baseline"/>
             </w:rPr>
           </w:pPr>
-          <w:hyperlink w:anchor="_un9ugafc43p9">
+          <w:hyperlink w:anchor="_wrh6du878ovm">
             <w:r>
               <w:rPr>
                 <w:rFonts w:ascii="Arial" w:cs="Arial" w:eastAsia="Arial" w:hAnsi="Arial"/>
@@ -2400,7 +2400,7 @@
           <w:pPr>
             <w:widowControl w:val="0"/>
             <w:tabs>
-              <w:tab w:val="right" w:leader="dot" w:pos="12000"/>
+              <w:tab w:val="right" w:leader="none" w:pos="12000"/>
             </w:tabs>
             <w:spacing w:after="0" w:before="60" w:line="240" w:lineRule="auto"/>
             <w:ind w:left="720" w:firstLine="0"/>
@@ -2418,7 +2418,7 @@
               <w:vertAlign w:val="baseline"/>
             </w:rPr>
           </w:pPr>
-          <w:hyperlink w:anchor="_d02oeyj94x2k">
+          <w:hyperlink w:anchor="_l1k5np8syv8y">
             <w:r>
               <w:rPr>
                 <w:rFonts w:ascii="Arial" w:cs="Arial" w:eastAsia="Arial" w:hAnsi="Arial"/>
@@ -2449,7 +2449,7 @@
           <w:pPr>
             <w:widowControl w:val="0"/>
             <w:tabs>
-              <w:tab w:val="right" w:leader="dot" w:pos="12000"/>
+              <w:tab w:val="right" w:leader="none" w:pos="12000"/>
             </w:tabs>
             <w:spacing w:after="0" w:before="60" w:line="240" w:lineRule="auto"/>
             <w:ind w:left="720" w:firstLine="0"/>
@@ -2467,7 +2467,7 @@
               <w:vertAlign w:val="baseline"/>
             </w:rPr>
           </w:pPr>
-          <w:hyperlink w:anchor="_yjlr8zt0qai9">
+          <w:hyperlink w:anchor="_at1go4c2ie44">
             <w:r>
               <w:rPr>
                 <w:rFonts w:ascii="Arial" w:cs="Arial" w:eastAsia="Arial" w:hAnsi="Arial"/>
@@ -2498,7 +2498,7 @@
           <w:pPr>
             <w:widowControl w:val="0"/>
             <w:tabs>
-              <w:tab w:val="right" w:leader="dot" w:pos="12000"/>
+              <w:tab w:val="right" w:leader="none" w:pos="12000"/>
             </w:tabs>
             <w:spacing w:after="0" w:before="60" w:line="240" w:lineRule="auto"/>
             <w:ind w:left="720" w:firstLine="0"/>
@@ -2516,7 +2516,7 @@
               <w:vertAlign w:val="baseline"/>
             </w:rPr>
           </w:pPr>
-          <w:hyperlink w:anchor="_cq4gzu3xou2z">
+          <w:hyperlink w:anchor="_k9c5ym7enzyu">
             <w:r>
               <w:rPr>
                 <w:rFonts w:ascii="Arial" w:cs="Arial" w:eastAsia="Arial" w:hAnsi="Arial"/>
@@ -2547,7 +2547,7 @@
           <w:pPr>
             <w:widowControl w:val="0"/>
             <w:tabs>
-              <w:tab w:val="right" w:leader="dot" w:pos="12000"/>
+              <w:tab w:val="right" w:leader="none" w:pos="12000"/>
             </w:tabs>
             <w:spacing w:after="0" w:before="60" w:line="240" w:lineRule="auto"/>
             <w:ind w:left="720" w:firstLine="0"/>
@@ -2565,7 +2565,7 @@
               <w:vertAlign w:val="baseline"/>
             </w:rPr>
           </w:pPr>
-          <w:hyperlink w:anchor="_qqzoar78w8xr">
+          <w:hyperlink w:anchor="_lentizt4lnqm">
             <w:r>
               <w:rPr>
                 <w:rFonts w:ascii="Arial" w:cs="Arial" w:eastAsia="Arial" w:hAnsi="Arial"/>
@@ -2596,7 +2596,7 @@
           <w:pPr>
             <w:widowControl w:val="0"/>
             <w:tabs>
-              <w:tab w:val="right" w:leader="dot" w:pos="12000"/>
+              <w:tab w:val="right" w:leader="none" w:pos="12000"/>
             </w:tabs>
             <w:spacing w:after="0" w:before="60" w:line="240" w:lineRule="auto"/>
             <w:ind w:left="720" w:firstLine="0"/>
@@ -2614,7 +2614,7 @@
               <w:vertAlign w:val="baseline"/>
             </w:rPr>
           </w:pPr>
-          <w:hyperlink w:anchor="_enhr6kfs4kc3">
+          <w:hyperlink w:anchor="_dk9e0833rw41">
             <w:r>
               <w:rPr>
                 <w:rFonts w:ascii="Arial" w:cs="Arial" w:eastAsia="Arial" w:hAnsi="Arial"/>
@@ -2651,21 +2651,11 @@
         <w:spacing w:after="0" w:line="360" w:lineRule="auto"/>
         <w:jc w:val="center"/>
         <w:rPr/>
-      </w:pPr>
-      <w:r>
-        <w:rPr>
-          <w:rtl w:val="0"/>
-        </w:rPr>
-      </w:r>
-    </w:p>
-    <w:p>
-      <w:pPr>
-        <w:spacing w:after="0" w:line="360" w:lineRule="auto"/>
-        <w:jc w:val="left"/>
-        <w:rPr/>
         <w:sectPr>
-          <w:footerReference r:id="rId8" w:type="default"/>
-          <w:footerReference r:id="rId9" w:type="even"/>
+          <w:headerReference r:id="rId8" w:type="first"/>
+          <w:footerReference r:id="rId9" w:type="default"/>
+          <w:footerReference r:id="rId10" w:type="first"/>
+          <w:footerReference r:id="rId11" w:type="even"/>
           <w:pgSz w:h="16838" w:w="11906" w:orient="portrait"/>
           <w:pgMar w:bottom="1417" w:top="1417" w:left="1417" w:right="1417" w:header="708" w:footer="708"/>
           <w:pgNumType w:start="1"/>
@@ -2686,7 +2676,7 @@
           <w:rFonts w:ascii="Calibri" w:cs="Calibri" w:eastAsia="Calibri" w:hAnsi="Calibri"/>
         </w:rPr>
       </w:pPr>
-      <w:bookmarkStart w:colFirst="0" w:colLast="0" w:name="_veh6cuofaigo" w:id="0"/>
+      <w:bookmarkStart w:colFirst="0" w:colLast="0" w:name="_ysy4yj1f4kfc" w:id="0"/>
       <w:bookmarkEnd w:id="0"/>
       <w:r>
         <w:rPr>
@@ -2755,7 +2745,7 @@
         <w:jc w:val="center"/>
         <w:rPr/>
       </w:pPr>
-      <w:bookmarkStart w:colFirst="0" w:colLast="0" w:name="_8rovbi5g7x80" w:id="1"/>
+      <w:bookmarkStart w:colFirst="0" w:colLast="0" w:name="_upv15mxsdjqh" w:id="1"/>
       <w:bookmarkEnd w:id="1"/>
       <w:r>
         <w:rPr>
@@ -2769,7 +2759,7 @@
         <w:pStyle w:val="Heading2"/>
         <w:rPr/>
       </w:pPr>
-      <w:bookmarkStart w:colFirst="0" w:colLast="0" w:name="_47zkuveo9m57" w:id="2"/>
+      <w:bookmarkStart w:colFirst="0" w:colLast="0" w:name="_7tygxgfxv981" w:id="2"/>
       <w:bookmarkEnd w:id="2"/>
       <w:r>
         <w:rPr>
@@ -2788,16 +2778,16 @@
           <wp:inline distB="114300" distT="114300" distL="114300" distR="114300">
             <wp:extent cx="5760410" cy="3378200"/>
             <wp:effectExtent b="0" l="0" r="0" t="0"/>
-            <wp:docPr id="2" name="image18.png"/>
+            <wp:docPr id="2" name="image13.png"/>
             <a:graphic>
               <a:graphicData uri="http://schemas.openxmlformats.org/drawingml/2006/picture">
                 <pic:pic>
                   <pic:nvPicPr>
-                    <pic:cNvPr id="0" name="image18.png"/>
+                    <pic:cNvPr id="0" name="image13.png"/>
                     <pic:cNvPicPr preferRelativeResize="0"/>
                   </pic:nvPicPr>
                   <pic:blipFill>
-                    <a:blip r:embed="rId10"/>
+                    <a:blip r:embed="rId12"/>
                     <a:srcRect b="0" l="0" r="0" t="0"/>
                     <a:stretch>
                       <a:fillRect/>
@@ -2915,7 +2905,7 @@
           <w:ilvl w:val="0"/>
           <w:numId w:val="1"/>
         </w:numPr>
-        <w:spacing w:after="0" w:afterAutospacing="0" w:before="240" w:lineRule="auto"/>
+        <w:spacing w:after="0" w:before="240" w:lineRule="auto"/>
         <w:ind w:left="720" w:hanging="360"/>
         <w:rPr>
           <w:sz w:val="24"/>
@@ -2947,7 +2937,7 @@
           <w:ilvl w:val="0"/>
           <w:numId w:val="1"/>
         </w:numPr>
-        <w:spacing w:after="0" w:afterAutospacing="0" w:before="0" w:beforeAutospacing="0" w:lineRule="auto"/>
+        <w:spacing w:after="0" w:before="0" w:lineRule="auto"/>
         <w:ind w:left="720" w:hanging="360"/>
         <w:rPr>
           <w:sz w:val="24"/>
@@ -2963,6 +2953,11 @@
         </w:rPr>
         <w:t xml:space="preserve">Egyszerű drag-and-drop kezelés</w:t>
         <w:br w:type="textWrapping"/>
+      </w:r>
+      <w:r>
+        <w:rPr>
+          <w:rtl w:val="0"/>
+        </w:rPr>
       </w:r>
     </w:p>
     <w:p>
@@ -2971,7 +2966,7 @@
           <w:ilvl w:val="0"/>
           <w:numId w:val="1"/>
         </w:numPr>
-        <w:spacing w:after="0" w:afterAutospacing="0" w:before="0" w:beforeAutospacing="0" w:lineRule="auto"/>
+        <w:spacing w:after="0" w:before="0" w:lineRule="auto"/>
         <w:ind w:left="720" w:hanging="360"/>
         <w:rPr>
           <w:sz w:val="24"/>
@@ -3003,7 +2998,7 @@
           <w:ilvl w:val="0"/>
           <w:numId w:val="1"/>
         </w:numPr>
-        <w:spacing w:after="0" w:afterAutospacing="0" w:before="0" w:beforeAutospacing="0" w:lineRule="auto"/>
+        <w:spacing w:after="0" w:before="0" w:lineRule="auto"/>
         <w:ind w:left="720" w:hanging="360"/>
         <w:rPr>
           <w:sz w:val="24"/>
@@ -3035,7 +3030,7 @@
           <w:ilvl w:val="0"/>
           <w:numId w:val="1"/>
         </w:numPr>
-        <w:spacing w:after="240" w:before="0" w:beforeAutospacing="0" w:lineRule="auto"/>
+        <w:spacing w:after="240" w:before="0" w:lineRule="auto"/>
         <w:ind w:left="720" w:hanging="360"/>
         <w:rPr>
           <w:sz w:val="24"/>
@@ -3051,6 +3046,11 @@
         </w:rPr>
         <w:t xml:space="preserve">Ingyenes és prémium verziók is elérhetők</w:t>
         <w:br w:type="textWrapping"/>
+      </w:r>
+      <w:r>
+        <w:rPr>
+          <w:rtl w:val="0"/>
+        </w:rPr>
       </w:r>
     </w:p>
     <w:p>
@@ -3110,19 +3110,13 @@
         <w:spacing w:after="240" w:before="240" w:lineRule="auto"/>
         <w:rPr/>
       </w:pPr>
-      <w:bookmarkStart w:colFirst="0" w:colLast="0" w:name="_66acvypkixc" w:id="3"/>
+      <w:bookmarkStart w:colFirst="0" w:colLast="0" w:name="_azmspftopcw8" w:id="3"/>
       <w:bookmarkEnd w:id="3"/>
       <w:r>
         <w:rPr>
           <w:rtl w:val="0"/>
         </w:rPr>
-        <w:t xml:space="preserve">2. </w:t>
-      </w:r>
-      <w:r>
-        <w:rPr>
-          <w:rtl w:val="0"/>
-        </w:rPr>
-        <w:t xml:space="preserve">GitHub</w:t>
+        <w:t xml:space="preserve">2. GitHub</w:t>
       </w:r>
     </w:p>
     <w:p>
@@ -3135,16 +3129,16 @@
           <wp:inline distB="114300" distT="114300" distL="114300" distR="114300">
             <wp:extent cx="5760410" cy="2247900"/>
             <wp:effectExtent b="0" l="0" r="0" t="0"/>
-            <wp:docPr id="16" name="image17.png"/>
+            <wp:docPr id="5" name="image6.png"/>
             <a:graphic>
               <a:graphicData uri="http://schemas.openxmlformats.org/drawingml/2006/picture">
                 <pic:pic>
                   <pic:nvPicPr>
-                    <pic:cNvPr id="0" name="image17.png"/>
+                    <pic:cNvPr id="0" name="image6.png"/>
                     <pic:cNvPicPr preferRelativeResize="0"/>
                   </pic:nvPicPr>
                   <pic:blipFill>
-                    <a:blip r:embed="rId11"/>
+                    <a:blip r:embed="rId13"/>
                     <a:srcRect b="0" l="0" r="0" t="0"/>
                     <a:stretch>
                       <a:fillRect/>
@@ -3260,9 +3254,9 @@
       <w:pPr>
         <w:numPr>
           <w:ilvl w:val="0"/>
-          <w:numId w:val="2"/>
+          <w:numId w:val="8"/>
         </w:numPr>
-        <w:spacing w:after="0" w:afterAutospacing="0" w:before="240" w:lineRule="auto"/>
+        <w:spacing w:after="0" w:before="240" w:lineRule="auto"/>
         <w:ind w:left="720" w:hanging="360"/>
         <w:rPr>
           <w:sz w:val="24"/>
@@ -3279,14 +3273,19 @@
         <w:t xml:space="preserve">Git verziókezelő rendszerre épül</w:t>
         <w:br w:type="textWrapping"/>
       </w:r>
+      <w:r>
+        <w:rPr>
+          <w:rtl w:val="0"/>
+        </w:rPr>
+      </w:r>
     </w:p>
     <w:p>
       <w:pPr>
         <w:numPr>
           <w:ilvl w:val="0"/>
-          <w:numId w:val="2"/>
+          <w:numId w:val="8"/>
         </w:numPr>
-        <w:spacing w:after="0" w:afterAutospacing="0" w:before="0" w:beforeAutospacing="0" w:lineRule="auto"/>
+        <w:spacing w:after="0" w:before="0" w:lineRule="auto"/>
         <w:ind w:left="720" w:hanging="360"/>
         <w:rPr>
           <w:sz w:val="24"/>
@@ -3303,14 +3302,19 @@
         <w:t xml:space="preserve">Nyilvános és privát adattárakat (repository-kat) kínál</w:t>
         <w:br w:type="textWrapping"/>
       </w:r>
+      <w:r>
+        <w:rPr>
+          <w:rtl w:val="0"/>
+        </w:rPr>
+      </w:r>
     </w:p>
     <w:p>
       <w:pPr>
         <w:numPr>
           <w:ilvl w:val="0"/>
-          <w:numId w:val="2"/>
+          <w:numId w:val="8"/>
         </w:numPr>
-        <w:spacing w:after="0" w:afterAutospacing="0" w:before="0" w:beforeAutospacing="0" w:lineRule="auto"/>
+        <w:spacing w:after="0" w:before="0" w:lineRule="auto"/>
         <w:ind w:left="720" w:hanging="360"/>
         <w:rPr>
           <w:sz w:val="24"/>
@@ -3340,9 +3344,9 @@
       <w:pPr>
         <w:numPr>
           <w:ilvl w:val="0"/>
-          <w:numId w:val="2"/>
+          <w:numId w:val="8"/>
         </w:numPr>
-        <w:spacing w:after="0" w:afterAutospacing="0" w:before="0" w:beforeAutospacing="0" w:lineRule="auto"/>
+        <w:spacing w:after="0" w:before="0" w:lineRule="auto"/>
         <w:ind w:left="720" w:hanging="360"/>
         <w:rPr>
           <w:sz w:val="24"/>
@@ -3372,9 +3376,9 @@
       <w:pPr>
         <w:numPr>
           <w:ilvl w:val="0"/>
-          <w:numId w:val="2"/>
+          <w:numId w:val="8"/>
         </w:numPr>
-        <w:spacing w:after="240" w:before="0" w:beforeAutospacing="0" w:lineRule="auto"/>
+        <w:spacing w:after="240" w:before="0" w:lineRule="auto"/>
         <w:ind w:left="720" w:hanging="360"/>
         <w:rPr>
           <w:sz w:val="24"/>
@@ -3390,6 +3394,11 @@
         </w:rPr>
         <w:t xml:space="preserve">Open-source projektekhez és privát fejlesztésekhez egyaránt használható</w:t>
         <w:br w:type="textWrapping"/>
+      </w:r>
+      <w:r>
+        <w:rPr>
+          <w:rtl w:val="0"/>
+        </w:rPr>
       </w:r>
     </w:p>
     <w:p>
@@ -3474,7 +3483,7 @@
         <w:jc w:val="center"/>
         <w:rPr/>
       </w:pPr>
-      <w:bookmarkStart w:colFirst="0" w:colLast="0" w:name="_q3i6f6hgnre3" w:id="4"/>
+      <w:bookmarkStart w:colFirst="0" w:colLast="0" w:name="_psksp7ibdvzj" w:id="4"/>
       <w:bookmarkEnd w:id="4"/>
       <w:r>
         <w:rPr>
@@ -21188,7 +21197,7 @@
         <w:jc w:val="center"/>
         <w:rPr/>
       </w:pPr>
-      <w:bookmarkStart w:colFirst="0" w:colLast="0" w:name="_2najbxoy25vy" w:id="5"/>
+      <w:bookmarkStart w:colFirst="0" w:colLast="0" w:name="_si5nbc8d58fr" w:id="5"/>
       <w:bookmarkEnd w:id="5"/>
       <w:r>
         <w:rPr>
@@ -21203,7 +21212,7 @@
         <w:spacing w:after="200" w:line="276" w:lineRule="auto"/>
         <w:rPr/>
       </w:pPr>
-      <w:bookmarkStart w:colFirst="0" w:colLast="0" w:name="_3u9hbzreji3j" w:id="6"/>
+      <w:bookmarkStart w:colFirst="0" w:colLast="0" w:name="_qs9cmpbnp9bq" w:id="6"/>
       <w:bookmarkEnd w:id="6"/>
       <w:r>
         <w:rPr>
@@ -21235,7 +21244,7 @@
         <w:spacing w:after="200" w:line="276" w:lineRule="auto"/>
         <w:rPr/>
       </w:pPr>
-      <w:bookmarkStart w:colFirst="0" w:colLast="0" w:name="_de4upjgk3lo4" w:id="7"/>
+      <w:bookmarkStart w:colFirst="0" w:colLast="0" w:name="_vdka38erpayl" w:id="7"/>
       <w:bookmarkEnd w:id="7"/>
       <w:r>
         <w:rPr>
@@ -21352,7 +21361,7 @@
         <w:spacing w:after="200" w:line="276" w:lineRule="auto"/>
         <w:rPr/>
       </w:pPr>
-      <w:bookmarkStart w:colFirst="0" w:colLast="0" w:name="_67018sucth3q" w:id="8"/>
+      <w:bookmarkStart w:colFirst="0" w:colLast="0" w:name="_3f30kupbqgdw" w:id="8"/>
       <w:bookmarkEnd w:id="8"/>
       <w:r>
         <w:rPr>
@@ -21384,7 +21393,7 @@
         <w:spacing w:after="200" w:line="276" w:lineRule="auto"/>
         <w:rPr/>
       </w:pPr>
-      <w:bookmarkStart w:colFirst="0" w:colLast="0" w:name="_59wq8226b43q" w:id="9"/>
+      <w:bookmarkStart w:colFirst="0" w:colLast="0" w:name="_2az76oirz22f" w:id="9"/>
       <w:bookmarkEnd w:id="9"/>
       <w:r>
         <w:rPr>
@@ -21416,7 +21425,7 @@
         <w:spacing w:after="200" w:line="276" w:lineRule="auto"/>
         <w:rPr/>
       </w:pPr>
-      <w:bookmarkStart w:colFirst="0" w:colLast="0" w:name="_1dp4ltgcq9qq" w:id="10"/>
+      <w:bookmarkStart w:colFirst="0" w:colLast="0" w:name="_mwf2p7un0unz" w:id="10"/>
       <w:bookmarkEnd w:id="10"/>
       <w:r>
         <w:rPr>
@@ -21448,7 +21457,7 @@
         <w:spacing w:after="200" w:line="276" w:lineRule="auto"/>
         <w:rPr/>
       </w:pPr>
-      <w:bookmarkStart w:colFirst="0" w:colLast="0" w:name="_olt2wtqw6mx" w:id="11"/>
+      <w:bookmarkStart w:colFirst="0" w:colLast="0" w:name="_nbx7xaypl69j" w:id="11"/>
       <w:bookmarkEnd w:id="11"/>
       <w:r>
         <w:rPr>
@@ -21481,7 +21490,7 @@
         <w:jc w:val="center"/>
         <w:rPr/>
       </w:pPr>
-      <w:bookmarkStart w:colFirst="0" w:colLast="0" w:name="_7tru8w44vaav" w:id="12"/>
+      <w:bookmarkStart w:colFirst="0" w:colLast="0" w:name="_4394e0txa8mi" w:id="12"/>
       <w:bookmarkEnd w:id="12"/>
       <w:r>
         <w:rPr>
@@ -21496,7 +21505,7 @@
         <w:spacing w:after="200" w:line="276" w:lineRule="auto"/>
         <w:rPr/>
       </w:pPr>
-      <w:bookmarkStart w:colFirst="0" w:colLast="0" w:name="_lt2fguovmlge" w:id="13"/>
+      <w:bookmarkStart w:colFirst="0" w:colLast="0" w:name="_38uu1rcr34zh" w:id="13"/>
       <w:bookmarkEnd w:id="13"/>
       <w:r>
         <w:rPr>
@@ -21590,16 +21599,16 @@
           <wp:inline distB="114300" distT="114300" distL="114300" distR="114300">
             <wp:extent cx="5760410" cy="3238500"/>
             <wp:effectExtent b="0" l="0" r="0" t="0"/>
-            <wp:docPr id="4" name="image3.png"/>
+            <wp:docPr id="4" name="image7.png"/>
             <a:graphic>
               <a:graphicData uri="http://schemas.openxmlformats.org/drawingml/2006/picture">
                 <pic:pic>
                   <pic:nvPicPr>
-                    <pic:cNvPr id="0" name="image3.png"/>
+                    <pic:cNvPr id="0" name="image7.png"/>
                     <pic:cNvPicPr preferRelativeResize="0"/>
                   </pic:nvPicPr>
                   <pic:blipFill>
-                    <a:blip r:embed="rId12"/>
+                    <a:blip r:embed="rId14"/>
                     <a:srcRect b="0" l="0" r="0" t="0"/>
                     <a:stretch>
                       <a:fillRect/>
@@ -21646,7 +21655,7 @@
         <w:spacing w:after="200" w:line="276" w:lineRule="auto"/>
         <w:rPr/>
       </w:pPr>
-      <w:bookmarkStart w:colFirst="0" w:colLast="0" w:name="_nyfoj96vdx68" w:id="14"/>
+      <w:bookmarkStart w:colFirst="0" w:colLast="0" w:name="_220exe24j1rq" w:id="14"/>
       <w:bookmarkEnd w:id="14"/>
       <w:r>
         <w:rPr>
@@ -21690,16 +21699,16 @@
           <wp:inline distB="114300" distT="114300" distL="114300" distR="114300">
             <wp:extent cx="4000500" cy="3448050"/>
             <wp:effectExtent b="0" l="0" r="0" t="0"/>
-            <wp:docPr id="7" name="image12.png"/>
+            <wp:docPr id="7" name="image4.png"/>
             <a:graphic>
               <a:graphicData uri="http://schemas.openxmlformats.org/drawingml/2006/picture">
                 <pic:pic>
                   <pic:nvPicPr>
-                    <pic:cNvPr id="0" name="image12.png"/>
+                    <pic:cNvPr id="0" name="image4.png"/>
                     <pic:cNvPicPr preferRelativeResize="0"/>
                   </pic:nvPicPr>
                   <pic:blipFill>
-                    <a:blip r:embed="rId13"/>
+                    <a:blip r:embed="rId15"/>
                     <a:srcRect b="0" l="0" r="0" t="0"/>
                     <a:stretch>
                       <a:fillRect/>
@@ -21731,7 +21740,7 @@
         <w:spacing w:after="200" w:line="240" w:lineRule="auto"/>
         <w:rPr/>
       </w:pPr>
-      <w:bookmarkStart w:colFirst="0" w:colLast="0" w:name="_1w9lg2tu88gu" w:id="15"/>
+      <w:bookmarkStart w:colFirst="0" w:colLast="0" w:name="_2gaijykw5he8" w:id="15"/>
       <w:bookmarkEnd w:id="15"/>
       <w:r>
         <w:rPr>
@@ -21775,16 +21784,16 @@
           <wp:inline distB="114300" distT="114300" distL="114300" distR="114300">
             <wp:extent cx="4000500" cy="4772025"/>
             <wp:effectExtent b="0" l="0" r="0" t="0"/>
-            <wp:docPr id="6" name="image7.png"/>
+            <wp:docPr id="6" name="image11.png"/>
             <a:graphic>
               <a:graphicData uri="http://schemas.openxmlformats.org/drawingml/2006/picture">
                 <pic:pic>
                   <pic:nvPicPr>
-                    <pic:cNvPr id="0" name="image7.png"/>
+                    <pic:cNvPr id="0" name="image11.png"/>
                     <pic:cNvPicPr preferRelativeResize="0"/>
                   </pic:nvPicPr>
                   <pic:blipFill>
-                    <a:blip r:embed="rId14"/>
+                    <a:blip r:embed="rId16"/>
                     <a:srcRect b="0" l="0" r="0" t="0"/>
                     <a:stretch>
                       <a:fillRect/>
@@ -21816,7 +21825,7 @@
         <w:spacing w:after="200" w:line="240" w:lineRule="auto"/>
         <w:rPr/>
       </w:pPr>
-      <w:bookmarkStart w:colFirst="0" w:colLast="0" w:name="_3qn4y5ipg1e5" w:id="16"/>
+      <w:bookmarkStart w:colFirst="0" w:colLast="0" w:name="_30ybilqhn652" w:id="16"/>
       <w:bookmarkEnd w:id="16"/>
       <w:r>
         <w:rPr>
@@ -21876,16 +21885,16 @@
           <wp:inline distB="114300" distT="114300" distL="114300" distR="114300">
             <wp:extent cx="5760410" cy="3251200"/>
             <wp:effectExtent b="0" l="0" r="0" t="0"/>
-            <wp:docPr id="9" name="image13.png"/>
+            <wp:docPr id="9" name="image5.png"/>
             <a:graphic>
               <a:graphicData uri="http://schemas.openxmlformats.org/drawingml/2006/picture">
                 <pic:pic>
                   <pic:nvPicPr>
-                    <pic:cNvPr id="0" name="image13.png"/>
+                    <pic:cNvPr id="0" name="image5.png"/>
                     <pic:cNvPicPr preferRelativeResize="0"/>
                   </pic:nvPicPr>
                   <pic:blipFill>
-                    <a:blip r:embed="rId15"/>
+                    <a:blip r:embed="rId17"/>
                     <a:srcRect b="0" l="0" r="0" t="0"/>
                     <a:stretch>
                       <a:fillRect/>
@@ -21945,16 +21954,16 @@
           <wp:inline distB="114300" distT="114300" distL="114300" distR="114300">
             <wp:extent cx="3962400" cy="4781550"/>
             <wp:effectExtent b="0" l="0" r="0" t="0"/>
-            <wp:docPr id="8" name="image6.png"/>
+            <wp:docPr id="8" name="image15.png"/>
             <a:graphic>
               <a:graphicData uri="http://schemas.openxmlformats.org/drawingml/2006/picture">
                 <pic:pic>
                   <pic:nvPicPr>
-                    <pic:cNvPr id="0" name="image6.png"/>
+                    <pic:cNvPr id="0" name="image15.png"/>
                     <pic:cNvPicPr preferRelativeResize="0"/>
                   </pic:nvPicPr>
                   <pic:blipFill>
-                    <a:blip r:embed="rId16"/>
+                    <a:blip r:embed="rId18"/>
                     <a:srcRect b="0" l="0" r="0" t="0"/>
                     <a:stretch>
                       <a:fillRect/>
@@ -22014,16 +22023,16 @@
           <wp:inline distB="114300" distT="114300" distL="114300" distR="114300">
             <wp:extent cx="4572000" cy="5257800"/>
             <wp:effectExtent b="0" l="0" r="0" t="0"/>
-            <wp:docPr id="11" name="image4.png"/>
+            <wp:docPr id="12" name="image14.png"/>
             <a:graphic>
               <a:graphicData uri="http://schemas.openxmlformats.org/drawingml/2006/picture">
                 <pic:pic>
                   <pic:nvPicPr>
-                    <pic:cNvPr id="0" name="image4.png"/>
+                    <pic:cNvPr id="0" name="image14.png"/>
                     <pic:cNvPicPr preferRelativeResize="0"/>
                   </pic:nvPicPr>
                   <pic:blipFill>
-                    <a:blip r:embed="rId17"/>
+                    <a:blip r:embed="rId19"/>
                     <a:srcRect b="0" l="0" r="0" t="0"/>
                     <a:stretch>
                       <a:fillRect/>
@@ -22055,7 +22064,7 @@
         <w:spacing w:after="200" w:line="240" w:lineRule="auto"/>
         <w:rPr/>
       </w:pPr>
-      <w:bookmarkStart w:colFirst="0" w:colLast="0" w:name="_6ugafgzcf63p" w:id="17"/>
+      <w:bookmarkStart w:colFirst="0" w:colLast="0" w:name="_3h0hv9s34xrg" w:id="17"/>
       <w:bookmarkEnd w:id="17"/>
       <w:r>
         <w:rPr>
@@ -22099,16 +22108,16 @@
           <wp:inline distB="114300" distT="114300" distL="114300" distR="114300">
             <wp:extent cx="3390900" cy="1647825"/>
             <wp:effectExtent b="0" l="0" r="0" t="0"/>
-            <wp:docPr id="10" name="image11.png"/>
+            <wp:docPr id="10" name="image9.png"/>
             <a:graphic>
               <a:graphicData uri="http://schemas.openxmlformats.org/drawingml/2006/picture">
                 <pic:pic>
                   <pic:nvPicPr>
-                    <pic:cNvPr id="0" name="image11.png"/>
+                    <pic:cNvPr id="0" name="image9.png"/>
                     <pic:cNvPicPr preferRelativeResize="0"/>
                   </pic:nvPicPr>
                   <pic:blipFill>
-                    <a:blip r:embed="rId18"/>
+                    <a:blip r:embed="rId20"/>
                     <a:srcRect b="0" l="0" r="0" t="0"/>
                     <a:stretch>
                       <a:fillRect/>
@@ -22169,7 +22178,7 @@
         <w:jc w:val="center"/>
         <w:rPr/>
       </w:pPr>
-      <w:bookmarkStart w:colFirst="0" w:colLast="0" w:name="_wmv4b170e14a" w:id="18"/>
+      <w:bookmarkStart w:colFirst="0" w:colLast="0" w:name="_6oef8k5k8i7y" w:id="18"/>
       <w:bookmarkEnd w:id="18"/>
       <w:r>
         <w:rPr>
@@ -22249,7 +22258,7 @@
         <w:spacing w:after="200" w:line="240" w:lineRule="auto"/>
         <w:rPr/>
       </w:pPr>
-      <w:bookmarkStart w:colFirst="0" w:colLast="0" w:name="_g3expfb8qcqe" w:id="19"/>
+      <w:bookmarkStart w:colFirst="0" w:colLast="0" w:name="_vqk8yx4eat21" w:id="19"/>
       <w:bookmarkEnd w:id="19"/>
       <w:r>
         <w:rPr>
@@ -22284,7 +22293,7 @@
           <w:szCs w:val="24"/>
         </w:rPr>
       </w:pPr>
-      <w:bookmarkStart w:colFirst="0" w:colLast="0" w:name="_aoo05qu99sq3" w:id="20"/>
+      <w:bookmarkStart w:colFirst="0" w:colLast="0" w:name="_4frhl2c33g8k" w:id="20"/>
       <w:bookmarkEnd w:id="20"/>
       <w:r>
         <w:rPr>
@@ -22368,9 +22377,9 @@
       <w:pPr>
         <w:numPr>
           <w:ilvl w:val="0"/>
-          <w:numId w:val="14"/>
+          <w:numId w:val="6"/>
         </w:numPr>
-        <w:spacing w:after="0" w:afterAutospacing="0" w:before="240" w:lineRule="auto"/>
+        <w:spacing w:after="0" w:before="240" w:lineRule="auto"/>
         <w:ind w:left="720" w:hanging="360"/>
         <w:rPr>
           <w:sz w:val="24"/>
@@ -22400,9 +22409,9 @@
       <w:pPr>
         <w:numPr>
           <w:ilvl w:val="0"/>
-          <w:numId w:val="14"/>
+          <w:numId w:val="6"/>
         </w:numPr>
-        <w:spacing w:after="0" w:afterAutospacing="0" w:before="0" w:beforeAutospacing="0" w:lineRule="auto"/>
+        <w:spacing w:after="0" w:before="0" w:lineRule="auto"/>
         <w:ind w:left="720" w:hanging="360"/>
         <w:rPr>
           <w:sz w:val="24"/>
@@ -22432,9 +22441,9 @@
       <w:pPr>
         <w:numPr>
           <w:ilvl w:val="0"/>
-          <w:numId w:val="14"/>
+          <w:numId w:val="6"/>
         </w:numPr>
-        <w:spacing w:after="0" w:afterAutospacing="0" w:before="0" w:beforeAutospacing="0" w:lineRule="auto"/>
+        <w:spacing w:after="0" w:before="0" w:lineRule="auto"/>
         <w:ind w:left="720" w:hanging="360"/>
         <w:rPr>
           <w:sz w:val="24"/>
@@ -22464,9 +22473,9 @@
       <w:pPr>
         <w:numPr>
           <w:ilvl w:val="0"/>
-          <w:numId w:val="14"/>
+          <w:numId w:val="6"/>
         </w:numPr>
-        <w:spacing w:after="240" w:before="0" w:beforeAutospacing="0" w:lineRule="auto"/>
+        <w:spacing w:after="240" w:before="0" w:lineRule="auto"/>
         <w:ind w:left="720" w:hanging="360"/>
         <w:rPr>
           <w:sz w:val="24"/>
@@ -22515,9 +22524,9 @@
       <w:pPr>
         <w:numPr>
           <w:ilvl w:val="0"/>
-          <w:numId w:val="15"/>
+          <w:numId w:val="7"/>
         </w:numPr>
-        <w:spacing w:after="0" w:afterAutospacing="0" w:before="240" w:lineRule="auto"/>
+        <w:spacing w:after="0" w:before="240" w:lineRule="auto"/>
         <w:ind w:left="720" w:hanging="360"/>
         <w:rPr>
           <w:sz w:val="24"/>
@@ -22547,9 +22556,9 @@
       <w:pPr>
         <w:numPr>
           <w:ilvl w:val="0"/>
-          <w:numId w:val="15"/>
+          <w:numId w:val="7"/>
         </w:numPr>
-        <w:spacing w:after="0" w:afterAutospacing="0" w:before="0" w:beforeAutospacing="0" w:lineRule="auto"/>
+        <w:spacing w:after="0" w:before="0" w:lineRule="auto"/>
         <w:ind w:left="720" w:hanging="360"/>
         <w:rPr>
           <w:sz w:val="24"/>
@@ -22579,9 +22588,9 @@
       <w:pPr>
         <w:numPr>
           <w:ilvl w:val="0"/>
-          <w:numId w:val="15"/>
+          <w:numId w:val="7"/>
         </w:numPr>
-        <w:spacing w:after="240" w:before="0" w:beforeAutospacing="0" w:lineRule="auto"/>
+        <w:spacing w:after="240" w:before="0" w:lineRule="auto"/>
         <w:ind w:left="720" w:hanging="360"/>
         <w:rPr>
           <w:sz w:val="24"/>
@@ -22657,7 +22666,7 @@
         <w:spacing w:after="200" w:line="240" w:lineRule="auto"/>
         <w:rPr/>
       </w:pPr>
-      <w:bookmarkStart w:colFirst="0" w:colLast="0" w:name="_oe9bf6ikspm" w:id="21"/>
+      <w:bookmarkStart w:colFirst="0" w:colLast="0" w:name="_o0ol6ws0xpxc" w:id="21"/>
       <w:bookmarkEnd w:id="21"/>
       <w:r>
         <w:rPr>
@@ -22692,7 +22701,7 @@
           <w:szCs w:val="24"/>
         </w:rPr>
       </w:pPr>
-      <w:bookmarkStart w:colFirst="0" w:colLast="0" w:name="_mu3wj02bg264" w:id="22"/>
+      <w:bookmarkStart w:colFirst="0" w:colLast="0" w:name="_4kk67er4oks3" w:id="22"/>
       <w:bookmarkEnd w:id="22"/>
       <w:r>
         <w:rPr>
@@ -22722,16 +22731,16 @@
           <wp:inline distB="114300" distT="114300" distL="114300" distR="114300">
             <wp:extent cx="5760410" cy="3238500"/>
             <wp:effectExtent b="0" l="0" r="0" t="0"/>
-            <wp:docPr id="1" name="image9.png"/>
+            <wp:docPr id="11" name="image17.png"/>
             <a:graphic>
               <a:graphicData uri="http://schemas.openxmlformats.org/drawingml/2006/picture">
                 <pic:pic>
                   <pic:nvPicPr>
-                    <pic:cNvPr id="0" name="image9.png"/>
+                    <pic:cNvPr id="0" name="image17.png"/>
                     <pic:cNvPicPr preferRelativeResize="0"/>
                   </pic:nvPicPr>
                   <pic:blipFill>
-                    <a:blip r:embed="rId19"/>
+                    <a:blip r:embed="rId21"/>
                     <a:srcRect b="0" l="0" r="0" t="0"/>
                     <a:stretch>
                       <a:fillRect/>
@@ -22797,9 +22806,9 @@
       <w:pPr>
         <w:numPr>
           <w:ilvl w:val="0"/>
-          <w:numId w:val="12"/>
+          <w:numId w:val="4"/>
         </w:numPr>
-        <w:spacing w:after="0" w:afterAutospacing="0" w:before="240" w:line="240" w:lineRule="auto"/>
+        <w:spacing w:after="0" w:before="240" w:line="240" w:lineRule="auto"/>
         <w:ind w:left="720" w:hanging="360"/>
         <w:rPr>
           <w:sz w:val="24"/>
@@ -22820,9 +22829,9 @@
       <w:pPr>
         <w:numPr>
           <w:ilvl w:val="0"/>
-          <w:numId w:val="12"/>
+          <w:numId w:val="4"/>
         </w:numPr>
-        <w:spacing w:after="0" w:afterAutospacing="0" w:before="0" w:beforeAutospacing="0" w:line="240" w:lineRule="auto"/>
+        <w:spacing w:after="0" w:before="0" w:line="240" w:lineRule="auto"/>
         <w:ind w:left="720" w:hanging="360"/>
         <w:rPr>
           <w:sz w:val="24"/>
@@ -22843,9 +22852,9 @@
       <w:pPr>
         <w:numPr>
           <w:ilvl w:val="0"/>
-          <w:numId w:val="12"/>
+          <w:numId w:val="4"/>
         </w:numPr>
-        <w:spacing w:after="0" w:afterAutospacing="0" w:before="0" w:beforeAutospacing="0" w:line="240" w:lineRule="auto"/>
+        <w:spacing w:after="0" w:before="0" w:line="240" w:lineRule="auto"/>
         <w:ind w:left="720" w:hanging="360"/>
         <w:rPr>
           <w:sz w:val="24"/>
@@ -22866,9 +22875,9 @@
       <w:pPr>
         <w:numPr>
           <w:ilvl w:val="0"/>
-          <w:numId w:val="12"/>
+          <w:numId w:val="4"/>
         </w:numPr>
-        <w:spacing w:after="0" w:afterAutospacing="0" w:before="0" w:beforeAutospacing="0" w:line="240" w:lineRule="auto"/>
+        <w:spacing w:after="0" w:before="0" w:line="240" w:lineRule="auto"/>
         <w:ind w:left="720" w:hanging="360"/>
         <w:rPr>
           <w:sz w:val="24"/>
@@ -22889,9 +22898,9 @@
       <w:pPr>
         <w:numPr>
           <w:ilvl w:val="0"/>
-          <w:numId w:val="12"/>
+          <w:numId w:val="4"/>
         </w:numPr>
-        <w:spacing w:after="240" w:before="0" w:beforeAutospacing="0" w:line="240" w:lineRule="auto"/>
+        <w:spacing w:after="240" w:before="0" w:line="240" w:lineRule="auto"/>
         <w:ind w:left="720" w:hanging="360"/>
         <w:rPr>
           <w:sz w:val="24"/>
@@ -22970,7 +22979,7 @@
           <w:szCs w:val="24"/>
         </w:rPr>
       </w:pPr>
-      <w:bookmarkStart w:colFirst="0" w:colLast="0" w:name="_pjl0kt578g5w" w:id="23"/>
+      <w:bookmarkStart w:colFirst="0" w:colLast="0" w:name="_liq0fpvavlan" w:id="23"/>
       <w:bookmarkEnd w:id="23"/>
       <w:r>
         <w:rPr>
@@ -26715,7 +26724,7 @@
           <w:szCs w:val="24"/>
         </w:rPr>
       </w:pPr>
-      <w:bookmarkStart w:colFirst="0" w:colLast="0" w:name="_scx47fbyskrn" w:id="24"/>
+      <w:bookmarkStart w:colFirst="0" w:colLast="0" w:name="_l2dg5wjbp46g" w:id="24"/>
       <w:bookmarkEnd w:id="24"/>
       <w:r>
         <w:rPr>
@@ -26745,16 +26754,16 @@
           <wp:inline distB="114300" distT="114300" distL="114300" distR="114300">
             <wp:extent cx="5760410" cy="3454400"/>
             <wp:effectExtent b="0" l="0" r="0" t="0"/>
-            <wp:docPr id="17" name="image1.png"/>
+            <wp:docPr id="13" name="image3.png"/>
             <a:graphic>
               <a:graphicData uri="http://schemas.openxmlformats.org/drawingml/2006/picture">
                 <pic:pic>
                   <pic:nvPicPr>
-                    <pic:cNvPr id="0" name="image1.png"/>
+                    <pic:cNvPr id="0" name="image3.png"/>
                     <pic:cNvPicPr preferRelativeResize="0"/>
                   </pic:nvPicPr>
                   <pic:blipFill>
-                    <a:blip r:embed="rId20"/>
+                    <a:blip r:embed="rId22"/>
                     <a:srcRect b="0" l="0" r="0" t="0"/>
                     <a:stretch>
                       <a:fillRect/>
@@ -26888,9 +26897,9 @@
       <w:pPr>
         <w:numPr>
           <w:ilvl w:val="0"/>
-          <w:numId w:val="13"/>
+          <w:numId w:val="5"/>
         </w:numPr>
-        <w:spacing w:after="0" w:afterAutospacing="0" w:before="240" w:line="240" w:lineRule="auto"/>
+        <w:spacing w:after="0" w:before="240" w:line="240" w:lineRule="auto"/>
         <w:ind w:left="720" w:hanging="360"/>
         <w:rPr>
           <w:sz w:val="24"/>
@@ -26974,9 +26983,9 @@
       <w:pPr>
         <w:numPr>
           <w:ilvl w:val="0"/>
-          <w:numId w:val="13"/>
+          <w:numId w:val="5"/>
         </w:numPr>
-        <w:spacing w:after="0" w:afterAutospacing="0" w:before="0" w:beforeAutospacing="0" w:line="240" w:lineRule="auto"/>
+        <w:spacing w:after="0" w:before="0" w:line="240" w:lineRule="auto"/>
         <w:ind w:left="720" w:hanging="360"/>
         <w:rPr>
           <w:sz w:val="24"/>
@@ -27006,9 +27015,9 @@
       <w:pPr>
         <w:numPr>
           <w:ilvl w:val="0"/>
-          <w:numId w:val="13"/>
+          <w:numId w:val="5"/>
         </w:numPr>
-        <w:spacing w:after="0" w:afterAutospacing="0" w:before="0" w:beforeAutospacing="0" w:line="240" w:lineRule="auto"/>
+        <w:spacing w:after="0" w:before="0" w:line="240" w:lineRule="auto"/>
         <w:ind w:left="720" w:hanging="360"/>
         <w:rPr>
           <w:sz w:val="24"/>
@@ -27038,9 +27047,9 @@
       <w:pPr>
         <w:numPr>
           <w:ilvl w:val="0"/>
-          <w:numId w:val="13"/>
+          <w:numId w:val="5"/>
         </w:numPr>
-        <w:spacing w:after="240" w:before="0" w:beforeAutospacing="0" w:line="240" w:lineRule="auto"/>
+        <w:spacing w:after="240" w:before="0" w:line="240" w:lineRule="auto"/>
         <w:ind w:left="720" w:hanging="360"/>
         <w:rPr>
           <w:sz w:val="24"/>
@@ -27057,6 +27066,11 @@
         <w:t xml:space="preserve">Böngészők értelmezik és jelenítik meg</w:t>
         <w:br w:type="textWrapping"/>
       </w:r>
+      <w:r>
+        <w:rPr>
+          <w:rtl w:val="0"/>
+        </w:rPr>
+      </w:r>
     </w:p>
     <w:p>
       <w:pPr>
@@ -27322,7 +27336,7 @@
           <w:szCs w:val="24"/>
         </w:rPr>
       </w:pPr>
-      <w:bookmarkStart w:colFirst="0" w:colLast="0" w:name="_bfaq5lie2pv3" w:id="25"/>
+      <w:bookmarkStart w:colFirst="0" w:colLast="0" w:name="_h2xlkqy9s9om" w:id="25"/>
       <w:bookmarkEnd w:id="25"/>
       <w:r>
         <w:rPr>
@@ -27490,16 +27504,16 @@
           <wp:inline distB="114300" distT="114300" distL="114300" distR="114300">
             <wp:extent cx="5760410" cy="2514600"/>
             <wp:effectExtent b="0" l="0" r="0" t="0"/>
-            <wp:docPr id="18" name="image2.png"/>
+            <wp:docPr id="14" name="image18.png"/>
             <a:graphic>
               <a:graphicData uri="http://schemas.openxmlformats.org/drawingml/2006/picture">
                 <pic:pic>
                   <pic:nvPicPr>
-                    <pic:cNvPr id="0" name="image2.png"/>
+                    <pic:cNvPr id="0" name="image18.png"/>
                     <pic:cNvPicPr preferRelativeResize="0"/>
                   </pic:nvPicPr>
                   <pic:blipFill>
-                    <a:blip r:embed="rId21"/>
+                    <a:blip r:embed="rId23"/>
                     <a:srcRect b="0" l="0" r="0" t="0"/>
                     <a:stretch>
                       <a:fillRect/>
@@ -27562,9 +27576,9 @@
       <w:pPr>
         <w:numPr>
           <w:ilvl w:val="0"/>
-          <w:numId w:val="4"/>
+          <w:numId w:val="10"/>
         </w:numPr>
-        <w:spacing w:after="0" w:afterAutospacing="0" w:before="240" w:line="240" w:lineRule="auto"/>
+        <w:spacing w:after="0" w:before="240" w:line="240" w:lineRule="auto"/>
         <w:ind w:left="720" w:hanging="360"/>
         <w:rPr>
           <w:sz w:val="24"/>
@@ -27585,9 +27599,9 @@
       <w:pPr>
         <w:numPr>
           <w:ilvl w:val="0"/>
-          <w:numId w:val="4"/>
+          <w:numId w:val="10"/>
         </w:numPr>
-        <w:spacing w:after="0" w:afterAutospacing="0" w:before="0" w:beforeAutospacing="0" w:line="240" w:lineRule="auto"/>
+        <w:spacing w:after="0" w:before="0" w:line="240" w:lineRule="auto"/>
         <w:ind w:left="720" w:hanging="360"/>
         <w:rPr>
           <w:sz w:val="24"/>
@@ -27608,9 +27622,9 @@
       <w:pPr>
         <w:numPr>
           <w:ilvl w:val="0"/>
-          <w:numId w:val="4"/>
+          <w:numId w:val="10"/>
         </w:numPr>
-        <w:spacing w:after="0" w:afterAutospacing="0" w:before="0" w:beforeAutospacing="0" w:line="240" w:lineRule="auto"/>
+        <w:spacing w:after="0" w:before="0" w:line="240" w:lineRule="auto"/>
         <w:ind w:left="720" w:hanging="360"/>
         <w:rPr>
           <w:sz w:val="24"/>
@@ -27631,9 +27645,9 @@
       <w:pPr>
         <w:numPr>
           <w:ilvl w:val="0"/>
-          <w:numId w:val="4"/>
+          <w:numId w:val="10"/>
         </w:numPr>
-        <w:spacing w:after="240" w:before="0" w:beforeAutospacing="0" w:line="240" w:lineRule="auto"/>
+        <w:spacing w:after="240" w:before="0" w:line="240" w:lineRule="auto"/>
         <w:ind w:left="720" w:hanging="360"/>
         <w:rPr>
           <w:sz w:val="24"/>
@@ -27676,7 +27690,7 @@
           <w:szCs w:val="24"/>
         </w:rPr>
       </w:pPr>
-      <w:bookmarkStart w:colFirst="0" w:colLast="0" w:name="_ddtvoy9ydam8" w:id="26"/>
+      <w:bookmarkStart w:colFirst="0" w:colLast="0" w:name="_yt7v497e96hb" w:id="26"/>
       <w:bookmarkEnd w:id="26"/>
       <w:r>
         <w:rPr>
@@ -27727,9 +27741,9 @@
       <w:pPr>
         <w:numPr>
           <w:ilvl w:val="0"/>
-          <w:numId w:val="3"/>
+          <w:numId w:val="9"/>
         </w:numPr>
-        <w:spacing w:after="0" w:afterAutospacing="0" w:before="240" w:line="240" w:lineRule="auto"/>
+        <w:spacing w:after="0" w:before="240" w:line="240" w:lineRule="auto"/>
         <w:ind w:left="720" w:hanging="360"/>
         <w:rPr>
           <w:sz w:val="24"/>
@@ -27750,9 +27764,9 @@
       <w:pPr>
         <w:numPr>
           <w:ilvl w:val="0"/>
-          <w:numId w:val="3"/>
+          <w:numId w:val="9"/>
         </w:numPr>
-        <w:spacing w:after="0" w:afterAutospacing="0" w:before="0" w:beforeAutospacing="0" w:line="240" w:lineRule="auto"/>
+        <w:spacing w:after="0" w:before="0" w:line="240" w:lineRule="auto"/>
         <w:ind w:left="720" w:hanging="360"/>
         <w:rPr>
           <w:sz w:val="24"/>
@@ -27773,9 +27787,9 @@
       <w:pPr>
         <w:numPr>
           <w:ilvl w:val="0"/>
-          <w:numId w:val="3"/>
+          <w:numId w:val="9"/>
         </w:numPr>
-        <w:spacing w:after="0" w:afterAutospacing="0" w:before="0" w:beforeAutospacing="0" w:line="240" w:lineRule="auto"/>
+        <w:spacing w:after="0" w:before="0" w:line="240" w:lineRule="auto"/>
         <w:ind w:left="720" w:hanging="360"/>
         <w:rPr>
           <w:sz w:val="24"/>
@@ -27796,9 +27810,9 @@
       <w:pPr>
         <w:numPr>
           <w:ilvl w:val="0"/>
-          <w:numId w:val="3"/>
+          <w:numId w:val="9"/>
         </w:numPr>
-        <w:spacing w:after="240" w:before="0" w:beforeAutospacing="0" w:line="240" w:lineRule="auto"/>
+        <w:spacing w:after="240" w:before="0" w:line="240" w:lineRule="auto"/>
         <w:ind w:left="720" w:hanging="360"/>
         <w:rPr>
           <w:sz w:val="24"/>
@@ -27874,7 +27888,7 @@
         <w:spacing w:after="200" w:line="240" w:lineRule="auto"/>
         <w:rPr/>
       </w:pPr>
-      <w:bookmarkStart w:colFirst="0" w:colLast="0" w:name="_b0zbzxbjqekb" w:id="27"/>
+      <w:bookmarkStart w:colFirst="0" w:colLast="0" w:name="_c8192dcqjvjy" w:id="27"/>
       <w:bookmarkEnd w:id="27"/>
       <w:r>
         <w:rPr>
@@ -27917,16 +27931,16 @@
           <wp:inline distB="114300" distT="114300" distL="114300" distR="114300">
             <wp:extent cx="5760410" cy="4000500"/>
             <wp:effectExtent b="0" l="0" r="0" t="0"/>
-            <wp:docPr id="14" name="image15.png"/>
+            <wp:docPr id="15" name="image10.png"/>
             <a:graphic>
               <a:graphicData uri="http://schemas.openxmlformats.org/drawingml/2006/picture">
                 <pic:pic>
                   <pic:nvPicPr>
-                    <pic:cNvPr id="0" name="image15.png"/>
+                    <pic:cNvPr id="0" name="image10.png"/>
                     <pic:cNvPicPr preferRelativeResize="0"/>
                   </pic:nvPicPr>
                   <pic:blipFill>
-                    <a:blip r:embed="rId22"/>
+                    <a:blip r:embed="rId24"/>
                     <a:srcRect b="0" l="0" r="0" t="0"/>
                     <a:stretch>
                       <a:fillRect/>
@@ -27961,7 +27975,7 @@
           <w:szCs w:val="24"/>
         </w:rPr>
       </w:pPr>
-      <w:bookmarkStart w:colFirst="0" w:colLast="0" w:name="_haf6i7gn0nt7" w:id="28"/>
+      <w:bookmarkStart w:colFirst="0" w:colLast="0" w:name="_wk3rnnxumwk2" w:id="28"/>
       <w:bookmarkEnd w:id="28"/>
       <w:r>
         <w:rPr>
@@ -28012,7 +28026,7 @@
       <w:pPr>
         <w:numPr>
           <w:ilvl w:val="0"/>
-          <w:numId w:val="5"/>
+          <w:numId w:val="11"/>
         </w:numPr>
         <w:spacing w:after="0" w:before="240" w:line="240" w:lineRule="auto"/>
         <w:ind w:left="720" w:hanging="360"/>
@@ -28034,7 +28048,7 @@
       <w:pPr>
         <w:numPr>
           <w:ilvl w:val="0"/>
-          <w:numId w:val="5"/>
+          <w:numId w:val="11"/>
         </w:numPr>
         <w:spacing w:after="0" w:before="0" w:line="240" w:lineRule="auto"/>
         <w:ind w:left="720" w:hanging="360"/>
@@ -28056,7 +28070,7 @@
       <w:pPr>
         <w:numPr>
           <w:ilvl w:val="0"/>
-          <w:numId w:val="5"/>
+          <w:numId w:val="11"/>
         </w:numPr>
         <w:spacing w:after="0" w:before="0" w:line="240" w:lineRule="auto"/>
         <w:ind w:left="720" w:hanging="360"/>
@@ -28078,7 +28092,7 @@
       <w:pPr>
         <w:numPr>
           <w:ilvl w:val="0"/>
-          <w:numId w:val="5"/>
+          <w:numId w:val="11"/>
         </w:numPr>
         <w:spacing w:after="240" w:before="0" w:line="240" w:lineRule="auto"/>
         <w:ind w:left="720" w:hanging="360"/>
@@ -28108,7 +28122,7 @@
           <w:szCs w:val="24"/>
         </w:rPr>
       </w:pPr>
-      <w:bookmarkStart w:colFirst="0" w:colLast="0" w:name="_k0nssbg41xm0" w:id="29"/>
+      <w:bookmarkStart w:colFirst="0" w:colLast="0" w:name="_tgkts5e52cwx" w:id="29"/>
       <w:bookmarkEnd w:id="29"/>
       <w:r>
         <w:rPr>
@@ -28130,16 +28144,16 @@
           <wp:inline distB="114300" distT="114300" distL="114300" distR="114300">
             <wp:extent cx="5760410" cy="1016000"/>
             <wp:effectExtent b="0" l="0" r="0" t="0"/>
-            <wp:docPr id="12" name="image8.png"/>
+            <wp:docPr id="16" name="image12.png"/>
             <a:graphic>
               <a:graphicData uri="http://schemas.openxmlformats.org/drawingml/2006/picture">
                 <pic:pic>
                   <pic:nvPicPr>
-                    <pic:cNvPr id="0" name="image8.png"/>
+                    <pic:cNvPr id="0" name="image12.png"/>
                     <pic:cNvPicPr preferRelativeResize="0"/>
                   </pic:nvPicPr>
                   <pic:blipFill>
-                    <a:blip r:embed="rId23"/>
+                    <a:blip r:embed="rId25"/>
                     <a:srcRect b="0" l="0" r="0" t="0"/>
                     <a:stretch>
                       <a:fillRect/>
@@ -28186,7 +28200,7 @@
           <w:szCs w:val="24"/>
         </w:rPr>
       </w:pPr>
-      <w:bookmarkStart w:colFirst="0" w:colLast="0" w:name="_teol1e7e64di" w:id="30"/>
+      <w:bookmarkStart w:colFirst="0" w:colLast="0" w:name="_c2ncjpd30hgq" w:id="30"/>
       <w:bookmarkEnd w:id="30"/>
       <w:r>
         <w:rPr>
@@ -28202,7 +28216,7 @@
       <w:pPr>
         <w:numPr>
           <w:ilvl w:val="0"/>
-          <w:numId w:val="8"/>
+          <w:numId w:val="14"/>
         </w:numPr>
         <w:spacing w:after="0" w:before="240" w:lineRule="auto"/>
         <w:ind w:left="720" w:hanging="360"/>
@@ -28224,7 +28238,7 @@
       <w:pPr>
         <w:numPr>
           <w:ilvl w:val="0"/>
-          <w:numId w:val="8"/>
+          <w:numId w:val="14"/>
         </w:numPr>
         <w:spacing w:after="240" w:before="0" w:lineRule="auto"/>
         <w:ind w:left="720" w:hanging="360"/>
@@ -28268,7 +28282,7 @@
           <w:szCs w:val="24"/>
         </w:rPr>
       </w:pPr>
-      <w:bookmarkStart w:colFirst="0" w:colLast="0" w:name="_un9ugafc43p9" w:id="31"/>
+      <w:bookmarkStart w:colFirst="0" w:colLast="0" w:name="_wrh6du878ovm" w:id="31"/>
       <w:bookmarkEnd w:id="31"/>
       <w:r>
         <w:rPr>
@@ -28308,7 +28322,7 @@
           <w:szCs w:val="24"/>
         </w:rPr>
       </w:pPr>
-      <w:bookmarkStart w:colFirst="0" w:colLast="0" w:name="_d02oeyj94x2k" w:id="32"/>
+      <w:bookmarkStart w:colFirst="0" w:colLast="0" w:name="_l1k5np8syv8y" w:id="32"/>
       <w:bookmarkEnd w:id="32"/>
       <w:r>
         <w:rPr>
@@ -28324,7 +28338,7 @@
       <w:pPr>
         <w:numPr>
           <w:ilvl w:val="0"/>
-          <w:numId w:val="9"/>
+          <w:numId w:val="15"/>
         </w:numPr>
         <w:spacing w:after="0" w:before="240" w:line="240" w:lineRule="auto"/>
         <w:ind w:left="720" w:hanging="360"/>
@@ -28346,7 +28360,7 @@
       <w:pPr>
         <w:numPr>
           <w:ilvl w:val="0"/>
-          <w:numId w:val="9"/>
+          <w:numId w:val="15"/>
         </w:numPr>
         <w:spacing w:after="0" w:before="0" w:line="240" w:lineRule="auto"/>
         <w:ind w:left="720" w:hanging="360"/>
@@ -28368,7 +28382,7 @@
       <w:pPr>
         <w:numPr>
           <w:ilvl w:val="0"/>
-          <w:numId w:val="9"/>
+          <w:numId w:val="15"/>
         </w:numPr>
         <w:spacing w:after="0" w:before="0" w:line="240" w:lineRule="auto"/>
         <w:ind w:left="720" w:hanging="360"/>
@@ -28390,7 +28404,7 @@
       <w:pPr>
         <w:numPr>
           <w:ilvl w:val="0"/>
-          <w:numId w:val="9"/>
+          <w:numId w:val="15"/>
         </w:numPr>
         <w:spacing w:after="0" w:before="0" w:line="240" w:lineRule="auto"/>
         <w:ind w:left="720" w:hanging="360"/>
@@ -28412,7 +28426,7 @@
       <w:pPr>
         <w:numPr>
           <w:ilvl w:val="0"/>
-          <w:numId w:val="9"/>
+          <w:numId w:val="15"/>
         </w:numPr>
         <w:spacing w:after="240" w:before="0" w:line="240" w:lineRule="auto"/>
         <w:ind w:left="720" w:hanging="360"/>
@@ -28442,7 +28456,7 @@
           <w:szCs w:val="24"/>
         </w:rPr>
       </w:pPr>
-      <w:bookmarkStart w:colFirst="0" w:colLast="0" w:name="_yjlr8zt0qai9" w:id="33"/>
+      <w:bookmarkStart w:colFirst="0" w:colLast="0" w:name="_at1go4c2ie44" w:id="33"/>
       <w:bookmarkEnd w:id="33"/>
       <w:r>
         <w:rPr>
@@ -28458,7 +28472,7 @@
       <w:pPr>
         <w:numPr>
           <w:ilvl w:val="0"/>
-          <w:numId w:val="11"/>
+          <w:numId w:val="3"/>
         </w:numPr>
         <w:spacing w:after="0" w:before="240" w:line="240" w:lineRule="auto"/>
         <w:ind w:left="720" w:hanging="360"/>
@@ -28480,7 +28494,7 @@
       <w:pPr>
         <w:numPr>
           <w:ilvl w:val="0"/>
-          <w:numId w:val="11"/>
+          <w:numId w:val="3"/>
         </w:numPr>
         <w:spacing w:after="0" w:before="0" w:line="240" w:lineRule="auto"/>
         <w:ind w:left="720" w:hanging="360"/>
@@ -28502,7 +28516,7 @@
       <w:pPr>
         <w:numPr>
           <w:ilvl w:val="0"/>
-          <w:numId w:val="11"/>
+          <w:numId w:val="3"/>
         </w:numPr>
         <w:spacing w:after="240" w:before="0" w:line="240" w:lineRule="auto"/>
         <w:ind w:left="720" w:hanging="360"/>
@@ -28529,7 +28543,7 @@
           <w:szCs w:val="24"/>
         </w:rPr>
       </w:pPr>
-      <w:bookmarkStart w:colFirst="0" w:colLast="0" w:name="_cq4gzu3xou2z" w:id="34"/>
+      <w:bookmarkStart w:colFirst="0" w:colLast="0" w:name="_k9c5ym7enzyu" w:id="34"/>
       <w:bookmarkEnd w:id="34"/>
       <w:r>
         <w:rPr>
@@ -28561,7 +28575,7 @@
       <w:pPr>
         <w:numPr>
           <w:ilvl w:val="0"/>
-          <w:numId w:val="10"/>
+          <w:numId w:val="2"/>
         </w:numPr>
         <w:spacing w:after="0" w:before="240" w:line="240" w:lineRule="auto"/>
         <w:ind w:left="720" w:hanging="360"/>
@@ -28583,7 +28597,7 @@
       <w:pPr>
         <w:numPr>
           <w:ilvl w:val="0"/>
-          <w:numId w:val="10"/>
+          <w:numId w:val="2"/>
         </w:numPr>
         <w:spacing w:after="0" w:before="0" w:line="240" w:lineRule="auto"/>
         <w:ind w:left="720" w:hanging="360"/>
@@ -28605,7 +28619,7 @@
       <w:pPr>
         <w:numPr>
           <w:ilvl w:val="0"/>
-          <w:numId w:val="10"/>
+          <w:numId w:val="2"/>
         </w:numPr>
         <w:spacing w:after="0" w:before="0" w:line="240" w:lineRule="auto"/>
         <w:ind w:left="720" w:hanging="360"/>
@@ -28627,7 +28641,7 @@
       <w:pPr>
         <w:numPr>
           <w:ilvl w:val="0"/>
-          <w:numId w:val="10"/>
+          <w:numId w:val="2"/>
         </w:numPr>
         <w:spacing w:after="0" w:before="0" w:line="240" w:lineRule="auto"/>
         <w:ind w:left="720" w:hanging="360"/>
@@ -28649,7 +28663,7 @@
       <w:pPr>
         <w:numPr>
           <w:ilvl w:val="0"/>
-          <w:numId w:val="10"/>
+          <w:numId w:val="2"/>
         </w:numPr>
         <w:spacing w:after="240" w:before="0" w:line="240" w:lineRule="auto"/>
         <w:ind w:left="720" w:hanging="360"/>
@@ -28685,16 +28699,16 @@
           <wp:inline distB="114300" distT="114300" distL="114300" distR="114300">
             <wp:extent cx="5760410" cy="3721100"/>
             <wp:effectExtent b="0" l="0" r="0" t="0"/>
-            <wp:docPr id="13" name="image16.png"/>
+            <wp:docPr id="17" name="image8.png"/>
             <a:graphic>
               <a:graphicData uri="http://schemas.openxmlformats.org/drawingml/2006/picture">
                 <pic:pic>
                   <pic:nvPicPr>
-                    <pic:cNvPr id="0" name="image16.png"/>
+                    <pic:cNvPr id="0" name="image8.png"/>
                     <pic:cNvPicPr preferRelativeResize="0"/>
                   </pic:nvPicPr>
                   <pic:blipFill>
-                    <a:blip r:embed="rId24"/>
+                    <a:blip r:embed="rId26"/>
                     <a:srcRect b="0" l="0" r="0" t="0"/>
                     <a:stretch>
                       <a:fillRect/>
@@ -28732,7 +28746,7 @@
           <w:szCs w:val="24"/>
         </w:rPr>
       </w:pPr>
-      <w:bookmarkStart w:colFirst="0" w:colLast="0" w:name="_qqzoar78w8xr" w:id="35"/>
+      <w:bookmarkStart w:colFirst="0" w:colLast="0" w:name="_lentizt4lnqm" w:id="35"/>
       <w:bookmarkEnd w:id="35"/>
       <w:r>
         <w:rPr>
@@ -28748,7 +28762,7 @@
       <w:pPr>
         <w:numPr>
           <w:ilvl w:val="0"/>
-          <w:numId w:val="6"/>
+          <w:numId w:val="12"/>
         </w:numPr>
         <w:spacing w:after="0" w:before="240" w:line="240" w:lineRule="auto"/>
         <w:ind w:left="720" w:hanging="360"/>
@@ -28770,7 +28784,7 @@
       <w:pPr>
         <w:numPr>
           <w:ilvl w:val="0"/>
-          <w:numId w:val="6"/>
+          <w:numId w:val="12"/>
         </w:numPr>
         <w:spacing w:after="0" w:before="0" w:line="240" w:lineRule="auto"/>
         <w:ind w:left="720" w:hanging="360"/>
@@ -28792,7 +28806,7 @@
       <w:pPr>
         <w:numPr>
           <w:ilvl w:val="0"/>
-          <w:numId w:val="6"/>
+          <w:numId w:val="12"/>
         </w:numPr>
         <w:spacing w:after="240" w:before="0" w:line="240" w:lineRule="auto"/>
         <w:ind w:left="720" w:hanging="360"/>
@@ -28822,7 +28836,7 @@
           <w:szCs w:val="24"/>
         </w:rPr>
       </w:pPr>
-      <w:bookmarkStart w:colFirst="0" w:colLast="0" w:name="_enhr6kfs4kc3" w:id="36"/>
+      <w:bookmarkStart w:colFirst="0" w:colLast="0" w:name="_dk9e0833rw41" w:id="36"/>
       <w:bookmarkEnd w:id="36"/>
       <w:r>
         <w:rPr>
@@ -28838,7 +28852,7 @@
       <w:pPr>
         <w:numPr>
           <w:ilvl w:val="0"/>
-          <w:numId w:val="7"/>
+          <w:numId w:val="13"/>
         </w:numPr>
         <w:spacing w:after="0" w:before="240" w:line="240" w:lineRule="auto"/>
         <w:ind w:left="720" w:hanging="360"/>
@@ -28860,7 +28874,7 @@
       <w:pPr>
         <w:numPr>
           <w:ilvl w:val="0"/>
-          <w:numId w:val="7"/>
+          <w:numId w:val="13"/>
         </w:numPr>
         <w:spacing w:after="0" w:before="0" w:line="240" w:lineRule="auto"/>
         <w:ind w:left="720" w:hanging="360"/>
@@ -28882,7 +28896,7 @@
       <w:pPr>
         <w:numPr>
           <w:ilvl w:val="0"/>
-          <w:numId w:val="7"/>
+          <w:numId w:val="13"/>
         </w:numPr>
         <w:spacing w:after="0" w:before="0" w:line="240" w:lineRule="auto"/>
         <w:ind w:left="720" w:hanging="360"/>
@@ -28940,7 +28954,7 @@
       <w:pPr>
         <w:numPr>
           <w:ilvl w:val="0"/>
-          <w:numId w:val="7"/>
+          <w:numId w:val="13"/>
         </w:numPr>
         <w:spacing w:after="240" w:before="0" w:line="240" w:lineRule="auto"/>
         <w:ind w:left="720" w:hanging="360"/>
@@ -28974,11 +28988,6 @@
           <w:rtl w:val="0"/>
         </w:rPr>
         <w:t xml:space="preserve"> címen.</w:t>
-      </w:r>
-      <w:r>
-        <w:rPr>
-          <w:rtl w:val="0"/>
-        </w:rPr>
       </w:r>
     </w:p>
     <w:p>
@@ -28999,16 +29008,16 @@
           <wp:inline distB="114300" distT="114300" distL="114300" distR="114300">
             <wp:extent cx="5760410" cy="2679700"/>
             <wp:effectExtent b="0" l="0" r="0" t="0"/>
-            <wp:docPr id="15" name="image14.png"/>
+            <wp:docPr id="18" name="image16.png"/>
             <a:graphic>
               <a:graphicData uri="http://schemas.openxmlformats.org/drawingml/2006/picture">
                 <pic:pic>
                   <pic:nvPicPr>
-                    <pic:cNvPr id="0" name="image14.png"/>
+                    <pic:cNvPr id="0" name="image16.png"/>
                     <pic:cNvPicPr preferRelativeResize="0"/>
                   </pic:nvPicPr>
                   <pic:blipFill>
-                    <a:blip r:embed="rId25"/>
+                    <a:blip r:embed="rId27"/>
                     <a:srcRect b="0" l="0" r="0" t="0"/>
                     <a:stretch>
                       <a:fillRect/>
@@ -29049,7 +29058,7 @@
       </w:r>
     </w:p>
     <w:sectPr>
-      <w:footerReference r:id="rId26" w:type="default"/>
+      <w:footerReference r:id="rId28" w:type="default"/>
       <w:type w:val="nextPage"/>
       <w:pgSz w:h="16838" w:w="11906" w:orient="portrait"/>
       <w:pgMar w:bottom="1417" w:top="1417" w:left="1417" w:right="1417" w:header="708" w:footer="708"/>
@@ -29403,19 +29412,7 @@
       </w:rPr>
     </w:pPr>
     <w:r>
-      <w:rPr>
-        <w:rFonts w:ascii="Calibri" w:cs="Calibri" w:eastAsia="Calibri" w:hAnsi="Calibri"/>
-        <w:b w:val="0"/>
-        <w:i w:val="0"/>
-        <w:smallCaps w:val="0"/>
-        <w:strike w:val="0"/>
-        <w:color w:val="000000"/>
-        <w:sz w:val="22"/>
-        <w:szCs w:val="22"/>
-        <w:u w:val="none"/>
-        <w:shd w:fill="auto" w:val="clear"/>
-        <w:vertAlign w:val="baseline"/>
-      </w:rPr>
+      <w:rPr/>
       <w:fldChar w:fldCharType="begin"/>
       <w:instrText xml:space="preserve">PAGE</w:instrText>
       <w:fldChar w:fldCharType="separate"/>
@@ -29427,39 +29424,36 @@
       </w:rPr>
     </w:r>
   </w:p>
+</w:ftr>
+</file>
+
+<file path=word/footer4.xml><?xml version="1.0" encoding="utf-8"?>
+<w:ftr xmlns:mc="http://schemas.openxmlformats.org/markup-compatibility/2006" xmlns:o="urn:schemas-microsoft-com:office:office" xmlns:r="http://schemas.openxmlformats.org/officeDocument/2006/relationships" xmlns:m="http://schemas.openxmlformats.org/officeDocument/2006/math" xmlns:v="urn:schemas-microsoft-com:vml" xmlns:wp="http://schemas.openxmlformats.org/drawingml/2006/wordprocessingDrawing" xmlns:w10="urn:schemas-microsoft-com:office:word" xmlns:w="http://schemas.openxmlformats.org/wordprocessingml/2006/main" xmlns:wne="http://schemas.microsoft.com/office/word/2006/wordml" xmlns:sl="http://schemas.openxmlformats.org/schemaLibrary/2006/main" xmlns:a="http://schemas.openxmlformats.org/drawingml/2006/main" xmlns:pic="http://schemas.openxmlformats.org/drawingml/2006/picture" xmlns:c="http://schemas.openxmlformats.org/drawingml/2006/chart" xmlns:lc="http://schemas.openxmlformats.org/drawingml/2006/lockedCanvas" xmlns:dgm="http://schemas.openxmlformats.org/drawingml/2006/diagram" xmlns:wps="http://schemas.microsoft.com/office/word/2010/wordprocessingShape" xmlns:wpg="http://schemas.microsoft.com/office/word/2010/wordprocessingGroup" xmlns:w14="http://schemas.microsoft.com/office/word/2010/wordml" xmlns:w15="http://schemas.microsoft.com/office/word/2012/wordml" xmlns:w16="http://schemas.microsoft.com/office/word/2018/wordml" xmlns:w16cex="http://schemas.microsoft.com/office/word/2018/wordml/cex" xmlns:w16cid="http://schemas.microsoft.com/office/word/2016/wordml/cid" xmlns="http://schemas.microsoft.com/office/tasks/2019/documenttasks" xmlns:cr="http://schemas.microsoft.com/office/comments/2020/reactions">
   <w:p>
     <w:pPr>
-      <w:keepNext w:val="0"/>
-      <w:keepLines w:val="0"/>
-      <w:widowControl w:val="1"/>
-      <w:pBdr>
-        <w:top w:space="0" w:sz="0" w:val="nil"/>
-        <w:left w:space="0" w:sz="0" w:val="nil"/>
-        <w:bottom w:space="0" w:sz="0" w:val="nil"/>
-        <w:right w:space="0" w:sz="0" w:val="nil"/>
-        <w:between w:space="0" w:sz="0" w:val="nil"/>
-      </w:pBdr>
-      <w:shd w:fill="auto" w:val="clear"/>
-      <w:tabs>
-        <w:tab w:val="center" w:leader="none" w:pos="4536"/>
-        <w:tab w:val="right" w:leader="none" w:pos="9072"/>
-      </w:tabs>
-      <w:spacing w:after="0" w:before="0" w:line="240" w:lineRule="auto"/>
-      <w:ind w:left="0" w:right="0" w:firstLine="0"/>
-      <w:jc w:val="center"/>
+      <w:rPr/>
+    </w:pPr>
+    <w:r>
+      <w:rPr/>
+      <w:fldChar w:fldCharType="begin"/>
+      <w:instrText xml:space="preserve">PAGE</w:instrText>
+      <w:fldChar w:fldCharType="separate"/>
+      <w:fldChar w:fldCharType="end"/>
+    </w:r>
+    <w:r>
       <w:rPr>
-        <w:rFonts w:ascii="Calibri" w:cs="Calibri" w:eastAsia="Calibri" w:hAnsi="Calibri"/>
-        <w:b w:val="0"/>
-        <w:i w:val="0"/>
-        <w:smallCaps w:val="0"/>
-        <w:strike w:val="0"/>
-        <w:color w:val="000000"/>
-        <w:sz w:val="22"/>
-        <w:szCs w:val="22"/>
-        <w:u w:val="none"/>
-        <w:shd w:fill="auto" w:val="clear"/>
-        <w:vertAlign w:val="baseline"/>
+        <w:rtl w:val="0"/>
       </w:rPr>
+    </w:r>
+  </w:p>
+</w:ftr>
+</file>
+
+<file path=word/header1.xml><?xml version="1.0" encoding="utf-8"?>
+<w:hdr xmlns:mc="http://schemas.openxmlformats.org/markup-compatibility/2006" xmlns:o="urn:schemas-microsoft-com:office:office" xmlns:r="http://schemas.openxmlformats.org/officeDocument/2006/relationships" xmlns:m="http://schemas.openxmlformats.org/officeDocument/2006/math" xmlns:v="urn:schemas-microsoft-com:vml" xmlns:wp="http://schemas.openxmlformats.org/drawingml/2006/wordprocessingDrawing" xmlns:w10="urn:schemas-microsoft-com:office:word" xmlns:w="http://schemas.openxmlformats.org/wordprocessingml/2006/main" xmlns:wne="http://schemas.microsoft.com/office/word/2006/wordml" xmlns:sl="http://schemas.openxmlformats.org/schemaLibrary/2006/main" xmlns:a="http://schemas.openxmlformats.org/drawingml/2006/main" xmlns:pic="http://schemas.openxmlformats.org/drawingml/2006/picture" xmlns:c="http://schemas.openxmlformats.org/drawingml/2006/chart" xmlns:lc="http://schemas.openxmlformats.org/drawingml/2006/lockedCanvas" xmlns:dgm="http://schemas.openxmlformats.org/drawingml/2006/diagram" xmlns:wps="http://schemas.microsoft.com/office/word/2010/wordprocessingShape" xmlns:wpg="http://schemas.microsoft.com/office/word/2010/wordprocessingGroup" xmlns:w14="http://schemas.microsoft.com/office/word/2010/wordml" xmlns:w15="http://schemas.microsoft.com/office/word/2012/wordml" xmlns:w16="http://schemas.microsoft.com/office/word/2018/wordml" xmlns:w16cex="http://schemas.microsoft.com/office/word/2018/wordml/cex" xmlns:w16cid="http://schemas.microsoft.com/office/word/2016/wordml/cid" xmlns="http://schemas.microsoft.com/office/tasks/2019/documenttasks" xmlns:cr="http://schemas.microsoft.com/office/comments/2020/reactions">
+  <w:p>
+    <w:pPr>
+      <w:rPr/>
     </w:pPr>
     <w:r>
       <w:rPr>
@@ -29467,47 +29461,7 @@
       </w:rPr>
     </w:r>
   </w:p>
-  <w:p>
-    <w:pPr>
-      <w:keepNext w:val="0"/>
-      <w:keepLines w:val="0"/>
-      <w:widowControl w:val="1"/>
-      <w:pBdr>
-        <w:top w:space="0" w:sz="0" w:val="nil"/>
-        <w:left w:space="0" w:sz="0" w:val="nil"/>
-        <w:bottom w:space="0" w:sz="0" w:val="nil"/>
-        <w:right w:space="0" w:sz="0" w:val="nil"/>
-        <w:between w:space="0" w:sz="0" w:val="nil"/>
-      </w:pBdr>
-      <w:shd w:fill="auto" w:val="clear"/>
-      <w:tabs>
-        <w:tab w:val="center" w:leader="none" w:pos="4536"/>
-        <w:tab w:val="right" w:leader="none" w:pos="9072"/>
-      </w:tabs>
-      <w:spacing w:after="0" w:before="0" w:line="240" w:lineRule="auto"/>
-      <w:ind w:left="0" w:right="0" w:firstLine="0"/>
-      <w:jc w:val="center"/>
-      <w:rPr>
-        <w:rFonts w:ascii="Calibri" w:cs="Calibri" w:eastAsia="Calibri" w:hAnsi="Calibri"/>
-        <w:b w:val="0"/>
-        <w:i w:val="0"/>
-        <w:smallCaps w:val="0"/>
-        <w:strike w:val="0"/>
-        <w:color w:val="000000"/>
-        <w:sz w:val="22"/>
-        <w:szCs w:val="22"/>
-        <w:u w:val="none"/>
-        <w:shd w:fill="auto" w:val="clear"/>
-        <w:vertAlign w:val="baseline"/>
-      </w:rPr>
-    </w:pPr>
-    <w:r>
-      <w:rPr>
-        <w:rtl w:val="0"/>
-      </w:rPr>
-    </w:r>
-  </w:p>
-</w:ftr>
+</w:hdr>
 </file>
 
 <file path=word/numbering.xml><?xml version="1.0" encoding="utf-8"?>
@@ -30175,8 +30129,8 @@
   <w:abstractNum w:abstractNumId="7">
     <w:lvl w:ilvl="0">
       <w:start w:val="1"/>
-      <w:numFmt w:val="decimal"/>
-      <w:lvlText w:val="%1."/>
+      <w:numFmt w:val="bullet"/>
+      <w:lvlText w:val="●"/>
       <w:lvlJc w:val="left"/>
       <w:pPr>
         <w:ind w:left="720" w:hanging="360"/>
@@ -30187,8 +30141,8 @@
     </w:lvl>
     <w:lvl w:ilvl="1">
       <w:start w:val="1"/>
-      <w:numFmt w:val="lowerLetter"/>
-      <w:lvlText w:val="%2."/>
+      <w:numFmt w:val="bullet"/>
+      <w:lvlText w:val="○"/>
       <w:lvlJc w:val="left"/>
       <w:pPr>
         <w:ind w:left="1440" w:hanging="360"/>
@@ -30199,8 +30153,8 @@
     </w:lvl>
     <w:lvl w:ilvl="2">
       <w:start w:val="1"/>
-      <w:numFmt w:val="lowerRoman"/>
-      <w:lvlText w:val="%3."/>
+      <w:numFmt w:val="bullet"/>
+      <w:lvlText w:val="■"/>
       <w:lvlJc w:val="left"/>
       <w:pPr>
         <w:ind w:left="2160" w:hanging="360"/>
@@ -30211,8 +30165,8 @@
     </w:lvl>
     <w:lvl w:ilvl="3">
       <w:start w:val="1"/>
-      <w:numFmt w:val="decimal"/>
-      <w:lvlText w:val="%4."/>
+      <w:numFmt w:val="bullet"/>
+      <w:lvlText w:val="●"/>
       <w:lvlJc w:val="left"/>
       <w:pPr>
         <w:ind w:left="2880" w:hanging="360"/>
@@ -30223,8 +30177,8 @@
     </w:lvl>
     <w:lvl w:ilvl="4">
       <w:start w:val="1"/>
-      <w:numFmt w:val="lowerLetter"/>
-      <w:lvlText w:val="%5."/>
+      <w:numFmt w:val="bullet"/>
+      <w:lvlText w:val="○"/>
       <w:lvlJc w:val="left"/>
       <w:pPr>
         <w:ind w:left="3600" w:hanging="360"/>
@@ -30235,8 +30189,8 @@
     </w:lvl>
     <w:lvl w:ilvl="5">
       <w:start w:val="1"/>
-      <w:numFmt w:val="lowerRoman"/>
-      <w:lvlText w:val="%6."/>
+      <w:numFmt w:val="bullet"/>
+      <w:lvlText w:val="■"/>
       <w:lvlJc w:val="left"/>
       <w:pPr>
         <w:ind w:left="4320" w:hanging="360"/>
@@ -30247,8 +30201,8 @@
     </w:lvl>
     <w:lvl w:ilvl="6">
       <w:start w:val="1"/>
-      <w:numFmt w:val="decimal"/>
-      <w:lvlText w:val="%7."/>
+      <w:numFmt w:val="bullet"/>
+      <w:lvlText w:val="●"/>
       <w:lvlJc w:val="left"/>
       <w:pPr>
         <w:ind w:left="5040" w:hanging="360"/>
@@ -30259,8 +30213,8 @@
     </w:lvl>
     <w:lvl w:ilvl="7">
       <w:start w:val="1"/>
-      <w:numFmt w:val="lowerLetter"/>
-      <w:lvlText w:val="%8."/>
+      <w:numFmt w:val="bullet"/>
+      <w:lvlText w:val="○"/>
       <w:lvlJc w:val="left"/>
       <w:pPr>
         <w:ind w:left="5760" w:hanging="360"/>
@@ -30271,8 +30225,8 @@
     </w:lvl>
     <w:lvl w:ilvl="8">
       <w:start w:val="1"/>
-      <w:numFmt w:val="lowerRoman"/>
-      <w:lvlText w:val="%9."/>
+      <w:numFmt w:val="bullet"/>
+      <w:lvlText w:val="■"/>
       <w:lvlJc w:val="left"/>
       <w:pPr>
         <w:ind w:left="6480" w:hanging="360"/>
@@ -30285,8 +30239,8 @@
   <w:abstractNum w:abstractNumId="8">
     <w:lvl w:ilvl="0">
       <w:start w:val="1"/>
-      <w:numFmt w:val="decimal"/>
-      <w:lvlText w:val="%1."/>
+      <w:numFmt w:val="bullet"/>
+      <w:lvlText w:val="●"/>
       <w:lvlJc w:val="left"/>
       <w:pPr>
         <w:ind w:left="720" w:hanging="360"/>
@@ -30297,8 +30251,8 @@
     </w:lvl>
     <w:lvl w:ilvl="1">
       <w:start w:val="1"/>
-      <w:numFmt w:val="lowerLetter"/>
-      <w:lvlText w:val="%2."/>
+      <w:numFmt w:val="bullet"/>
+      <w:lvlText w:val="○"/>
       <w:lvlJc w:val="left"/>
       <w:pPr>
         <w:ind w:left="1440" w:hanging="360"/>
@@ -30309,8 +30263,8 @@
     </w:lvl>
     <w:lvl w:ilvl="2">
       <w:start w:val="1"/>
-      <w:numFmt w:val="lowerRoman"/>
-      <w:lvlText w:val="%3."/>
+      <w:numFmt w:val="bullet"/>
+      <w:lvlText w:val="■"/>
       <w:lvlJc w:val="left"/>
       <w:pPr>
         <w:ind w:left="2160" w:hanging="360"/>
@@ -30321,8 +30275,8 @@
     </w:lvl>
     <w:lvl w:ilvl="3">
       <w:start w:val="1"/>
-      <w:numFmt w:val="decimal"/>
-      <w:lvlText w:val="%4."/>
+      <w:numFmt w:val="bullet"/>
+      <w:lvlText w:val="●"/>
       <w:lvlJc w:val="left"/>
       <w:pPr>
         <w:ind w:left="2880" w:hanging="360"/>
@@ -30333,8 +30287,8 @@
     </w:lvl>
     <w:lvl w:ilvl="4">
       <w:start w:val="1"/>
-      <w:numFmt w:val="lowerLetter"/>
-      <w:lvlText w:val="%5."/>
+      <w:numFmt w:val="bullet"/>
+      <w:lvlText w:val="○"/>
       <w:lvlJc w:val="left"/>
       <w:pPr>
         <w:ind w:left="3600" w:hanging="360"/>
@@ -30345,8 +30299,8 @@
     </w:lvl>
     <w:lvl w:ilvl="5">
       <w:start w:val="1"/>
-      <w:numFmt w:val="lowerRoman"/>
-      <w:lvlText w:val="%6."/>
+      <w:numFmt w:val="bullet"/>
+      <w:lvlText w:val="■"/>
       <w:lvlJc w:val="left"/>
       <w:pPr>
         <w:ind w:left="4320" w:hanging="360"/>
@@ -30357,8 +30311,8 @@
     </w:lvl>
     <w:lvl w:ilvl="6">
       <w:start w:val="1"/>
-      <w:numFmt w:val="decimal"/>
-      <w:lvlText w:val="%7."/>
+      <w:numFmt w:val="bullet"/>
+      <w:lvlText w:val="●"/>
       <w:lvlJc w:val="left"/>
       <w:pPr>
         <w:ind w:left="5040" w:hanging="360"/>
@@ -30369,8 +30323,8 @@
     </w:lvl>
     <w:lvl w:ilvl="7">
       <w:start w:val="1"/>
-      <w:numFmt w:val="lowerLetter"/>
-      <w:lvlText w:val="%8."/>
+      <w:numFmt w:val="bullet"/>
+      <w:lvlText w:val="○"/>
       <w:lvlJc w:val="left"/>
       <w:pPr>
         <w:ind w:left="5760" w:hanging="360"/>
@@ -30381,8 +30335,8 @@
     </w:lvl>
     <w:lvl w:ilvl="8">
       <w:start w:val="1"/>
-      <w:numFmt w:val="lowerRoman"/>
-      <w:lvlText w:val="%9."/>
+      <w:numFmt w:val="bullet"/>
+      <w:lvlText w:val="■"/>
       <w:lvlJc w:val="left"/>
       <w:pPr>
         <w:ind w:left="6480" w:hanging="360"/>
@@ -30835,8 +30789,8 @@
   <w:abstractNum w:abstractNumId="13">
     <w:lvl w:ilvl="0">
       <w:start w:val="1"/>
-      <w:numFmt w:val="bullet"/>
-      <w:lvlText w:val="●"/>
+      <w:numFmt w:val="decimal"/>
+      <w:lvlText w:val="%1."/>
       <w:lvlJc w:val="left"/>
       <w:pPr>
         <w:ind w:left="720" w:hanging="360"/>
@@ -30847,8 +30801,8 @@
     </w:lvl>
     <w:lvl w:ilvl="1">
       <w:start w:val="1"/>
-      <w:numFmt w:val="bullet"/>
-      <w:lvlText w:val="○"/>
+      <w:numFmt w:val="lowerLetter"/>
+      <w:lvlText w:val="%2."/>
       <w:lvlJc w:val="left"/>
       <w:pPr>
         <w:ind w:left="1440" w:hanging="360"/>
@@ -30859,8 +30813,8 @@
     </w:lvl>
     <w:lvl w:ilvl="2">
       <w:start w:val="1"/>
-      <w:numFmt w:val="bullet"/>
-      <w:lvlText w:val="■"/>
+      <w:numFmt w:val="lowerRoman"/>
+      <w:lvlText w:val="%3."/>
       <w:lvlJc w:val="left"/>
       <w:pPr>
         <w:ind w:left="2160" w:hanging="360"/>
@@ -30871,8 +30825,8 @@
     </w:lvl>
     <w:lvl w:ilvl="3">
       <w:start w:val="1"/>
-      <w:numFmt w:val="bullet"/>
-      <w:lvlText w:val="●"/>
+      <w:numFmt w:val="decimal"/>
+      <w:lvlText w:val="%4."/>
       <w:lvlJc w:val="left"/>
       <w:pPr>
         <w:ind w:left="2880" w:hanging="360"/>
@@ -30883,8 +30837,8 @@
     </w:lvl>
     <w:lvl w:ilvl="4">
       <w:start w:val="1"/>
-      <w:numFmt w:val="bullet"/>
-      <w:lvlText w:val="○"/>
+      <w:numFmt w:val="lowerLetter"/>
+      <w:lvlText w:val="%5."/>
       <w:lvlJc w:val="left"/>
       <w:pPr>
         <w:ind w:left="3600" w:hanging="360"/>
@@ -30895,8 +30849,8 @@
     </w:lvl>
     <w:lvl w:ilvl="5">
       <w:start w:val="1"/>
-      <w:numFmt w:val="bullet"/>
-      <w:lvlText w:val="■"/>
+      <w:numFmt w:val="lowerRoman"/>
+      <w:lvlText w:val="%6."/>
       <w:lvlJc w:val="left"/>
       <w:pPr>
         <w:ind w:left="4320" w:hanging="360"/>
@@ -30907,8 +30861,8 @@
     </w:lvl>
     <w:lvl w:ilvl="6">
       <w:start w:val="1"/>
-      <w:numFmt w:val="bullet"/>
-      <w:lvlText w:val="●"/>
+      <w:numFmt w:val="decimal"/>
+      <w:lvlText w:val="%7."/>
       <w:lvlJc w:val="left"/>
       <w:pPr>
         <w:ind w:left="5040" w:hanging="360"/>
@@ -30919,8 +30873,8 @@
     </w:lvl>
     <w:lvl w:ilvl="7">
       <w:start w:val="1"/>
-      <w:numFmt w:val="bullet"/>
-      <w:lvlText w:val="○"/>
+      <w:numFmt w:val="lowerLetter"/>
+      <w:lvlText w:val="%8."/>
       <w:lvlJc w:val="left"/>
       <w:pPr>
         <w:ind w:left="5760" w:hanging="360"/>
@@ -30931,8 +30885,8 @@
     </w:lvl>
     <w:lvl w:ilvl="8">
       <w:start w:val="1"/>
-      <w:numFmt w:val="bullet"/>
-      <w:lvlText w:val="■"/>
+      <w:numFmt w:val="lowerRoman"/>
+      <w:lvlText w:val="%9."/>
       <w:lvlJc w:val="left"/>
       <w:pPr>
         <w:ind w:left="6480" w:hanging="360"/>
@@ -30945,8 +30899,8 @@
   <w:abstractNum w:abstractNumId="14">
     <w:lvl w:ilvl="0">
       <w:start w:val="1"/>
-      <w:numFmt w:val="bullet"/>
-      <w:lvlText w:val="●"/>
+      <w:numFmt w:val="decimal"/>
+      <w:lvlText w:val="%1."/>
       <w:lvlJc w:val="left"/>
       <w:pPr>
         <w:ind w:left="720" w:hanging="360"/>
@@ -30957,8 +30911,8 @@
     </w:lvl>
     <w:lvl w:ilvl="1">
       <w:start w:val="1"/>
-      <w:numFmt w:val="bullet"/>
-      <w:lvlText w:val="○"/>
+      <w:numFmt w:val="lowerLetter"/>
+      <w:lvlText w:val="%2."/>
       <w:lvlJc w:val="left"/>
       <w:pPr>
         <w:ind w:left="1440" w:hanging="360"/>
@@ -30969,8 +30923,8 @@
     </w:lvl>
     <w:lvl w:ilvl="2">
       <w:start w:val="1"/>
-      <w:numFmt w:val="bullet"/>
-      <w:lvlText w:val="■"/>
+      <w:numFmt w:val="lowerRoman"/>
+      <w:lvlText w:val="%3."/>
       <w:lvlJc w:val="left"/>
       <w:pPr>
         <w:ind w:left="2160" w:hanging="360"/>
@@ -30981,8 +30935,8 @@
     </w:lvl>
     <w:lvl w:ilvl="3">
       <w:start w:val="1"/>
-      <w:numFmt w:val="bullet"/>
-      <w:lvlText w:val="●"/>
+      <w:numFmt w:val="decimal"/>
+      <w:lvlText w:val="%4."/>
       <w:lvlJc w:val="left"/>
       <w:pPr>
         <w:ind w:left="2880" w:hanging="360"/>
@@ -30993,8 +30947,8 @@
     </w:lvl>
     <w:lvl w:ilvl="4">
       <w:start w:val="1"/>
-      <w:numFmt w:val="bullet"/>
-      <w:lvlText w:val="○"/>
+      <w:numFmt w:val="lowerLetter"/>
+      <w:lvlText w:val="%5."/>
       <w:lvlJc w:val="left"/>
       <w:pPr>
         <w:ind w:left="3600" w:hanging="360"/>
@@ -31005,8 +30959,8 @@
     </w:lvl>
     <w:lvl w:ilvl="5">
       <w:start w:val="1"/>
-      <w:numFmt w:val="bullet"/>
-      <w:lvlText w:val="■"/>
+      <w:numFmt w:val="lowerRoman"/>
+      <w:lvlText w:val="%6."/>
       <w:lvlJc w:val="left"/>
       <w:pPr>
         <w:ind w:left="4320" w:hanging="360"/>
@@ -31017,8 +30971,8 @@
     </w:lvl>
     <w:lvl w:ilvl="6">
       <w:start w:val="1"/>
-      <w:numFmt w:val="bullet"/>
-      <w:lvlText w:val="●"/>
+      <w:numFmt w:val="decimal"/>
+      <w:lvlText w:val="%7."/>
       <w:lvlJc w:val="left"/>
       <w:pPr>
         <w:ind w:left="5040" w:hanging="360"/>
@@ -31029,8 +30983,8 @@
     </w:lvl>
     <w:lvl w:ilvl="7">
       <w:start w:val="1"/>
-      <w:numFmt w:val="bullet"/>
-      <w:lvlText w:val="○"/>
+      <w:numFmt w:val="lowerLetter"/>
+      <w:lvlText w:val="%8."/>
       <w:lvlJc w:val="left"/>
       <w:pPr>
         <w:ind w:left="5760" w:hanging="360"/>
@@ -31041,8 +30995,8 @@
     </w:lvl>
     <w:lvl w:ilvl="8">
       <w:start w:val="1"/>
-      <w:numFmt w:val="bullet"/>
-      <w:lvlText w:val="■"/>
+      <w:numFmt w:val="lowerRoman"/>
+      <w:lvlText w:val="%9."/>
       <w:lvlJc w:val="left"/>
       <w:pPr>
         <w:ind w:left="6480" w:hanging="360"/>

--- a/Szakdolgozat_v4.docx
+++ b/Szakdolgozat_v4.docx
@@ -26,12 +26,12 @@
           <wp:inline distB="0" distT="0" distL="0" distR="0">
             <wp:extent cx="1079500" cy="1079500"/>
             <wp:effectExtent b="0" l="0" r="0" t="0"/>
-            <wp:docPr descr="KK logo 4" id="1" name="image1.png"/>
+            <wp:docPr descr="KK logo 4" id="1" name="image6.png"/>
             <a:graphic>
               <a:graphicData uri="http://schemas.openxmlformats.org/drawingml/2006/picture">
                 <pic:pic>
                   <pic:nvPicPr>
-                    <pic:cNvPr descr="KK logo 4" id="0" name="image1.png"/>
+                    <pic:cNvPr descr="KK logo 4" id="0" name="image6.png"/>
                     <pic:cNvPicPr preferRelativeResize="0"/>
                   </pic:nvPicPr>
                   <pic:blipFill>
@@ -78,12 +78,12 @@
           <wp:inline distB="0" distT="0" distL="0" distR="0">
             <wp:extent cx="1676400" cy="717550"/>
             <wp:effectExtent b="0" l="0" r="0" t="0"/>
-            <wp:docPr descr="MSZC logo" id="3" name="image2.jpg"/>
+            <wp:docPr descr="MSZC logo" id="3" name="image7.jpg"/>
             <a:graphic>
               <a:graphicData uri="http://schemas.openxmlformats.org/drawingml/2006/picture">
                 <pic:pic>
                   <pic:nvPicPr>
-                    <pic:cNvPr descr="MSZC logo" id="0" name="image2.jpg"/>
+                    <pic:cNvPr descr="MSZC logo" id="0" name="image7.jpg"/>
                     <pic:cNvPicPr preferRelativeResize="0"/>
                   </pic:nvPicPr>
                   <pic:blipFill>
@@ -855,7 +855,7 @@
             <w:instrText xml:space="preserve"> TOC \h \u \z \t "Heading 1,1,Heading 2,2,Heading 3,3,Heading 4,4,Heading 5,5,Heading 6,6,"</w:instrText>
             <w:fldChar w:fldCharType="separate"/>
           </w:r>
-          <w:hyperlink w:anchor="_ysy4yj1f4kfc">
+          <w:hyperlink w:anchor="_iijqsemgl4">
             <w:r>
               <w:rPr>
                 <w:rFonts w:ascii="Arial" w:cs="Arial" w:eastAsia="Arial" w:hAnsi="Arial"/>
@@ -903,7 +903,7 @@
               <w:vertAlign w:val="baseline"/>
             </w:rPr>
           </w:pPr>
-          <w:hyperlink w:anchor="_upv15mxsdjqh">
+          <w:hyperlink w:anchor="_49tujunkas0p">
             <w:r>
               <w:rPr>
                 <w:rFonts w:ascii="Arial" w:cs="Arial" w:eastAsia="Arial" w:hAnsi="Arial"/>
@@ -952,7 +952,7 @@
               <w:vertAlign w:val="baseline"/>
             </w:rPr>
           </w:pPr>
-          <w:hyperlink w:anchor="_7tygxgfxv981">
+          <w:hyperlink w:anchor="_igfuq94ertea">
             <w:r>
               <w:rPr>
                 <w:rFonts w:ascii="Arial" w:cs="Arial" w:eastAsia="Arial" w:hAnsi="Arial"/>
@@ -1001,7 +1001,7 @@
               <w:vertAlign w:val="baseline"/>
             </w:rPr>
           </w:pPr>
-          <w:hyperlink w:anchor="_azmspftopcw8">
+          <w:hyperlink w:anchor="_ufjd3e77mmmk">
             <w:r>
               <w:rPr>
                 <w:rFonts w:ascii="Arial" w:cs="Arial" w:eastAsia="Arial" w:hAnsi="Arial"/>
@@ -1049,7 +1049,7 @@
               <w:vertAlign w:val="baseline"/>
             </w:rPr>
           </w:pPr>
-          <w:hyperlink w:anchor="_psksp7ibdvzj">
+          <w:hyperlink w:anchor="_ocj3hci384so">
             <w:r>
               <w:rPr>
                 <w:rFonts w:ascii="Arial" w:cs="Arial" w:eastAsia="Arial" w:hAnsi="Arial"/>
@@ -1097,7 +1097,7 @@
               <w:vertAlign w:val="baseline"/>
             </w:rPr>
           </w:pPr>
-          <w:hyperlink w:anchor="_si5nbc8d58fr">
+          <w:hyperlink w:anchor="_2n7af74gdpit">
             <w:r>
               <w:rPr>
                 <w:rFonts w:ascii="Arial" w:cs="Arial" w:eastAsia="Arial" w:hAnsi="Arial"/>
@@ -1146,7 +1146,7 @@
               <w:vertAlign w:val="baseline"/>
             </w:rPr>
           </w:pPr>
-          <w:hyperlink w:anchor="_qs9cmpbnp9bq">
+          <w:hyperlink w:anchor="_cetvejfvqw86">
             <w:r>
               <w:rPr>
                 <w:rFonts w:ascii="Arial" w:cs="Arial" w:eastAsia="Arial" w:hAnsi="Arial"/>
@@ -1195,7 +1195,7 @@
               <w:vertAlign w:val="baseline"/>
             </w:rPr>
           </w:pPr>
-          <w:hyperlink w:anchor="_vdka38erpayl">
+          <w:hyperlink w:anchor="_eahgvj6t14n2">
             <w:r>
               <w:rPr>
                 <w:rFonts w:ascii="Arial" w:cs="Arial" w:eastAsia="Arial" w:hAnsi="Arial"/>
@@ -1244,7 +1244,7 @@
               <w:vertAlign w:val="baseline"/>
             </w:rPr>
           </w:pPr>
-          <w:hyperlink w:anchor="_3f30kupbqgdw">
+          <w:hyperlink w:anchor="_4uenn0lo6g9d">
             <w:r>
               <w:rPr>
                 <w:rFonts w:ascii="Arial" w:cs="Arial" w:eastAsia="Arial" w:hAnsi="Arial"/>
@@ -1293,7 +1293,7 @@
               <w:vertAlign w:val="baseline"/>
             </w:rPr>
           </w:pPr>
-          <w:hyperlink w:anchor="_2az76oirz22f">
+          <w:hyperlink w:anchor="_5vklltxkwrdw">
             <w:r>
               <w:rPr>
                 <w:rFonts w:ascii="Arial" w:cs="Arial" w:eastAsia="Arial" w:hAnsi="Arial"/>
@@ -1342,7 +1342,7 @@
               <w:vertAlign w:val="baseline"/>
             </w:rPr>
           </w:pPr>
-          <w:hyperlink w:anchor="_mwf2p7un0unz">
+          <w:hyperlink w:anchor="_cxectzuikm0v">
             <w:r>
               <w:rPr>
                 <w:rFonts w:ascii="Arial" w:cs="Arial" w:eastAsia="Arial" w:hAnsi="Arial"/>
@@ -1391,7 +1391,7 @@
               <w:vertAlign w:val="baseline"/>
             </w:rPr>
           </w:pPr>
-          <w:hyperlink w:anchor="_nbx7xaypl69j">
+          <w:hyperlink w:anchor="_ms9igoh7c4rx">
             <w:r>
               <w:rPr>
                 <w:rFonts w:ascii="Arial" w:cs="Arial" w:eastAsia="Arial" w:hAnsi="Arial"/>
@@ -1439,7 +1439,7 @@
               <w:vertAlign w:val="baseline"/>
             </w:rPr>
           </w:pPr>
-          <w:hyperlink w:anchor="_4394e0txa8mi">
+          <w:hyperlink w:anchor="_bxdk20yzsfoy">
             <w:r>
               <w:rPr>
                 <w:rFonts w:ascii="Arial" w:cs="Arial" w:eastAsia="Arial" w:hAnsi="Arial"/>
@@ -1488,7 +1488,7 @@
               <w:vertAlign w:val="baseline"/>
             </w:rPr>
           </w:pPr>
-          <w:hyperlink w:anchor="_38uu1rcr34zh">
+          <w:hyperlink w:anchor="_myuzgidgjtch">
             <w:r>
               <w:rPr>
                 <w:rFonts w:ascii="Arial" w:cs="Arial" w:eastAsia="Arial" w:hAnsi="Arial"/>
@@ -1537,7 +1537,7 @@
               <w:vertAlign w:val="baseline"/>
             </w:rPr>
           </w:pPr>
-          <w:hyperlink w:anchor="_220exe24j1rq">
+          <w:hyperlink w:anchor="_f1lj67ya4hvn">
             <w:r>
               <w:rPr>
                 <w:rFonts w:ascii="Arial" w:cs="Arial" w:eastAsia="Arial" w:hAnsi="Arial"/>
@@ -1586,7 +1586,7 @@
               <w:vertAlign w:val="baseline"/>
             </w:rPr>
           </w:pPr>
-          <w:hyperlink w:anchor="_2gaijykw5he8">
+          <w:hyperlink w:anchor="_jbbj68t1vz02">
             <w:r>
               <w:rPr>
                 <w:rFonts w:ascii="Arial" w:cs="Arial" w:eastAsia="Arial" w:hAnsi="Arial"/>
@@ -1635,7 +1635,7 @@
               <w:vertAlign w:val="baseline"/>
             </w:rPr>
           </w:pPr>
-          <w:hyperlink w:anchor="_30ybilqhn652">
+          <w:hyperlink w:anchor="_tqgdgyjoj139">
             <w:r>
               <w:rPr>
                 <w:rFonts w:ascii="Arial" w:cs="Arial" w:eastAsia="Arial" w:hAnsi="Arial"/>
@@ -1684,7 +1684,7 @@
               <w:vertAlign w:val="baseline"/>
             </w:rPr>
           </w:pPr>
-          <w:hyperlink w:anchor="_3h0hv9s34xrg">
+          <w:hyperlink w:anchor="_lf38cddohszh">
             <w:r>
               <w:rPr>
                 <w:rFonts w:ascii="Arial" w:cs="Arial" w:eastAsia="Arial" w:hAnsi="Arial"/>
@@ -1732,7 +1732,7 @@
               <w:vertAlign w:val="baseline"/>
             </w:rPr>
           </w:pPr>
-          <w:hyperlink w:anchor="_6oef8k5k8i7y">
+          <w:hyperlink w:anchor="_vpdir0ye7a9o">
             <w:r>
               <w:rPr>
                 <w:rFonts w:ascii="Arial" w:cs="Arial" w:eastAsia="Arial" w:hAnsi="Arial"/>
@@ -1781,7 +1781,7 @@
               <w:vertAlign w:val="baseline"/>
             </w:rPr>
           </w:pPr>
-          <w:hyperlink w:anchor="_vqk8yx4eat21">
+          <w:hyperlink w:anchor="_vc4ucpq16dth">
             <w:r>
               <w:rPr>
                 <w:rFonts w:ascii="Arial" w:cs="Arial" w:eastAsia="Arial" w:hAnsi="Arial"/>
@@ -1830,7 +1830,7 @@
               <w:vertAlign w:val="baseline"/>
             </w:rPr>
           </w:pPr>
-          <w:hyperlink w:anchor="_4frhl2c33g8k">
+          <w:hyperlink w:anchor="_edudx6moqm58">
             <w:r>
               <w:rPr>
                 <w:rFonts w:ascii="Arial" w:cs="Arial" w:eastAsia="Arial" w:hAnsi="Arial"/>
@@ -1879,7 +1879,7 @@
               <w:vertAlign w:val="baseline"/>
             </w:rPr>
           </w:pPr>
-          <w:hyperlink w:anchor="_o0ol6ws0xpxc">
+          <w:hyperlink w:anchor="_fngngrqf9llb">
             <w:r>
               <w:rPr>
                 <w:rFonts w:ascii="Arial" w:cs="Arial" w:eastAsia="Arial" w:hAnsi="Arial"/>
@@ -1928,7 +1928,7 @@
               <w:vertAlign w:val="baseline"/>
             </w:rPr>
           </w:pPr>
-          <w:hyperlink w:anchor="_4kk67er4oks3">
+          <w:hyperlink w:anchor="_jsm1frmpwukd">
             <w:r>
               <w:rPr>
                 <w:rFonts w:ascii="Arial" w:cs="Arial" w:eastAsia="Arial" w:hAnsi="Arial"/>
@@ -1977,7 +1977,7 @@
               <w:vertAlign w:val="baseline"/>
             </w:rPr>
           </w:pPr>
-          <w:hyperlink w:anchor="_liq0fpvavlan">
+          <w:hyperlink w:anchor="_qnhy0yyu05z5">
             <w:r>
               <w:rPr>
                 <w:rFonts w:ascii="Arial" w:cs="Arial" w:eastAsia="Arial" w:hAnsi="Arial"/>
@@ -2026,7 +2026,7 @@
               <w:vertAlign w:val="baseline"/>
             </w:rPr>
           </w:pPr>
-          <w:hyperlink w:anchor="_l2dg5wjbp46g">
+          <w:hyperlink w:anchor="_82f4735t6y20">
             <w:r>
               <w:rPr>
                 <w:rFonts w:ascii="Arial" w:cs="Arial" w:eastAsia="Arial" w:hAnsi="Arial"/>
@@ -2075,7 +2075,7 @@
               <w:vertAlign w:val="baseline"/>
             </w:rPr>
           </w:pPr>
-          <w:hyperlink w:anchor="_h2xlkqy9s9om">
+          <w:hyperlink w:anchor="_me8rwkhujdvr">
             <w:r>
               <w:rPr>
                 <w:rFonts w:ascii="Arial" w:cs="Arial" w:eastAsia="Arial" w:hAnsi="Arial"/>
@@ -2124,7 +2124,7 @@
               <w:vertAlign w:val="baseline"/>
             </w:rPr>
           </w:pPr>
-          <w:hyperlink w:anchor="_yt7v497e96hb">
+          <w:hyperlink w:anchor="_a5wofdnjls7p">
             <w:r>
               <w:rPr>
                 <w:rFonts w:ascii="Arial" w:cs="Arial" w:eastAsia="Arial" w:hAnsi="Arial"/>
@@ -2173,7 +2173,7 @@
               <w:vertAlign w:val="baseline"/>
             </w:rPr>
           </w:pPr>
-          <w:hyperlink w:anchor="_c8192dcqjvjy">
+          <w:hyperlink w:anchor="_vkuipuej1z2y">
             <w:r>
               <w:rPr>
                 <w:rFonts w:ascii="Arial" w:cs="Arial" w:eastAsia="Arial" w:hAnsi="Arial"/>
@@ -2222,7 +2222,7 @@
               <w:vertAlign w:val="baseline"/>
             </w:rPr>
           </w:pPr>
-          <w:hyperlink w:anchor="_wk3rnnxumwk2">
+          <w:hyperlink w:anchor="_tmg180lb6gw1">
             <w:r>
               <w:rPr>
                 <w:rFonts w:ascii="Arial" w:cs="Arial" w:eastAsia="Arial" w:hAnsi="Arial"/>
@@ -2271,7 +2271,7 @@
               <w:vertAlign w:val="baseline"/>
             </w:rPr>
           </w:pPr>
-          <w:hyperlink w:anchor="_tgkts5e52cwx">
+          <w:hyperlink w:anchor="_4phq4dg8uxi2">
             <w:r>
               <w:rPr>
                 <w:rFonts w:ascii="Arial" w:cs="Arial" w:eastAsia="Arial" w:hAnsi="Arial"/>
@@ -2320,7 +2320,7 @@
               <w:vertAlign w:val="baseline"/>
             </w:rPr>
           </w:pPr>
-          <w:hyperlink w:anchor="_c2ncjpd30hgq">
+          <w:hyperlink w:anchor="_nwp0ajnhyioy">
             <w:r>
               <w:rPr>
                 <w:rFonts w:ascii="Arial" w:cs="Arial" w:eastAsia="Arial" w:hAnsi="Arial"/>
@@ -2369,7 +2369,7 @@
               <w:vertAlign w:val="baseline"/>
             </w:rPr>
           </w:pPr>
-          <w:hyperlink w:anchor="_wrh6du878ovm">
+          <w:hyperlink w:anchor="_v4cifeb6v15t">
             <w:r>
               <w:rPr>
                 <w:rFonts w:ascii="Arial" w:cs="Arial" w:eastAsia="Arial" w:hAnsi="Arial"/>
@@ -2418,7 +2418,7 @@
               <w:vertAlign w:val="baseline"/>
             </w:rPr>
           </w:pPr>
-          <w:hyperlink w:anchor="_l1k5np8syv8y">
+          <w:hyperlink w:anchor="_kv5qkht4n8pl">
             <w:r>
               <w:rPr>
                 <w:rFonts w:ascii="Arial" w:cs="Arial" w:eastAsia="Arial" w:hAnsi="Arial"/>
@@ -2467,7 +2467,7 @@
               <w:vertAlign w:val="baseline"/>
             </w:rPr>
           </w:pPr>
-          <w:hyperlink w:anchor="_at1go4c2ie44">
+          <w:hyperlink w:anchor="_67gbb37adu7n">
             <w:r>
               <w:rPr>
                 <w:rFonts w:ascii="Arial" w:cs="Arial" w:eastAsia="Arial" w:hAnsi="Arial"/>
@@ -2516,7 +2516,7 @@
               <w:vertAlign w:val="baseline"/>
             </w:rPr>
           </w:pPr>
-          <w:hyperlink w:anchor="_k9c5ym7enzyu">
+          <w:hyperlink w:anchor="_5cbc1ckhcdzh">
             <w:r>
               <w:rPr>
                 <w:rFonts w:ascii="Arial" w:cs="Arial" w:eastAsia="Arial" w:hAnsi="Arial"/>
@@ -2565,7 +2565,7 @@
               <w:vertAlign w:val="baseline"/>
             </w:rPr>
           </w:pPr>
-          <w:hyperlink w:anchor="_lentizt4lnqm">
+          <w:hyperlink w:anchor="_gyuxz6mo47r3">
             <w:r>
               <w:rPr>
                 <w:rFonts w:ascii="Arial" w:cs="Arial" w:eastAsia="Arial" w:hAnsi="Arial"/>
@@ -2614,7 +2614,7 @@
               <w:vertAlign w:val="baseline"/>
             </w:rPr>
           </w:pPr>
-          <w:hyperlink w:anchor="_dk9e0833rw41">
+          <w:hyperlink w:anchor="_u8uvokinz4av">
             <w:r>
               <w:rPr>
                 <w:rFonts w:ascii="Arial" w:cs="Arial" w:eastAsia="Arial" w:hAnsi="Arial"/>
@@ -2676,7 +2676,7 @@
           <w:rFonts w:ascii="Calibri" w:cs="Calibri" w:eastAsia="Calibri" w:hAnsi="Calibri"/>
         </w:rPr>
       </w:pPr>
-      <w:bookmarkStart w:colFirst="0" w:colLast="0" w:name="_ysy4yj1f4kfc" w:id="0"/>
+      <w:bookmarkStart w:colFirst="0" w:colLast="0" w:name="_iijqsemgl4" w:id="0"/>
       <w:bookmarkEnd w:id="0"/>
       <w:r>
         <w:rPr>
@@ -2745,7 +2745,7 @@
         <w:jc w:val="center"/>
         <w:rPr/>
       </w:pPr>
-      <w:bookmarkStart w:colFirst="0" w:colLast="0" w:name="_upv15mxsdjqh" w:id="1"/>
+      <w:bookmarkStart w:colFirst="0" w:colLast="0" w:name="_49tujunkas0p" w:id="1"/>
       <w:bookmarkEnd w:id="1"/>
       <w:r>
         <w:rPr>
@@ -2759,7 +2759,7 @@
         <w:pStyle w:val="Heading2"/>
         <w:rPr/>
       </w:pPr>
-      <w:bookmarkStart w:colFirst="0" w:colLast="0" w:name="_7tygxgfxv981" w:id="2"/>
+      <w:bookmarkStart w:colFirst="0" w:colLast="0" w:name="_igfuq94ertea" w:id="2"/>
       <w:bookmarkEnd w:id="2"/>
       <w:r>
         <w:rPr>
@@ -2778,12 +2778,12 @@
           <wp:inline distB="114300" distT="114300" distL="114300" distR="114300">
             <wp:extent cx="5760410" cy="3378200"/>
             <wp:effectExtent b="0" l="0" r="0" t="0"/>
-            <wp:docPr id="2" name="image13.png"/>
+            <wp:docPr id="2" name="image19.png"/>
             <a:graphic>
               <a:graphicData uri="http://schemas.openxmlformats.org/drawingml/2006/picture">
                 <pic:pic>
                   <pic:nvPicPr>
-                    <pic:cNvPr id="0" name="image13.png"/>
+                    <pic:cNvPr id="0" name="image19.png"/>
                     <pic:cNvPicPr preferRelativeResize="0"/>
                   </pic:nvPicPr>
                   <pic:blipFill>
@@ -3110,7 +3110,7 @@
         <w:spacing w:after="240" w:before="240" w:lineRule="auto"/>
         <w:rPr/>
       </w:pPr>
-      <w:bookmarkStart w:colFirst="0" w:colLast="0" w:name="_azmspftopcw8" w:id="3"/>
+      <w:bookmarkStart w:colFirst="0" w:colLast="0" w:name="_ufjd3e77mmmk" w:id="3"/>
       <w:bookmarkEnd w:id="3"/>
       <w:r>
         <w:rPr>
@@ -3129,12 +3129,12 @@
           <wp:inline distB="114300" distT="114300" distL="114300" distR="114300">
             <wp:extent cx="5760410" cy="2247900"/>
             <wp:effectExtent b="0" l="0" r="0" t="0"/>
-            <wp:docPr id="5" name="image6.png"/>
+            <wp:docPr id="6" name="image14.png"/>
             <a:graphic>
               <a:graphicData uri="http://schemas.openxmlformats.org/drawingml/2006/picture">
                 <pic:pic>
                   <pic:nvPicPr>
-                    <pic:cNvPr id="0" name="image6.png"/>
+                    <pic:cNvPr id="0" name="image14.png"/>
                     <pic:cNvPicPr preferRelativeResize="0"/>
                   </pic:nvPicPr>
                   <pic:blipFill>
@@ -3254,7 +3254,7 @@
       <w:pPr>
         <w:numPr>
           <w:ilvl w:val="0"/>
-          <w:numId w:val="8"/>
+          <w:numId w:val="14"/>
         </w:numPr>
         <w:spacing w:after="0" w:before="240" w:lineRule="auto"/>
         <w:ind w:left="720" w:hanging="360"/>
@@ -3283,7 +3283,7 @@
       <w:pPr>
         <w:numPr>
           <w:ilvl w:val="0"/>
-          <w:numId w:val="8"/>
+          <w:numId w:val="14"/>
         </w:numPr>
         <w:spacing w:after="0" w:before="0" w:lineRule="auto"/>
         <w:ind w:left="720" w:hanging="360"/>
@@ -3312,7 +3312,7 @@
       <w:pPr>
         <w:numPr>
           <w:ilvl w:val="0"/>
-          <w:numId w:val="8"/>
+          <w:numId w:val="14"/>
         </w:numPr>
         <w:spacing w:after="0" w:before="0" w:lineRule="auto"/>
         <w:ind w:left="720" w:hanging="360"/>
@@ -3344,7 +3344,7 @@
       <w:pPr>
         <w:numPr>
           <w:ilvl w:val="0"/>
-          <w:numId w:val="8"/>
+          <w:numId w:val="14"/>
         </w:numPr>
         <w:spacing w:after="0" w:before="0" w:lineRule="auto"/>
         <w:ind w:left="720" w:hanging="360"/>
@@ -3376,7 +3376,7 @@
       <w:pPr>
         <w:numPr>
           <w:ilvl w:val="0"/>
-          <w:numId w:val="8"/>
+          <w:numId w:val="14"/>
         </w:numPr>
         <w:spacing w:after="240" w:before="0" w:lineRule="auto"/>
         <w:ind w:left="720" w:hanging="360"/>
@@ -3483,7 +3483,7 @@
         <w:jc w:val="center"/>
         <w:rPr/>
       </w:pPr>
-      <w:bookmarkStart w:colFirst="0" w:colLast="0" w:name="_psksp7ibdvzj" w:id="4"/>
+      <w:bookmarkStart w:colFirst="0" w:colLast="0" w:name="_ocj3hci384so" w:id="4"/>
       <w:bookmarkEnd w:id="4"/>
       <w:r>
         <w:rPr>
@@ -7270,6 +7270,24 @@
           <w:rtl w:val="0"/>
         </w:rPr>
         <w:t xml:space="preserve">Amint látható “bootstrap” is bele van építve a React appunkba.</w:t>
+      </w:r>
+    </w:p>
+    <w:p>
+      <w:pPr>
+        <w:spacing w:after="200" w:line="276" w:lineRule="auto"/>
+        <w:jc w:val="left"/>
+        <w:rPr>
+          <w:sz w:val="24"/>
+          <w:szCs w:val="24"/>
+        </w:rPr>
+      </w:pPr>
+      <w:r>
+        <w:rPr>
+          <w:sz w:val="24"/>
+          <w:szCs w:val="24"/>
+          <w:rtl w:val="0"/>
+        </w:rPr>
+        <w:t xml:space="preserve">Illetve “CSS” is bele van építve a weboldalunkba.</w:t>
       </w:r>
     </w:p>
     <w:p>
@@ -21197,13 +21215,58 @@
         <w:jc w:val="center"/>
         <w:rPr/>
       </w:pPr>
-      <w:bookmarkStart w:colFirst="0" w:colLast="0" w:name="_si5nbc8d58fr" w:id="5"/>
+      <w:bookmarkStart w:colFirst="0" w:colLast="0" w:name="_2n7af74gdpit" w:id="5"/>
       <w:bookmarkEnd w:id="5"/>
       <w:r>
         <w:rPr>
           <w:rtl w:val="0"/>
         </w:rPr>
         <w:t xml:space="preserve">A weboldal használata</w:t>
+      </w:r>
+    </w:p>
+    <w:p>
+      <w:pPr>
+        <w:rPr/>
+      </w:pPr>
+      <w:r>
+        <w:rPr/>
+        <w:drawing>
+          <wp:inline distB="114300" distT="114300" distL="114300" distR="114300">
+            <wp:extent cx="5760410" cy="2730500"/>
+            <wp:effectExtent b="0" l="0" r="0" t="0"/>
+            <wp:docPr id="5" name="image10.png"/>
+            <a:graphic>
+              <a:graphicData uri="http://schemas.openxmlformats.org/drawingml/2006/picture">
+                <pic:pic>
+                  <pic:nvPicPr>
+                    <pic:cNvPr id="0" name="image10.png"/>
+                    <pic:cNvPicPr preferRelativeResize="0"/>
+                  </pic:nvPicPr>
+                  <pic:blipFill>
+                    <a:blip r:embed="rId14"/>
+                    <a:srcRect b="0" l="0" r="0" t="0"/>
+                    <a:stretch>
+                      <a:fillRect/>
+                    </a:stretch>
+                  </pic:blipFill>
+                  <pic:spPr>
+                    <a:xfrm>
+                      <a:off x="0" y="0"/>
+                      <a:ext cx="5760410" cy="2730500"/>
+                    </a:xfrm>
+                    <a:prstGeom prst="rect"/>
+                    <a:ln/>
+                  </pic:spPr>
+                </pic:pic>
+              </a:graphicData>
+            </a:graphic>
+          </wp:inline>
+        </w:drawing>
+      </w:r>
+      <w:r>
+        <w:rPr>
+          <w:rtl w:val="0"/>
+        </w:rPr>
       </w:r>
     </w:p>
     <w:p>
@@ -21212,7 +21275,7 @@
         <w:spacing w:after="200" w:line="276" w:lineRule="auto"/>
         <w:rPr/>
       </w:pPr>
-      <w:bookmarkStart w:colFirst="0" w:colLast="0" w:name="_qs9cmpbnp9bq" w:id="6"/>
+      <w:bookmarkStart w:colFirst="0" w:colLast="0" w:name="_cetvejfvqw86" w:id="6"/>
       <w:bookmarkEnd w:id="6"/>
       <w:r>
         <w:rPr>
@@ -21244,7 +21307,7 @@
         <w:spacing w:after="200" w:line="276" w:lineRule="auto"/>
         <w:rPr/>
       </w:pPr>
-      <w:bookmarkStart w:colFirst="0" w:colLast="0" w:name="_vdka38erpayl" w:id="7"/>
+      <w:bookmarkStart w:colFirst="0" w:colLast="0" w:name="_eahgvj6t14n2" w:id="7"/>
       <w:bookmarkEnd w:id="7"/>
       <w:r>
         <w:rPr>
@@ -21361,7 +21424,7 @@
         <w:spacing w:after="200" w:line="276" w:lineRule="auto"/>
         <w:rPr/>
       </w:pPr>
-      <w:bookmarkStart w:colFirst="0" w:colLast="0" w:name="_3f30kupbqgdw" w:id="8"/>
+      <w:bookmarkStart w:colFirst="0" w:colLast="0" w:name="_4uenn0lo6g9d" w:id="8"/>
       <w:bookmarkEnd w:id="8"/>
       <w:r>
         <w:rPr>
@@ -21393,7 +21456,7 @@
         <w:spacing w:after="200" w:line="276" w:lineRule="auto"/>
         <w:rPr/>
       </w:pPr>
-      <w:bookmarkStart w:colFirst="0" w:colLast="0" w:name="_2az76oirz22f" w:id="9"/>
+      <w:bookmarkStart w:colFirst="0" w:colLast="0" w:name="_5vklltxkwrdw" w:id="9"/>
       <w:bookmarkEnd w:id="9"/>
       <w:r>
         <w:rPr>
@@ -21425,7 +21488,7 @@
         <w:spacing w:after="200" w:line="276" w:lineRule="auto"/>
         <w:rPr/>
       </w:pPr>
-      <w:bookmarkStart w:colFirst="0" w:colLast="0" w:name="_mwf2p7un0unz" w:id="10"/>
+      <w:bookmarkStart w:colFirst="0" w:colLast="0" w:name="_cxectzuikm0v" w:id="10"/>
       <w:bookmarkEnd w:id="10"/>
       <w:r>
         <w:rPr>
@@ -21457,7 +21520,7 @@
         <w:spacing w:after="200" w:line="276" w:lineRule="auto"/>
         <w:rPr/>
       </w:pPr>
-      <w:bookmarkStart w:colFirst="0" w:colLast="0" w:name="_nbx7xaypl69j" w:id="11"/>
+      <w:bookmarkStart w:colFirst="0" w:colLast="0" w:name="_ms9igoh7c4rx" w:id="11"/>
       <w:bookmarkEnd w:id="11"/>
       <w:r>
         <w:rPr>
@@ -21490,7 +21553,7 @@
         <w:jc w:val="center"/>
         <w:rPr/>
       </w:pPr>
-      <w:bookmarkStart w:colFirst="0" w:colLast="0" w:name="_4394e0txa8mi" w:id="12"/>
+      <w:bookmarkStart w:colFirst="0" w:colLast="0" w:name="_bxdk20yzsfoy" w:id="12"/>
       <w:bookmarkEnd w:id="12"/>
       <w:r>
         <w:rPr>
@@ -21505,7 +21568,7 @@
         <w:spacing w:after="200" w:line="276" w:lineRule="auto"/>
         <w:rPr/>
       </w:pPr>
-      <w:bookmarkStart w:colFirst="0" w:colLast="0" w:name="_38uu1rcr34zh" w:id="13"/>
+      <w:bookmarkStart w:colFirst="0" w:colLast="0" w:name="_myuzgidgjtch" w:id="13"/>
       <w:bookmarkEnd w:id="13"/>
       <w:r>
         <w:rPr>
@@ -21599,16 +21662,16 @@
           <wp:inline distB="114300" distT="114300" distL="114300" distR="114300">
             <wp:extent cx="5760410" cy="3238500"/>
             <wp:effectExtent b="0" l="0" r="0" t="0"/>
-            <wp:docPr id="4" name="image7.png"/>
+            <wp:docPr id="4" name="image9.png"/>
             <a:graphic>
               <a:graphicData uri="http://schemas.openxmlformats.org/drawingml/2006/picture">
                 <pic:pic>
                   <pic:nvPicPr>
-                    <pic:cNvPr id="0" name="image7.png"/>
+                    <pic:cNvPr id="0" name="image9.png"/>
                     <pic:cNvPicPr preferRelativeResize="0"/>
                   </pic:nvPicPr>
                   <pic:blipFill>
-                    <a:blip r:embed="rId14"/>
+                    <a:blip r:embed="rId15"/>
                     <a:srcRect b="0" l="0" r="0" t="0"/>
                     <a:stretch>
                       <a:fillRect/>
@@ -21655,7 +21718,7 @@
         <w:spacing w:after="200" w:line="276" w:lineRule="auto"/>
         <w:rPr/>
       </w:pPr>
-      <w:bookmarkStart w:colFirst="0" w:colLast="0" w:name="_220exe24j1rq" w:id="14"/>
+      <w:bookmarkStart w:colFirst="0" w:colLast="0" w:name="_f1lj67ya4hvn" w:id="14"/>
       <w:bookmarkEnd w:id="14"/>
       <w:r>
         <w:rPr>
@@ -21699,16 +21762,16 @@
           <wp:inline distB="114300" distT="114300" distL="114300" distR="114300">
             <wp:extent cx="4000500" cy="3448050"/>
             <wp:effectExtent b="0" l="0" r="0" t="0"/>
-            <wp:docPr id="7" name="image4.png"/>
+            <wp:docPr id="8" name="image11.png"/>
             <a:graphic>
               <a:graphicData uri="http://schemas.openxmlformats.org/drawingml/2006/picture">
                 <pic:pic>
                   <pic:nvPicPr>
-                    <pic:cNvPr id="0" name="image4.png"/>
+                    <pic:cNvPr id="0" name="image11.png"/>
                     <pic:cNvPicPr preferRelativeResize="0"/>
                   </pic:nvPicPr>
                   <pic:blipFill>
-                    <a:blip r:embed="rId15"/>
+                    <a:blip r:embed="rId16"/>
                     <a:srcRect b="0" l="0" r="0" t="0"/>
                     <a:stretch>
                       <a:fillRect/>
@@ -21740,7 +21803,7 @@
         <w:spacing w:after="200" w:line="240" w:lineRule="auto"/>
         <w:rPr/>
       </w:pPr>
-      <w:bookmarkStart w:colFirst="0" w:colLast="0" w:name="_2gaijykw5he8" w:id="15"/>
+      <w:bookmarkStart w:colFirst="0" w:colLast="0" w:name="_jbbj68t1vz02" w:id="15"/>
       <w:bookmarkEnd w:id="15"/>
       <w:r>
         <w:rPr>
@@ -21784,16 +21847,16 @@
           <wp:inline distB="114300" distT="114300" distL="114300" distR="114300">
             <wp:extent cx="4000500" cy="4772025"/>
             <wp:effectExtent b="0" l="0" r="0" t="0"/>
-            <wp:docPr id="6" name="image11.png"/>
+            <wp:docPr id="7" name="image5.png"/>
             <a:graphic>
               <a:graphicData uri="http://schemas.openxmlformats.org/drawingml/2006/picture">
                 <pic:pic>
                   <pic:nvPicPr>
-                    <pic:cNvPr id="0" name="image11.png"/>
+                    <pic:cNvPr id="0" name="image5.png"/>
                     <pic:cNvPicPr preferRelativeResize="0"/>
                   </pic:nvPicPr>
                   <pic:blipFill>
-                    <a:blip r:embed="rId16"/>
+                    <a:blip r:embed="rId17"/>
                     <a:srcRect b="0" l="0" r="0" t="0"/>
                     <a:stretch>
                       <a:fillRect/>
@@ -21825,7 +21888,7 @@
         <w:spacing w:after="200" w:line="240" w:lineRule="auto"/>
         <w:rPr/>
       </w:pPr>
-      <w:bookmarkStart w:colFirst="0" w:colLast="0" w:name="_30ybilqhn652" w:id="16"/>
+      <w:bookmarkStart w:colFirst="0" w:colLast="0" w:name="_tqgdgyjoj139" w:id="16"/>
       <w:bookmarkEnd w:id="16"/>
       <w:r>
         <w:rPr>
@@ -21885,16 +21948,16 @@
           <wp:inline distB="114300" distT="114300" distL="114300" distR="114300">
             <wp:extent cx="5760410" cy="3251200"/>
             <wp:effectExtent b="0" l="0" r="0" t="0"/>
-            <wp:docPr id="9" name="image5.png"/>
+            <wp:docPr id="10" name="image2.png"/>
             <a:graphic>
               <a:graphicData uri="http://schemas.openxmlformats.org/drawingml/2006/picture">
                 <pic:pic>
                   <pic:nvPicPr>
-                    <pic:cNvPr id="0" name="image5.png"/>
+                    <pic:cNvPr id="0" name="image2.png"/>
                     <pic:cNvPicPr preferRelativeResize="0"/>
                   </pic:nvPicPr>
                   <pic:blipFill>
-                    <a:blip r:embed="rId17"/>
+                    <a:blip r:embed="rId18"/>
                     <a:srcRect b="0" l="0" r="0" t="0"/>
                     <a:stretch>
                       <a:fillRect/>
@@ -21954,16 +22017,16 @@
           <wp:inline distB="114300" distT="114300" distL="114300" distR="114300">
             <wp:extent cx="3962400" cy="4781550"/>
             <wp:effectExtent b="0" l="0" r="0" t="0"/>
-            <wp:docPr id="8" name="image15.png"/>
+            <wp:docPr id="9" name="image4.png"/>
             <a:graphic>
               <a:graphicData uri="http://schemas.openxmlformats.org/drawingml/2006/picture">
                 <pic:pic>
                   <pic:nvPicPr>
-                    <pic:cNvPr id="0" name="image15.png"/>
+                    <pic:cNvPr id="0" name="image4.png"/>
                     <pic:cNvPicPr preferRelativeResize="0"/>
                   </pic:nvPicPr>
                   <pic:blipFill>
-                    <a:blip r:embed="rId18"/>
+                    <a:blip r:embed="rId19"/>
                     <a:srcRect b="0" l="0" r="0" t="0"/>
                     <a:stretch>
                       <a:fillRect/>
@@ -22023,16 +22086,16 @@
           <wp:inline distB="114300" distT="114300" distL="114300" distR="114300">
             <wp:extent cx="4572000" cy="5257800"/>
             <wp:effectExtent b="0" l="0" r="0" t="0"/>
-            <wp:docPr id="12" name="image14.png"/>
+            <wp:docPr id="13" name="image3.png"/>
             <a:graphic>
               <a:graphicData uri="http://schemas.openxmlformats.org/drawingml/2006/picture">
                 <pic:pic>
                   <pic:nvPicPr>
-                    <pic:cNvPr id="0" name="image14.png"/>
+                    <pic:cNvPr id="0" name="image3.png"/>
                     <pic:cNvPicPr preferRelativeResize="0"/>
                   </pic:nvPicPr>
                   <pic:blipFill>
-                    <a:blip r:embed="rId19"/>
+                    <a:blip r:embed="rId20"/>
                     <a:srcRect b="0" l="0" r="0" t="0"/>
                     <a:stretch>
                       <a:fillRect/>
@@ -22064,7 +22127,7 @@
         <w:spacing w:after="200" w:line="240" w:lineRule="auto"/>
         <w:rPr/>
       </w:pPr>
-      <w:bookmarkStart w:colFirst="0" w:colLast="0" w:name="_3h0hv9s34xrg" w:id="17"/>
+      <w:bookmarkStart w:colFirst="0" w:colLast="0" w:name="_lf38cddohszh" w:id="17"/>
       <w:bookmarkEnd w:id="17"/>
       <w:r>
         <w:rPr>
@@ -22108,16 +22171,16 @@
           <wp:inline distB="114300" distT="114300" distL="114300" distR="114300">
             <wp:extent cx="3390900" cy="1647825"/>
             <wp:effectExtent b="0" l="0" r="0" t="0"/>
-            <wp:docPr id="10" name="image9.png"/>
+            <wp:docPr id="11" name="image8.png"/>
             <a:graphic>
               <a:graphicData uri="http://schemas.openxmlformats.org/drawingml/2006/picture">
                 <pic:pic>
                   <pic:nvPicPr>
-                    <pic:cNvPr id="0" name="image9.png"/>
+                    <pic:cNvPr id="0" name="image8.png"/>
                     <pic:cNvPicPr preferRelativeResize="0"/>
                   </pic:nvPicPr>
                   <pic:blipFill>
-                    <a:blip r:embed="rId20"/>
+                    <a:blip r:embed="rId21"/>
                     <a:srcRect b="0" l="0" r="0" t="0"/>
                     <a:stretch>
                       <a:fillRect/>
@@ -22178,7 +22241,7 @@
         <w:jc w:val="center"/>
         <w:rPr/>
       </w:pPr>
-      <w:bookmarkStart w:colFirst="0" w:colLast="0" w:name="_6oef8k5k8i7y" w:id="18"/>
+      <w:bookmarkStart w:colFirst="0" w:colLast="0" w:name="_vpdir0ye7a9o" w:id="18"/>
       <w:bookmarkEnd w:id="18"/>
       <w:r>
         <w:rPr>
@@ -22258,7 +22321,7 @@
         <w:spacing w:after="200" w:line="240" w:lineRule="auto"/>
         <w:rPr/>
       </w:pPr>
-      <w:bookmarkStart w:colFirst="0" w:colLast="0" w:name="_vqk8yx4eat21" w:id="19"/>
+      <w:bookmarkStart w:colFirst="0" w:colLast="0" w:name="_vc4ucpq16dth" w:id="19"/>
       <w:bookmarkEnd w:id="19"/>
       <w:r>
         <w:rPr>
@@ -22293,7 +22356,7 @@
           <w:szCs w:val="24"/>
         </w:rPr>
       </w:pPr>
-      <w:bookmarkStart w:colFirst="0" w:colLast="0" w:name="_4frhl2c33g8k" w:id="20"/>
+      <w:bookmarkStart w:colFirst="0" w:colLast="0" w:name="_edudx6moqm58" w:id="20"/>
       <w:bookmarkEnd w:id="20"/>
       <w:r>
         <w:rPr>
@@ -22377,7 +22440,7 @@
       <w:pPr>
         <w:numPr>
           <w:ilvl w:val="0"/>
-          <w:numId w:val="6"/>
+          <w:numId w:val="12"/>
         </w:numPr>
         <w:spacing w:after="0" w:before="240" w:lineRule="auto"/>
         <w:ind w:left="720" w:hanging="360"/>
@@ -22409,7 +22472,7 @@
       <w:pPr>
         <w:numPr>
           <w:ilvl w:val="0"/>
-          <w:numId w:val="6"/>
+          <w:numId w:val="12"/>
         </w:numPr>
         <w:spacing w:after="0" w:before="0" w:lineRule="auto"/>
         <w:ind w:left="720" w:hanging="360"/>
@@ -22441,7 +22504,7 @@
       <w:pPr>
         <w:numPr>
           <w:ilvl w:val="0"/>
-          <w:numId w:val="6"/>
+          <w:numId w:val="12"/>
         </w:numPr>
         <w:spacing w:after="0" w:before="0" w:lineRule="auto"/>
         <w:ind w:left="720" w:hanging="360"/>
@@ -22473,7 +22536,7 @@
       <w:pPr>
         <w:numPr>
           <w:ilvl w:val="0"/>
-          <w:numId w:val="6"/>
+          <w:numId w:val="12"/>
         </w:numPr>
         <w:spacing w:after="240" w:before="0" w:lineRule="auto"/>
         <w:ind w:left="720" w:hanging="360"/>
@@ -22524,7 +22587,7 @@
       <w:pPr>
         <w:numPr>
           <w:ilvl w:val="0"/>
-          <w:numId w:val="7"/>
+          <w:numId w:val="13"/>
         </w:numPr>
         <w:spacing w:after="0" w:before="240" w:lineRule="auto"/>
         <w:ind w:left="720" w:hanging="360"/>
@@ -22556,7 +22619,7 @@
       <w:pPr>
         <w:numPr>
           <w:ilvl w:val="0"/>
-          <w:numId w:val="7"/>
+          <w:numId w:val="13"/>
         </w:numPr>
         <w:spacing w:after="0" w:before="0" w:lineRule="auto"/>
         <w:ind w:left="720" w:hanging="360"/>
@@ -22588,7 +22651,7 @@
       <w:pPr>
         <w:numPr>
           <w:ilvl w:val="0"/>
-          <w:numId w:val="7"/>
+          <w:numId w:val="13"/>
         </w:numPr>
         <w:spacing w:after="240" w:before="0" w:lineRule="auto"/>
         <w:ind w:left="720" w:hanging="360"/>
@@ -22666,7 +22729,7 @@
         <w:spacing w:after="200" w:line="240" w:lineRule="auto"/>
         <w:rPr/>
       </w:pPr>
-      <w:bookmarkStart w:colFirst="0" w:colLast="0" w:name="_o0ol6ws0xpxc" w:id="21"/>
+      <w:bookmarkStart w:colFirst="0" w:colLast="0" w:name="_fngngrqf9llb" w:id="21"/>
       <w:bookmarkEnd w:id="21"/>
       <w:r>
         <w:rPr>
@@ -22701,7 +22764,7 @@
           <w:szCs w:val="24"/>
         </w:rPr>
       </w:pPr>
-      <w:bookmarkStart w:colFirst="0" w:colLast="0" w:name="_4kk67er4oks3" w:id="22"/>
+      <w:bookmarkStart w:colFirst="0" w:colLast="0" w:name="_jsm1frmpwukd" w:id="22"/>
       <w:bookmarkEnd w:id="22"/>
       <w:r>
         <w:rPr>
@@ -22731,16 +22794,16 @@
           <wp:inline distB="114300" distT="114300" distL="114300" distR="114300">
             <wp:extent cx="5760410" cy="3238500"/>
             <wp:effectExtent b="0" l="0" r="0" t="0"/>
-            <wp:docPr id="11" name="image17.png"/>
+            <wp:docPr id="12" name="image1.png"/>
             <a:graphic>
               <a:graphicData uri="http://schemas.openxmlformats.org/drawingml/2006/picture">
                 <pic:pic>
                   <pic:nvPicPr>
-                    <pic:cNvPr id="0" name="image17.png"/>
+                    <pic:cNvPr id="0" name="image1.png"/>
                     <pic:cNvPicPr preferRelativeResize="0"/>
                   </pic:nvPicPr>
                   <pic:blipFill>
-                    <a:blip r:embed="rId21"/>
+                    <a:blip r:embed="rId22"/>
                     <a:srcRect b="0" l="0" r="0" t="0"/>
                     <a:stretch>
                       <a:fillRect/>
@@ -22806,7 +22869,7 @@
       <w:pPr>
         <w:numPr>
           <w:ilvl w:val="0"/>
-          <w:numId w:val="4"/>
+          <w:numId w:val="10"/>
         </w:numPr>
         <w:spacing w:after="0" w:before="240" w:line="240" w:lineRule="auto"/>
         <w:ind w:left="720" w:hanging="360"/>
@@ -22829,7 +22892,7 @@
       <w:pPr>
         <w:numPr>
           <w:ilvl w:val="0"/>
-          <w:numId w:val="4"/>
+          <w:numId w:val="10"/>
         </w:numPr>
         <w:spacing w:after="0" w:before="0" w:line="240" w:lineRule="auto"/>
         <w:ind w:left="720" w:hanging="360"/>
@@ -22852,7 +22915,7 @@
       <w:pPr>
         <w:numPr>
           <w:ilvl w:val="0"/>
-          <w:numId w:val="4"/>
+          <w:numId w:val="10"/>
         </w:numPr>
         <w:spacing w:after="0" w:before="0" w:line="240" w:lineRule="auto"/>
         <w:ind w:left="720" w:hanging="360"/>
@@ -22875,7 +22938,7 @@
       <w:pPr>
         <w:numPr>
           <w:ilvl w:val="0"/>
-          <w:numId w:val="4"/>
+          <w:numId w:val="10"/>
         </w:numPr>
         <w:spacing w:after="0" w:before="0" w:line="240" w:lineRule="auto"/>
         <w:ind w:left="720" w:hanging="360"/>
@@ -22898,7 +22961,7 @@
       <w:pPr>
         <w:numPr>
           <w:ilvl w:val="0"/>
-          <w:numId w:val="4"/>
+          <w:numId w:val="10"/>
         </w:numPr>
         <w:spacing w:after="240" w:before="0" w:line="240" w:lineRule="auto"/>
         <w:ind w:left="720" w:hanging="360"/>
@@ -22979,7 +23042,7 @@
           <w:szCs w:val="24"/>
         </w:rPr>
       </w:pPr>
-      <w:bookmarkStart w:colFirst="0" w:colLast="0" w:name="_liq0fpvavlan" w:id="23"/>
+      <w:bookmarkStart w:colFirst="0" w:colLast="0" w:name="_qnhy0yyu05z5" w:id="23"/>
       <w:bookmarkEnd w:id="23"/>
       <w:r>
         <w:rPr>
@@ -26724,7 +26787,7 @@
           <w:szCs w:val="24"/>
         </w:rPr>
       </w:pPr>
-      <w:bookmarkStart w:colFirst="0" w:colLast="0" w:name="_l2dg5wjbp46g" w:id="24"/>
+      <w:bookmarkStart w:colFirst="0" w:colLast="0" w:name="_82f4735t6y20" w:id="24"/>
       <w:bookmarkEnd w:id="24"/>
       <w:r>
         <w:rPr>
@@ -26753,756 +26816,6 @@
         <w:drawing>
           <wp:inline distB="114300" distT="114300" distL="114300" distR="114300">
             <wp:extent cx="5760410" cy="3454400"/>
-            <wp:effectExtent b="0" l="0" r="0" t="0"/>
-            <wp:docPr id="13" name="image3.png"/>
-            <a:graphic>
-              <a:graphicData uri="http://schemas.openxmlformats.org/drawingml/2006/picture">
-                <pic:pic>
-                  <pic:nvPicPr>
-                    <pic:cNvPr id="0" name="image3.png"/>
-                    <pic:cNvPicPr preferRelativeResize="0"/>
-                  </pic:nvPicPr>
-                  <pic:blipFill>
-                    <a:blip r:embed="rId22"/>
-                    <a:srcRect b="0" l="0" r="0" t="0"/>
-                    <a:stretch>
-                      <a:fillRect/>
-                    </a:stretch>
-                  </pic:blipFill>
-                  <pic:spPr>
-                    <a:xfrm>
-                      <a:off x="0" y="0"/>
-                      <a:ext cx="5760410" cy="3454400"/>
-                    </a:xfrm>
-                    <a:prstGeom prst="rect"/>
-                    <a:ln/>
-                  </pic:spPr>
-                </pic:pic>
-              </a:graphicData>
-            </a:graphic>
-          </wp:inline>
-        </w:drawing>
-      </w:r>
-      <w:r>
-        <w:rPr>
-          <w:rtl w:val="0"/>
-        </w:rPr>
-      </w:r>
-    </w:p>
-    <w:p>
-      <w:pPr>
-        <w:spacing w:after="240" w:before="240" w:line="240" w:lineRule="auto"/>
-        <w:rPr>
-          <w:sz w:val="24"/>
-          <w:szCs w:val="24"/>
-        </w:rPr>
-      </w:pPr>
-      <w:r>
-        <w:rPr>
-          <w:sz w:val="24"/>
-          <w:szCs w:val="24"/>
-          <w:rtl w:val="0"/>
-        </w:rPr>
-        <w:t xml:space="preserve">A </w:t>
-      </w:r>
-      <w:r>
-        <w:rPr>
-          <w:b w:val="1"/>
-          <w:sz w:val="24"/>
-          <w:szCs w:val="24"/>
-          <w:rtl w:val="0"/>
-        </w:rPr>
-        <w:t xml:space="preserve">HTML (HyperText Markup Language)</w:t>
-      </w:r>
-      <w:r>
-        <w:rPr>
-          <w:sz w:val="24"/>
-          <w:szCs w:val="24"/>
-          <w:rtl w:val="0"/>
-        </w:rPr>
-        <w:t xml:space="preserve"> egy </w:t>
-      </w:r>
-      <w:r>
-        <w:rPr>
-          <w:b w:val="1"/>
-          <w:sz w:val="24"/>
-          <w:szCs w:val="24"/>
-          <w:rtl w:val="0"/>
-        </w:rPr>
-        <w:t xml:space="preserve">leíró nyelv</w:t>
-      </w:r>
-      <w:r>
-        <w:rPr>
-          <w:sz w:val="24"/>
-          <w:szCs w:val="24"/>
-          <w:rtl w:val="0"/>
-        </w:rPr>
-        <w:t xml:space="preserve">, amelyet weboldalak </w:t>
-      </w:r>
-      <w:r>
-        <w:rPr>
-          <w:b w:val="1"/>
-          <w:sz w:val="24"/>
-          <w:szCs w:val="24"/>
-          <w:rtl w:val="0"/>
-        </w:rPr>
-        <w:t xml:space="preserve">szerkezetének</w:t>
-      </w:r>
-      <w:r>
-        <w:rPr>
-          <w:sz w:val="24"/>
-          <w:szCs w:val="24"/>
-          <w:rtl w:val="0"/>
-        </w:rPr>
-        <w:t xml:space="preserve"> és </w:t>
-      </w:r>
-      <w:r>
-        <w:rPr>
-          <w:b w:val="1"/>
-          <w:sz w:val="24"/>
-          <w:szCs w:val="24"/>
-          <w:rtl w:val="0"/>
-        </w:rPr>
-        <w:t xml:space="preserve">tartalmának</w:t>
-      </w:r>
-      <w:r>
-        <w:rPr>
-          <w:sz w:val="24"/>
-          <w:szCs w:val="24"/>
-          <w:rtl w:val="0"/>
-        </w:rPr>
-        <w:t xml:space="preserve"> meghatározására használnak.</w:t>
-      </w:r>
-    </w:p>
-    <w:p>
-      <w:pPr>
-        <w:keepNext w:val="0"/>
-        <w:keepLines w:val="0"/>
-        <w:spacing w:line="240" w:lineRule="auto"/>
-        <w:rPr>
-          <w:sz w:val="24"/>
-          <w:szCs w:val="24"/>
-        </w:rPr>
-      </w:pPr>
-      <w:r>
-        <w:rPr>
-          <w:sz w:val="24"/>
-          <w:szCs w:val="24"/>
-          <w:rtl w:val="0"/>
-        </w:rPr>
-        <w:t xml:space="preserve">Főbb jellemzői:</w:t>
-      </w:r>
-    </w:p>
-    <w:p>
-      <w:pPr>
-        <w:numPr>
-          <w:ilvl w:val="0"/>
-          <w:numId w:val="5"/>
-        </w:numPr>
-        <w:spacing w:after="0" w:before="240" w:line="240" w:lineRule="auto"/>
-        <w:ind w:left="720" w:hanging="360"/>
-        <w:rPr>
-          <w:sz w:val="24"/>
-          <w:szCs w:val="24"/>
-        </w:rPr>
-      </w:pPr>
-      <w:r>
-        <w:rPr>
-          <w:b w:val="1"/>
-          <w:sz w:val="24"/>
-          <w:szCs w:val="24"/>
-          <w:rtl w:val="0"/>
-        </w:rPr>
-        <w:t xml:space="preserve">Címkék (tagek) segítségével épül fel</w:t>
-      </w:r>
-      <w:r>
-        <w:rPr>
-          <w:sz w:val="24"/>
-          <w:szCs w:val="24"/>
-          <w:rtl w:val="0"/>
-        </w:rPr>
-        <w:t xml:space="preserve"> (pl. </w:t>
-      </w:r>
-      <w:r>
-        <w:rPr>
-          <w:rFonts w:ascii="Roboto Mono" w:cs="Roboto Mono" w:eastAsia="Roboto Mono" w:hAnsi="Roboto Mono"/>
-          <w:color w:val="188038"/>
-          <w:sz w:val="24"/>
-          <w:szCs w:val="24"/>
-          <w:rtl w:val="0"/>
-        </w:rPr>
-        <w:t xml:space="preserve">&lt;h1&gt;</w:t>
-      </w:r>
-      <w:r>
-        <w:rPr>
-          <w:sz w:val="24"/>
-          <w:szCs w:val="24"/>
-          <w:rtl w:val="0"/>
-        </w:rPr>
-        <w:t xml:space="preserve">, </w:t>
-      </w:r>
-      <w:r>
-        <w:rPr>
-          <w:rFonts w:ascii="Roboto Mono" w:cs="Roboto Mono" w:eastAsia="Roboto Mono" w:hAnsi="Roboto Mono"/>
-          <w:color w:val="188038"/>
-          <w:sz w:val="24"/>
-          <w:szCs w:val="24"/>
-          <w:rtl w:val="0"/>
-        </w:rPr>
-        <w:t xml:space="preserve">&lt;p&gt;</w:t>
-      </w:r>
-      <w:r>
-        <w:rPr>
-          <w:sz w:val="24"/>
-          <w:szCs w:val="24"/>
-          <w:rtl w:val="0"/>
-        </w:rPr>
-        <w:t xml:space="preserve">, </w:t>
-      </w:r>
-      <w:r>
-        <w:rPr>
-          <w:rFonts w:ascii="Roboto Mono" w:cs="Roboto Mono" w:eastAsia="Roboto Mono" w:hAnsi="Roboto Mono"/>
-          <w:color w:val="188038"/>
-          <w:sz w:val="24"/>
-          <w:szCs w:val="24"/>
-          <w:rtl w:val="0"/>
-        </w:rPr>
-        <w:t xml:space="preserve">&lt;div&gt;</w:t>
-      </w:r>
-      <w:r>
-        <w:rPr>
-          <w:sz w:val="24"/>
-          <w:szCs w:val="24"/>
-          <w:rtl w:val="0"/>
-        </w:rPr>
-        <w:t xml:space="preserve">)</w:t>
-        <w:br w:type="textWrapping"/>
-      </w:r>
-    </w:p>
-    <w:p>
-      <w:pPr>
-        <w:numPr>
-          <w:ilvl w:val="0"/>
-          <w:numId w:val="5"/>
-        </w:numPr>
-        <w:spacing w:after="0" w:before="0" w:line="240" w:lineRule="auto"/>
-        <w:ind w:left="720" w:hanging="360"/>
-        <w:rPr>
-          <w:sz w:val="24"/>
-          <w:szCs w:val="24"/>
-        </w:rPr>
-      </w:pPr>
-      <w:r>
-        <w:rPr>
-          <w:b w:val="1"/>
-          <w:sz w:val="24"/>
-          <w:szCs w:val="24"/>
-          <w:rtl w:val="0"/>
-        </w:rPr>
-        <w:t xml:space="preserve">Strukturálja a weboldalt</w:t>
-      </w:r>
-      <w:r>
-        <w:rPr>
-          <w:sz w:val="24"/>
-          <w:szCs w:val="24"/>
-          <w:rtl w:val="0"/>
-        </w:rPr>
-        <w:t xml:space="preserve"> (fejléc, bekezdések, listák, táblázatok stb.)</w:t>
-        <w:br w:type="textWrapping"/>
-      </w:r>
-    </w:p>
-    <w:p>
-      <w:pPr>
-        <w:numPr>
-          <w:ilvl w:val="0"/>
-          <w:numId w:val="5"/>
-        </w:numPr>
-        <w:spacing w:after="0" w:before="0" w:line="240" w:lineRule="auto"/>
-        <w:ind w:left="720" w:hanging="360"/>
-        <w:rPr>
-          <w:sz w:val="24"/>
-          <w:szCs w:val="24"/>
-        </w:rPr>
-      </w:pPr>
-      <w:r>
-        <w:rPr>
-          <w:b w:val="1"/>
-          <w:sz w:val="24"/>
-          <w:szCs w:val="24"/>
-          <w:rtl w:val="0"/>
-        </w:rPr>
-        <w:t xml:space="preserve">Nem programozási nyelv</w:t>
-      </w:r>
-      <w:r>
-        <w:rPr>
-          <w:sz w:val="24"/>
-          <w:szCs w:val="24"/>
-          <w:rtl w:val="0"/>
-        </w:rPr>
-        <w:t xml:space="preserve">, hanem egy jelölőnyelv</w:t>
-        <w:br w:type="textWrapping"/>
-      </w:r>
-    </w:p>
-    <w:p>
-      <w:pPr>
-        <w:numPr>
-          <w:ilvl w:val="0"/>
-          <w:numId w:val="5"/>
-        </w:numPr>
-        <w:spacing w:after="240" w:before="0" w:line="240" w:lineRule="auto"/>
-        <w:ind w:left="720" w:hanging="360"/>
-        <w:rPr>
-          <w:sz w:val="24"/>
-          <w:szCs w:val="24"/>
-        </w:rPr>
-      </w:pPr>
-      <w:r>
-        <w:rPr>
-          <w:b w:val="1"/>
-          <w:sz w:val="24"/>
-          <w:szCs w:val="24"/>
-          <w:rtl w:val="0"/>
-        </w:rPr>
-        <w:t xml:space="preserve">Böngészők értelmezik és jelenítik meg</w:t>
-        <w:br w:type="textWrapping"/>
-      </w:r>
-      <w:r>
-        <w:rPr>
-          <w:rtl w:val="0"/>
-        </w:rPr>
-      </w:r>
-    </w:p>
-    <w:p>
-      <w:pPr>
-        <w:spacing w:after="240" w:before="240" w:line="240" w:lineRule="auto"/>
-        <w:rPr>
-          <w:sz w:val="24"/>
-          <w:szCs w:val="24"/>
-        </w:rPr>
-      </w:pPr>
-      <w:r>
-        <w:rPr>
-          <w:sz w:val="24"/>
-          <w:szCs w:val="24"/>
-          <w:rtl w:val="0"/>
-        </w:rPr>
-        <w:t xml:space="preserve">Példa egy egyszerű HTML kódra:</w:t>
-      </w:r>
-    </w:p>
-    <w:p>
-      <w:pPr>
-        <w:spacing w:after="240" w:before="240" w:line="240" w:lineRule="auto"/>
-        <w:rPr>
-          <w:sz w:val="24"/>
-          <w:szCs w:val="24"/>
-        </w:rPr>
-      </w:pPr>
-      <w:r>
-        <w:rPr>
-          <w:sz w:val="24"/>
-          <w:szCs w:val="24"/>
-          <w:rtl w:val="0"/>
-        </w:rPr>
-        <w:t xml:space="preserve">&lt;!DOCTYPE html&gt;</w:t>
-      </w:r>
-    </w:p>
-    <w:p>
-      <w:pPr>
-        <w:spacing w:after="240" w:before="240" w:line="240" w:lineRule="auto"/>
-        <w:rPr>
-          <w:sz w:val="24"/>
-          <w:szCs w:val="24"/>
-        </w:rPr>
-      </w:pPr>
-      <w:r>
-        <w:rPr>
-          <w:sz w:val="24"/>
-          <w:szCs w:val="24"/>
-          <w:rtl w:val="0"/>
-        </w:rPr>
-        <w:t xml:space="preserve">&lt;html&gt;</w:t>
-      </w:r>
-    </w:p>
-    <w:p>
-      <w:pPr>
-        <w:spacing w:after="240" w:before="240" w:line="240" w:lineRule="auto"/>
-        <w:rPr>
-          <w:sz w:val="24"/>
-          <w:szCs w:val="24"/>
-        </w:rPr>
-      </w:pPr>
-      <w:r>
-        <w:rPr>
-          <w:sz w:val="24"/>
-          <w:szCs w:val="24"/>
-          <w:rtl w:val="0"/>
-        </w:rPr>
-        <w:t xml:space="preserve">  &lt;head&gt;</w:t>
-      </w:r>
-    </w:p>
-    <w:p>
-      <w:pPr>
-        <w:spacing w:after="240" w:before="240" w:line="240" w:lineRule="auto"/>
-        <w:rPr>
-          <w:sz w:val="24"/>
-          <w:szCs w:val="24"/>
-        </w:rPr>
-      </w:pPr>
-      <w:r>
-        <w:rPr>
-          <w:sz w:val="24"/>
-          <w:szCs w:val="24"/>
-          <w:rtl w:val="0"/>
-        </w:rPr>
-        <w:t xml:space="preserve">    &lt;title&gt;Helló, Világ!&lt;/title&gt;</w:t>
-      </w:r>
-    </w:p>
-    <w:p>
-      <w:pPr>
-        <w:spacing w:after="240" w:before="240" w:line="240" w:lineRule="auto"/>
-        <w:rPr>
-          <w:sz w:val="24"/>
-          <w:szCs w:val="24"/>
-        </w:rPr>
-      </w:pPr>
-      <w:r>
-        <w:rPr>
-          <w:sz w:val="24"/>
-          <w:szCs w:val="24"/>
-          <w:rtl w:val="0"/>
-        </w:rPr>
-        <w:t xml:space="preserve">  &lt;/head&gt;</w:t>
-      </w:r>
-    </w:p>
-    <w:p>
-      <w:pPr>
-        <w:spacing w:after="240" w:before="240" w:line="240" w:lineRule="auto"/>
-        <w:rPr>
-          <w:sz w:val="24"/>
-          <w:szCs w:val="24"/>
-        </w:rPr>
-      </w:pPr>
-      <w:r>
-        <w:rPr>
-          <w:sz w:val="24"/>
-          <w:szCs w:val="24"/>
-          <w:rtl w:val="0"/>
-        </w:rPr>
-        <w:t xml:space="preserve">  &lt;body&gt;</w:t>
-      </w:r>
-    </w:p>
-    <w:p>
-      <w:pPr>
-        <w:spacing w:after="240" w:before="240" w:line="240" w:lineRule="auto"/>
-        <w:rPr>
-          <w:sz w:val="24"/>
-          <w:szCs w:val="24"/>
-        </w:rPr>
-      </w:pPr>
-      <w:r>
-        <w:rPr>
-          <w:sz w:val="24"/>
-          <w:szCs w:val="24"/>
-          <w:rtl w:val="0"/>
-        </w:rPr>
-        <w:t xml:space="preserve">    &lt;h1&gt;Üdvözöllek!&lt;/h1&gt;</w:t>
-      </w:r>
-    </w:p>
-    <w:p>
-      <w:pPr>
-        <w:spacing w:after="240" w:before="240" w:line="240" w:lineRule="auto"/>
-        <w:rPr>
-          <w:sz w:val="24"/>
-          <w:szCs w:val="24"/>
-        </w:rPr>
-      </w:pPr>
-      <w:r>
-        <w:rPr>
-          <w:sz w:val="24"/>
-          <w:szCs w:val="24"/>
-          <w:rtl w:val="0"/>
-        </w:rPr>
-        <w:t xml:space="preserve">    &lt;p&gt;Ez egy HTML oldal.&lt;/p&gt;</w:t>
-      </w:r>
-    </w:p>
-    <w:p>
-      <w:pPr>
-        <w:spacing w:after="240" w:before="240" w:line="240" w:lineRule="auto"/>
-        <w:rPr>
-          <w:sz w:val="24"/>
-          <w:szCs w:val="24"/>
-        </w:rPr>
-      </w:pPr>
-      <w:r>
-        <w:rPr>
-          <w:sz w:val="24"/>
-          <w:szCs w:val="24"/>
-          <w:rtl w:val="0"/>
-        </w:rPr>
-        <w:t xml:space="preserve">  &lt;/body&gt;</w:t>
-      </w:r>
-    </w:p>
-    <w:p>
-      <w:pPr>
-        <w:spacing w:after="240" w:before="240" w:line="240" w:lineRule="auto"/>
-        <w:rPr>
-          <w:sz w:val="24"/>
-          <w:szCs w:val="24"/>
-        </w:rPr>
-      </w:pPr>
-      <w:r>
-        <w:rPr>
-          <w:sz w:val="24"/>
-          <w:szCs w:val="24"/>
-          <w:rtl w:val="0"/>
-        </w:rPr>
-        <w:t xml:space="preserve">&lt;/html&gt;</w:t>
-      </w:r>
-    </w:p>
-    <w:p>
-      <w:pPr>
-        <w:spacing w:after="240" w:before="240" w:line="240" w:lineRule="auto"/>
-        <w:rPr>
-          <w:sz w:val="24"/>
-          <w:szCs w:val="24"/>
-        </w:rPr>
-      </w:pPr>
-      <w:r>
-        <w:rPr>
-          <w:sz w:val="24"/>
-          <w:szCs w:val="24"/>
-          <w:rtl w:val="0"/>
-        </w:rPr>
-        <w:t xml:space="preserve">A </w:t>
-      </w:r>
-      <w:r>
-        <w:rPr>
-          <w:b w:val="1"/>
-          <w:sz w:val="24"/>
-          <w:szCs w:val="24"/>
-          <w:rtl w:val="0"/>
-        </w:rPr>
-        <w:t xml:space="preserve">HTML önmagában nem interaktív</w:t>
-      </w:r>
-      <w:r>
-        <w:rPr>
-          <w:sz w:val="24"/>
-          <w:szCs w:val="24"/>
-          <w:rtl w:val="0"/>
-        </w:rPr>
-        <w:t xml:space="preserve">, de </w:t>
-      </w:r>
-      <w:r>
-        <w:rPr>
-          <w:b w:val="1"/>
-          <w:sz w:val="24"/>
-          <w:szCs w:val="24"/>
-          <w:rtl w:val="0"/>
-        </w:rPr>
-        <w:t xml:space="preserve">CSS</w:t>
-      </w:r>
-      <w:r>
-        <w:rPr>
-          <w:sz w:val="24"/>
-          <w:szCs w:val="24"/>
-          <w:rtl w:val="0"/>
-        </w:rPr>
-        <w:t xml:space="preserve">-sel és </w:t>
-      </w:r>
-      <w:r>
-        <w:rPr>
-          <w:b w:val="1"/>
-          <w:sz w:val="24"/>
-          <w:szCs w:val="24"/>
-          <w:rtl w:val="0"/>
-        </w:rPr>
-        <w:t xml:space="preserve">JavaScript</w:t>
-      </w:r>
-      <w:r>
-        <w:rPr>
-          <w:sz w:val="24"/>
-          <w:szCs w:val="24"/>
-          <w:rtl w:val="0"/>
-        </w:rPr>
-        <w:t xml:space="preserve">-tel kombinálva dinamikus weboldalak készíthetők.</w:t>
-      </w:r>
-    </w:p>
-    <w:p>
-      <w:pPr>
-        <w:pStyle w:val="Heading3"/>
-        <w:spacing w:after="200" w:line="240" w:lineRule="auto"/>
-        <w:rPr>
-          <w:sz w:val="24"/>
-          <w:szCs w:val="24"/>
-        </w:rPr>
-      </w:pPr>
-      <w:bookmarkStart w:colFirst="0" w:colLast="0" w:name="_h2xlkqy9s9om" w:id="25"/>
-      <w:bookmarkEnd w:id="25"/>
-      <w:r>
-        <w:rPr>
-          <w:sz w:val="24"/>
-          <w:szCs w:val="24"/>
-          <w:rtl w:val="0"/>
-        </w:rPr>
-        <w:t xml:space="preserve">Mi az a CSS (Cascading Style Sheet):?</w:t>
-      </w:r>
-    </w:p>
-    <w:p>
-      <w:pPr>
-        <w:spacing w:after="200" w:line="240" w:lineRule="auto"/>
-        <w:rPr>
-          <w:sz w:val="24"/>
-          <w:szCs w:val="24"/>
-        </w:rPr>
-      </w:pPr>
-      <w:r>
-        <w:rPr>
-          <w:sz w:val="24"/>
-          <w:szCs w:val="24"/>
-          <w:rtl w:val="0"/>
-        </w:rPr>
-        <w:t xml:space="preserve">A </w:t>
-      </w:r>
-      <w:r>
-        <w:rPr>
-          <w:b w:val="1"/>
-          <w:sz w:val="24"/>
-          <w:szCs w:val="24"/>
-          <w:rtl w:val="0"/>
-        </w:rPr>
-        <w:t xml:space="preserve">CSS (Cascading Style Sheets)</w:t>
-      </w:r>
-      <w:r>
-        <w:rPr>
-          <w:sz w:val="24"/>
-          <w:szCs w:val="24"/>
-          <w:rtl w:val="0"/>
-        </w:rPr>
-        <w:t xml:space="preserve"> egy stíluslapnyelv, amelyet weboldalak megjelenésének formázására használnak. Segítségével beállíthatók a színek, betűtípusok, margók, elrendezések és egyéb vizuális elemek. A HTML struktúráját egészíti ki, lehetővé téve a weboldalak esztétikus és reszponzív kialakítását.</w:t>
-      </w:r>
-    </w:p>
-    <w:p>
-      <w:pPr>
-        <w:spacing w:after="200" w:line="240" w:lineRule="auto"/>
-        <w:rPr>
-          <w:sz w:val="24"/>
-          <w:szCs w:val="24"/>
-        </w:rPr>
-      </w:pPr>
-      <w:r>
-        <w:rPr>
-          <w:sz w:val="24"/>
-          <w:szCs w:val="24"/>
-          <w:rtl w:val="0"/>
-        </w:rPr>
-        <w:t xml:space="preserve">Példa CSS-re:</w:t>
-      </w:r>
-    </w:p>
-    <w:p>
-      <w:pPr>
-        <w:spacing w:after="200" w:line="240" w:lineRule="auto"/>
-        <w:rPr>
-          <w:sz w:val="24"/>
-          <w:szCs w:val="24"/>
-        </w:rPr>
-      </w:pPr>
-      <w:r>
-        <w:rPr>
-          <w:sz w:val="24"/>
-          <w:szCs w:val="24"/>
-          <w:rtl w:val="0"/>
-        </w:rPr>
-        <w:t xml:space="preserve">h1 {</w:t>
-      </w:r>
-    </w:p>
-    <w:p>
-      <w:pPr>
-        <w:spacing w:after="200" w:line="240" w:lineRule="auto"/>
-        <w:rPr>
-          <w:sz w:val="24"/>
-          <w:szCs w:val="24"/>
-        </w:rPr>
-      </w:pPr>
-      <w:r>
-        <w:rPr>
-          <w:sz w:val="24"/>
-          <w:szCs w:val="24"/>
-          <w:rtl w:val="0"/>
-        </w:rPr>
-        <w:t xml:space="preserve">  color: blue;</w:t>
-      </w:r>
-    </w:p>
-    <w:p>
-      <w:pPr>
-        <w:spacing w:after="200" w:line="240" w:lineRule="auto"/>
-        <w:rPr>
-          <w:sz w:val="24"/>
-          <w:szCs w:val="24"/>
-        </w:rPr>
-      </w:pPr>
-      <w:r>
-        <w:rPr>
-          <w:sz w:val="24"/>
-          <w:szCs w:val="24"/>
-          <w:rtl w:val="0"/>
-        </w:rPr>
-        <w:t xml:space="preserve">  text-align: center;</w:t>
-      </w:r>
-    </w:p>
-    <w:p>
-      <w:pPr>
-        <w:spacing w:after="200" w:line="240" w:lineRule="auto"/>
-        <w:rPr>
-          <w:sz w:val="24"/>
-          <w:szCs w:val="24"/>
-        </w:rPr>
-      </w:pPr>
-      <w:r>
-        <w:rPr>
-          <w:sz w:val="24"/>
-          <w:szCs w:val="24"/>
-          <w:rtl w:val="0"/>
-        </w:rPr>
-        <w:t xml:space="preserve">}</w:t>
-      </w:r>
-    </w:p>
-    <w:p>
-      <w:pPr>
-        <w:spacing w:after="200" w:line="240" w:lineRule="auto"/>
-        <w:rPr>
-          <w:b w:val="1"/>
-          <w:sz w:val="24"/>
-          <w:szCs w:val="24"/>
-        </w:rPr>
-      </w:pPr>
-      <w:r>
-        <w:rPr>
-          <w:b w:val="1"/>
-          <w:sz w:val="24"/>
-          <w:szCs w:val="24"/>
-          <w:rtl w:val="0"/>
-        </w:rPr>
-        <w:t xml:space="preserve">Mi az a Bootstrap?</w:t>
-      </w:r>
-    </w:p>
-    <w:p>
-      <w:pPr>
-        <w:spacing w:after="200" w:line="240" w:lineRule="auto"/>
-        <w:rPr>
-          <w:b w:val="1"/>
-          <w:sz w:val="24"/>
-          <w:szCs w:val="24"/>
-        </w:rPr>
-      </w:pPr>
-      <w:r>
-        <w:rPr>
-          <w:b w:val="1"/>
-          <w:sz w:val="24"/>
-          <w:szCs w:val="24"/>
-        </w:rPr>
-        <w:drawing>
-          <wp:inline distB="114300" distT="114300" distL="114300" distR="114300">
-            <wp:extent cx="5760410" cy="2514600"/>
             <wp:effectExtent b="0" l="0" r="0" t="0"/>
             <wp:docPr id="14" name="image18.png"/>
             <a:graphic>
@@ -27522,6 +26835,756 @@
                   <pic:spPr>
                     <a:xfrm>
                       <a:off x="0" y="0"/>
+                      <a:ext cx="5760410" cy="3454400"/>
+                    </a:xfrm>
+                    <a:prstGeom prst="rect"/>
+                    <a:ln/>
+                  </pic:spPr>
+                </pic:pic>
+              </a:graphicData>
+            </a:graphic>
+          </wp:inline>
+        </w:drawing>
+      </w:r>
+      <w:r>
+        <w:rPr>
+          <w:rtl w:val="0"/>
+        </w:rPr>
+      </w:r>
+    </w:p>
+    <w:p>
+      <w:pPr>
+        <w:spacing w:after="240" w:before="240" w:line="240" w:lineRule="auto"/>
+        <w:rPr>
+          <w:sz w:val="24"/>
+          <w:szCs w:val="24"/>
+        </w:rPr>
+      </w:pPr>
+      <w:r>
+        <w:rPr>
+          <w:sz w:val="24"/>
+          <w:szCs w:val="24"/>
+          <w:rtl w:val="0"/>
+        </w:rPr>
+        <w:t xml:space="preserve">A </w:t>
+      </w:r>
+      <w:r>
+        <w:rPr>
+          <w:b w:val="1"/>
+          <w:sz w:val="24"/>
+          <w:szCs w:val="24"/>
+          <w:rtl w:val="0"/>
+        </w:rPr>
+        <w:t xml:space="preserve">HTML (HyperText Markup Language)</w:t>
+      </w:r>
+      <w:r>
+        <w:rPr>
+          <w:sz w:val="24"/>
+          <w:szCs w:val="24"/>
+          <w:rtl w:val="0"/>
+        </w:rPr>
+        <w:t xml:space="preserve"> egy </w:t>
+      </w:r>
+      <w:r>
+        <w:rPr>
+          <w:b w:val="1"/>
+          <w:sz w:val="24"/>
+          <w:szCs w:val="24"/>
+          <w:rtl w:val="0"/>
+        </w:rPr>
+        <w:t xml:space="preserve">leíró nyelv</w:t>
+      </w:r>
+      <w:r>
+        <w:rPr>
+          <w:sz w:val="24"/>
+          <w:szCs w:val="24"/>
+          <w:rtl w:val="0"/>
+        </w:rPr>
+        <w:t xml:space="preserve">, amelyet weboldalak </w:t>
+      </w:r>
+      <w:r>
+        <w:rPr>
+          <w:b w:val="1"/>
+          <w:sz w:val="24"/>
+          <w:szCs w:val="24"/>
+          <w:rtl w:val="0"/>
+        </w:rPr>
+        <w:t xml:space="preserve">szerkezetének</w:t>
+      </w:r>
+      <w:r>
+        <w:rPr>
+          <w:sz w:val="24"/>
+          <w:szCs w:val="24"/>
+          <w:rtl w:val="0"/>
+        </w:rPr>
+        <w:t xml:space="preserve"> és </w:t>
+      </w:r>
+      <w:r>
+        <w:rPr>
+          <w:b w:val="1"/>
+          <w:sz w:val="24"/>
+          <w:szCs w:val="24"/>
+          <w:rtl w:val="0"/>
+        </w:rPr>
+        <w:t xml:space="preserve">tartalmának</w:t>
+      </w:r>
+      <w:r>
+        <w:rPr>
+          <w:sz w:val="24"/>
+          <w:szCs w:val="24"/>
+          <w:rtl w:val="0"/>
+        </w:rPr>
+        <w:t xml:space="preserve"> meghatározására használnak.</w:t>
+      </w:r>
+    </w:p>
+    <w:p>
+      <w:pPr>
+        <w:keepNext w:val="0"/>
+        <w:keepLines w:val="0"/>
+        <w:spacing w:line="240" w:lineRule="auto"/>
+        <w:rPr>
+          <w:sz w:val="24"/>
+          <w:szCs w:val="24"/>
+        </w:rPr>
+      </w:pPr>
+      <w:r>
+        <w:rPr>
+          <w:sz w:val="24"/>
+          <w:szCs w:val="24"/>
+          <w:rtl w:val="0"/>
+        </w:rPr>
+        <w:t xml:space="preserve">Főbb jellemzői:</w:t>
+      </w:r>
+    </w:p>
+    <w:p>
+      <w:pPr>
+        <w:numPr>
+          <w:ilvl w:val="0"/>
+          <w:numId w:val="11"/>
+        </w:numPr>
+        <w:spacing w:after="0" w:before="240" w:line="240" w:lineRule="auto"/>
+        <w:ind w:left="720" w:hanging="360"/>
+        <w:rPr>
+          <w:sz w:val="24"/>
+          <w:szCs w:val="24"/>
+        </w:rPr>
+      </w:pPr>
+      <w:r>
+        <w:rPr>
+          <w:b w:val="1"/>
+          <w:sz w:val="24"/>
+          <w:szCs w:val="24"/>
+          <w:rtl w:val="0"/>
+        </w:rPr>
+        <w:t xml:space="preserve">Címkék (tagek) segítségével épül fel</w:t>
+      </w:r>
+      <w:r>
+        <w:rPr>
+          <w:sz w:val="24"/>
+          <w:szCs w:val="24"/>
+          <w:rtl w:val="0"/>
+        </w:rPr>
+        <w:t xml:space="preserve"> (pl. </w:t>
+      </w:r>
+      <w:r>
+        <w:rPr>
+          <w:rFonts w:ascii="Roboto Mono" w:cs="Roboto Mono" w:eastAsia="Roboto Mono" w:hAnsi="Roboto Mono"/>
+          <w:color w:val="188038"/>
+          <w:sz w:val="24"/>
+          <w:szCs w:val="24"/>
+          <w:rtl w:val="0"/>
+        </w:rPr>
+        <w:t xml:space="preserve">&lt;h1&gt;</w:t>
+      </w:r>
+      <w:r>
+        <w:rPr>
+          <w:sz w:val="24"/>
+          <w:szCs w:val="24"/>
+          <w:rtl w:val="0"/>
+        </w:rPr>
+        <w:t xml:space="preserve">, </w:t>
+      </w:r>
+      <w:r>
+        <w:rPr>
+          <w:rFonts w:ascii="Roboto Mono" w:cs="Roboto Mono" w:eastAsia="Roboto Mono" w:hAnsi="Roboto Mono"/>
+          <w:color w:val="188038"/>
+          <w:sz w:val="24"/>
+          <w:szCs w:val="24"/>
+          <w:rtl w:val="0"/>
+        </w:rPr>
+        <w:t xml:space="preserve">&lt;p&gt;</w:t>
+      </w:r>
+      <w:r>
+        <w:rPr>
+          <w:sz w:val="24"/>
+          <w:szCs w:val="24"/>
+          <w:rtl w:val="0"/>
+        </w:rPr>
+        <w:t xml:space="preserve">, </w:t>
+      </w:r>
+      <w:r>
+        <w:rPr>
+          <w:rFonts w:ascii="Roboto Mono" w:cs="Roboto Mono" w:eastAsia="Roboto Mono" w:hAnsi="Roboto Mono"/>
+          <w:color w:val="188038"/>
+          <w:sz w:val="24"/>
+          <w:szCs w:val="24"/>
+          <w:rtl w:val="0"/>
+        </w:rPr>
+        <w:t xml:space="preserve">&lt;div&gt;</w:t>
+      </w:r>
+      <w:r>
+        <w:rPr>
+          <w:sz w:val="24"/>
+          <w:szCs w:val="24"/>
+          <w:rtl w:val="0"/>
+        </w:rPr>
+        <w:t xml:space="preserve">)</w:t>
+        <w:br w:type="textWrapping"/>
+      </w:r>
+    </w:p>
+    <w:p>
+      <w:pPr>
+        <w:numPr>
+          <w:ilvl w:val="0"/>
+          <w:numId w:val="11"/>
+        </w:numPr>
+        <w:spacing w:after="0" w:before="0" w:line="240" w:lineRule="auto"/>
+        <w:ind w:left="720" w:hanging="360"/>
+        <w:rPr>
+          <w:sz w:val="24"/>
+          <w:szCs w:val="24"/>
+        </w:rPr>
+      </w:pPr>
+      <w:r>
+        <w:rPr>
+          <w:b w:val="1"/>
+          <w:sz w:val="24"/>
+          <w:szCs w:val="24"/>
+          <w:rtl w:val="0"/>
+        </w:rPr>
+        <w:t xml:space="preserve">Strukturálja a weboldalt</w:t>
+      </w:r>
+      <w:r>
+        <w:rPr>
+          <w:sz w:val="24"/>
+          <w:szCs w:val="24"/>
+          <w:rtl w:val="0"/>
+        </w:rPr>
+        <w:t xml:space="preserve"> (fejléc, bekezdések, listák, táblázatok stb.)</w:t>
+        <w:br w:type="textWrapping"/>
+      </w:r>
+    </w:p>
+    <w:p>
+      <w:pPr>
+        <w:numPr>
+          <w:ilvl w:val="0"/>
+          <w:numId w:val="11"/>
+        </w:numPr>
+        <w:spacing w:after="0" w:before="0" w:line="240" w:lineRule="auto"/>
+        <w:ind w:left="720" w:hanging="360"/>
+        <w:rPr>
+          <w:sz w:val="24"/>
+          <w:szCs w:val="24"/>
+        </w:rPr>
+      </w:pPr>
+      <w:r>
+        <w:rPr>
+          <w:b w:val="1"/>
+          <w:sz w:val="24"/>
+          <w:szCs w:val="24"/>
+          <w:rtl w:val="0"/>
+        </w:rPr>
+        <w:t xml:space="preserve">Nem programozási nyelv</w:t>
+      </w:r>
+      <w:r>
+        <w:rPr>
+          <w:sz w:val="24"/>
+          <w:szCs w:val="24"/>
+          <w:rtl w:val="0"/>
+        </w:rPr>
+        <w:t xml:space="preserve">, hanem egy jelölőnyelv</w:t>
+        <w:br w:type="textWrapping"/>
+      </w:r>
+    </w:p>
+    <w:p>
+      <w:pPr>
+        <w:numPr>
+          <w:ilvl w:val="0"/>
+          <w:numId w:val="11"/>
+        </w:numPr>
+        <w:spacing w:after="240" w:before="0" w:line="240" w:lineRule="auto"/>
+        <w:ind w:left="720" w:hanging="360"/>
+        <w:rPr>
+          <w:sz w:val="24"/>
+          <w:szCs w:val="24"/>
+        </w:rPr>
+      </w:pPr>
+      <w:r>
+        <w:rPr>
+          <w:b w:val="1"/>
+          <w:sz w:val="24"/>
+          <w:szCs w:val="24"/>
+          <w:rtl w:val="0"/>
+        </w:rPr>
+        <w:t xml:space="preserve">Böngészők értelmezik és jelenítik meg</w:t>
+        <w:br w:type="textWrapping"/>
+      </w:r>
+      <w:r>
+        <w:rPr>
+          <w:rtl w:val="0"/>
+        </w:rPr>
+      </w:r>
+    </w:p>
+    <w:p>
+      <w:pPr>
+        <w:spacing w:after="240" w:before="240" w:line="240" w:lineRule="auto"/>
+        <w:rPr>
+          <w:sz w:val="24"/>
+          <w:szCs w:val="24"/>
+        </w:rPr>
+      </w:pPr>
+      <w:r>
+        <w:rPr>
+          <w:sz w:val="24"/>
+          <w:szCs w:val="24"/>
+          <w:rtl w:val="0"/>
+        </w:rPr>
+        <w:t xml:space="preserve">Példa egy egyszerű HTML kódra:</w:t>
+      </w:r>
+    </w:p>
+    <w:p>
+      <w:pPr>
+        <w:spacing w:after="240" w:before="240" w:line="240" w:lineRule="auto"/>
+        <w:rPr>
+          <w:sz w:val="24"/>
+          <w:szCs w:val="24"/>
+        </w:rPr>
+      </w:pPr>
+      <w:r>
+        <w:rPr>
+          <w:sz w:val="24"/>
+          <w:szCs w:val="24"/>
+          <w:rtl w:val="0"/>
+        </w:rPr>
+        <w:t xml:space="preserve">&lt;!DOCTYPE html&gt;</w:t>
+      </w:r>
+    </w:p>
+    <w:p>
+      <w:pPr>
+        <w:spacing w:after="240" w:before="240" w:line="240" w:lineRule="auto"/>
+        <w:rPr>
+          <w:sz w:val="24"/>
+          <w:szCs w:val="24"/>
+        </w:rPr>
+      </w:pPr>
+      <w:r>
+        <w:rPr>
+          <w:sz w:val="24"/>
+          <w:szCs w:val="24"/>
+          <w:rtl w:val="0"/>
+        </w:rPr>
+        <w:t xml:space="preserve">&lt;html&gt;</w:t>
+      </w:r>
+    </w:p>
+    <w:p>
+      <w:pPr>
+        <w:spacing w:after="240" w:before="240" w:line="240" w:lineRule="auto"/>
+        <w:rPr>
+          <w:sz w:val="24"/>
+          <w:szCs w:val="24"/>
+        </w:rPr>
+      </w:pPr>
+      <w:r>
+        <w:rPr>
+          <w:sz w:val="24"/>
+          <w:szCs w:val="24"/>
+          <w:rtl w:val="0"/>
+        </w:rPr>
+        <w:t xml:space="preserve">  &lt;head&gt;</w:t>
+      </w:r>
+    </w:p>
+    <w:p>
+      <w:pPr>
+        <w:spacing w:after="240" w:before="240" w:line="240" w:lineRule="auto"/>
+        <w:rPr>
+          <w:sz w:val="24"/>
+          <w:szCs w:val="24"/>
+        </w:rPr>
+      </w:pPr>
+      <w:r>
+        <w:rPr>
+          <w:sz w:val="24"/>
+          <w:szCs w:val="24"/>
+          <w:rtl w:val="0"/>
+        </w:rPr>
+        <w:t xml:space="preserve">    &lt;title&gt;Helló, Világ!&lt;/title&gt;</w:t>
+      </w:r>
+    </w:p>
+    <w:p>
+      <w:pPr>
+        <w:spacing w:after="240" w:before="240" w:line="240" w:lineRule="auto"/>
+        <w:rPr>
+          <w:sz w:val="24"/>
+          <w:szCs w:val="24"/>
+        </w:rPr>
+      </w:pPr>
+      <w:r>
+        <w:rPr>
+          <w:sz w:val="24"/>
+          <w:szCs w:val="24"/>
+          <w:rtl w:val="0"/>
+        </w:rPr>
+        <w:t xml:space="preserve">  &lt;/head&gt;</w:t>
+      </w:r>
+    </w:p>
+    <w:p>
+      <w:pPr>
+        <w:spacing w:after="240" w:before="240" w:line="240" w:lineRule="auto"/>
+        <w:rPr>
+          <w:sz w:val="24"/>
+          <w:szCs w:val="24"/>
+        </w:rPr>
+      </w:pPr>
+      <w:r>
+        <w:rPr>
+          <w:sz w:val="24"/>
+          <w:szCs w:val="24"/>
+          <w:rtl w:val="0"/>
+        </w:rPr>
+        <w:t xml:space="preserve">  &lt;body&gt;</w:t>
+      </w:r>
+    </w:p>
+    <w:p>
+      <w:pPr>
+        <w:spacing w:after="240" w:before="240" w:line="240" w:lineRule="auto"/>
+        <w:rPr>
+          <w:sz w:val="24"/>
+          <w:szCs w:val="24"/>
+        </w:rPr>
+      </w:pPr>
+      <w:r>
+        <w:rPr>
+          <w:sz w:val="24"/>
+          <w:szCs w:val="24"/>
+          <w:rtl w:val="0"/>
+        </w:rPr>
+        <w:t xml:space="preserve">    &lt;h1&gt;Üdvözöllek!&lt;/h1&gt;</w:t>
+      </w:r>
+    </w:p>
+    <w:p>
+      <w:pPr>
+        <w:spacing w:after="240" w:before="240" w:line="240" w:lineRule="auto"/>
+        <w:rPr>
+          <w:sz w:val="24"/>
+          <w:szCs w:val="24"/>
+        </w:rPr>
+      </w:pPr>
+      <w:r>
+        <w:rPr>
+          <w:sz w:val="24"/>
+          <w:szCs w:val="24"/>
+          <w:rtl w:val="0"/>
+        </w:rPr>
+        <w:t xml:space="preserve">    &lt;p&gt;Ez egy HTML oldal.&lt;/p&gt;</w:t>
+      </w:r>
+    </w:p>
+    <w:p>
+      <w:pPr>
+        <w:spacing w:after="240" w:before="240" w:line="240" w:lineRule="auto"/>
+        <w:rPr>
+          <w:sz w:val="24"/>
+          <w:szCs w:val="24"/>
+        </w:rPr>
+      </w:pPr>
+      <w:r>
+        <w:rPr>
+          <w:sz w:val="24"/>
+          <w:szCs w:val="24"/>
+          <w:rtl w:val="0"/>
+        </w:rPr>
+        <w:t xml:space="preserve">  &lt;/body&gt;</w:t>
+      </w:r>
+    </w:p>
+    <w:p>
+      <w:pPr>
+        <w:spacing w:after="240" w:before="240" w:line="240" w:lineRule="auto"/>
+        <w:rPr>
+          <w:sz w:val="24"/>
+          <w:szCs w:val="24"/>
+        </w:rPr>
+      </w:pPr>
+      <w:r>
+        <w:rPr>
+          <w:sz w:val="24"/>
+          <w:szCs w:val="24"/>
+          <w:rtl w:val="0"/>
+        </w:rPr>
+        <w:t xml:space="preserve">&lt;/html&gt;</w:t>
+      </w:r>
+    </w:p>
+    <w:p>
+      <w:pPr>
+        <w:spacing w:after="240" w:before="240" w:line="240" w:lineRule="auto"/>
+        <w:rPr>
+          <w:sz w:val="24"/>
+          <w:szCs w:val="24"/>
+        </w:rPr>
+      </w:pPr>
+      <w:r>
+        <w:rPr>
+          <w:sz w:val="24"/>
+          <w:szCs w:val="24"/>
+          <w:rtl w:val="0"/>
+        </w:rPr>
+        <w:t xml:space="preserve">A </w:t>
+      </w:r>
+      <w:r>
+        <w:rPr>
+          <w:b w:val="1"/>
+          <w:sz w:val="24"/>
+          <w:szCs w:val="24"/>
+          <w:rtl w:val="0"/>
+        </w:rPr>
+        <w:t xml:space="preserve">HTML önmagában nem interaktív</w:t>
+      </w:r>
+      <w:r>
+        <w:rPr>
+          <w:sz w:val="24"/>
+          <w:szCs w:val="24"/>
+          <w:rtl w:val="0"/>
+        </w:rPr>
+        <w:t xml:space="preserve">, de </w:t>
+      </w:r>
+      <w:r>
+        <w:rPr>
+          <w:b w:val="1"/>
+          <w:sz w:val="24"/>
+          <w:szCs w:val="24"/>
+          <w:rtl w:val="0"/>
+        </w:rPr>
+        <w:t xml:space="preserve">CSS</w:t>
+      </w:r>
+      <w:r>
+        <w:rPr>
+          <w:sz w:val="24"/>
+          <w:szCs w:val="24"/>
+          <w:rtl w:val="0"/>
+        </w:rPr>
+        <w:t xml:space="preserve">-sel és </w:t>
+      </w:r>
+      <w:r>
+        <w:rPr>
+          <w:b w:val="1"/>
+          <w:sz w:val="24"/>
+          <w:szCs w:val="24"/>
+          <w:rtl w:val="0"/>
+        </w:rPr>
+        <w:t xml:space="preserve">JavaScript</w:t>
+      </w:r>
+      <w:r>
+        <w:rPr>
+          <w:sz w:val="24"/>
+          <w:szCs w:val="24"/>
+          <w:rtl w:val="0"/>
+        </w:rPr>
+        <w:t xml:space="preserve">-tel kombinálva dinamikus weboldalak készíthetők.</w:t>
+      </w:r>
+    </w:p>
+    <w:p>
+      <w:pPr>
+        <w:pStyle w:val="Heading3"/>
+        <w:spacing w:after="200" w:line="240" w:lineRule="auto"/>
+        <w:rPr>
+          <w:sz w:val="24"/>
+          <w:szCs w:val="24"/>
+        </w:rPr>
+      </w:pPr>
+      <w:bookmarkStart w:colFirst="0" w:colLast="0" w:name="_me8rwkhujdvr" w:id="25"/>
+      <w:bookmarkEnd w:id="25"/>
+      <w:r>
+        <w:rPr>
+          <w:sz w:val="24"/>
+          <w:szCs w:val="24"/>
+          <w:rtl w:val="0"/>
+        </w:rPr>
+        <w:t xml:space="preserve">Mi az a CSS (Cascading Style Sheet):?</w:t>
+      </w:r>
+    </w:p>
+    <w:p>
+      <w:pPr>
+        <w:spacing w:after="200" w:line="240" w:lineRule="auto"/>
+        <w:rPr>
+          <w:sz w:val="24"/>
+          <w:szCs w:val="24"/>
+        </w:rPr>
+      </w:pPr>
+      <w:r>
+        <w:rPr>
+          <w:sz w:val="24"/>
+          <w:szCs w:val="24"/>
+          <w:rtl w:val="0"/>
+        </w:rPr>
+        <w:t xml:space="preserve">A </w:t>
+      </w:r>
+      <w:r>
+        <w:rPr>
+          <w:b w:val="1"/>
+          <w:sz w:val="24"/>
+          <w:szCs w:val="24"/>
+          <w:rtl w:val="0"/>
+        </w:rPr>
+        <w:t xml:space="preserve">CSS (Cascading Style Sheets)</w:t>
+      </w:r>
+      <w:r>
+        <w:rPr>
+          <w:sz w:val="24"/>
+          <w:szCs w:val="24"/>
+          <w:rtl w:val="0"/>
+        </w:rPr>
+        <w:t xml:space="preserve"> egy stíluslapnyelv, amelyet weboldalak megjelenésének formázására használnak. Segítségével beállíthatók a színek, betűtípusok, margók, elrendezések és egyéb vizuális elemek. A HTML struktúráját egészíti ki, lehetővé téve a weboldalak esztétikus és reszponzív kialakítását.</w:t>
+      </w:r>
+    </w:p>
+    <w:p>
+      <w:pPr>
+        <w:spacing w:after="200" w:line="240" w:lineRule="auto"/>
+        <w:rPr>
+          <w:sz w:val="24"/>
+          <w:szCs w:val="24"/>
+        </w:rPr>
+      </w:pPr>
+      <w:r>
+        <w:rPr>
+          <w:sz w:val="24"/>
+          <w:szCs w:val="24"/>
+          <w:rtl w:val="0"/>
+        </w:rPr>
+        <w:t xml:space="preserve">Példa CSS-re:</w:t>
+      </w:r>
+    </w:p>
+    <w:p>
+      <w:pPr>
+        <w:spacing w:after="200" w:line="240" w:lineRule="auto"/>
+        <w:rPr>
+          <w:sz w:val="24"/>
+          <w:szCs w:val="24"/>
+        </w:rPr>
+      </w:pPr>
+      <w:r>
+        <w:rPr>
+          <w:sz w:val="24"/>
+          <w:szCs w:val="24"/>
+          <w:rtl w:val="0"/>
+        </w:rPr>
+        <w:t xml:space="preserve">h1 {</w:t>
+      </w:r>
+    </w:p>
+    <w:p>
+      <w:pPr>
+        <w:spacing w:after="200" w:line="240" w:lineRule="auto"/>
+        <w:rPr>
+          <w:sz w:val="24"/>
+          <w:szCs w:val="24"/>
+        </w:rPr>
+      </w:pPr>
+      <w:r>
+        <w:rPr>
+          <w:sz w:val="24"/>
+          <w:szCs w:val="24"/>
+          <w:rtl w:val="0"/>
+        </w:rPr>
+        <w:t xml:space="preserve">  color: blue;</w:t>
+      </w:r>
+    </w:p>
+    <w:p>
+      <w:pPr>
+        <w:spacing w:after="200" w:line="240" w:lineRule="auto"/>
+        <w:rPr>
+          <w:sz w:val="24"/>
+          <w:szCs w:val="24"/>
+        </w:rPr>
+      </w:pPr>
+      <w:r>
+        <w:rPr>
+          <w:sz w:val="24"/>
+          <w:szCs w:val="24"/>
+          <w:rtl w:val="0"/>
+        </w:rPr>
+        <w:t xml:space="preserve">  text-align: center;</w:t>
+      </w:r>
+    </w:p>
+    <w:p>
+      <w:pPr>
+        <w:spacing w:after="200" w:line="240" w:lineRule="auto"/>
+        <w:rPr>
+          <w:sz w:val="24"/>
+          <w:szCs w:val="24"/>
+        </w:rPr>
+      </w:pPr>
+      <w:r>
+        <w:rPr>
+          <w:sz w:val="24"/>
+          <w:szCs w:val="24"/>
+          <w:rtl w:val="0"/>
+        </w:rPr>
+        <w:t xml:space="preserve">}</w:t>
+      </w:r>
+    </w:p>
+    <w:p>
+      <w:pPr>
+        <w:spacing w:after="200" w:line="240" w:lineRule="auto"/>
+        <w:rPr>
+          <w:b w:val="1"/>
+          <w:sz w:val="24"/>
+          <w:szCs w:val="24"/>
+        </w:rPr>
+      </w:pPr>
+      <w:r>
+        <w:rPr>
+          <w:b w:val="1"/>
+          <w:sz w:val="24"/>
+          <w:szCs w:val="24"/>
+          <w:rtl w:val="0"/>
+        </w:rPr>
+        <w:t xml:space="preserve">Mi az a Bootstrap?</w:t>
+      </w:r>
+    </w:p>
+    <w:p>
+      <w:pPr>
+        <w:spacing w:after="200" w:line="240" w:lineRule="auto"/>
+        <w:rPr>
+          <w:b w:val="1"/>
+          <w:sz w:val="24"/>
+          <w:szCs w:val="24"/>
+        </w:rPr>
+      </w:pPr>
+      <w:r>
+        <w:rPr>
+          <w:b w:val="1"/>
+          <w:sz w:val="24"/>
+          <w:szCs w:val="24"/>
+        </w:rPr>
+        <w:drawing>
+          <wp:inline distB="114300" distT="114300" distL="114300" distR="114300">
+            <wp:extent cx="5760410" cy="2514600"/>
+            <wp:effectExtent b="0" l="0" r="0" t="0"/>
+            <wp:docPr id="15" name="image13.png"/>
+            <a:graphic>
+              <a:graphicData uri="http://schemas.openxmlformats.org/drawingml/2006/picture">
+                <pic:pic>
+                  <pic:nvPicPr>
+                    <pic:cNvPr id="0" name="image13.png"/>
+                    <pic:cNvPicPr preferRelativeResize="0"/>
+                  </pic:nvPicPr>
+                  <pic:blipFill>
+                    <a:blip r:embed="rId24"/>
+                    <a:srcRect b="0" l="0" r="0" t="0"/>
+                    <a:stretch>
+                      <a:fillRect/>
+                    </a:stretch>
+                  </pic:blipFill>
+                  <pic:spPr>
+                    <a:xfrm>
+                      <a:off x="0" y="0"/>
                       <a:ext cx="5760410" cy="2514600"/>
                     </a:xfrm>
                     <a:prstGeom prst="rect"/>
@@ -27576,7 +27639,7 @@
       <w:pPr>
         <w:numPr>
           <w:ilvl w:val="0"/>
-          <w:numId w:val="10"/>
+          <w:numId w:val="2"/>
         </w:numPr>
         <w:spacing w:after="0" w:before="240" w:line="240" w:lineRule="auto"/>
         <w:ind w:left="720" w:hanging="360"/>
@@ -27599,7 +27662,7 @@
       <w:pPr>
         <w:numPr>
           <w:ilvl w:val="0"/>
-          <w:numId w:val="10"/>
+          <w:numId w:val="2"/>
         </w:numPr>
         <w:spacing w:after="0" w:before="0" w:line="240" w:lineRule="auto"/>
         <w:ind w:left="720" w:hanging="360"/>
@@ -27622,7 +27685,7 @@
       <w:pPr>
         <w:numPr>
           <w:ilvl w:val="0"/>
-          <w:numId w:val="10"/>
+          <w:numId w:val="2"/>
         </w:numPr>
         <w:spacing w:after="0" w:before="0" w:line="240" w:lineRule="auto"/>
         <w:ind w:left="720" w:hanging="360"/>
@@ -27645,7 +27708,7 @@
       <w:pPr>
         <w:numPr>
           <w:ilvl w:val="0"/>
-          <w:numId w:val="10"/>
+          <w:numId w:val="2"/>
         </w:numPr>
         <w:spacing w:after="240" w:before="0" w:line="240" w:lineRule="auto"/>
         <w:ind w:left="720" w:hanging="360"/>
@@ -27690,7 +27753,7 @@
           <w:szCs w:val="24"/>
         </w:rPr>
       </w:pPr>
-      <w:bookmarkStart w:colFirst="0" w:colLast="0" w:name="_yt7v497e96hb" w:id="26"/>
+      <w:bookmarkStart w:colFirst="0" w:colLast="0" w:name="_a5wofdnjls7p" w:id="26"/>
       <w:bookmarkEnd w:id="26"/>
       <w:r>
         <w:rPr>
@@ -27741,7 +27804,7 @@
       <w:pPr>
         <w:numPr>
           <w:ilvl w:val="0"/>
-          <w:numId w:val="9"/>
+          <w:numId w:val="15"/>
         </w:numPr>
         <w:spacing w:after="0" w:before="240" w:line="240" w:lineRule="auto"/>
         <w:ind w:left="720" w:hanging="360"/>
@@ -27764,7 +27827,7 @@
       <w:pPr>
         <w:numPr>
           <w:ilvl w:val="0"/>
-          <w:numId w:val="9"/>
+          <w:numId w:val="15"/>
         </w:numPr>
         <w:spacing w:after="0" w:before="0" w:line="240" w:lineRule="auto"/>
         <w:ind w:left="720" w:hanging="360"/>
@@ -27787,7 +27850,7 @@
       <w:pPr>
         <w:numPr>
           <w:ilvl w:val="0"/>
-          <w:numId w:val="9"/>
+          <w:numId w:val="15"/>
         </w:numPr>
         <w:spacing w:after="0" w:before="0" w:line="240" w:lineRule="auto"/>
         <w:ind w:left="720" w:hanging="360"/>
@@ -27810,7 +27873,7 @@
       <w:pPr>
         <w:numPr>
           <w:ilvl w:val="0"/>
-          <w:numId w:val="9"/>
+          <w:numId w:val="15"/>
         </w:numPr>
         <w:spacing w:after="240" w:before="0" w:line="240" w:lineRule="auto"/>
         <w:ind w:left="720" w:hanging="360"/>
@@ -27888,7 +27951,7 @@
         <w:spacing w:after="200" w:line="240" w:lineRule="auto"/>
         <w:rPr/>
       </w:pPr>
-      <w:bookmarkStart w:colFirst="0" w:colLast="0" w:name="_c8192dcqjvjy" w:id="27"/>
+      <w:bookmarkStart w:colFirst="0" w:colLast="0" w:name="_vkuipuej1z2y" w:id="27"/>
       <w:bookmarkEnd w:id="27"/>
       <w:r>
         <w:rPr>
@@ -27931,16 +27994,16 @@
           <wp:inline distB="114300" distT="114300" distL="114300" distR="114300">
             <wp:extent cx="5760410" cy="4000500"/>
             <wp:effectExtent b="0" l="0" r="0" t="0"/>
-            <wp:docPr id="15" name="image10.png"/>
+            <wp:docPr id="16" name="image16.png"/>
             <a:graphic>
               <a:graphicData uri="http://schemas.openxmlformats.org/drawingml/2006/picture">
                 <pic:pic>
                   <pic:nvPicPr>
-                    <pic:cNvPr id="0" name="image10.png"/>
+                    <pic:cNvPr id="0" name="image16.png"/>
                     <pic:cNvPicPr preferRelativeResize="0"/>
                   </pic:nvPicPr>
                   <pic:blipFill>
-                    <a:blip r:embed="rId24"/>
+                    <a:blip r:embed="rId25"/>
                     <a:srcRect b="0" l="0" r="0" t="0"/>
                     <a:stretch>
                       <a:fillRect/>
@@ -27975,7 +28038,7 @@
           <w:szCs w:val="24"/>
         </w:rPr>
       </w:pPr>
-      <w:bookmarkStart w:colFirst="0" w:colLast="0" w:name="_wk3rnnxumwk2" w:id="28"/>
+      <w:bookmarkStart w:colFirst="0" w:colLast="0" w:name="_tmg180lb6gw1" w:id="28"/>
       <w:bookmarkEnd w:id="28"/>
       <w:r>
         <w:rPr>
@@ -28026,7 +28089,7 @@
       <w:pPr>
         <w:numPr>
           <w:ilvl w:val="0"/>
-          <w:numId w:val="11"/>
+          <w:numId w:val="3"/>
         </w:numPr>
         <w:spacing w:after="0" w:before="240" w:line="240" w:lineRule="auto"/>
         <w:ind w:left="720" w:hanging="360"/>
@@ -28048,7 +28111,7 @@
       <w:pPr>
         <w:numPr>
           <w:ilvl w:val="0"/>
-          <w:numId w:val="11"/>
+          <w:numId w:val="3"/>
         </w:numPr>
         <w:spacing w:after="0" w:before="0" w:line="240" w:lineRule="auto"/>
         <w:ind w:left="720" w:hanging="360"/>
@@ -28070,7 +28133,7 @@
       <w:pPr>
         <w:numPr>
           <w:ilvl w:val="0"/>
-          <w:numId w:val="11"/>
+          <w:numId w:val="3"/>
         </w:numPr>
         <w:spacing w:after="0" w:before="0" w:line="240" w:lineRule="auto"/>
         <w:ind w:left="720" w:hanging="360"/>
@@ -28092,7 +28155,7 @@
       <w:pPr>
         <w:numPr>
           <w:ilvl w:val="0"/>
-          <w:numId w:val="11"/>
+          <w:numId w:val="3"/>
         </w:numPr>
         <w:spacing w:after="240" w:before="0" w:line="240" w:lineRule="auto"/>
         <w:ind w:left="720" w:hanging="360"/>
@@ -28122,7 +28185,7 @@
           <w:szCs w:val="24"/>
         </w:rPr>
       </w:pPr>
-      <w:bookmarkStart w:colFirst="0" w:colLast="0" w:name="_tgkts5e52cwx" w:id="29"/>
+      <w:bookmarkStart w:colFirst="0" w:colLast="0" w:name="_4phq4dg8uxi2" w:id="29"/>
       <w:bookmarkEnd w:id="29"/>
       <w:r>
         <w:rPr>
@@ -28144,7 +28207,7 @@
           <wp:inline distB="114300" distT="114300" distL="114300" distR="114300">
             <wp:extent cx="5760410" cy="1016000"/>
             <wp:effectExtent b="0" l="0" r="0" t="0"/>
-            <wp:docPr id="16" name="image12.png"/>
+            <wp:docPr id="17" name="image12.png"/>
             <a:graphic>
               <a:graphicData uri="http://schemas.openxmlformats.org/drawingml/2006/picture">
                 <pic:pic>
@@ -28153,7 +28216,7 @@
                     <pic:cNvPicPr preferRelativeResize="0"/>
                   </pic:nvPicPr>
                   <pic:blipFill>
-                    <a:blip r:embed="rId25"/>
+                    <a:blip r:embed="rId26"/>
                     <a:srcRect b="0" l="0" r="0" t="0"/>
                     <a:stretch>
                       <a:fillRect/>
@@ -28200,7 +28263,7 @@
           <w:szCs w:val="24"/>
         </w:rPr>
       </w:pPr>
-      <w:bookmarkStart w:colFirst="0" w:colLast="0" w:name="_c2ncjpd30hgq" w:id="30"/>
+      <w:bookmarkStart w:colFirst="0" w:colLast="0" w:name="_nwp0ajnhyioy" w:id="30"/>
       <w:bookmarkEnd w:id="30"/>
       <w:r>
         <w:rPr>
@@ -28216,7 +28279,7 @@
       <w:pPr>
         <w:numPr>
           <w:ilvl w:val="0"/>
-          <w:numId w:val="14"/>
+          <w:numId w:val="6"/>
         </w:numPr>
         <w:spacing w:after="0" w:before="240" w:lineRule="auto"/>
         <w:ind w:left="720" w:hanging="360"/>
@@ -28238,7 +28301,7 @@
       <w:pPr>
         <w:numPr>
           <w:ilvl w:val="0"/>
-          <w:numId w:val="14"/>
+          <w:numId w:val="6"/>
         </w:numPr>
         <w:spacing w:after="240" w:before="0" w:lineRule="auto"/>
         <w:ind w:left="720" w:hanging="360"/>
@@ -28282,7 +28345,7 @@
           <w:szCs w:val="24"/>
         </w:rPr>
       </w:pPr>
-      <w:bookmarkStart w:colFirst="0" w:colLast="0" w:name="_wrh6du878ovm" w:id="31"/>
+      <w:bookmarkStart w:colFirst="0" w:colLast="0" w:name="_v4cifeb6v15t" w:id="31"/>
       <w:bookmarkEnd w:id="31"/>
       <w:r>
         <w:rPr>
@@ -28322,7 +28385,7 @@
           <w:szCs w:val="24"/>
         </w:rPr>
       </w:pPr>
-      <w:bookmarkStart w:colFirst="0" w:colLast="0" w:name="_l1k5np8syv8y" w:id="32"/>
+      <w:bookmarkStart w:colFirst="0" w:colLast="0" w:name="_kv5qkht4n8pl" w:id="32"/>
       <w:bookmarkEnd w:id="32"/>
       <w:r>
         <w:rPr>
@@ -28338,7 +28401,7 @@
       <w:pPr>
         <w:numPr>
           <w:ilvl w:val="0"/>
-          <w:numId w:val="15"/>
+          <w:numId w:val="7"/>
         </w:numPr>
         <w:spacing w:after="0" w:before="240" w:line="240" w:lineRule="auto"/>
         <w:ind w:left="720" w:hanging="360"/>
@@ -28360,7 +28423,7 @@
       <w:pPr>
         <w:numPr>
           <w:ilvl w:val="0"/>
-          <w:numId w:val="15"/>
+          <w:numId w:val="7"/>
         </w:numPr>
         <w:spacing w:after="0" w:before="0" w:line="240" w:lineRule="auto"/>
         <w:ind w:left="720" w:hanging="360"/>
@@ -28382,7 +28445,7 @@
       <w:pPr>
         <w:numPr>
           <w:ilvl w:val="0"/>
-          <w:numId w:val="15"/>
+          <w:numId w:val="7"/>
         </w:numPr>
         <w:spacing w:after="0" w:before="0" w:line="240" w:lineRule="auto"/>
         <w:ind w:left="720" w:hanging="360"/>
@@ -28404,7 +28467,7 @@
       <w:pPr>
         <w:numPr>
           <w:ilvl w:val="0"/>
-          <w:numId w:val="15"/>
+          <w:numId w:val="7"/>
         </w:numPr>
         <w:spacing w:after="0" w:before="0" w:line="240" w:lineRule="auto"/>
         <w:ind w:left="720" w:hanging="360"/>
@@ -28426,7 +28489,7 @@
       <w:pPr>
         <w:numPr>
           <w:ilvl w:val="0"/>
-          <w:numId w:val="15"/>
+          <w:numId w:val="7"/>
         </w:numPr>
         <w:spacing w:after="240" w:before="0" w:line="240" w:lineRule="auto"/>
         <w:ind w:left="720" w:hanging="360"/>
@@ -28456,7 +28519,7 @@
           <w:szCs w:val="24"/>
         </w:rPr>
       </w:pPr>
-      <w:bookmarkStart w:colFirst="0" w:colLast="0" w:name="_at1go4c2ie44" w:id="33"/>
+      <w:bookmarkStart w:colFirst="0" w:colLast="0" w:name="_67gbb37adu7n" w:id="33"/>
       <w:bookmarkEnd w:id="33"/>
       <w:r>
         <w:rPr>
@@ -28472,7 +28535,7 @@
       <w:pPr>
         <w:numPr>
           <w:ilvl w:val="0"/>
-          <w:numId w:val="3"/>
+          <w:numId w:val="9"/>
         </w:numPr>
         <w:spacing w:after="0" w:before="240" w:line="240" w:lineRule="auto"/>
         <w:ind w:left="720" w:hanging="360"/>
@@ -28494,7 +28557,7 @@
       <w:pPr>
         <w:numPr>
           <w:ilvl w:val="0"/>
-          <w:numId w:val="3"/>
+          <w:numId w:val="9"/>
         </w:numPr>
         <w:spacing w:after="0" w:before="0" w:line="240" w:lineRule="auto"/>
         <w:ind w:left="720" w:hanging="360"/>
@@ -28516,7 +28579,7 @@
       <w:pPr>
         <w:numPr>
           <w:ilvl w:val="0"/>
-          <w:numId w:val="3"/>
+          <w:numId w:val="9"/>
         </w:numPr>
         <w:spacing w:after="240" w:before="0" w:line="240" w:lineRule="auto"/>
         <w:ind w:left="720" w:hanging="360"/>
@@ -28543,7 +28606,7 @@
           <w:szCs w:val="24"/>
         </w:rPr>
       </w:pPr>
-      <w:bookmarkStart w:colFirst="0" w:colLast="0" w:name="_k9c5ym7enzyu" w:id="34"/>
+      <w:bookmarkStart w:colFirst="0" w:colLast="0" w:name="_5cbc1ckhcdzh" w:id="34"/>
       <w:bookmarkEnd w:id="34"/>
       <w:r>
         <w:rPr>
@@ -28575,7 +28638,7 @@
       <w:pPr>
         <w:numPr>
           <w:ilvl w:val="0"/>
-          <w:numId w:val="2"/>
+          <w:numId w:val="8"/>
         </w:numPr>
         <w:spacing w:after="0" w:before="240" w:line="240" w:lineRule="auto"/>
         <w:ind w:left="720" w:hanging="360"/>
@@ -28597,7 +28660,7 @@
       <w:pPr>
         <w:numPr>
           <w:ilvl w:val="0"/>
-          <w:numId w:val="2"/>
+          <w:numId w:val="8"/>
         </w:numPr>
         <w:spacing w:after="0" w:before="0" w:line="240" w:lineRule="auto"/>
         <w:ind w:left="720" w:hanging="360"/>
@@ -28619,7 +28682,7 @@
       <w:pPr>
         <w:numPr>
           <w:ilvl w:val="0"/>
-          <w:numId w:val="2"/>
+          <w:numId w:val="8"/>
         </w:numPr>
         <w:spacing w:after="0" w:before="0" w:line="240" w:lineRule="auto"/>
         <w:ind w:left="720" w:hanging="360"/>
@@ -28641,7 +28704,7 @@
       <w:pPr>
         <w:numPr>
           <w:ilvl w:val="0"/>
-          <w:numId w:val="2"/>
+          <w:numId w:val="8"/>
         </w:numPr>
         <w:spacing w:after="0" w:before="0" w:line="240" w:lineRule="auto"/>
         <w:ind w:left="720" w:hanging="360"/>
@@ -28663,7 +28726,7 @@
       <w:pPr>
         <w:numPr>
           <w:ilvl w:val="0"/>
-          <w:numId w:val="2"/>
+          <w:numId w:val="8"/>
         </w:numPr>
         <w:spacing w:after="240" w:before="0" w:line="240" w:lineRule="auto"/>
         <w:ind w:left="720" w:hanging="360"/>
@@ -28699,16 +28762,16 @@
           <wp:inline distB="114300" distT="114300" distL="114300" distR="114300">
             <wp:extent cx="5760410" cy="3721100"/>
             <wp:effectExtent b="0" l="0" r="0" t="0"/>
-            <wp:docPr id="17" name="image8.png"/>
+            <wp:docPr id="18" name="image17.png"/>
             <a:graphic>
               <a:graphicData uri="http://schemas.openxmlformats.org/drawingml/2006/picture">
                 <pic:pic>
                   <pic:nvPicPr>
-                    <pic:cNvPr id="0" name="image8.png"/>
+                    <pic:cNvPr id="0" name="image17.png"/>
                     <pic:cNvPicPr preferRelativeResize="0"/>
                   </pic:nvPicPr>
                   <pic:blipFill>
-                    <a:blip r:embed="rId26"/>
+                    <a:blip r:embed="rId27"/>
                     <a:srcRect b="0" l="0" r="0" t="0"/>
                     <a:stretch>
                       <a:fillRect/>
@@ -28746,7 +28809,7 @@
           <w:szCs w:val="24"/>
         </w:rPr>
       </w:pPr>
-      <w:bookmarkStart w:colFirst="0" w:colLast="0" w:name="_lentizt4lnqm" w:id="35"/>
+      <w:bookmarkStart w:colFirst="0" w:colLast="0" w:name="_gyuxz6mo47r3" w:id="35"/>
       <w:bookmarkEnd w:id="35"/>
       <w:r>
         <w:rPr>
@@ -28762,7 +28825,7 @@
       <w:pPr>
         <w:numPr>
           <w:ilvl w:val="0"/>
-          <w:numId w:val="12"/>
+          <w:numId w:val="4"/>
         </w:numPr>
         <w:spacing w:after="0" w:before="240" w:line="240" w:lineRule="auto"/>
         <w:ind w:left="720" w:hanging="360"/>
@@ -28784,7 +28847,7 @@
       <w:pPr>
         <w:numPr>
           <w:ilvl w:val="0"/>
-          <w:numId w:val="12"/>
+          <w:numId w:val="4"/>
         </w:numPr>
         <w:spacing w:after="0" w:before="0" w:line="240" w:lineRule="auto"/>
         <w:ind w:left="720" w:hanging="360"/>
@@ -28806,7 +28869,7 @@
       <w:pPr>
         <w:numPr>
           <w:ilvl w:val="0"/>
-          <w:numId w:val="12"/>
+          <w:numId w:val="4"/>
         </w:numPr>
         <w:spacing w:after="240" w:before="0" w:line="240" w:lineRule="auto"/>
         <w:ind w:left="720" w:hanging="360"/>
@@ -28836,7 +28899,7 @@
           <w:szCs w:val="24"/>
         </w:rPr>
       </w:pPr>
-      <w:bookmarkStart w:colFirst="0" w:colLast="0" w:name="_dk9e0833rw41" w:id="36"/>
+      <w:bookmarkStart w:colFirst="0" w:colLast="0" w:name="_u8uvokinz4av" w:id="36"/>
       <w:bookmarkEnd w:id="36"/>
       <w:r>
         <w:rPr>
@@ -28852,7 +28915,7 @@
       <w:pPr>
         <w:numPr>
           <w:ilvl w:val="0"/>
-          <w:numId w:val="13"/>
+          <w:numId w:val="5"/>
         </w:numPr>
         <w:spacing w:after="0" w:before="240" w:line="240" w:lineRule="auto"/>
         <w:ind w:left="720" w:hanging="360"/>
@@ -28874,7 +28937,7 @@
       <w:pPr>
         <w:numPr>
           <w:ilvl w:val="0"/>
-          <w:numId w:val="13"/>
+          <w:numId w:val="5"/>
         </w:numPr>
         <w:spacing w:after="0" w:before="0" w:line="240" w:lineRule="auto"/>
         <w:ind w:left="720" w:hanging="360"/>
@@ -28896,7 +28959,7 @@
       <w:pPr>
         <w:numPr>
           <w:ilvl w:val="0"/>
-          <w:numId w:val="13"/>
+          <w:numId w:val="5"/>
         </w:numPr>
         <w:spacing w:after="0" w:before="0" w:line="240" w:lineRule="auto"/>
         <w:ind w:left="720" w:hanging="360"/>
@@ -28954,7 +29017,7 @@
       <w:pPr>
         <w:numPr>
           <w:ilvl w:val="0"/>
-          <w:numId w:val="13"/>
+          <w:numId w:val="5"/>
         </w:numPr>
         <w:spacing w:after="240" w:before="0" w:line="240" w:lineRule="auto"/>
         <w:ind w:left="720" w:hanging="360"/>
@@ -29008,16 +29071,16 @@
           <wp:inline distB="114300" distT="114300" distL="114300" distR="114300">
             <wp:extent cx="5760410" cy="2679700"/>
             <wp:effectExtent b="0" l="0" r="0" t="0"/>
-            <wp:docPr id="18" name="image16.png"/>
+            <wp:docPr id="19" name="image15.png"/>
             <a:graphic>
               <a:graphicData uri="http://schemas.openxmlformats.org/drawingml/2006/picture">
                 <pic:pic>
                   <pic:nvPicPr>
-                    <pic:cNvPr id="0" name="image16.png"/>
+                    <pic:cNvPr id="0" name="image15.png"/>
                     <pic:cNvPicPr preferRelativeResize="0"/>
                   </pic:nvPicPr>
                   <pic:blipFill>
-                    <a:blip r:embed="rId27"/>
+                    <a:blip r:embed="rId28"/>
                     <a:srcRect b="0" l="0" r="0" t="0"/>
                     <a:stretch>
                       <a:fillRect/>
@@ -29058,7 +29121,7 @@
       </w:r>
     </w:p>
     <w:sectPr>
-      <w:footerReference r:id="rId28" w:type="default"/>
+      <w:footerReference r:id="rId29" w:type="default"/>
       <w:type w:val="nextPage"/>
       <w:pgSz w:h="16838" w:w="11906" w:orient="portrait"/>
       <w:pgMar w:bottom="1417" w:top="1417" w:left="1417" w:right="1417" w:header="708" w:footer="708"/>
@@ -29154,6 +29217,28 @@
 </file>
 
 <file path=word/footer2.xml><?xml version="1.0" encoding="utf-8"?>
+<w:ftr xmlns:mc="http://schemas.openxmlformats.org/markup-compatibility/2006" xmlns:o="urn:schemas-microsoft-com:office:office" xmlns:r="http://schemas.openxmlformats.org/officeDocument/2006/relationships" xmlns:m="http://schemas.openxmlformats.org/officeDocument/2006/math" xmlns:v="urn:schemas-microsoft-com:vml" xmlns:wp="http://schemas.openxmlformats.org/drawingml/2006/wordprocessingDrawing" xmlns:w10="urn:schemas-microsoft-com:office:word" xmlns:w="http://schemas.openxmlformats.org/wordprocessingml/2006/main" xmlns:wne="http://schemas.microsoft.com/office/word/2006/wordml" xmlns:sl="http://schemas.openxmlformats.org/schemaLibrary/2006/main" xmlns:a="http://schemas.openxmlformats.org/drawingml/2006/main" xmlns:pic="http://schemas.openxmlformats.org/drawingml/2006/picture" xmlns:c="http://schemas.openxmlformats.org/drawingml/2006/chart" xmlns:lc="http://schemas.openxmlformats.org/drawingml/2006/lockedCanvas" xmlns:dgm="http://schemas.openxmlformats.org/drawingml/2006/diagram" xmlns:wps="http://schemas.microsoft.com/office/word/2010/wordprocessingShape" xmlns:wpg="http://schemas.microsoft.com/office/word/2010/wordprocessingGroup" xmlns:w14="http://schemas.microsoft.com/office/word/2010/wordml" xmlns:w15="http://schemas.microsoft.com/office/word/2012/wordml" xmlns:w16="http://schemas.microsoft.com/office/word/2018/wordml" xmlns:w16cex="http://schemas.microsoft.com/office/word/2018/wordml/cex" xmlns:w16cid="http://schemas.microsoft.com/office/word/2016/wordml/cid" xmlns="http://schemas.microsoft.com/office/tasks/2019/documenttasks" xmlns:cr="http://schemas.microsoft.com/office/comments/2020/reactions">
+  <w:p>
+    <w:pPr>
+      <w:rPr/>
+    </w:pPr>
+    <w:r>
+      <w:rPr/>
+      <w:fldChar w:fldCharType="begin"/>
+      <w:instrText xml:space="preserve">PAGE</w:instrText>
+      <w:fldChar w:fldCharType="separate"/>
+      <w:fldChar w:fldCharType="end"/>
+    </w:r>
+    <w:r>
+      <w:rPr>
+        <w:rtl w:val="0"/>
+      </w:rPr>
+    </w:r>
+  </w:p>
+</w:ftr>
+</file>
+
+<file path=word/footer3.xml><?xml version="1.0" encoding="utf-8"?>
 <w:ftr xmlns:mc="http://schemas.openxmlformats.org/markup-compatibility/2006" xmlns:o="urn:schemas-microsoft-com:office:office" xmlns:r="http://schemas.openxmlformats.org/officeDocument/2006/relationships" xmlns:m="http://schemas.openxmlformats.org/officeDocument/2006/math" xmlns:v="urn:schemas-microsoft-com:vml" xmlns:wp="http://schemas.openxmlformats.org/drawingml/2006/wordprocessingDrawing" xmlns:w10="urn:schemas-microsoft-com:office:word" xmlns:w="http://schemas.openxmlformats.org/wordprocessingml/2006/main" xmlns:wne="http://schemas.microsoft.com/office/word/2006/wordml" xmlns:sl="http://schemas.openxmlformats.org/schemaLibrary/2006/main" xmlns:a="http://schemas.openxmlformats.org/drawingml/2006/main" xmlns:pic="http://schemas.openxmlformats.org/drawingml/2006/picture" xmlns:c="http://schemas.openxmlformats.org/drawingml/2006/chart" xmlns:lc="http://schemas.openxmlformats.org/drawingml/2006/lockedCanvas" xmlns:dgm="http://schemas.openxmlformats.org/drawingml/2006/diagram" xmlns:wps="http://schemas.microsoft.com/office/word/2010/wordprocessingShape" xmlns:wpg="http://schemas.microsoft.com/office/word/2010/wordprocessingGroup" xmlns:w14="http://schemas.microsoft.com/office/word/2010/wordml" xmlns:w15="http://schemas.microsoft.com/office/word/2012/wordml" xmlns:w16="http://schemas.microsoft.com/office/word/2018/wordml" xmlns:w16cex="http://schemas.microsoft.com/office/word/2018/wordml/cex" xmlns:w16cid="http://schemas.microsoft.com/office/word/2016/wordml/cid" xmlns="http://schemas.microsoft.com/office/tasks/2019/documenttasks" xmlns:cr="http://schemas.microsoft.com/office/comments/2020/reactions">
   <w:p>
     <w:pPr>
@@ -29375,7 +29460,7 @@
 </w:ftr>
 </file>
 
-<file path=word/footer3.xml><?xml version="1.0" encoding="utf-8"?>
+<file path=word/footer4.xml><?xml version="1.0" encoding="utf-8"?>
 <w:ftr xmlns:mc="http://schemas.openxmlformats.org/markup-compatibility/2006" xmlns:o="urn:schemas-microsoft-com:office:office" xmlns:r="http://schemas.openxmlformats.org/officeDocument/2006/relationships" xmlns:m="http://schemas.openxmlformats.org/officeDocument/2006/math" xmlns:v="urn:schemas-microsoft-com:vml" xmlns:wp="http://schemas.openxmlformats.org/drawingml/2006/wordprocessingDrawing" xmlns:w10="urn:schemas-microsoft-com:office:word" xmlns:w="http://schemas.openxmlformats.org/wordprocessingml/2006/main" xmlns:wne="http://schemas.microsoft.com/office/word/2006/wordml" xmlns:sl="http://schemas.openxmlformats.org/schemaLibrary/2006/main" xmlns:a="http://schemas.openxmlformats.org/drawingml/2006/main" xmlns:pic="http://schemas.openxmlformats.org/drawingml/2006/picture" xmlns:c="http://schemas.openxmlformats.org/drawingml/2006/chart" xmlns:lc="http://schemas.openxmlformats.org/drawingml/2006/lockedCanvas" xmlns:dgm="http://schemas.openxmlformats.org/drawingml/2006/diagram" xmlns:wps="http://schemas.microsoft.com/office/word/2010/wordprocessingShape" xmlns:wpg="http://schemas.microsoft.com/office/word/2010/wordprocessingGroup" xmlns:w14="http://schemas.microsoft.com/office/word/2010/wordml" xmlns:w15="http://schemas.microsoft.com/office/word/2012/wordml" xmlns:w16="http://schemas.microsoft.com/office/word/2018/wordml" xmlns:w16cex="http://schemas.microsoft.com/office/word/2018/wordml/cex" xmlns:w16cid="http://schemas.microsoft.com/office/word/2016/wordml/cid" xmlns="http://schemas.microsoft.com/office/tasks/2019/documenttasks" xmlns:cr="http://schemas.microsoft.com/office/comments/2020/reactions">
   <w:p>
     <w:pPr>
@@ -29427,28 +29512,6 @@
 </w:ftr>
 </file>
 
-<file path=word/footer4.xml><?xml version="1.0" encoding="utf-8"?>
-<w:ftr xmlns:mc="http://schemas.openxmlformats.org/markup-compatibility/2006" xmlns:o="urn:schemas-microsoft-com:office:office" xmlns:r="http://schemas.openxmlformats.org/officeDocument/2006/relationships" xmlns:m="http://schemas.openxmlformats.org/officeDocument/2006/math" xmlns:v="urn:schemas-microsoft-com:vml" xmlns:wp="http://schemas.openxmlformats.org/drawingml/2006/wordprocessingDrawing" xmlns:w10="urn:schemas-microsoft-com:office:word" xmlns:w="http://schemas.openxmlformats.org/wordprocessingml/2006/main" xmlns:wne="http://schemas.microsoft.com/office/word/2006/wordml" xmlns:sl="http://schemas.openxmlformats.org/schemaLibrary/2006/main" xmlns:a="http://schemas.openxmlformats.org/drawingml/2006/main" xmlns:pic="http://schemas.openxmlformats.org/drawingml/2006/picture" xmlns:c="http://schemas.openxmlformats.org/drawingml/2006/chart" xmlns:lc="http://schemas.openxmlformats.org/drawingml/2006/lockedCanvas" xmlns:dgm="http://schemas.openxmlformats.org/drawingml/2006/diagram" xmlns:wps="http://schemas.microsoft.com/office/word/2010/wordprocessingShape" xmlns:wpg="http://schemas.microsoft.com/office/word/2010/wordprocessingGroup" xmlns:w14="http://schemas.microsoft.com/office/word/2010/wordml" xmlns:w15="http://schemas.microsoft.com/office/word/2012/wordml" xmlns:w16="http://schemas.microsoft.com/office/word/2018/wordml" xmlns:w16cex="http://schemas.microsoft.com/office/word/2018/wordml/cex" xmlns:w16cid="http://schemas.microsoft.com/office/word/2016/wordml/cid" xmlns="http://schemas.microsoft.com/office/tasks/2019/documenttasks" xmlns:cr="http://schemas.microsoft.com/office/comments/2020/reactions">
-  <w:p>
-    <w:pPr>
-      <w:rPr/>
-    </w:pPr>
-    <w:r>
-      <w:rPr/>
-      <w:fldChar w:fldCharType="begin"/>
-      <w:instrText xml:space="preserve">PAGE</w:instrText>
-      <w:fldChar w:fldCharType="separate"/>
-      <w:fldChar w:fldCharType="end"/>
-    </w:r>
-    <w:r>
-      <w:rPr>
-        <w:rtl w:val="0"/>
-      </w:rPr>
-    </w:r>
-  </w:p>
-</w:ftr>
-</file>
-
 <file path=word/header1.xml><?xml version="1.0" encoding="utf-8"?>
 <w:hdr xmlns:mc="http://schemas.openxmlformats.org/markup-compatibility/2006" xmlns:o="urn:schemas-microsoft-com:office:office" xmlns:r="http://schemas.openxmlformats.org/officeDocument/2006/relationships" xmlns:m="http://schemas.openxmlformats.org/officeDocument/2006/math" xmlns:v="urn:schemas-microsoft-com:vml" xmlns:wp="http://schemas.openxmlformats.org/drawingml/2006/wordprocessingDrawing" xmlns:w10="urn:schemas-microsoft-com:office:word" xmlns:w="http://schemas.openxmlformats.org/wordprocessingml/2006/main" xmlns:wne="http://schemas.microsoft.com/office/word/2006/wordml" xmlns:sl="http://schemas.openxmlformats.org/schemaLibrary/2006/main" xmlns:a="http://schemas.openxmlformats.org/drawingml/2006/main" xmlns:pic="http://schemas.openxmlformats.org/drawingml/2006/picture" xmlns:c="http://schemas.openxmlformats.org/drawingml/2006/chart" xmlns:lc="http://schemas.openxmlformats.org/drawingml/2006/lockedCanvas" xmlns:dgm="http://schemas.openxmlformats.org/drawingml/2006/diagram" xmlns:wps="http://schemas.microsoft.com/office/word/2010/wordprocessingShape" xmlns:wpg="http://schemas.microsoft.com/office/word/2010/wordprocessingGroup" xmlns:w14="http://schemas.microsoft.com/office/word/2010/wordml" xmlns:w15="http://schemas.microsoft.com/office/word/2012/wordml" xmlns:w16="http://schemas.microsoft.com/office/word/2018/wordml" xmlns:w16cex="http://schemas.microsoft.com/office/word/2018/wordml/cex" xmlns:w16cid="http://schemas.microsoft.com/office/word/2016/wordml/cid" xmlns="http://schemas.microsoft.com/office/tasks/2019/documenttasks" xmlns:cr="http://schemas.microsoft.com/office/comments/2020/reactions">
   <w:p>
@@ -29909,8 +29972,8 @@
   <w:abstractNum w:abstractNumId="5">
     <w:lvl w:ilvl="0">
       <w:start w:val="1"/>
-      <w:numFmt w:val="bullet"/>
-      <w:lvlText w:val="●"/>
+      <w:numFmt w:val="decimal"/>
+      <w:lvlText w:val="%1."/>
       <w:lvlJc w:val="left"/>
       <w:pPr>
         <w:ind w:left="720" w:hanging="360"/>
@@ -29921,8 +29984,8 @@
     </w:lvl>
     <w:lvl w:ilvl="1">
       <w:start w:val="1"/>
-      <w:numFmt w:val="bullet"/>
-      <w:lvlText w:val="○"/>
+      <w:numFmt w:val="lowerLetter"/>
+      <w:lvlText w:val="%2."/>
       <w:lvlJc w:val="left"/>
       <w:pPr>
         <w:ind w:left="1440" w:hanging="360"/>
@@ -29933,8 +29996,8 @@
     </w:lvl>
     <w:lvl w:ilvl="2">
       <w:start w:val="1"/>
-      <w:numFmt w:val="bullet"/>
-      <w:lvlText w:val="■"/>
+      <w:numFmt w:val="lowerRoman"/>
+      <w:lvlText w:val="%3."/>
       <w:lvlJc w:val="left"/>
       <w:pPr>
         <w:ind w:left="2160" w:hanging="360"/>
@@ -29945,8 +30008,8 @@
     </w:lvl>
     <w:lvl w:ilvl="3">
       <w:start w:val="1"/>
-      <w:numFmt w:val="bullet"/>
-      <w:lvlText w:val="●"/>
+      <w:numFmt w:val="decimal"/>
+      <w:lvlText w:val="%4."/>
       <w:lvlJc w:val="left"/>
       <w:pPr>
         <w:ind w:left="2880" w:hanging="360"/>
@@ -29957,8 +30020,8 @@
     </w:lvl>
     <w:lvl w:ilvl="4">
       <w:start w:val="1"/>
-      <w:numFmt w:val="bullet"/>
-      <w:lvlText w:val="○"/>
+      <w:numFmt w:val="lowerLetter"/>
+      <w:lvlText w:val="%5."/>
       <w:lvlJc w:val="left"/>
       <w:pPr>
         <w:ind w:left="3600" w:hanging="360"/>
@@ -29969,8 +30032,8 @@
     </w:lvl>
     <w:lvl w:ilvl="5">
       <w:start w:val="1"/>
-      <w:numFmt w:val="bullet"/>
-      <w:lvlText w:val="■"/>
+      <w:numFmt w:val="lowerRoman"/>
+      <w:lvlText w:val="%6."/>
       <w:lvlJc w:val="left"/>
       <w:pPr>
         <w:ind w:left="4320" w:hanging="360"/>
@@ -29981,8 +30044,8 @@
     </w:lvl>
     <w:lvl w:ilvl="6">
       <w:start w:val="1"/>
-      <w:numFmt w:val="bullet"/>
-      <w:lvlText w:val="●"/>
+      <w:numFmt w:val="decimal"/>
+      <w:lvlText w:val="%7."/>
       <w:lvlJc w:val="left"/>
       <w:pPr>
         <w:ind w:left="5040" w:hanging="360"/>
@@ -29993,8 +30056,8 @@
     </w:lvl>
     <w:lvl w:ilvl="7">
       <w:start w:val="1"/>
-      <w:numFmt w:val="bullet"/>
-      <w:lvlText w:val="○"/>
+      <w:numFmt w:val="lowerLetter"/>
+      <w:lvlText w:val="%8."/>
       <w:lvlJc w:val="left"/>
       <w:pPr>
         <w:ind w:left="5760" w:hanging="360"/>
@@ -30005,8 +30068,8 @@
     </w:lvl>
     <w:lvl w:ilvl="8">
       <w:start w:val="1"/>
-      <w:numFmt w:val="bullet"/>
-      <w:lvlText w:val="■"/>
+      <w:numFmt w:val="lowerRoman"/>
+      <w:lvlText w:val="%9."/>
       <w:lvlJc w:val="left"/>
       <w:pPr>
         <w:ind w:left="6480" w:hanging="360"/>
@@ -30019,8 +30082,8 @@
   <w:abstractNum w:abstractNumId="6">
     <w:lvl w:ilvl="0">
       <w:start w:val="1"/>
-      <w:numFmt w:val="bullet"/>
-      <w:lvlText w:val="●"/>
+      <w:numFmt w:val="decimal"/>
+      <w:lvlText w:val="%1."/>
       <w:lvlJc w:val="left"/>
       <w:pPr>
         <w:ind w:left="720" w:hanging="360"/>
@@ -30031,8 +30094,8 @@
     </w:lvl>
     <w:lvl w:ilvl="1">
       <w:start w:val="1"/>
-      <w:numFmt w:val="bullet"/>
-      <w:lvlText w:val="○"/>
+      <w:numFmt w:val="lowerLetter"/>
+      <w:lvlText w:val="%2."/>
       <w:lvlJc w:val="left"/>
       <w:pPr>
         <w:ind w:left="1440" w:hanging="360"/>
@@ -30043,8 +30106,8 @@
     </w:lvl>
     <w:lvl w:ilvl="2">
       <w:start w:val="1"/>
-      <w:numFmt w:val="bullet"/>
-      <w:lvlText w:val="■"/>
+      <w:numFmt w:val="lowerRoman"/>
+      <w:lvlText w:val="%3."/>
       <w:lvlJc w:val="left"/>
       <w:pPr>
         <w:ind w:left="2160" w:hanging="360"/>
@@ -30055,8 +30118,8 @@
     </w:lvl>
     <w:lvl w:ilvl="3">
       <w:start w:val="1"/>
-      <w:numFmt w:val="bullet"/>
-      <w:lvlText w:val="●"/>
+      <w:numFmt w:val="decimal"/>
+      <w:lvlText w:val="%4."/>
       <w:lvlJc w:val="left"/>
       <w:pPr>
         <w:ind w:left="2880" w:hanging="360"/>
@@ -30067,8 +30130,8 @@
     </w:lvl>
     <w:lvl w:ilvl="4">
       <w:start w:val="1"/>
-      <w:numFmt w:val="bullet"/>
-      <w:lvlText w:val="○"/>
+      <w:numFmt w:val="lowerLetter"/>
+      <w:lvlText w:val="%5."/>
       <w:lvlJc w:val="left"/>
       <w:pPr>
         <w:ind w:left="3600" w:hanging="360"/>
@@ -30079,8 +30142,8 @@
     </w:lvl>
     <w:lvl w:ilvl="5">
       <w:start w:val="1"/>
-      <w:numFmt w:val="bullet"/>
-      <w:lvlText w:val="■"/>
+      <w:numFmt w:val="lowerRoman"/>
+      <w:lvlText w:val="%6."/>
       <w:lvlJc w:val="left"/>
       <w:pPr>
         <w:ind w:left="4320" w:hanging="360"/>
@@ -30091,8 +30154,8 @@
     </w:lvl>
     <w:lvl w:ilvl="6">
       <w:start w:val="1"/>
-      <w:numFmt w:val="bullet"/>
-      <w:lvlText w:val="●"/>
+      <w:numFmt w:val="decimal"/>
+      <w:lvlText w:val="%7."/>
       <w:lvlJc w:val="left"/>
       <w:pPr>
         <w:ind w:left="5040" w:hanging="360"/>
@@ -30103,8 +30166,8 @@
     </w:lvl>
     <w:lvl w:ilvl="7">
       <w:start w:val="1"/>
-      <w:numFmt w:val="bullet"/>
-      <w:lvlText w:val="○"/>
+      <w:numFmt w:val="lowerLetter"/>
+      <w:lvlText w:val="%8."/>
       <w:lvlJc w:val="left"/>
       <w:pPr>
         <w:ind w:left="5760" w:hanging="360"/>
@@ -30115,8 +30178,8 @@
     </w:lvl>
     <w:lvl w:ilvl="8">
       <w:start w:val="1"/>
-      <w:numFmt w:val="bullet"/>
-      <w:lvlText w:val="■"/>
+      <w:numFmt w:val="lowerRoman"/>
+      <w:lvlText w:val="%9."/>
       <w:lvlJc w:val="left"/>
       <w:pPr>
         <w:ind w:left="6480" w:hanging="360"/>
@@ -30789,8 +30852,8 @@
   <w:abstractNum w:abstractNumId="13">
     <w:lvl w:ilvl="0">
       <w:start w:val="1"/>
-      <w:numFmt w:val="decimal"/>
-      <w:lvlText w:val="%1."/>
+      <w:numFmt w:val="bullet"/>
+      <w:lvlText w:val="●"/>
       <w:lvlJc w:val="left"/>
       <w:pPr>
         <w:ind w:left="720" w:hanging="360"/>
@@ -30801,8 +30864,8 @@
     </w:lvl>
     <w:lvl w:ilvl="1">
       <w:start w:val="1"/>
-      <w:numFmt w:val="lowerLetter"/>
-      <w:lvlText w:val="%2."/>
+      <w:numFmt w:val="bullet"/>
+      <w:lvlText w:val="○"/>
       <w:lvlJc w:val="left"/>
       <w:pPr>
         <w:ind w:left="1440" w:hanging="360"/>
@@ -30813,8 +30876,8 @@
     </w:lvl>
     <w:lvl w:ilvl="2">
       <w:start w:val="1"/>
-      <w:numFmt w:val="lowerRoman"/>
-      <w:lvlText w:val="%3."/>
+      <w:numFmt w:val="bullet"/>
+      <w:lvlText w:val="■"/>
       <w:lvlJc w:val="left"/>
       <w:pPr>
         <w:ind w:left="2160" w:hanging="360"/>
@@ -30825,8 +30888,8 @@
     </w:lvl>
     <w:lvl w:ilvl="3">
       <w:start w:val="1"/>
-      <w:numFmt w:val="decimal"/>
-      <w:lvlText w:val="%4."/>
+      <w:numFmt w:val="bullet"/>
+      <w:lvlText w:val="●"/>
       <w:lvlJc w:val="left"/>
       <w:pPr>
         <w:ind w:left="2880" w:hanging="360"/>
@@ -30837,8 +30900,8 @@
     </w:lvl>
     <w:lvl w:ilvl="4">
       <w:start w:val="1"/>
-      <w:numFmt w:val="lowerLetter"/>
-      <w:lvlText w:val="%5."/>
+      <w:numFmt w:val="bullet"/>
+      <w:lvlText w:val="○"/>
       <w:lvlJc w:val="left"/>
       <w:pPr>
         <w:ind w:left="3600" w:hanging="360"/>
@@ -30849,8 +30912,8 @@
     </w:lvl>
     <w:lvl w:ilvl="5">
       <w:start w:val="1"/>
-      <w:numFmt w:val="lowerRoman"/>
-      <w:lvlText w:val="%6."/>
+      <w:numFmt w:val="bullet"/>
+      <w:lvlText w:val="■"/>
       <w:lvlJc w:val="left"/>
       <w:pPr>
         <w:ind w:left="4320" w:hanging="360"/>
@@ -30861,8 +30924,8 @@
     </w:lvl>
     <w:lvl w:ilvl="6">
       <w:start w:val="1"/>
-      <w:numFmt w:val="decimal"/>
-      <w:lvlText w:val="%7."/>
+      <w:numFmt w:val="bullet"/>
+      <w:lvlText w:val="●"/>
       <w:lvlJc w:val="left"/>
       <w:pPr>
         <w:ind w:left="5040" w:hanging="360"/>
@@ -30873,8 +30936,8 @@
     </w:lvl>
     <w:lvl w:ilvl="7">
       <w:start w:val="1"/>
-      <w:numFmt w:val="lowerLetter"/>
-      <w:lvlText w:val="%8."/>
+      <w:numFmt w:val="bullet"/>
+      <w:lvlText w:val="○"/>
       <w:lvlJc w:val="left"/>
       <w:pPr>
         <w:ind w:left="5760" w:hanging="360"/>
@@ -30885,8 +30948,8 @@
     </w:lvl>
     <w:lvl w:ilvl="8">
       <w:start w:val="1"/>
-      <w:numFmt w:val="lowerRoman"/>
-      <w:lvlText w:val="%9."/>
+      <w:numFmt w:val="bullet"/>
+      <w:lvlText w:val="■"/>
       <w:lvlJc w:val="left"/>
       <w:pPr>
         <w:ind w:left="6480" w:hanging="360"/>
@@ -30899,8 +30962,8 @@
   <w:abstractNum w:abstractNumId="14">
     <w:lvl w:ilvl="0">
       <w:start w:val="1"/>
-      <w:numFmt w:val="decimal"/>
-      <w:lvlText w:val="%1."/>
+      <w:numFmt w:val="bullet"/>
+      <w:lvlText w:val="●"/>
       <w:lvlJc w:val="left"/>
       <w:pPr>
         <w:ind w:left="720" w:hanging="360"/>
@@ -30911,8 +30974,8 @@
     </w:lvl>
     <w:lvl w:ilvl="1">
       <w:start w:val="1"/>
-      <w:numFmt w:val="lowerLetter"/>
-      <w:lvlText w:val="%2."/>
+      <w:numFmt w:val="bullet"/>
+      <w:lvlText w:val="○"/>
       <w:lvlJc w:val="left"/>
       <w:pPr>
         <w:ind w:left="1440" w:hanging="360"/>
@@ -30923,8 +30986,8 @@
     </w:lvl>
     <w:lvl w:ilvl="2">
       <w:start w:val="1"/>
-      <w:numFmt w:val="lowerRoman"/>
-      <w:lvlText w:val="%3."/>
+      <w:numFmt w:val="bullet"/>
+      <w:lvlText w:val="■"/>
       <w:lvlJc w:val="left"/>
       <w:pPr>
         <w:ind w:left="2160" w:hanging="360"/>
@@ -30935,8 +30998,8 @@
     </w:lvl>
     <w:lvl w:ilvl="3">
       <w:start w:val="1"/>
-      <w:numFmt w:val="decimal"/>
-      <w:lvlText w:val="%4."/>
+      <w:numFmt w:val="bullet"/>
+      <w:lvlText w:val="●"/>
       <w:lvlJc w:val="left"/>
       <w:pPr>
         <w:ind w:left="2880" w:hanging="360"/>
@@ -30947,8 +31010,8 @@
     </w:lvl>
     <w:lvl w:ilvl="4">
       <w:start w:val="1"/>
-      <w:numFmt w:val="lowerLetter"/>
-      <w:lvlText w:val="%5."/>
+      <w:numFmt w:val="bullet"/>
+      <w:lvlText w:val="○"/>
       <w:lvlJc w:val="left"/>
       <w:pPr>
         <w:ind w:left="3600" w:hanging="360"/>
@@ -30959,8 +31022,8 @@
     </w:lvl>
     <w:lvl w:ilvl="5">
       <w:start w:val="1"/>
-      <w:numFmt w:val="lowerRoman"/>
-      <w:lvlText w:val="%6."/>
+      <w:numFmt w:val="bullet"/>
+      <w:lvlText w:val="■"/>
       <w:lvlJc w:val="left"/>
       <w:pPr>
         <w:ind w:left="4320" w:hanging="360"/>
@@ -30971,8 +31034,8 @@
     </w:lvl>
     <w:lvl w:ilvl="6">
       <w:start w:val="1"/>
-      <w:numFmt w:val="decimal"/>
-      <w:lvlText w:val="%7."/>
+      <w:numFmt w:val="bullet"/>
+      <w:lvlText w:val="●"/>
       <w:lvlJc w:val="left"/>
       <w:pPr>
         <w:ind w:left="5040" w:hanging="360"/>
@@ -30983,8 +31046,8 @@
     </w:lvl>
     <w:lvl w:ilvl="7">
       <w:start w:val="1"/>
-      <w:numFmt w:val="lowerLetter"/>
-      <w:lvlText w:val="%8."/>
+      <w:numFmt w:val="bullet"/>
+      <w:lvlText w:val="○"/>
       <w:lvlJc w:val="left"/>
       <w:pPr>
         <w:ind w:left="5760" w:hanging="360"/>
@@ -30995,8 +31058,8 @@
     </w:lvl>
     <w:lvl w:ilvl="8">
       <w:start w:val="1"/>
-      <w:numFmt w:val="lowerRoman"/>
-      <w:lvlText w:val="%9."/>
+      <w:numFmt w:val="bullet"/>
+      <w:lvlText w:val="■"/>
       <w:lvlJc w:val="left"/>
       <w:pPr>
         <w:ind w:left="6480" w:hanging="360"/>
